--- a/WebContent/docx/Claudin18.2检测报告.docx
+++ b/WebContent/docx/Claudin18.2检测报告.docx
@@ -27,7 +27,7 @@
         <mc:AlternateContent>
           <mc:Choice Requires="wps">
             <w:drawing>
-              <wp:anchor distT="0" distB="0" distL="114300" distR="114300" simplePos="0" relativeHeight="251665408" behindDoc="0" locked="0" layoutInCell="1" allowOverlap="1">
+              <wp:anchor distT="0" distB="0" distL="114300" distR="114300" simplePos="0" relativeHeight="251664384" behindDoc="0" locked="0" layoutInCell="1" allowOverlap="1">
                 <wp:simplePos x="0" y="0"/>
                 <wp:positionH relativeFrom="column">
                   <wp:posOffset>-55245</wp:posOffset>
@@ -134,7 +134,7 @@
           </mc:Choice>
           <mc:Fallback>
             <w:pict>
-              <v:shape id="_x0000_s1026" o:spid="_x0000_s1026" o:spt="202" type="#_x0000_t202" style="position:absolute;left:0pt;margin-left:-4.35pt;margin-top:543.05pt;height:94.45pt;width:477.6pt;z-index:251665408;mso-width-relative:page;mso-height-relative:page;" filled="f" stroked="f" coordsize="21600,21600" o:gfxdata="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">
+              <v:shape id="_x0000_s1026" o:spid="_x0000_s1026" o:spt="202" type="#_x0000_t202" style="position:absolute;left:0pt;margin-left:-4.35pt;margin-top:543.05pt;height:94.45pt;width:477.6pt;z-index:251664384;mso-width-relative:page;mso-height-relative:page;" filled="f" stroked="f" coordsize="21600,21600" o:gfxdata="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">
                 <v:fill on="f" focussize="0,0"/>
                 <v:stroke on="f" weight="0.5pt"/>
                 <v:imagedata o:title=""/>
@@ -204,7 +204,7 @@
         <mc:AlternateContent>
           <mc:Choice Requires="wps">
             <w:drawing>
-              <wp:anchor distT="0" distB="0" distL="114300" distR="114300" simplePos="0" relativeHeight="251666432" behindDoc="0" locked="0" layoutInCell="1" allowOverlap="1">
+              <wp:anchor distT="0" distB="0" distL="114300" distR="114300" simplePos="0" relativeHeight="251665408" behindDoc="0" locked="0" layoutInCell="1" allowOverlap="1">
                 <wp:simplePos x="0" y="0"/>
                 <wp:positionH relativeFrom="column">
                   <wp:posOffset>-3175</wp:posOffset>
@@ -289,7 +289,7 @@
           </mc:Choice>
           <mc:Fallback>
             <w:pict>
-              <v:shape id="_x0000_s1026" o:spid="_x0000_s1026" o:spt="202" type="#_x0000_t202" style="position:absolute;left:0pt;margin-left:-0.25pt;margin-top:689.3pt;height:24.95pt;width:140.8pt;z-index:251666432;mso-width-relative:page;mso-height-relative:page;" fillcolor="#FFFFFF [3201]" filled="t" stroked="f" coordsize="21600,21600" o:gfxdata="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">
+              <v:shape id="_x0000_s1026" o:spid="_x0000_s1026" o:spt="202" type="#_x0000_t202" style="position:absolute;left:0pt;margin-left:-0.25pt;margin-top:689.3pt;height:24.95pt;width:140.8pt;z-index:251665408;mso-width-relative:page;mso-height-relative:page;" fillcolor="#FFFFFF [3201]" filled="t" stroked="f" coordsize="21600,21600" o:gfxdata="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">
                 <v:fill on="t" focussize="0,0"/>
                 <v:stroke on="f" weight="0.5pt"/>
                 <v:imagedata o:title=""/>
@@ -327,10 +327,9 @@
           </mc:Fallback>
         </mc:AlternateContent>
       </w:r>
-      <w:bookmarkStart w:id="3" w:name="_GoBack"/>
       <w:r>
         <w:drawing>
-          <wp:anchor distT="0" distB="0" distL="0" distR="0" simplePos="0" relativeHeight="251668480" behindDoc="0" locked="0" layoutInCell="1" allowOverlap="1">
+          <wp:anchor distT="0" distB="0" distL="0" distR="0" simplePos="0" relativeHeight="251667456" behindDoc="0" locked="0" layoutInCell="1" allowOverlap="1">
             <wp:simplePos x="0" y="0"/>
             <wp:positionH relativeFrom="column">
               <wp:posOffset>1611630</wp:posOffset>
@@ -380,14 +379,13 @@
           </wp:anchor>
         </w:drawing>
       </w:r>
-      <w:bookmarkEnd w:id="3"/>
       <w:r>
         <w:rPr>
           <w:rFonts w:hint="default" w:ascii="Times New Roman" w:hAnsi="Times New Roman" w:cs="Times New Roman"/>
           <w:lang w:eastAsia="zh-CN"/>
         </w:rPr>
         <w:drawing>
-          <wp:anchor distT="0" distB="0" distL="114300" distR="114300" simplePos="0" relativeHeight="251664384" behindDoc="0" locked="0" layoutInCell="1" allowOverlap="1">
+          <wp:anchor distT="0" distB="0" distL="114300" distR="114300" simplePos="0" relativeHeight="251663360" behindDoc="0" locked="0" layoutInCell="1" allowOverlap="1">
             <wp:simplePos x="0" y="0"/>
             <wp:positionH relativeFrom="column">
               <wp:posOffset>-643255</wp:posOffset>
@@ -465,8 +463,8 @@
         </w:rPr>
       </w:pPr>
       <w:bookmarkStart w:id="0" w:name="_Toc500163468"/>
-      <w:bookmarkStart w:id="1" w:name="_Toc500263098"/>
-      <w:bookmarkStart w:id="2" w:name="_Toc500164193"/>
+      <w:bookmarkStart w:id="1" w:name="_Toc500164193"/>
+      <w:bookmarkStart w:id="2" w:name="_Toc500263098"/>
     </w:p>
     <w:p>
       <w:pPr>
@@ -647,14 +645,14 @@
           </w:tcPr>
           <w:p>
             <w:pPr>
-              <w:pStyle w:val="214"/>
+              <w:pStyle w:val="215"/>
               <w:rPr>
                 <w:rFonts w:hint="default" w:ascii="Times New Roman" w:hAnsi="Times New Roman" w:cs="Times New Roman"/>
                 <w:highlight w:val="yellow"/>
               </w:rPr>
             </w:pPr>
             <w:r>
-              <w:t xml:space="preserve">患者姓名： </w:t>
+              <w:t>患者姓名：</w:t>
             </w:r>
             <w:r>
               <w:rPr>
@@ -671,7 +669,7 @@
           </w:tcPr>
           <w:p>
             <w:pPr>
-              <w:pStyle w:val="214"/>
+              <w:pStyle w:val="215"/>
               <w:rPr>
                 <w:rFonts w:hint="default" w:ascii="Times New Roman" w:hAnsi="Times New Roman" w:cs="Times New Roman"/>
                 <w:highlight w:val="yellow"/>
@@ -695,7 +693,7 @@
           </w:tcPr>
           <w:p>
             <w:pPr>
-              <w:pStyle w:val="214"/>
+              <w:pStyle w:val="215"/>
               <w:rPr>
                 <w:rFonts w:hint="default" w:ascii="Times New Roman" w:hAnsi="Times New Roman" w:cs="Times New Roman"/>
                 <w:highlight w:val="yellow"/>
@@ -722,7 +720,7 @@
           </w:tcPr>
           <w:p>
             <w:pPr>
-              <w:pStyle w:val="214"/>
+              <w:pStyle w:val="215"/>
               <w:rPr>
                 <w:rFonts w:hint="default" w:ascii="Times New Roman" w:hAnsi="Times New Roman" w:cs="Times New Roman"/>
                 <w:highlight w:val="yellow"/>
@@ -769,7 +767,7 @@
           </w:tcPr>
           <w:p>
             <w:pPr>
-              <w:pStyle w:val="214"/>
+              <w:pStyle w:val="215"/>
               <w:rPr>
                 <w:rFonts w:hint="default" w:ascii="Times New Roman" w:hAnsi="Times New Roman" w:cs="Times New Roman"/>
                 <w:highlight w:val="yellow"/>
@@ -793,7 +791,7 @@
           </w:tcPr>
           <w:p>
             <w:pPr>
-              <w:pStyle w:val="214"/>
+              <w:pStyle w:val="215"/>
               <w:rPr>
                 <w:rFonts w:hint="default" w:ascii="Times New Roman" w:hAnsi="Times New Roman" w:cs="Times New Roman"/>
                 <w:highlight w:val="yellow"/>
@@ -835,7 +833,7 @@
           </w:tcPr>
           <w:p>
             <w:pPr>
-              <w:pStyle w:val="214"/>
+              <w:pStyle w:val="215"/>
               <w:rPr>
                 <w:rFonts w:hint="default" w:ascii="Times New Roman" w:hAnsi="Times New Roman" w:cs="Times New Roman"/>
                 <w:highlight w:val="yellow"/>
@@ -859,7 +857,7 @@
           </w:tcPr>
           <w:p>
             <w:pPr>
-              <w:pStyle w:val="214"/>
+              <w:pStyle w:val="215"/>
               <w:rPr>
                 <w:rFonts w:hint="default" w:ascii="Times New Roman" w:hAnsi="Times New Roman" w:cs="Times New Roman"/>
                 <w:highlight w:val="yellow"/>
@@ -915,7 +913,7 @@
           </w:tcPr>
           <w:p>
             <w:pPr>
-              <w:pStyle w:val="214"/>
+              <w:pStyle w:val="215"/>
               <w:rPr>
                 <w:rFonts w:hint="default" w:ascii="Times New Roman" w:hAnsi="Times New Roman" w:cs="Times New Roman"/>
                 <w:highlight w:val="yellow"/>
@@ -939,7 +937,7 @@
           </w:tcPr>
           <w:p>
             <w:pPr>
-              <w:pStyle w:val="214"/>
+              <w:pStyle w:val="215"/>
               <w:rPr>
                 <w:rFonts w:hint="default" w:ascii="Times New Roman" w:hAnsi="Times New Roman" w:cs="Times New Roman"/>
                 <w:highlight w:val="yellow"/>
@@ -1062,7 +1060,7 @@
           </w:tcPr>
           <w:p>
             <w:pPr>
-              <w:pStyle w:val="215"/>
+              <w:pStyle w:val="216"/>
               <w:ind w:firstLine="180" w:firstLineChars="100"/>
               <w:rPr>
                 <w:rFonts w:hint="default" w:ascii="Times New Roman" w:hAnsi="Times New Roman" w:eastAsia="微软雅黑" w:cs="Times New Roman"/>
@@ -1185,7 +1183,7 @@
           </w:tcPr>
           <w:p>
             <w:pPr>
-              <w:pStyle w:val="215"/>
+              <w:pStyle w:val="216"/>
               <w:ind w:firstLine="180" w:firstLineChars="100"/>
               <w:rPr>
                 <w:rFonts w:hint="default" w:ascii="Times New Roman" w:hAnsi="Times New Roman" w:eastAsia="微软雅黑" w:cs="Times New Roman"/>
@@ -1247,7 +1245,7 @@
           </w:tcPr>
           <w:p>
             <w:pPr>
-              <w:pStyle w:val="228"/>
+              <w:pStyle w:val="229"/>
               <w:rPr>
                 <w:rFonts w:hint="default" w:ascii="Times New Roman" w:hAnsi="Times New Roman" w:cs="Times New Roman"/>
                 <w:highlight w:val="yellow"/>
@@ -1732,7 +1730,7 @@
                 </w:tcPr>
                 <w:p>
                   <w:pPr>
-                    <w:pStyle w:val="217"/>
+                    <w:pStyle w:val="218"/>
                     <w:rPr>
                       <w:rFonts w:hint="default" w:ascii="Times New Roman" w:hAnsi="Times New Roman" w:cs="Times New Roman"/>
                     </w:rPr>
@@ -1774,7 +1772,7 @@
                 </w:tcPr>
                 <w:p>
                   <w:pPr>
-                    <w:pStyle w:val="217"/>
+                    <w:pStyle w:val="218"/>
                     <w:rPr>
                       <w:rFonts w:hint="default" w:ascii="Times New Roman" w:hAnsi="Times New Roman" w:cs="Times New Roman"/>
                     </w:rPr>
@@ -1810,7 +1808,7 @@
                 </w:tcPr>
                 <w:p>
                   <w:pPr>
-                    <w:pStyle w:val="217"/>
+                    <w:pStyle w:val="218"/>
                     <w:rPr>
                       <w:rFonts w:hint="default" w:ascii="Times New Roman" w:hAnsi="Times New Roman" w:cs="Times New Roman"/>
                     </w:rPr>
@@ -1828,6 +1826,12 @@
                   <w:insideH w:val="single" w:color="62B541" w:sz="4" w:space="0"/>
                   <w:insideV w:val="single" w:color="62B541" w:sz="4" w:space="0"/>
                 </w:tblBorders>
+                <w:tblCellMar>
+                  <w:top w:w="0" w:type="dxa"/>
+                  <w:left w:w="108" w:type="dxa"/>
+                  <w:bottom w:w="0" w:type="dxa"/>
+                  <w:right w:w="108" w:type="dxa"/>
+                </w:tblCellMar>
               </w:tblPrEx>
               <w:trPr>
                 <w:trHeight w:val="358" w:hRule="atLeast"/>
@@ -1840,7 +1844,7 @@
                 </w:tcPr>
                 <w:p>
                   <w:pPr>
-                    <w:pStyle w:val="217"/>
+                    <w:pStyle w:val="218"/>
                     <w:rPr>
                       <w:rFonts w:hint="default" w:ascii="Times New Roman" w:hAnsi="Times New Roman" w:cs="Times New Roman"/>
                     </w:rPr>
@@ -2048,7 +2052,7 @@
           </w:tcPr>
           <w:p>
             <w:pPr>
-              <w:pStyle w:val="217"/>
+              <w:pStyle w:val="218"/>
               <w:rPr>
                 <w:rFonts w:hint="default" w:ascii="Times New Roman" w:hAnsi="Times New Roman" w:eastAsia="微软雅黑" w:cs="Times New Roman"/>
                 <w:lang w:eastAsia="zh-CN"/>
@@ -2070,7 +2074,7 @@
           </w:tcPr>
           <w:p>
             <w:pPr>
-              <w:pStyle w:val="217"/>
+              <w:pStyle w:val="218"/>
               <w:rPr>
                 <w:rFonts w:hint="default" w:ascii="Times New Roman" w:hAnsi="Times New Roman" w:eastAsia="微软雅黑" w:cs="Times New Roman"/>
                 <w:highlight w:val="yellow"/>
@@ -2127,7 +2131,7 @@
           </w:tcPr>
           <w:p>
             <w:pPr>
-              <w:pStyle w:val="217"/>
+              <w:pStyle w:val="218"/>
               <w:rPr>
                 <w:rFonts w:hint="default" w:ascii="Times New Roman" w:hAnsi="Times New Roman" w:cs="Times New Roman"/>
               </w:rPr>
@@ -2142,7 +2146,7 @@
           </w:tcPr>
           <w:p>
             <w:pPr>
-              <w:pStyle w:val="217"/>
+              <w:pStyle w:val="218"/>
               <w:rPr>
                 <w:rFonts w:hint="default" w:ascii="Times New Roman" w:hAnsi="Times New Roman" w:cs="Times New Roman"/>
               </w:rPr>
@@ -2157,7 +2161,7 @@
           </w:tcPr>
           <w:p>
             <w:pPr>
-              <w:pStyle w:val="217"/>
+              <w:pStyle w:val="218"/>
               <w:rPr>
                 <w:rFonts w:hint="default" w:ascii="Times New Roman" w:hAnsi="Times New Roman" w:cs="Times New Roman"/>
               </w:rPr>
@@ -2171,7 +2175,7 @@
           </w:tcPr>
           <w:p>
             <w:pPr>
-              <w:pStyle w:val="217"/>
+              <w:pStyle w:val="218"/>
               <w:rPr>
                 <w:rFonts w:hint="default" w:ascii="Times New Roman" w:hAnsi="Times New Roman" w:eastAsia="微软雅黑" w:cs="Times New Roman"/>
                 <w:lang w:val="en-US" w:eastAsia="zh-CN"/>
@@ -2193,7 +2197,7 @@
           </w:tcPr>
           <w:p>
             <w:pPr>
-              <w:pStyle w:val="217"/>
+              <w:pStyle w:val="218"/>
               <w:rPr>
                 <w:rFonts w:hint="default" w:ascii="Times New Roman" w:hAnsi="Times New Roman" w:eastAsia="微软雅黑" w:cs="Times New Roman"/>
                 <w:highlight w:val="yellow"/>
@@ -2250,7 +2254,7 @@
           </w:tcPr>
           <w:p>
             <w:pPr>
-              <w:pStyle w:val="217"/>
+              <w:pStyle w:val="218"/>
               <w:rPr>
                 <w:rFonts w:hint="default" w:ascii="Times New Roman" w:hAnsi="Times New Roman" w:cs="Times New Roman"/>
               </w:rPr>
@@ -2265,7 +2269,7 @@
           </w:tcPr>
           <w:p>
             <w:pPr>
-              <w:pStyle w:val="217"/>
+              <w:pStyle w:val="218"/>
               <w:rPr>
                 <w:rFonts w:hint="default" w:ascii="Times New Roman" w:hAnsi="Times New Roman" w:cs="Times New Roman"/>
               </w:rPr>
@@ -2280,7 +2284,7 @@
           </w:tcPr>
           <w:p>
             <w:pPr>
-              <w:pStyle w:val="217"/>
+              <w:pStyle w:val="218"/>
               <w:rPr>
                 <w:rFonts w:hint="default" w:ascii="Times New Roman" w:hAnsi="Times New Roman" w:cs="Times New Roman"/>
               </w:rPr>
@@ -3098,7 +3102,7 @@
     </w:p>
     <w:tbl>
       <w:tblPr>
-        <w:tblStyle w:val="230"/>
+        <w:tblStyle w:val="231"/>
         <w:tblpPr w:leftFromText="113" w:rightFromText="113" w:vertAnchor="page" w:tblpXSpec="center" w:tblpY="15027"/>
         <w:tblW w:w="0" w:type="auto"/>
         <w:tblInd w:w="0" w:type="dxa"/>
@@ -3349,7 +3353,7 @@
           </w:tcPr>
           <w:p>
             <w:pPr>
-              <w:pStyle w:val="231"/>
+              <w:pStyle w:val="232"/>
               <w:framePr w:hSpace="0" w:wrap="auto" w:vAnchor="margin" w:hAnchor="text" w:xAlign="left" w:yAlign="inline"/>
               <w:rPr>
                 <w:rFonts w:hint="default" w:ascii="Times New Roman" w:hAnsi="Times New Roman" w:cs="Times New Roman"/>
@@ -3461,7 +3465,7 @@
           <w:rFonts w:hint="default" w:ascii="Times New Roman" w:hAnsi="Times New Roman" w:cs="Times New Roman"/>
         </w:rPr>
         <w:drawing>
-          <wp:anchor distT="0" distB="0" distL="0" distR="0" simplePos="0" relativeHeight="251667456" behindDoc="0" locked="0" layoutInCell="1" allowOverlap="1">
+          <wp:anchor distT="0" distB="0" distL="0" distR="0" simplePos="0" relativeHeight="251666432" behindDoc="0" locked="0" layoutInCell="1" allowOverlap="1">
             <wp:simplePos x="0" y="0"/>
             <wp:positionH relativeFrom="column">
               <wp:posOffset>4889500</wp:posOffset>
@@ -3572,13 +3576,6 @@
             <w:insideH w:val="single" w:color="365F91" w:sz="12" w:space="0"/>
             <w:insideV w:val="single" w:color="365F91" w:sz="12" w:space="0"/>
           </w:tblBorders>
-          <w:shd w:val="clear" w:color="auto" w:fill="62B541"/>
-          <w:tblCellMar>
-            <w:top w:w="0" w:type="dxa"/>
-            <w:left w:w="108" w:type="dxa"/>
-            <w:bottom w:w="0" w:type="dxa"/>
-            <w:right w:w="108" w:type="dxa"/>
-          </w:tblCellMar>
         </w:tblPrEx>
         <w:trPr>
           <w:trHeight w:val="885" w:hRule="atLeast"/>
@@ -3620,7 +3617,7 @@
               <mc:AlternateContent>
                 <mc:Choice Requires="wps">
                   <w:drawing>
-                    <wp:anchor distT="45720" distB="45720" distL="114300" distR="114300" simplePos="0" relativeHeight="251663360" behindDoc="0" locked="0" layoutInCell="1" allowOverlap="1">
+                    <wp:anchor distT="45720" distB="45720" distL="114300" distR="114300" simplePos="0" relativeHeight="251662336" behindDoc="0" locked="0" layoutInCell="1" allowOverlap="1">
                       <wp:simplePos x="0" y="0"/>
                       <wp:positionH relativeFrom="margin">
                         <wp:align>center</wp:align>
@@ -3675,7 +3672,7 @@
                 </mc:Choice>
                 <mc:Fallback>
                   <w:pict>
-                    <v:shape id="文本框 2" o:spid="_x0000_s1026" o:spt="202" type="#_x0000_t202" style="position:absolute;left:0pt;margin-top:765.7pt;height:31.5pt;width:473.25pt;mso-position-horizontal:center;mso-position-horizontal-relative:margin;mso-position-vertical-relative:page;z-index:251663360;v-text-anchor:middle;mso-width-relative:page;mso-height-relative:page;" fillcolor="#FFFFFF" filled="t" stroked="f" coordsize="21600,21600" o:gfxdata="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">
+                    <v:shape id="文本框 2" o:spid="_x0000_s1026" o:spt="202" type="#_x0000_t202" style="position:absolute;left:0pt;margin-top:765.7pt;height:31.5pt;width:473.25pt;mso-position-horizontal:center;mso-position-horizontal-relative:margin;mso-position-vertical-relative:page;z-index:251662336;v-text-anchor:middle;mso-width-relative:page;mso-height-relative:page;" fillcolor="#FFFFFF" filled="t" stroked="f" coordsize="21600,21600" o:gfxdata="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">
                       <v:fill on="t" focussize="0,0"/>
                       <v:stroke on="f" miterlimit="8" joinstyle="miter"/>
                       <v:imagedata o:title=""/>
@@ -3715,29 +3712,28 @@
     </w:tbl>
     <w:p>
       <w:pPr>
-        <w:pStyle w:val="25"/>
-        <w:spacing w:line="440" w:lineRule="exact"/>
-        <w:ind w:right="288" w:rightChars="137" w:firstLine="0" w:firstLineChars="0"/>
-        <w:jc w:val="center"/>
-        <w:rPr>
-          <w:rFonts w:hint="default" w:ascii="Times New Roman" w:hAnsi="Times New Roman" w:eastAsia="微软雅黑" w:cs="Times New Roman"/>
-          <w:b/>
-          <w:kern w:val="0"/>
-          <w:sz w:val="15"/>
-          <w:szCs w:val="15"/>
-        </w:rPr>
-      </w:pPr>
-    </w:p>
-    <w:p>
-      <w:pPr>
         <w:pStyle w:val="2"/>
+        <w:keepNext/>
+        <w:keepLines/>
+        <w:pageBreakBefore w:val="0"/>
+        <w:widowControl w:val="0"/>
         <w:numPr>
           <w:ilvl w:val="0"/>
           <w:numId w:val="0"/>
         </w:numPr>
-        <w:spacing w:line="440" w:lineRule="exact"/>
-        <w:ind w:left="432" w:right="288" w:rightChars="137" w:hanging="432"/>
+        <w:kinsoku/>
+        <w:wordWrap/>
+        <w:overflowPunct/>
+        <w:topLinePunct w:val="0"/>
+        <w:autoSpaceDE/>
+        <w:autoSpaceDN/>
+        <w:bidi w:val="0"/>
+        <w:adjustRightInd/>
+        <w:snapToGrid/>
+        <w:spacing w:before="0" w:after="0" w:line="440" w:lineRule="exact"/>
+        <w:ind w:left="431" w:right="288" w:rightChars="137" w:hanging="431"/>
         <w:jc w:val="both"/>
+        <w:textAlignment w:val="auto"/>
         <w:rPr>
           <w:rFonts w:hint="default" w:ascii="Times New Roman" w:hAnsi="Times New Roman" w:eastAsia="微软雅黑" w:cs="Times New Roman"/>
           <w:color w:val="62B541"/>
@@ -3773,6 +3769,188 @@
           <w:szCs w:val="24"/>
         </w:rPr>
         <w:t>关于Claudin 18.2</w:t>
+      </w:r>
+    </w:p>
+    <w:p>
+      <w:pPr>
+        <w:adjustRightInd w:val="0"/>
+        <w:snapToGrid w:val="0"/>
+        <w:spacing w:line="360" w:lineRule="auto"/>
+        <w:ind w:firstLine="360" w:firstLineChars="200"/>
+        <w:rPr>
+          <w:rFonts w:hint="default" w:ascii="Times New Roman" w:hAnsi="Times New Roman" w:eastAsia="微软雅黑" w:cs="Times New Roman"/>
+          <w:color w:val="auto"/>
+          <w:sz w:val="18"/>
+        </w:rPr>
+      </w:pPr>
+      <w:r>
+        <w:rPr>
+          <w:rFonts w:hint="default" w:ascii="Times New Roman" w:hAnsi="Times New Roman" w:eastAsia="微软雅黑" w:cs="Times New Roman"/>
+          <w:color w:val="auto"/>
+          <w:sz w:val="18"/>
+        </w:rPr>
+        <w:t>Claudin（CLDN）蛋白家族是构成紧密连接重要的组成及功能结构，包括至少27个家族成员，均是定位于细胞膜表面的跨膜蛋白。Claudin 18.2是Claudin 18两种亚型之一，与Claudin 18.1的氨基酸序列有高度同源性</w:t>
+      </w:r>
+      <w:r>
+        <w:rPr>
+          <w:rFonts w:hint="default" w:ascii="Times New Roman" w:hAnsi="Times New Roman" w:eastAsia="微软雅黑" w:cs="Times New Roman"/>
+          <w:color w:val="auto"/>
+          <w:sz w:val="18"/>
+          <w:lang w:eastAsia="zh-CN"/>
+        </w:rPr>
+        <w:t>（</w:t>
+      </w:r>
+      <w:r>
+        <w:rPr>
+          <w:rFonts w:hint="default" w:ascii="Times New Roman" w:hAnsi="Times New Roman" w:eastAsia="微软雅黑" w:cs="Times New Roman"/>
+          <w:color w:val="auto"/>
+          <w:sz w:val="18"/>
+        </w:rPr>
+        <w:t>图1</w:t>
+      </w:r>
+      <w:r>
+        <w:rPr>
+          <w:rFonts w:hint="default" w:ascii="Times New Roman" w:hAnsi="Times New Roman" w:eastAsia="微软雅黑" w:cs="Times New Roman"/>
+          <w:color w:val="auto"/>
+          <w:sz w:val="18"/>
+          <w:lang w:eastAsia="zh-CN"/>
+        </w:rPr>
+        <w:t>）</w:t>
+      </w:r>
+      <w:r>
+        <w:rPr>
+          <w:rFonts w:hint="default" w:ascii="Times New Roman" w:hAnsi="Times New Roman" w:eastAsia="微软雅黑" w:cs="Times New Roman"/>
+          <w:color w:val="auto"/>
+          <w:sz w:val="18"/>
+        </w:rPr>
+        <w:t>。目前普遍认为CLDN18.2参与调节H</w:t>
+      </w:r>
+      <w:r>
+        <w:rPr>
+          <w:rFonts w:hint="default" w:ascii="Times New Roman" w:hAnsi="Times New Roman" w:eastAsia="微软雅黑" w:cs="Times New Roman"/>
+          <w:color w:val="auto"/>
+          <w:sz w:val="18"/>
+          <w:vertAlign w:val="superscript"/>
+        </w:rPr>
+        <w:t>+</w:t>
+      </w:r>
+      <w:r>
+        <w:rPr>
+          <w:rFonts w:hint="default" w:ascii="Times New Roman" w:hAnsi="Times New Roman" w:eastAsia="微软雅黑" w:cs="Times New Roman"/>
+          <w:color w:val="auto"/>
+          <w:sz w:val="18"/>
+        </w:rPr>
+        <w:t>、Na</w:t>
+      </w:r>
+      <w:r>
+        <w:rPr>
+          <w:rFonts w:hint="default" w:ascii="Times New Roman" w:hAnsi="Times New Roman" w:eastAsia="微软雅黑" w:cs="Times New Roman"/>
+          <w:color w:val="auto"/>
+          <w:sz w:val="18"/>
+          <w:vertAlign w:val="superscript"/>
+        </w:rPr>
+        <w:t>+</w:t>
+      </w:r>
+      <w:r>
+        <w:rPr>
+          <w:rFonts w:hint="default" w:ascii="Times New Roman" w:hAnsi="Times New Roman" w:eastAsia="微软雅黑" w:cs="Times New Roman"/>
+          <w:color w:val="auto"/>
+          <w:sz w:val="18"/>
+        </w:rPr>
+        <w:t>等阳离子的通透性，CLDN18.2的缺失可引发胃黏膜下中性粒细胞聚集以及炎症反应发生</w:t>
+      </w:r>
+      <w:r>
+        <w:rPr>
+          <w:rFonts w:hint="default" w:ascii="Times New Roman" w:hAnsi="Times New Roman" w:eastAsia="微软雅黑" w:cs="Times New Roman"/>
+          <w:color w:val="auto"/>
+          <w:sz w:val="18"/>
+          <w:vertAlign w:val="superscript"/>
+          <w:lang w:val="en-US" w:eastAsia="zh-CN"/>
+        </w:rPr>
+        <w:t>[1]</w:t>
+      </w:r>
+      <w:r>
+        <w:rPr>
+          <w:rFonts w:hint="default" w:ascii="Times New Roman" w:hAnsi="Times New Roman" w:eastAsia="微软雅黑" w:cs="Times New Roman"/>
+          <w:color w:val="auto"/>
+          <w:sz w:val="18"/>
+        </w:rPr>
+        <w:t>。在正常情况下，Claudin 18.2特异地表达在分化的胃黏膜上皮细胞，但在胃干细胞区不表达，且在其它正常组织中基本不表达</w:t>
+      </w:r>
+      <w:r>
+        <w:rPr>
+          <w:rFonts w:hint="default" w:ascii="Times New Roman" w:hAnsi="Times New Roman" w:eastAsia="微软雅黑" w:cs="Times New Roman"/>
+          <w:color w:val="auto"/>
+          <w:sz w:val="18"/>
+          <w:vertAlign w:val="superscript"/>
+          <w:lang w:val="en-US" w:eastAsia="zh-CN"/>
+        </w:rPr>
+        <w:t>[2,3]</w:t>
+      </w:r>
+      <w:r>
+        <w:rPr>
+          <w:rFonts w:hint="default" w:ascii="Times New Roman" w:hAnsi="Times New Roman" w:eastAsia="微软雅黑" w:cs="Times New Roman"/>
+          <w:color w:val="auto"/>
+          <w:sz w:val="18"/>
+        </w:rPr>
+        <w:t>。</w:t>
+      </w:r>
+    </w:p>
+    <w:p>
+      <w:pPr>
+        <w:adjustRightInd w:val="0"/>
+        <w:snapToGrid w:val="0"/>
+        <w:spacing w:line="360" w:lineRule="auto"/>
+        <w:ind w:firstLine="360" w:firstLineChars="200"/>
+        <w:rPr>
+          <w:rFonts w:hint="default" w:ascii="Times New Roman" w:hAnsi="Times New Roman" w:eastAsia="微软雅黑" w:cs="Times New Roman"/>
+          <w:color w:val="auto"/>
+          <w:sz w:val="18"/>
+        </w:rPr>
+      </w:pPr>
+      <w:r>
+        <w:rPr>
+          <w:rFonts w:hint="default" w:ascii="Times New Roman" w:hAnsi="Times New Roman" w:eastAsia="微软雅黑" w:cs="Times New Roman"/>
+          <w:color w:val="auto"/>
+          <w:sz w:val="18"/>
+        </w:rPr>
+        <w:t>CLDN18.2可特异性表达于胃上皮，在胃粘膜中调节细胞的通透性、维持细胞屏障、参与信号传导等，其表达情况可随胃癌的发展进程改变，研究显示CLDN18.2在胃癌患者中的表达率为40%-87%，尤其多见于弥漫型胃癌</w:t>
+      </w:r>
+      <w:r>
+        <w:rPr>
+          <w:rFonts w:hint="default" w:ascii="Times New Roman" w:hAnsi="Times New Roman" w:eastAsia="微软雅黑" w:cs="Times New Roman"/>
+          <w:color w:val="auto"/>
+          <w:sz w:val="18"/>
+          <w:vertAlign w:val="superscript"/>
+        </w:rPr>
+        <w:t>[</w:t>
+      </w:r>
+      <w:r>
+        <w:rPr>
+          <w:rFonts w:hint="default" w:ascii="Times New Roman" w:hAnsi="Times New Roman" w:eastAsia="微软雅黑" w:cs="Times New Roman"/>
+          <w:color w:val="auto"/>
+          <w:sz w:val="18"/>
+          <w:vertAlign w:val="superscript"/>
+          <w:lang w:val="en-US" w:eastAsia="zh-CN"/>
+        </w:rPr>
+        <w:t>4</w:t>
+      </w:r>
+      <w:r>
+        <w:rPr>
+          <w:rFonts w:hint="default" w:ascii="Times New Roman" w:hAnsi="Times New Roman" w:eastAsia="微软雅黑" w:cs="Times New Roman"/>
+          <w:color w:val="auto"/>
+          <w:sz w:val="18"/>
+          <w:vertAlign w:val="superscript"/>
+        </w:rPr>
+        <w:t>]</w:t>
+      </w:r>
+      <w:r>
+        <w:rPr>
+          <w:rFonts w:hint="default" w:ascii="Times New Roman" w:hAnsi="Times New Roman" w:eastAsia="微软雅黑" w:cs="Times New Roman"/>
+          <w:color w:val="auto"/>
+          <w:sz w:val="18"/>
+        </w:rPr>
+        <w:t>。</w:t>
       </w:r>
     </w:p>
     <w:p>
@@ -3790,93 +3968,45 @@
       <w:r>
         <w:rPr>
           <w:rFonts w:hint="default" w:ascii="Times New Roman" w:hAnsi="Times New Roman" w:eastAsia="微软雅黑" w:cs="Times New Roman"/>
-          <w:sz w:val="18"/>
-        </w:rPr>
-        <w:t>Claudin（CLDN）蛋白家族是构成紧密连接重要的组成及功能结构，包括至少27个家族成员，均是定位于细胞膜表面的跨膜蛋白。Claudin 18.2是Claudin 18两种亚型之一，与Claudin 18.1的氨基酸序列有高度同源性（图1）。目前普遍认为CLDN18.2参与调节H</w:t>
-      </w:r>
-      <w:r>
-        <w:rPr>
-          <w:rFonts w:hint="default" w:ascii="Times New Roman" w:hAnsi="Times New Roman" w:eastAsia="微软雅黑" w:cs="Times New Roman"/>
+          <w:color w:val="auto"/>
+          <w:sz w:val="18"/>
+        </w:rPr>
+        <w:t>目前CLDN18.2可用的蛋白表达检测手段主要是免疫组织化学法，比较成熟的检测抗体来源主要有两种：FAST研究中使用的CLAUDE</w:t>
+      </w:r>
+      <w:r>
+        <w:rPr>
+          <w:rFonts w:hint="default" w:ascii="Times New Roman" w:hAnsi="Times New Roman" w:eastAsia="微软雅黑" w:cs="Times New Roman"/>
+          <w:color w:val="auto"/>
+          <w:sz w:val="18"/>
+          <w:lang w:val="en-US" w:eastAsia="zh-CN"/>
+        </w:rPr>
+        <w:t>-</w:t>
+      </w:r>
+      <w:r>
+        <w:rPr>
+          <w:rFonts w:hint="default" w:ascii="Times New Roman" w:hAnsi="Times New Roman" w:eastAsia="微软雅黑" w:cs="Times New Roman"/>
+          <w:color w:val="auto"/>
+          <w:sz w:val="18"/>
+        </w:rPr>
+        <w:t>TECT（德国Ganymed公司），以及Abcam Cambridge（美国Abcam公司）</w:t>
+      </w:r>
+      <w:r>
+        <w:rPr>
+          <w:rFonts w:hint="default" w:ascii="Times New Roman" w:hAnsi="Times New Roman" w:eastAsia="微软雅黑" w:cs="Times New Roman"/>
+          <w:color w:val="auto"/>
           <w:sz w:val="18"/>
           <w:vertAlign w:val="superscript"/>
-        </w:rPr>
-        <w:t>+</w:t>
-      </w:r>
-      <w:r>
-        <w:rPr>
-          <w:rFonts w:hint="default" w:ascii="Times New Roman" w:hAnsi="Times New Roman" w:eastAsia="微软雅黑" w:cs="Times New Roman"/>
-          <w:sz w:val="18"/>
-        </w:rPr>
-        <w:t>、Na</w:t>
-      </w:r>
-      <w:r>
-        <w:rPr>
-          <w:rFonts w:hint="default" w:ascii="Times New Roman" w:hAnsi="Times New Roman" w:eastAsia="微软雅黑" w:cs="Times New Roman"/>
-          <w:sz w:val="18"/>
-          <w:vertAlign w:val="superscript"/>
-        </w:rPr>
-        <w:t>+</w:t>
-      </w:r>
-      <w:r>
-        <w:rPr>
-          <w:rFonts w:hint="default" w:ascii="Times New Roman" w:hAnsi="Times New Roman" w:eastAsia="微软雅黑" w:cs="Times New Roman"/>
-          <w:sz w:val="18"/>
-        </w:rPr>
-        <w:t>等阳离子的通透性，CLDN18.2的缺失可引发胃黏膜下中性粒细胞聚集以及炎症反应发生。在正常情况下，Claudin 18.2特异地表达在分化的胃黏膜上皮细胞，但在胃干细胞区不表达，且在其它正常组织中基本不表达。</w:t>
-      </w:r>
-    </w:p>
-    <w:p>
-      <w:pPr>
-        <w:adjustRightInd w:val="0"/>
-        <w:snapToGrid w:val="0"/>
-        <w:spacing w:line="360" w:lineRule="auto"/>
-        <w:ind w:firstLine="360" w:firstLineChars="200"/>
-        <w:jc w:val="both"/>
-        <w:rPr>
-          <w:rFonts w:hint="default" w:ascii="Times New Roman" w:hAnsi="Times New Roman" w:eastAsia="微软雅黑" w:cs="Times New Roman"/>
-          <w:sz w:val="18"/>
-        </w:rPr>
-      </w:pPr>
-      <w:r>
-        <w:rPr>
-          <w:rFonts w:hint="default" w:ascii="Times New Roman" w:hAnsi="Times New Roman" w:eastAsia="微软雅黑" w:cs="Times New Roman"/>
-          <w:sz w:val="18"/>
-        </w:rPr>
-        <w:t>Claudin18.2 蛋白在胰腺导管腺癌、胰腺神经内分泌瘤、胰腺腺泡细胞癌、胆管癌、肺腺癌、肺大细胞癌、食管腺癌、食管胃结合部腺癌和卵巢癌的部分患者中异常表达，阳性率因肿瘤类型不同在3.7%-87.0%，比如胃癌(60%~80%)、胰腺癌(50%)、食管癌(30%~50%)和肺癌(40%~60%)等。特别是亚裔人群的胃癌阳性率最高，因此，Claudin18.2成为了一个颇具潜力的靶向治疗与免疫治疗新靶标。</w:t>
-      </w:r>
-    </w:p>
-    <w:p>
-      <w:pPr>
-        <w:adjustRightInd w:val="0"/>
-        <w:snapToGrid w:val="0"/>
-        <w:spacing w:line="360" w:lineRule="auto"/>
-        <w:ind w:firstLine="360" w:firstLineChars="200"/>
-        <w:jc w:val="both"/>
-        <w:rPr>
-          <w:rFonts w:hint="default" w:ascii="Times New Roman" w:hAnsi="Times New Roman" w:eastAsia="微软雅黑" w:cs="Times New Roman"/>
-          <w:sz w:val="18"/>
-        </w:rPr>
-      </w:pPr>
-      <w:r>
-        <w:rPr>
-          <w:rFonts w:hint="default" w:ascii="Times New Roman" w:hAnsi="Times New Roman" w:eastAsia="微软雅黑" w:cs="Times New Roman"/>
-          <w:sz w:val="18"/>
-        </w:rPr>
-        <w:t>目前CLDN18.2可用的蛋白表达检测手段主要是免疫组织化学法，比较成熟的检测抗体来源主要有两种：FAST 研究中使用的CLAUDE</w:t>
-      </w:r>
-      <w:r>
-        <w:rPr>
-          <w:rFonts w:hint="default" w:ascii="Times New Roman" w:hAnsi="Times New Roman" w:eastAsia="MS Gothic" w:cs="Times New Roman"/>
-          <w:sz w:val="18"/>
-        </w:rPr>
-        <w:t>⁃</w:t>
-      </w:r>
-      <w:r>
-        <w:rPr>
-          <w:rFonts w:hint="default" w:ascii="Times New Roman" w:hAnsi="Times New Roman" w:eastAsia="微软雅黑" w:cs="Times New Roman"/>
-          <w:sz w:val="18"/>
-        </w:rPr>
-        <w:t>TECT（德国Ganymed 公司），以及Abcam Cambridge（美国Abcam公司）。</w:t>
+          <w:lang w:val="en-US" w:eastAsia="zh-CN"/>
+        </w:rPr>
+        <w:t>[5-7]</w:t>
+      </w:r>
+      <w:r>
+        <w:rPr>
+          <w:rFonts w:hint="default" w:ascii="Times New Roman" w:hAnsi="Times New Roman" w:eastAsia="微软雅黑" w:cs="Times New Roman"/>
+          <w:color w:val="auto"/>
+          <w:sz w:val="18"/>
+        </w:rPr>
+        <w:t>。</w:t>
       </w:r>
     </w:p>
     <w:p>
@@ -3976,7 +4106,76 @@
           <w:rFonts w:hint="default" w:ascii="Times New Roman" w:hAnsi="Times New Roman" w:eastAsia="微软雅黑" w:cs="Times New Roman"/>
           <w:sz w:val="16"/>
         </w:rPr>
-        <w:t>Claudin 18.2序列及Claudin蛋白结构示意图</w:t>
+        <w:t>Claudin 18.2</w:t>
+      </w:r>
+      <w:r>
+        <w:rPr>
+          <w:rFonts w:hint="eastAsia" w:ascii="Times New Roman" w:hAnsi="Times New Roman" w:eastAsia="微软雅黑" w:cs="Times New Roman"/>
+          <w:sz w:val="16"/>
+          <w:lang w:val="en-US" w:eastAsia="zh-CN"/>
+        </w:rPr>
+        <w:t>部分</w:t>
+      </w:r>
+      <w:r>
+        <w:rPr>
+          <w:rFonts w:hint="default" w:ascii="Times New Roman" w:hAnsi="Times New Roman" w:eastAsia="微软雅黑" w:cs="Times New Roman"/>
+          <w:sz w:val="16"/>
+        </w:rPr>
+        <w:t>序列及Claudin蛋白结构示意图</w:t>
+      </w:r>
+    </w:p>
+    <w:p>
+      <w:pPr>
+        <w:pStyle w:val="2"/>
+        <w:keepNext/>
+        <w:keepLines/>
+        <w:pageBreakBefore w:val="0"/>
+        <w:widowControl w:val="0"/>
+        <w:numPr>
+          <w:ilvl w:val="0"/>
+          <w:numId w:val="0"/>
+        </w:numPr>
+        <w:kinsoku/>
+        <w:wordWrap/>
+        <w:overflowPunct/>
+        <w:topLinePunct w:val="0"/>
+        <w:autoSpaceDE/>
+        <w:autoSpaceDN/>
+        <w:bidi w:val="0"/>
+        <w:adjustRightInd/>
+        <w:snapToGrid/>
+        <w:spacing w:before="0" w:after="0" w:line="440" w:lineRule="exact"/>
+        <w:ind w:left="431" w:right="288" w:rightChars="137" w:hanging="431"/>
+        <w:jc w:val="left"/>
+        <w:textAlignment w:val="auto"/>
+        <w:rPr>
+          <w:rFonts w:hint="default" w:ascii="Times New Roman" w:hAnsi="Times New Roman" w:eastAsia="微软雅黑" w:cs="Times New Roman"/>
+          <w:color w:val="62B541"/>
+          <w:sz w:val="24"/>
+          <w:szCs w:val="24"/>
+        </w:rPr>
+      </w:pPr>
+      <w:r>
+        <w:rPr>
+          <w:rFonts w:hint="default" w:ascii="Times New Roman" w:hAnsi="Times New Roman" w:eastAsia="微软雅黑" w:cs="Times New Roman"/>
+          <w:color w:val="62B541"/>
+          <w:sz w:val="24"/>
+          <w:szCs w:val="24"/>
+        </w:rPr>
+        <w:t xml:space="preserve">2. </w:t>
+      </w:r>
+      <w:r>
+        <w:rPr>
+          <w:rFonts w:hint="default" w:ascii="Times New Roman" w:hAnsi="Times New Roman" w:eastAsia="微软雅黑" w:cs="Times New Roman"/>
+          <w:b/>
+          <w:bCs/>
+          <w:color w:val="62B541"/>
+          <w:sz w:val="24"/>
+          <w:szCs w:val="24"/>
+          <w:u w:val="none"/>
+          <w:lang w:val="en-US" w:eastAsia="zh-CN"/>
+        </w:rPr>
+        <w:t>已获批药物</w:t>
       </w:r>
     </w:p>
     <w:p>
@@ -3984,10 +4183,3547 @@
         <w:adjustRightInd w:val="0"/>
         <w:snapToGrid w:val="0"/>
         <w:spacing w:line="360" w:lineRule="auto"/>
-        <w:ind w:firstLine="400" w:firstLineChars="200"/>
+        <w:ind w:firstLine="360" w:firstLineChars="200"/>
         <w:rPr>
           <w:rFonts w:hint="default" w:ascii="Times New Roman" w:hAnsi="Times New Roman" w:eastAsia="微软雅黑" w:cs="Times New Roman"/>
           <w:sz w:val="20"/>
+        </w:rPr>
+      </w:pPr>
+      <w:r>
+        <w:rPr>
+          <w:rFonts w:hint="default" w:ascii="Times New Roman" w:hAnsi="Times New Roman" w:eastAsia="微软雅黑" w:cs="Times New Roman"/>
+          <w:color w:val="000000"/>
+          <w:sz w:val="18"/>
+          <w:szCs w:val="18"/>
+        </w:rPr>
+        <w:t>目前，进入临床试验阶段的CLDN18.2靶向药物包括单抗、嵌合抗原受体（CAR）-T、抗体偶联药物（ADC）和双抗四大类。</w:t>
+      </w:r>
+      <w:r>
+        <w:rPr>
+          <w:rFonts w:hint="default" w:ascii="Times New Roman" w:hAnsi="Times New Roman" w:eastAsia="微软雅黑" w:cs="Times New Roman"/>
+          <w:color w:val="000000"/>
+          <w:sz w:val="18"/>
+          <w:szCs w:val="18"/>
+          <w:lang w:val="en-US" w:eastAsia="zh-CN"/>
+        </w:rPr>
+        <w:t>2024年</w:t>
+      </w:r>
+      <w:r>
+        <w:rPr>
+          <w:rFonts w:hint="default" w:ascii="Times New Roman" w:hAnsi="Times New Roman" w:eastAsia="微软雅黑" w:cs="Times New Roman"/>
+          <w:color w:val="000000"/>
+          <w:sz w:val="18"/>
+          <w:szCs w:val="18"/>
+          <w:lang w:eastAsia="zh-CN"/>
+        </w:rPr>
+        <w:t>，</w:t>
+      </w:r>
+      <w:r>
+        <w:rPr>
+          <w:rFonts w:hint="default" w:ascii="Times New Roman" w:hAnsi="Times New Roman" w:eastAsia="微软雅黑" w:cs="Times New Roman"/>
+          <w:color w:val="000000"/>
+          <w:sz w:val="18"/>
+          <w:szCs w:val="18"/>
+          <w:lang w:val="en-US" w:eastAsia="zh-CN"/>
+        </w:rPr>
+        <w:t>中国、</w:t>
+      </w:r>
+      <w:r>
+        <w:rPr>
+          <w:rFonts w:hint="default" w:ascii="Times New Roman" w:hAnsi="Times New Roman" w:eastAsia="微软雅黑" w:cs="Times New Roman"/>
+          <w:i w:val="0"/>
+          <w:iCs w:val="0"/>
+          <w:caps w:val="0"/>
+          <w:spacing w:val="6"/>
+          <w:sz w:val="18"/>
+          <w:szCs w:val="18"/>
+          <w:shd w:val="clear" w:fill="FFFFFF"/>
+          <w:lang w:val="en-US" w:eastAsia="zh-CN"/>
+        </w:rPr>
+        <w:t>美国和日本</w:t>
+      </w:r>
+      <w:r>
+        <w:rPr>
+          <w:rFonts w:hint="default" w:ascii="Times New Roman" w:hAnsi="Times New Roman" w:eastAsia="微软雅黑" w:cs="Times New Roman"/>
+          <w:i w:val="0"/>
+          <w:iCs w:val="0"/>
+          <w:caps w:val="0"/>
+          <w:spacing w:val="6"/>
+          <w:sz w:val="18"/>
+          <w:szCs w:val="18"/>
+          <w:shd w:val="clear" w:fill="FFFFFF"/>
+        </w:rPr>
+        <w:t>已批准VYLOY</w:t>
+      </w:r>
+      <w:r>
+        <w:rPr>
+          <w:rFonts w:hint="default" w:ascii="Times New Roman" w:hAnsi="Times New Roman" w:eastAsia="微软雅黑" w:cs="Times New Roman"/>
+          <w:i w:val="0"/>
+          <w:iCs w:val="0"/>
+          <w:caps w:val="0"/>
+          <w:spacing w:val="6"/>
+          <w:sz w:val="18"/>
+          <w:szCs w:val="18"/>
+          <w:shd w:val="clear" w:fill="FFFFFF"/>
+          <w:vertAlign w:val="superscript"/>
+        </w:rPr>
+        <w:t>®</w:t>
+      </w:r>
+      <w:r>
+        <w:rPr>
+          <w:rFonts w:hint="default" w:ascii="Times New Roman" w:hAnsi="Times New Roman" w:eastAsia="微软雅黑" w:cs="Times New Roman"/>
+          <w:i w:val="0"/>
+          <w:iCs w:val="0"/>
+          <w:caps w:val="0"/>
+          <w:spacing w:val="6"/>
+          <w:sz w:val="18"/>
+          <w:szCs w:val="18"/>
+          <w:shd w:val="clear" w:fill="FFFFFF"/>
+          <w:lang w:eastAsia="zh-CN"/>
+        </w:rPr>
+        <w:t>（威络益</w:t>
+      </w:r>
+      <w:r>
+        <w:rPr>
+          <w:rFonts w:hint="eastAsia" w:ascii="Times New Roman" w:hAnsi="Times New Roman" w:eastAsia="微软雅黑" w:cs="Times New Roman"/>
+          <w:i w:val="0"/>
+          <w:iCs w:val="0"/>
+          <w:caps w:val="0"/>
+          <w:spacing w:val="6"/>
+          <w:sz w:val="18"/>
+          <w:szCs w:val="18"/>
+          <w:shd w:val="clear" w:fill="FFFFFF"/>
+          <w:lang w:eastAsia="zh-CN"/>
+        </w:rPr>
+        <w:t>，</w:t>
+      </w:r>
+      <w:r>
+        <w:rPr>
+          <w:rFonts w:hint="default" w:ascii="Times New Roman" w:hAnsi="Times New Roman" w:eastAsia="微软雅黑" w:cs="Times New Roman"/>
+          <w:i w:val="0"/>
+          <w:iCs w:val="0"/>
+          <w:caps w:val="0"/>
+          <w:spacing w:val="6"/>
+          <w:sz w:val="18"/>
+          <w:szCs w:val="18"/>
+          <w:shd w:val="clear" w:fill="FFFFFF"/>
+          <w:lang w:eastAsia="zh-CN"/>
+        </w:rPr>
+        <w:t>佐妥昔单抗</w:t>
+      </w:r>
+      <w:r>
+        <w:rPr>
+          <w:rFonts w:hint="eastAsia" w:ascii="Times New Roman" w:hAnsi="Times New Roman" w:eastAsia="微软雅黑" w:cs="Times New Roman"/>
+          <w:i w:val="0"/>
+          <w:iCs w:val="0"/>
+          <w:caps w:val="0"/>
+          <w:spacing w:val="6"/>
+          <w:sz w:val="18"/>
+          <w:szCs w:val="18"/>
+          <w:shd w:val="clear" w:fill="FFFFFF"/>
+          <w:lang w:eastAsia="zh-CN"/>
+        </w:rPr>
+        <w:t>，</w:t>
+      </w:r>
+      <w:r>
+        <w:rPr>
+          <w:rFonts w:hint="eastAsia" w:ascii="Times New Roman" w:hAnsi="Times New Roman" w:eastAsia="微软雅黑" w:cs="Times New Roman"/>
+          <w:i w:val="0"/>
+          <w:iCs w:val="0"/>
+          <w:caps w:val="0"/>
+          <w:spacing w:val="6"/>
+          <w:sz w:val="18"/>
+          <w:szCs w:val="18"/>
+          <w:shd w:val="clear" w:fill="FFFFFF"/>
+          <w:lang w:val="en-US" w:eastAsia="zh-CN"/>
+        </w:rPr>
+        <w:t>Z</w:t>
+      </w:r>
+      <w:r>
+        <w:rPr>
+          <w:rFonts w:hint="default" w:ascii="Times New Roman" w:hAnsi="Times New Roman" w:eastAsia="微软雅黑" w:cs="Times New Roman"/>
+          <w:i w:val="0"/>
+          <w:iCs w:val="0"/>
+          <w:caps w:val="0"/>
+          <w:spacing w:val="6"/>
+          <w:sz w:val="18"/>
+          <w:szCs w:val="18"/>
+          <w:shd w:val="clear" w:fill="FFFFFF"/>
+        </w:rPr>
+        <w:t>olbetuximab-clzb</w:t>
+      </w:r>
+      <w:r>
+        <w:rPr>
+          <w:rFonts w:hint="default" w:ascii="Times New Roman" w:hAnsi="Times New Roman" w:eastAsia="微软雅黑" w:cs="Times New Roman"/>
+          <w:i w:val="0"/>
+          <w:iCs w:val="0"/>
+          <w:caps w:val="0"/>
+          <w:spacing w:val="6"/>
+          <w:sz w:val="18"/>
+          <w:szCs w:val="18"/>
+          <w:shd w:val="clear" w:fill="FFFFFF"/>
+          <w:lang w:eastAsia="zh-CN"/>
+        </w:rPr>
+        <w:t>）</w:t>
+      </w:r>
+      <w:r>
+        <w:rPr>
+          <w:rFonts w:hint="default" w:ascii="Times New Roman" w:hAnsi="Times New Roman" w:eastAsia="微软雅黑" w:cs="Times New Roman"/>
+          <w:i w:val="0"/>
+          <w:iCs w:val="0"/>
+          <w:caps w:val="0"/>
+          <w:spacing w:val="6"/>
+          <w:sz w:val="18"/>
+          <w:szCs w:val="18"/>
+          <w:shd w:val="clear" w:fill="FFFFFF"/>
+        </w:rPr>
+        <w:t>与含氟尿嘧啶</w:t>
+      </w:r>
+      <w:r>
+        <w:rPr>
+          <w:rFonts w:hint="eastAsia" w:ascii="Times New Roman" w:hAnsi="Times New Roman" w:eastAsia="微软雅黑" w:cs="Times New Roman"/>
+          <w:i w:val="0"/>
+          <w:iCs w:val="0"/>
+          <w:caps w:val="0"/>
+          <w:spacing w:val="6"/>
+          <w:sz w:val="18"/>
+          <w:szCs w:val="18"/>
+          <w:shd w:val="clear" w:fill="FFFFFF"/>
+          <w:lang w:val="en-US" w:eastAsia="zh-CN"/>
+        </w:rPr>
+        <w:t>类</w:t>
+      </w:r>
+      <w:r>
+        <w:rPr>
+          <w:rFonts w:hint="default" w:ascii="Times New Roman" w:hAnsi="Times New Roman" w:eastAsia="微软雅黑" w:cs="Times New Roman"/>
+          <w:i w:val="0"/>
+          <w:iCs w:val="0"/>
+          <w:caps w:val="0"/>
+          <w:spacing w:val="6"/>
+          <w:sz w:val="18"/>
+          <w:szCs w:val="18"/>
+          <w:shd w:val="clear" w:fill="FFFFFF"/>
+        </w:rPr>
+        <w:t>和铂类化疗药物联合用于一线治疗患有局部晚期不可切除或转移性胃或胃食管交界处</w:t>
+      </w:r>
+      <w:r>
+        <w:rPr>
+          <w:rFonts w:hint="default" w:ascii="Times New Roman" w:hAnsi="Times New Roman" w:eastAsia="微软雅黑" w:cs="Times New Roman"/>
+          <w:i w:val="0"/>
+          <w:iCs w:val="0"/>
+          <w:caps w:val="0"/>
+          <w:spacing w:val="6"/>
+          <w:sz w:val="18"/>
+          <w:szCs w:val="18"/>
+          <w:shd w:val="clear" w:fill="FFFFFF"/>
+          <w:lang w:eastAsia="zh-CN"/>
+        </w:rPr>
+        <w:t>（</w:t>
+      </w:r>
+      <w:r>
+        <w:rPr>
+          <w:rFonts w:hint="default" w:ascii="Times New Roman" w:hAnsi="Times New Roman" w:eastAsia="微软雅黑" w:cs="Times New Roman"/>
+          <w:i w:val="0"/>
+          <w:iCs w:val="0"/>
+          <w:caps w:val="0"/>
+          <w:spacing w:val="6"/>
+          <w:sz w:val="18"/>
+          <w:szCs w:val="18"/>
+          <w:shd w:val="clear" w:fill="FFFFFF"/>
+        </w:rPr>
+        <w:t>GEJ</w:t>
+      </w:r>
+      <w:r>
+        <w:rPr>
+          <w:rFonts w:hint="default" w:ascii="Times New Roman" w:hAnsi="Times New Roman" w:eastAsia="微软雅黑" w:cs="Times New Roman"/>
+          <w:i w:val="0"/>
+          <w:iCs w:val="0"/>
+          <w:caps w:val="0"/>
+          <w:spacing w:val="6"/>
+          <w:sz w:val="18"/>
+          <w:szCs w:val="18"/>
+          <w:shd w:val="clear" w:fill="FFFFFF"/>
+          <w:lang w:eastAsia="zh-CN"/>
+        </w:rPr>
+        <w:t>）</w:t>
+      </w:r>
+      <w:r>
+        <w:rPr>
+          <w:rFonts w:hint="default" w:ascii="Times New Roman" w:hAnsi="Times New Roman" w:eastAsia="微软雅黑" w:cs="Times New Roman"/>
+          <w:i w:val="0"/>
+          <w:iCs w:val="0"/>
+          <w:caps w:val="0"/>
+          <w:spacing w:val="6"/>
+          <w:sz w:val="18"/>
+          <w:szCs w:val="18"/>
+          <w:shd w:val="clear" w:fill="FFFFFF"/>
+        </w:rPr>
+        <w:t>腺癌，且人表皮生长因子受体2</w:t>
+      </w:r>
+      <w:r>
+        <w:rPr>
+          <w:rFonts w:hint="default" w:ascii="Times New Roman" w:hAnsi="Times New Roman" w:eastAsia="微软雅黑" w:cs="Times New Roman"/>
+          <w:i w:val="0"/>
+          <w:iCs w:val="0"/>
+          <w:caps w:val="0"/>
+          <w:spacing w:val="6"/>
+          <w:sz w:val="18"/>
+          <w:szCs w:val="18"/>
+          <w:shd w:val="clear" w:fill="FFFFFF"/>
+          <w:lang w:eastAsia="zh-CN"/>
+        </w:rPr>
+        <w:t>（</w:t>
+      </w:r>
+      <w:r>
+        <w:rPr>
+          <w:rFonts w:hint="default" w:ascii="Times New Roman" w:hAnsi="Times New Roman" w:eastAsia="微软雅黑" w:cs="Times New Roman"/>
+          <w:i w:val="0"/>
+          <w:iCs w:val="0"/>
+          <w:caps w:val="0"/>
+          <w:spacing w:val="6"/>
+          <w:sz w:val="18"/>
+          <w:szCs w:val="18"/>
+          <w:shd w:val="clear" w:fill="FFFFFF"/>
+        </w:rPr>
+        <w:t>HER2</w:t>
+      </w:r>
+      <w:r>
+        <w:rPr>
+          <w:rFonts w:hint="default" w:ascii="Times New Roman" w:hAnsi="Times New Roman" w:eastAsia="微软雅黑" w:cs="Times New Roman"/>
+          <w:i w:val="0"/>
+          <w:iCs w:val="0"/>
+          <w:caps w:val="0"/>
+          <w:spacing w:val="6"/>
+          <w:sz w:val="18"/>
+          <w:szCs w:val="18"/>
+          <w:shd w:val="clear" w:fill="FFFFFF"/>
+          <w:lang w:eastAsia="zh-CN"/>
+        </w:rPr>
+        <w:t>）</w:t>
+      </w:r>
+      <w:r>
+        <w:rPr>
+          <w:rFonts w:hint="default" w:ascii="Times New Roman" w:hAnsi="Times New Roman" w:eastAsia="微软雅黑" w:cs="Times New Roman"/>
+          <w:i w:val="0"/>
+          <w:iCs w:val="0"/>
+          <w:caps w:val="0"/>
+          <w:spacing w:val="6"/>
+          <w:sz w:val="18"/>
+          <w:szCs w:val="18"/>
+          <w:shd w:val="clear" w:fill="FFFFFF"/>
+        </w:rPr>
+        <w:t>阴性、经FDA批准的检测确定其肿瘤为紧密连接蛋白</w:t>
+      </w:r>
+      <w:r>
+        <w:rPr>
+          <w:rFonts w:hint="default" w:ascii="Times New Roman" w:hAnsi="Times New Roman" w:eastAsia="微软雅黑" w:cs="Times New Roman"/>
+          <w:i w:val="0"/>
+          <w:iCs w:val="0"/>
+          <w:caps w:val="0"/>
+          <w:spacing w:val="6"/>
+          <w:sz w:val="18"/>
+          <w:szCs w:val="18"/>
+          <w:shd w:val="clear" w:fill="FFFFFF"/>
+          <w:lang w:eastAsia="zh-CN"/>
+        </w:rPr>
+        <w:t>（</w:t>
+      </w:r>
+      <w:r>
+        <w:rPr>
+          <w:rFonts w:hint="default" w:ascii="Times New Roman" w:hAnsi="Times New Roman" w:eastAsia="微软雅黑" w:cs="Times New Roman"/>
+          <w:i w:val="0"/>
+          <w:iCs w:val="0"/>
+          <w:caps w:val="0"/>
+          <w:spacing w:val="6"/>
+          <w:sz w:val="18"/>
+          <w:szCs w:val="18"/>
+          <w:shd w:val="clear" w:fill="FFFFFF"/>
+        </w:rPr>
+        <w:t>CLDN</w:t>
+      </w:r>
+      <w:r>
+        <w:rPr>
+          <w:rFonts w:hint="default" w:ascii="Times New Roman" w:hAnsi="Times New Roman" w:eastAsia="微软雅黑" w:cs="Times New Roman"/>
+          <w:i w:val="0"/>
+          <w:iCs w:val="0"/>
+          <w:caps w:val="0"/>
+          <w:spacing w:val="6"/>
+          <w:sz w:val="18"/>
+          <w:szCs w:val="18"/>
+          <w:shd w:val="clear" w:fill="FFFFFF"/>
+          <w:lang w:eastAsia="zh-CN"/>
+        </w:rPr>
+        <w:t>）</w:t>
+      </w:r>
+      <w:r>
+        <w:rPr>
+          <w:rFonts w:hint="default" w:ascii="Times New Roman" w:hAnsi="Times New Roman" w:eastAsia="微软雅黑" w:cs="Times New Roman"/>
+          <w:i w:val="0"/>
+          <w:iCs w:val="0"/>
+          <w:caps w:val="0"/>
+          <w:spacing w:val="6"/>
+          <w:sz w:val="18"/>
+          <w:szCs w:val="18"/>
+          <w:shd w:val="clear" w:fill="FFFFFF"/>
+        </w:rPr>
+        <w:t>18.2阳性的成年患者。CLDN18.2阳性定义为由罗氏VENTANA</w:t>
+      </w:r>
+      <w:r>
+        <w:rPr>
+          <w:rFonts w:hint="default" w:ascii="Times New Roman" w:hAnsi="Times New Roman" w:eastAsia="微软雅黑" w:cs="Times New Roman"/>
+          <w:i w:val="0"/>
+          <w:iCs w:val="0"/>
+          <w:caps w:val="0"/>
+          <w:spacing w:val="6"/>
+          <w:sz w:val="18"/>
+          <w:szCs w:val="18"/>
+          <w:shd w:val="clear" w:fill="FFFFFF"/>
+          <w:vertAlign w:val="superscript"/>
+        </w:rPr>
+        <w:t>®</w:t>
+      </w:r>
+      <w:r>
+        <w:rPr>
+          <w:rFonts w:hint="default" w:ascii="Times New Roman" w:hAnsi="Times New Roman" w:eastAsia="微软雅黑" w:cs="Times New Roman"/>
+          <w:i w:val="0"/>
+          <w:iCs w:val="0"/>
+          <w:caps w:val="0"/>
+          <w:spacing w:val="6"/>
+          <w:sz w:val="18"/>
+          <w:szCs w:val="18"/>
+          <w:shd w:val="clear" w:fill="FFFFFF"/>
+        </w:rPr>
+        <w:t>CLDN18</w:t>
+      </w:r>
+      <w:r>
+        <w:rPr>
+          <w:rFonts w:hint="default" w:ascii="Times New Roman" w:hAnsi="Times New Roman" w:eastAsia="微软雅黑" w:cs="Times New Roman"/>
+          <w:i w:val="0"/>
+          <w:iCs w:val="0"/>
+          <w:caps w:val="0"/>
+          <w:spacing w:val="6"/>
+          <w:sz w:val="18"/>
+          <w:szCs w:val="18"/>
+          <w:shd w:val="clear" w:fill="FFFFFF"/>
+          <w:lang w:eastAsia="zh-CN"/>
+        </w:rPr>
+        <w:t>（</w:t>
+      </w:r>
+      <w:r>
+        <w:rPr>
+          <w:rFonts w:hint="default" w:ascii="Times New Roman" w:hAnsi="Times New Roman" w:eastAsia="微软雅黑" w:cs="Times New Roman"/>
+          <w:i w:val="0"/>
+          <w:iCs w:val="0"/>
+          <w:caps w:val="0"/>
+          <w:spacing w:val="6"/>
+          <w:sz w:val="18"/>
+          <w:szCs w:val="18"/>
+          <w:shd w:val="clear" w:fill="FFFFFF"/>
+        </w:rPr>
+        <w:t>43-14A</w:t>
+      </w:r>
+      <w:r>
+        <w:rPr>
+          <w:rFonts w:hint="default" w:ascii="Times New Roman" w:hAnsi="Times New Roman" w:eastAsia="微软雅黑" w:cs="Times New Roman"/>
+          <w:i w:val="0"/>
+          <w:iCs w:val="0"/>
+          <w:caps w:val="0"/>
+          <w:spacing w:val="6"/>
+          <w:sz w:val="18"/>
+          <w:szCs w:val="18"/>
+          <w:shd w:val="clear" w:fill="FFFFFF"/>
+          <w:lang w:eastAsia="zh-CN"/>
+        </w:rPr>
+        <w:t>）</w:t>
+      </w:r>
+      <w:r>
+        <w:rPr>
+          <w:rFonts w:hint="default" w:ascii="Times New Roman" w:hAnsi="Times New Roman" w:eastAsia="微软雅黑" w:cs="Times New Roman"/>
+          <w:i w:val="0"/>
+          <w:iCs w:val="0"/>
+          <w:caps w:val="0"/>
+          <w:spacing w:val="6"/>
+          <w:sz w:val="18"/>
+          <w:szCs w:val="18"/>
+          <w:shd w:val="clear" w:fill="FFFFFF"/>
+        </w:rPr>
+        <w:t xml:space="preserve"> RxDx检测确定，≥75%的肿瘤细胞显示中至强的CLDN18膜染色。</w:t>
+      </w:r>
+      <w:r>
+        <w:rPr>
+          <w:rFonts w:hint="default" w:ascii="Times New Roman" w:hAnsi="Times New Roman" w:eastAsia="微软雅黑" w:cs="Times New Roman"/>
+          <w:color w:val="000000"/>
+          <w:sz w:val="18"/>
+          <w:szCs w:val="18"/>
+        </w:rPr>
+        <w:t>此次批准主要基于SPOTLIGHT和GLOW临床</w:t>
+      </w:r>
+      <w:r>
+        <w:rPr>
+          <w:rFonts w:hint="eastAsia" w:ascii="Times New Roman" w:hAnsi="Times New Roman" w:eastAsia="微软雅黑" w:cs="Times New Roman"/>
+          <w:color w:val="000000"/>
+          <w:sz w:val="18"/>
+          <w:szCs w:val="18"/>
+          <w:lang w:val="en-US" w:eastAsia="zh-CN"/>
+        </w:rPr>
+        <w:t>III</w:t>
+      </w:r>
+      <w:r>
+        <w:rPr>
+          <w:rFonts w:hint="default" w:ascii="Times New Roman" w:hAnsi="Times New Roman" w:eastAsia="微软雅黑" w:cs="Times New Roman"/>
+          <w:color w:val="000000"/>
+          <w:sz w:val="18"/>
+          <w:szCs w:val="18"/>
+        </w:rPr>
+        <w:t>期试验的积极结果。SPOTLIGHT试验结果显示</w:t>
+      </w:r>
+      <w:bookmarkStart w:id="3" w:name="_GoBack"/>
+      <w:bookmarkEnd w:id="3"/>
+      <w:r>
+        <w:rPr>
+          <w:rFonts w:hint="default" w:ascii="Times New Roman" w:hAnsi="Times New Roman" w:eastAsia="微软雅黑" w:cs="Times New Roman"/>
+          <w:color w:val="000000"/>
+          <w:sz w:val="18"/>
+          <w:szCs w:val="18"/>
+        </w:rPr>
+        <w:t>，与安慰剂组相比，接受</w:t>
+      </w:r>
+      <w:r>
+        <w:rPr>
+          <w:rFonts w:hint="default" w:ascii="Times New Roman" w:hAnsi="Times New Roman" w:eastAsia="微软雅黑" w:cs="Times New Roman"/>
+          <w:i w:val="0"/>
+          <w:iCs w:val="0"/>
+          <w:caps w:val="0"/>
+          <w:spacing w:val="6"/>
+          <w:sz w:val="18"/>
+          <w:szCs w:val="18"/>
+          <w:shd w:val="clear" w:fill="FFFFFF"/>
+        </w:rPr>
+        <w:t>VYLOY</w:t>
+      </w:r>
+      <w:r>
+        <w:rPr>
+          <w:rFonts w:hint="default" w:ascii="Times New Roman" w:hAnsi="Times New Roman" w:eastAsia="微软雅黑" w:cs="Times New Roman"/>
+          <w:color w:val="000000"/>
+          <w:sz w:val="18"/>
+          <w:szCs w:val="18"/>
+        </w:rPr>
+        <w:t>与mFOLFOX6联合疗法患者的疾病进展与死亡风险显著降低24.9%，</w:t>
+      </w:r>
+      <w:r>
+        <w:rPr>
+          <w:rFonts w:hint="default" w:ascii="Times New Roman" w:hAnsi="Times New Roman" w:eastAsia="微软雅黑" w:cs="Times New Roman"/>
+          <w:i w:val="0"/>
+          <w:iCs w:val="0"/>
+          <w:caps w:val="0"/>
+          <w:spacing w:val="6"/>
+          <w:sz w:val="18"/>
+          <w:szCs w:val="18"/>
+          <w:shd w:val="clear" w:fill="FFFFFF"/>
+        </w:rPr>
+        <w:t>VYLOY</w:t>
+      </w:r>
+      <w:r>
+        <w:rPr>
+          <w:rFonts w:hint="default" w:ascii="Times New Roman" w:hAnsi="Times New Roman" w:eastAsia="微软雅黑" w:cs="Times New Roman"/>
+          <w:color w:val="000000"/>
+          <w:sz w:val="18"/>
+          <w:szCs w:val="18"/>
+        </w:rPr>
+        <w:t>联合疗法组患者的中位无进展生存期为10.61个月（vs8.67个月），中位总生存期为18.23个月（vs15.54个月）</w:t>
+      </w:r>
+      <w:r>
+        <w:rPr>
+          <w:rFonts w:hint="default" w:ascii="Times New Roman" w:hAnsi="Times New Roman" w:eastAsia="微软雅黑" w:cs="Times New Roman"/>
+          <w:color w:val="000000"/>
+          <w:sz w:val="18"/>
+          <w:szCs w:val="18"/>
+          <w:vertAlign w:val="superscript"/>
+        </w:rPr>
+        <w:t>[</w:t>
+      </w:r>
+      <w:r>
+        <w:rPr>
+          <w:rFonts w:hint="default" w:ascii="Times New Roman" w:hAnsi="Times New Roman" w:eastAsia="微软雅黑" w:cs="Times New Roman"/>
+          <w:color w:val="000000"/>
+          <w:sz w:val="18"/>
+          <w:szCs w:val="18"/>
+          <w:vertAlign w:val="superscript"/>
+          <w:lang w:val="en-US" w:eastAsia="zh-CN"/>
+        </w:rPr>
+        <w:t>8</w:t>
+      </w:r>
+      <w:r>
+        <w:rPr>
+          <w:rFonts w:hint="default" w:ascii="Times New Roman" w:hAnsi="Times New Roman" w:eastAsia="微软雅黑" w:cs="Times New Roman"/>
+          <w:color w:val="000000"/>
+          <w:sz w:val="18"/>
+          <w:szCs w:val="18"/>
+          <w:vertAlign w:val="superscript"/>
+        </w:rPr>
+        <w:t>]</w:t>
+      </w:r>
+      <w:r>
+        <w:rPr>
+          <w:rFonts w:hint="default" w:ascii="Times New Roman" w:hAnsi="Times New Roman" w:eastAsia="微软雅黑" w:cs="Times New Roman"/>
+          <w:color w:val="000000"/>
+          <w:sz w:val="18"/>
+          <w:szCs w:val="18"/>
+        </w:rPr>
+        <w:t>。GLOW试验结果显示，与安慰剂组相比，V</w:t>
+      </w:r>
+      <w:r>
+        <w:rPr>
+          <w:rFonts w:hint="default" w:ascii="Times New Roman" w:hAnsi="Times New Roman" w:eastAsia="微软雅黑" w:cs="Times New Roman"/>
+          <w:color w:val="000000"/>
+          <w:sz w:val="18"/>
+          <w:szCs w:val="18"/>
+          <w:lang w:val="en-US" w:eastAsia="zh-CN"/>
+        </w:rPr>
+        <w:t>YLOY</w:t>
+      </w:r>
+      <w:r>
+        <w:rPr>
+          <w:rFonts w:hint="default" w:ascii="Times New Roman" w:hAnsi="Times New Roman" w:eastAsia="微软雅黑" w:cs="Times New Roman"/>
+          <w:color w:val="000000"/>
+          <w:sz w:val="18"/>
+          <w:szCs w:val="18"/>
+        </w:rPr>
+        <w:t>与CAPOX联合疗法可降低患者疾病进展或死亡风险达31.3%</w:t>
+      </w:r>
+      <w:r>
+        <w:rPr>
+          <w:rFonts w:hint="default" w:ascii="Times New Roman" w:hAnsi="Times New Roman" w:eastAsia="微软雅黑" w:cs="Times New Roman"/>
+          <w:color w:val="000000"/>
+          <w:sz w:val="18"/>
+          <w:szCs w:val="18"/>
+          <w:lang w:eastAsia="zh-CN"/>
+        </w:rPr>
+        <w:t>，</w:t>
+      </w:r>
+      <w:r>
+        <w:rPr>
+          <w:rFonts w:hint="default" w:ascii="Times New Roman" w:hAnsi="Times New Roman" w:eastAsia="微软雅黑" w:cs="Times New Roman"/>
+          <w:i w:val="0"/>
+          <w:iCs w:val="0"/>
+          <w:caps w:val="0"/>
+          <w:spacing w:val="6"/>
+          <w:sz w:val="18"/>
+          <w:szCs w:val="18"/>
+          <w:shd w:val="clear" w:fill="FFFFFF"/>
+        </w:rPr>
+        <w:t>VYLOY</w:t>
+      </w:r>
+      <w:r>
+        <w:rPr>
+          <w:rFonts w:hint="default" w:ascii="Times New Roman" w:hAnsi="Times New Roman" w:eastAsia="微软雅黑" w:cs="Times New Roman"/>
+          <w:color w:val="000000"/>
+          <w:sz w:val="18"/>
+          <w:szCs w:val="18"/>
+        </w:rPr>
+        <w:t>联合疗法组患者的中位PFS为8.21个月（vs6.80个月），该组患者中位OS为14.39个月（vs12.16个月）</w:t>
+      </w:r>
+      <w:r>
+        <w:rPr>
+          <w:rFonts w:hint="default" w:ascii="Times New Roman" w:hAnsi="Times New Roman" w:eastAsia="微软雅黑" w:cs="Times New Roman"/>
+          <w:color w:val="000000"/>
+          <w:sz w:val="18"/>
+          <w:szCs w:val="18"/>
+          <w:vertAlign w:val="superscript"/>
+        </w:rPr>
+        <w:t>[</w:t>
+      </w:r>
+      <w:r>
+        <w:rPr>
+          <w:rFonts w:hint="default" w:ascii="Times New Roman" w:hAnsi="Times New Roman" w:eastAsia="微软雅黑" w:cs="Times New Roman"/>
+          <w:color w:val="000000"/>
+          <w:sz w:val="18"/>
+          <w:szCs w:val="18"/>
+          <w:vertAlign w:val="superscript"/>
+          <w:lang w:val="en-US" w:eastAsia="zh-CN"/>
+        </w:rPr>
+        <w:t>9</w:t>
+      </w:r>
+      <w:r>
+        <w:rPr>
+          <w:rFonts w:hint="default" w:ascii="Times New Roman" w:hAnsi="Times New Roman" w:eastAsia="微软雅黑" w:cs="Times New Roman"/>
+          <w:color w:val="000000"/>
+          <w:sz w:val="18"/>
+          <w:szCs w:val="18"/>
+          <w:vertAlign w:val="superscript"/>
+        </w:rPr>
+        <w:t>]</w:t>
+      </w:r>
+      <w:r>
+        <w:rPr>
+          <w:rFonts w:hint="default" w:ascii="Times New Roman" w:hAnsi="Times New Roman" w:eastAsia="微软雅黑" w:cs="Times New Roman"/>
+          <w:color w:val="000000"/>
+          <w:sz w:val="18"/>
+          <w:szCs w:val="18"/>
+        </w:rPr>
+        <w:t>。</w:t>
+      </w:r>
+    </w:p>
+    <w:tbl>
+      <w:tblPr>
+        <w:tblStyle w:val="17"/>
+        <w:tblW w:w="0" w:type="auto"/>
+        <w:tblInd w:w="119" w:type="dxa"/>
+        <w:tblBorders>
+          <w:top w:val="single" w:color="62B541" w:sz="4" w:space="0"/>
+          <w:left w:val="single" w:color="62B541" w:sz="4" w:space="0"/>
+          <w:bottom w:val="single" w:color="62B541" w:sz="4" w:space="0"/>
+          <w:right w:val="single" w:color="62B541" w:sz="4" w:space="0"/>
+          <w:insideH w:val="single" w:color="62B541" w:sz="4" w:space="0"/>
+          <w:insideV w:val="single" w:color="62B541" w:sz="4" w:space="0"/>
+        </w:tblBorders>
+        <w:tblLayout w:type="fixed"/>
+        <w:tblCellMar>
+          <w:top w:w="0" w:type="dxa"/>
+          <w:left w:w="0" w:type="dxa"/>
+          <w:bottom w:w="0" w:type="dxa"/>
+          <w:right w:w="0" w:type="dxa"/>
+        </w:tblCellMar>
+      </w:tblPr>
+      <w:tblGrid>
+        <w:gridCol w:w="1818"/>
+        <w:gridCol w:w="2353"/>
+        <w:gridCol w:w="5469"/>
+      </w:tblGrid>
+      <w:tr>
+        <w:tblPrEx>
+          <w:tblBorders>
+            <w:top w:val="single" w:color="62B541" w:sz="4" w:space="0"/>
+            <w:left w:val="single" w:color="62B541" w:sz="4" w:space="0"/>
+            <w:bottom w:val="single" w:color="62B541" w:sz="4" w:space="0"/>
+            <w:right w:val="single" w:color="62B541" w:sz="4" w:space="0"/>
+            <w:insideH w:val="single" w:color="62B541" w:sz="4" w:space="0"/>
+            <w:insideV w:val="single" w:color="62B541" w:sz="4" w:space="0"/>
+          </w:tblBorders>
+          <w:tblCellMar>
+            <w:top w:w="0" w:type="dxa"/>
+            <w:left w:w="0" w:type="dxa"/>
+            <w:bottom w:w="0" w:type="dxa"/>
+            <w:right w:w="0" w:type="dxa"/>
+          </w:tblCellMar>
+        </w:tblPrEx>
+        <w:trPr>
+          <w:trHeight w:val="625" w:hRule="atLeast"/>
+        </w:trPr>
+        <w:tc>
+          <w:tcPr>
+            <w:tcW w:w="1818" w:type="dxa"/>
+            <w:tcBorders>
+              <w:tl2br w:val="nil"/>
+              <w:tr2bl w:val="nil"/>
+            </w:tcBorders>
+            <w:shd w:val="clear" w:color="auto" w:fill="62B541"/>
+          </w:tcPr>
+          <w:p>
+            <w:pPr>
+              <w:pStyle w:val="213"/>
+              <w:spacing w:before="110"/>
+              <w:ind w:right="165"/>
+              <w:rPr>
+                <w:b/>
+              </w:rPr>
+            </w:pPr>
+            <w:r>
+              <w:rPr>
+                <w:b/>
+                <w:color w:val="FFFFFF"/>
+              </w:rPr>
+              <w:t>癌种</w:t>
+            </w:r>
+          </w:p>
+        </w:tc>
+        <w:tc>
+          <w:tcPr>
+            <w:tcW w:w="2353" w:type="dxa"/>
+            <w:tcBorders>
+              <w:tl2br w:val="nil"/>
+              <w:tr2bl w:val="nil"/>
+            </w:tcBorders>
+            <w:shd w:val="clear" w:color="auto" w:fill="62B541"/>
+          </w:tcPr>
+          <w:p>
+            <w:pPr>
+              <w:pStyle w:val="213"/>
+              <w:spacing w:before="110"/>
+              <w:ind w:right="115"/>
+              <w:rPr>
+                <w:b/>
+                <w:color w:val="FFFFFF"/>
+              </w:rPr>
+            </w:pPr>
+            <w:r>
+              <w:rPr>
+                <w:b/>
+                <w:color w:val="FFFFFF"/>
+              </w:rPr>
+              <w:t>判读标准</w:t>
+            </w:r>
+          </w:p>
+        </w:tc>
+        <w:tc>
+          <w:tcPr>
+            <w:tcW w:w="5469" w:type="dxa"/>
+            <w:tcBorders>
+              <w:tl2br w:val="nil"/>
+              <w:tr2bl w:val="nil"/>
+            </w:tcBorders>
+            <w:shd w:val="clear" w:color="auto" w:fill="62B541"/>
+          </w:tcPr>
+          <w:p>
+            <w:pPr>
+              <w:pStyle w:val="213"/>
+              <w:spacing w:before="110"/>
+              <w:ind w:right="115"/>
+              <w:rPr>
+                <w:b/>
+                <w:color w:val="FFFFFF"/>
+              </w:rPr>
+            </w:pPr>
+            <w:r>
+              <w:rPr>
+                <w:rFonts w:hint="eastAsia"/>
+                <w:b/>
+                <w:color w:val="FFFFFF"/>
+              </w:rPr>
+              <w:t>临床意义</w:t>
+            </w:r>
+          </w:p>
+        </w:tc>
+      </w:tr>
+      <w:tr>
+        <w:tblPrEx>
+          <w:tblBorders>
+            <w:top w:val="single" w:color="62B541" w:sz="4" w:space="0"/>
+            <w:left w:val="single" w:color="62B541" w:sz="4" w:space="0"/>
+            <w:bottom w:val="single" w:color="62B541" w:sz="4" w:space="0"/>
+            <w:right w:val="single" w:color="62B541" w:sz="4" w:space="0"/>
+            <w:insideH w:val="single" w:color="62B541" w:sz="4" w:space="0"/>
+            <w:insideV w:val="single" w:color="62B541" w:sz="4" w:space="0"/>
+          </w:tblBorders>
+          <w:tblCellMar>
+            <w:top w:w="0" w:type="dxa"/>
+            <w:left w:w="0" w:type="dxa"/>
+            <w:bottom w:w="0" w:type="dxa"/>
+            <w:right w:w="0" w:type="dxa"/>
+          </w:tblCellMar>
+        </w:tblPrEx>
+        <w:trPr>
+          <w:trHeight w:val="0" w:hRule="atLeast"/>
+        </w:trPr>
+        <w:tc>
+          <w:tcPr>
+            <w:tcW w:w="1818" w:type="dxa"/>
+            <w:tcBorders>
+              <w:tl2br w:val="nil"/>
+              <w:tr2bl w:val="nil"/>
+            </w:tcBorders>
+            <w:vAlign w:val="center"/>
+          </w:tcPr>
+          <w:p>
+            <w:pPr>
+              <w:pStyle w:val="213"/>
+              <w:tabs>
+                <w:tab w:val="left" w:pos="2100"/>
+              </w:tabs>
+              <w:ind w:right="-46" w:rightChars="-22"/>
+              <w:rPr>
+                <w:rFonts w:hint="default" w:ascii="Times New Roman" w:hAnsi="Times New Roman" w:eastAsia="微软雅黑" w:cs="Times New Roman"/>
+                <w:i w:val="0"/>
+                <w:iCs w:val="0"/>
+                <w:caps w:val="0"/>
+                <w:spacing w:val="7"/>
+                <w:kern w:val="2"/>
+                <w:sz w:val="19"/>
+                <w:szCs w:val="19"/>
+                <w:shd w:val="clear" w:fill="FFFFFF"/>
+                <w:lang w:val="en-US" w:eastAsia="zh-CN" w:bidi="ar-SA"/>
+              </w:rPr>
+            </w:pPr>
+            <w:r>
+              <w:rPr>
+                <w:rFonts w:hint="default" w:ascii="Times New Roman" w:hAnsi="Times New Roman" w:eastAsia="微软雅黑" w:cs="Times New Roman"/>
+                <w:i w:val="0"/>
+                <w:iCs w:val="0"/>
+                <w:caps w:val="0"/>
+                <w:spacing w:val="7"/>
+                <w:kern w:val="2"/>
+                <w:sz w:val="19"/>
+                <w:szCs w:val="19"/>
+                <w:shd w:val="clear" w:fill="FFFFFF"/>
+                <w:lang w:val="en-US" w:eastAsia="zh-CN" w:bidi="ar-SA"/>
+              </w:rPr>
+              <w:t>胃癌</w:t>
+            </w:r>
+          </w:p>
+          <w:p>
+            <w:pPr>
+              <w:pStyle w:val="213"/>
+              <w:tabs>
+                <w:tab w:val="left" w:pos="2100"/>
+              </w:tabs>
+              <w:ind w:right="-46" w:rightChars="-22"/>
+              <w:rPr>
+                <w:rFonts w:hint="default" w:ascii="Times New Roman" w:hAnsi="Times New Roman" w:eastAsia="微软雅黑" w:cs="Times New Roman"/>
+                <w:i w:val="0"/>
+                <w:iCs w:val="0"/>
+                <w:caps w:val="0"/>
+                <w:spacing w:val="7"/>
+                <w:kern w:val="2"/>
+                <w:sz w:val="19"/>
+                <w:szCs w:val="19"/>
+                <w:shd w:val="clear" w:fill="FFFFFF"/>
+                <w:lang w:val="en-US" w:eastAsia="zh-CN" w:bidi="ar-SA"/>
+              </w:rPr>
+            </w:pPr>
+            <w:r>
+              <w:rPr>
+                <w:rFonts w:hint="default" w:ascii="Times New Roman" w:hAnsi="Times New Roman" w:cs="Times New Roman"/>
+                <w:i w:val="0"/>
+                <w:iCs w:val="0"/>
+                <w:caps w:val="0"/>
+                <w:spacing w:val="7"/>
+                <w:kern w:val="2"/>
+                <w:sz w:val="19"/>
+                <w:szCs w:val="19"/>
+                <w:shd w:val="clear" w:fill="FFFFFF"/>
+                <w:lang w:val="en-US" w:eastAsia="zh-CN" w:bidi="ar-SA"/>
+              </w:rPr>
+              <w:t>胃食管结合腺癌</w:t>
+            </w:r>
+          </w:p>
+        </w:tc>
+        <w:tc>
+          <w:tcPr>
+            <w:tcW w:w="2353" w:type="dxa"/>
+            <w:tcBorders>
+              <w:tl2br w:val="nil"/>
+              <w:tr2bl w:val="nil"/>
+            </w:tcBorders>
+            <w:vAlign w:val="center"/>
+          </w:tcPr>
+          <w:p>
+            <w:pPr>
+              <w:pStyle w:val="213"/>
+              <w:tabs>
+                <w:tab w:val="left" w:pos="2100"/>
+              </w:tabs>
+              <w:spacing w:before="1"/>
+              <w:ind w:right="-2"/>
+              <w:rPr>
+                <w:rFonts w:hint="default" w:ascii="Times New Roman" w:hAnsi="Times New Roman" w:eastAsia="微软雅黑" w:cs="Times New Roman"/>
+                <w:i w:val="0"/>
+                <w:iCs w:val="0"/>
+                <w:caps w:val="0"/>
+                <w:spacing w:val="7"/>
+                <w:kern w:val="2"/>
+                <w:sz w:val="19"/>
+                <w:szCs w:val="19"/>
+                <w:shd w:val="clear" w:fill="FFFFFF"/>
+                <w:lang w:val="en-US" w:eastAsia="zh-CN" w:bidi="ar-SA"/>
+              </w:rPr>
+            </w:pPr>
+            <w:r>
+              <w:rPr>
+                <w:rFonts w:hint="default" w:ascii="Times New Roman" w:hAnsi="Times New Roman" w:eastAsia="微软雅黑" w:cs="Times New Roman"/>
+                <w:i w:val="0"/>
+                <w:iCs w:val="0"/>
+                <w:caps w:val="0"/>
+                <w:spacing w:val="7"/>
+                <w:kern w:val="2"/>
+                <w:sz w:val="19"/>
+                <w:szCs w:val="19"/>
+                <w:shd w:val="clear" w:fill="FFFFFF"/>
+                <w:lang w:val="en-US" w:eastAsia="zh-CN" w:bidi="ar-SA"/>
+              </w:rPr>
+              <w:t>肿瘤细胞显示中度至强的CLDN18膜染色≥75%</w:t>
+            </w:r>
+          </w:p>
+        </w:tc>
+        <w:tc>
+          <w:tcPr>
+            <w:tcW w:w="5469" w:type="dxa"/>
+            <w:tcBorders>
+              <w:tl2br w:val="nil"/>
+              <w:tr2bl w:val="nil"/>
+            </w:tcBorders>
+            <w:vAlign w:val="center"/>
+          </w:tcPr>
+          <w:p>
+            <w:pPr>
+              <w:pStyle w:val="213"/>
+              <w:spacing w:before="1"/>
+              <w:ind w:left="63" w:leftChars="30"/>
+              <w:jc w:val="left"/>
+              <w:rPr>
+                <w:rFonts w:hint="default" w:ascii="Times New Roman" w:hAnsi="Times New Roman" w:eastAsia="微软雅黑" w:cs="Times New Roman"/>
+                <w:i w:val="0"/>
+                <w:iCs w:val="0"/>
+                <w:caps w:val="0"/>
+                <w:spacing w:val="7"/>
+                <w:kern w:val="2"/>
+                <w:sz w:val="19"/>
+                <w:szCs w:val="19"/>
+                <w:shd w:val="clear" w:fill="FFFFFF"/>
+                <w:lang w:val="en-US" w:eastAsia="zh-CN" w:bidi="ar-SA"/>
+              </w:rPr>
+            </w:pPr>
+            <w:r>
+              <w:rPr>
+                <w:rFonts w:hint="default" w:ascii="Times New Roman" w:hAnsi="Times New Roman" w:eastAsia="微软雅黑" w:cs="Times New Roman"/>
+                <w:i w:val="0"/>
+                <w:iCs w:val="0"/>
+                <w:caps w:val="0"/>
+                <w:spacing w:val="7"/>
+                <w:kern w:val="2"/>
+                <w:sz w:val="19"/>
+                <w:szCs w:val="19"/>
+                <w:shd w:val="clear" w:fill="FFFFFF"/>
+                <w:lang w:val="en-US" w:eastAsia="zh-CN" w:bidi="ar-SA"/>
+              </w:rPr>
+              <w:t>FDA</w:t>
+            </w:r>
+            <w:r>
+              <w:rPr>
+                <w:rFonts w:hint="default" w:ascii="Times New Roman" w:hAnsi="Times New Roman" w:cs="Times New Roman"/>
+                <w:i w:val="0"/>
+                <w:iCs w:val="0"/>
+                <w:caps w:val="0"/>
+                <w:spacing w:val="7"/>
+                <w:kern w:val="2"/>
+                <w:sz w:val="19"/>
+                <w:szCs w:val="19"/>
+                <w:shd w:val="clear" w:fill="FFFFFF"/>
+                <w:lang w:val="en-US" w:eastAsia="zh-CN" w:bidi="ar-SA"/>
+              </w:rPr>
+              <w:t>和NMPA</w:t>
+            </w:r>
+            <w:r>
+              <w:rPr>
+                <w:rFonts w:hint="default" w:ascii="Times New Roman" w:hAnsi="Times New Roman" w:eastAsia="微软雅黑" w:cs="Times New Roman"/>
+                <w:i w:val="0"/>
+                <w:iCs w:val="0"/>
+                <w:caps w:val="0"/>
+                <w:spacing w:val="7"/>
+                <w:kern w:val="2"/>
+                <w:sz w:val="19"/>
+                <w:szCs w:val="19"/>
+                <w:shd w:val="clear" w:fill="FFFFFF"/>
+                <w:lang w:val="en-US" w:eastAsia="zh-CN" w:bidi="ar-SA"/>
+              </w:rPr>
+              <w:t>已批准安斯泰来的佐妥昔单抗（Zolbetuximab</w:t>
+            </w:r>
+            <w:r>
+              <w:rPr>
+                <w:rFonts w:hint="default" w:ascii="Times New Roman" w:hAnsi="Times New Roman" w:cs="Times New Roman"/>
+                <w:i w:val="0"/>
+                <w:iCs w:val="0"/>
+                <w:caps w:val="0"/>
+                <w:spacing w:val="7"/>
+                <w:kern w:val="2"/>
+                <w:sz w:val="19"/>
+                <w:szCs w:val="19"/>
+                <w:shd w:val="clear" w:fill="FFFFFF"/>
+                <w:lang w:val="en-US" w:eastAsia="zh-CN" w:bidi="ar-SA"/>
+              </w:rPr>
+              <w:t>）</w:t>
+            </w:r>
+            <w:r>
+              <w:rPr>
+                <w:rFonts w:hint="default" w:ascii="Times New Roman" w:hAnsi="Times New Roman" w:eastAsia="微软雅黑" w:cs="Times New Roman"/>
+                <w:i w:val="0"/>
+                <w:iCs w:val="0"/>
+                <w:caps w:val="0"/>
+                <w:spacing w:val="7"/>
+                <w:kern w:val="2"/>
+                <w:sz w:val="19"/>
+                <w:szCs w:val="19"/>
+                <w:shd w:val="clear" w:fill="FFFFFF"/>
+                <w:lang w:val="en-US" w:eastAsia="zh-CN" w:bidi="ar-SA"/>
+              </w:rPr>
+              <w:t>与含</w:t>
+            </w:r>
+            <w:r>
+              <w:rPr>
+                <w:rFonts w:hint="default" w:ascii="Times New Roman" w:hAnsi="Times New Roman" w:cs="Times New Roman"/>
+                <w:i w:val="0"/>
+                <w:iCs w:val="0"/>
+                <w:caps w:val="0"/>
+                <w:spacing w:val="7"/>
+                <w:kern w:val="2"/>
+                <w:sz w:val="19"/>
+                <w:szCs w:val="19"/>
+                <w:shd w:val="clear" w:fill="FFFFFF"/>
+                <w:lang w:val="en-US" w:eastAsia="zh-CN" w:bidi="ar-SA"/>
+              </w:rPr>
+              <w:t>氟尿嘧啶</w:t>
+            </w:r>
+            <w:r>
+              <w:rPr>
+                <w:rFonts w:hint="eastAsia" w:ascii="Times New Roman" w:hAnsi="Times New Roman" w:cs="Times New Roman"/>
+                <w:i w:val="0"/>
+                <w:iCs w:val="0"/>
+                <w:caps w:val="0"/>
+                <w:spacing w:val="7"/>
+                <w:kern w:val="2"/>
+                <w:sz w:val="19"/>
+                <w:szCs w:val="19"/>
+                <w:shd w:val="clear" w:fill="FFFFFF"/>
+                <w:lang w:val="en-US" w:eastAsia="zh-CN" w:bidi="ar-SA"/>
+              </w:rPr>
+              <w:t>类</w:t>
+            </w:r>
+            <w:r>
+              <w:rPr>
+                <w:rFonts w:hint="default" w:ascii="Times New Roman" w:hAnsi="Times New Roman" w:eastAsia="微软雅黑" w:cs="Times New Roman"/>
+                <w:i w:val="0"/>
+                <w:iCs w:val="0"/>
+                <w:caps w:val="0"/>
+                <w:spacing w:val="7"/>
+                <w:kern w:val="2"/>
+                <w:sz w:val="19"/>
+                <w:szCs w:val="19"/>
+                <w:shd w:val="clear" w:fill="FFFFFF"/>
+                <w:lang w:val="en-US" w:eastAsia="zh-CN" w:bidi="ar-SA"/>
+              </w:rPr>
+              <w:t>和铂类化疗方案联合，用于局部晚期不可切除或转移性、CLDN18.2阳性、人表皮生长因子受体2（HER2）阴性的胃癌或胃食管交界处（GEJ）腺癌成人患者的一线治疗。</w:t>
+            </w:r>
+          </w:p>
+        </w:tc>
+      </w:tr>
+    </w:tbl>
+    <w:p>
+      <w:pPr>
+        <w:snapToGrid w:val="0"/>
+        <w:spacing w:line="360" w:lineRule="auto"/>
+        <w:ind w:left="372" w:leftChars="104" w:hanging="154" w:hangingChars="86"/>
+        <w:rPr>
+          <w:rFonts w:hint="default" w:ascii="微软雅黑" w:hAnsi="微软雅黑" w:eastAsia="微软雅黑" w:cs="微软雅黑"/>
+          <w:color w:val="000000"/>
+          <w:sz w:val="18"/>
+          <w:szCs w:val="18"/>
+          <w:lang w:val="en-US" w:eastAsia="zh-CN"/>
+        </w:rPr>
+      </w:pPr>
+    </w:p>
+    <w:p>
+      <w:pPr>
+        <w:pStyle w:val="2"/>
+        <w:keepNext/>
+        <w:keepLines/>
+        <w:pageBreakBefore w:val="0"/>
+        <w:widowControl w:val="0"/>
+        <w:numPr>
+          <w:ilvl w:val="0"/>
+          <w:numId w:val="0"/>
+        </w:numPr>
+        <w:kinsoku/>
+        <w:wordWrap/>
+        <w:overflowPunct/>
+        <w:topLinePunct w:val="0"/>
+        <w:autoSpaceDE/>
+        <w:autoSpaceDN/>
+        <w:bidi w:val="0"/>
+        <w:adjustRightInd/>
+        <w:snapToGrid/>
+        <w:spacing w:before="0" w:after="0" w:line="440" w:lineRule="exact"/>
+        <w:ind w:left="431" w:right="288" w:rightChars="137" w:hanging="431"/>
+        <w:jc w:val="left"/>
+        <w:textAlignment w:val="auto"/>
+        <w:rPr>
+          <w:rFonts w:hint="default" w:ascii="Times New Roman" w:hAnsi="Times New Roman" w:eastAsia="微软雅黑" w:cs="Times New Roman"/>
+          <w:color w:val="62B541"/>
+          <w:sz w:val="24"/>
+          <w:szCs w:val="24"/>
+          <w:u w:val="none"/>
+        </w:rPr>
+      </w:pPr>
+      <w:r>
+        <w:rPr>
+          <w:rFonts w:hint="default" w:ascii="Times New Roman" w:hAnsi="Times New Roman" w:eastAsia="微软雅黑" w:cs="Times New Roman"/>
+          <w:color w:val="62B541"/>
+          <w:sz w:val="24"/>
+          <w:szCs w:val="24"/>
+          <w:u w:val="none"/>
+          <w:lang w:val="en-US" w:eastAsia="zh-CN"/>
+        </w:rPr>
+        <w:t>3</w:t>
+      </w:r>
+      <w:r>
+        <w:rPr>
+          <w:rFonts w:hint="default" w:ascii="Times New Roman" w:hAnsi="Times New Roman" w:eastAsia="微软雅黑" w:cs="Times New Roman"/>
+          <w:color w:val="62B541"/>
+          <w:sz w:val="24"/>
+          <w:szCs w:val="24"/>
+          <w:u w:val="none"/>
+        </w:rPr>
+        <w:t>. Claudin 18.2临床研究</w:t>
+      </w:r>
+    </w:p>
+    <w:p>
+      <w:pPr>
+        <w:adjustRightInd w:val="0"/>
+        <w:snapToGrid w:val="0"/>
+        <w:spacing w:line="360" w:lineRule="auto"/>
+        <w:ind w:firstLine="360" w:firstLineChars="200"/>
+        <w:rPr>
+          <w:rFonts w:hint="default" w:ascii="Times New Roman" w:hAnsi="Times New Roman" w:eastAsia="微软雅黑" w:cs="Times New Roman"/>
+          <w:sz w:val="18"/>
+          <w:lang w:val="en-US" w:eastAsia="zh-CN"/>
+        </w:rPr>
+      </w:pPr>
+      <w:r>
+        <w:rPr>
+          <w:rFonts w:hint="default" w:ascii="Times New Roman" w:hAnsi="Times New Roman" w:eastAsia="微软雅黑" w:cs="Times New Roman"/>
+          <w:sz w:val="18"/>
+        </w:rPr>
+        <w:t>目前，CLDN18.2在业界广泛关注，类型涉及单克隆抗体、双特异性抗体、CAR-T以及抗体药物偶联物（ADC），以单克隆抗体在研数量最多。</w:t>
+      </w:r>
+      <w:r>
+        <w:rPr>
+          <w:rFonts w:hint="default" w:ascii="Times New Roman" w:hAnsi="Times New Roman" w:eastAsia="微软雅黑" w:cs="Times New Roman"/>
+          <w:sz w:val="18"/>
+          <w:lang w:val="en-US" w:eastAsia="zh-CN"/>
+        </w:rPr>
+        <w:t>部分相关临床试验如下：</w:t>
+      </w:r>
+    </w:p>
+    <w:p>
+      <w:pPr>
+        <w:keepNext w:val="0"/>
+        <w:keepLines w:val="0"/>
+        <w:pageBreakBefore w:val="0"/>
+        <w:widowControl w:val="0"/>
+        <w:kinsoku/>
+        <w:wordWrap/>
+        <w:overflowPunct/>
+        <w:topLinePunct w:val="0"/>
+        <w:autoSpaceDE/>
+        <w:autoSpaceDN/>
+        <w:bidi w:val="0"/>
+        <w:adjustRightInd w:val="0"/>
+        <w:snapToGrid w:val="0"/>
+        <w:spacing w:line="240" w:lineRule="auto"/>
+        <w:ind w:firstLine="360" w:firstLineChars="200"/>
+        <w:jc w:val="center"/>
+        <w:textAlignment w:val="auto"/>
+        <w:rPr>
+          <w:rFonts w:hint="default" w:ascii="Times New Roman" w:hAnsi="Times New Roman" w:eastAsia="微软雅黑" w:cs="Times New Roman"/>
+          <w:sz w:val="18"/>
+          <w:szCs w:val="18"/>
+        </w:rPr>
+      </w:pPr>
+      <w:r>
+        <w:rPr>
+          <w:rFonts w:hint="default" w:ascii="Times New Roman" w:hAnsi="Times New Roman" w:eastAsia="微软雅黑" w:cs="Times New Roman"/>
+          <w:color w:val="000000"/>
+          <w:sz w:val="18"/>
+          <w:szCs w:val="18"/>
+        </w:rPr>
+        <w:t>表</w:t>
+      </w:r>
+      <w:r>
+        <w:rPr>
+          <w:rFonts w:hint="default" w:ascii="Times New Roman" w:hAnsi="Times New Roman" w:eastAsia="微软雅黑" w:cs="Times New Roman"/>
+          <w:color w:val="000000"/>
+          <w:sz w:val="18"/>
+          <w:szCs w:val="18"/>
+          <w:lang w:val="en-US" w:eastAsia="zh-CN"/>
+        </w:rPr>
+        <w:t>1.</w:t>
+      </w:r>
+      <w:r>
+        <w:rPr>
+          <w:rFonts w:hint="default" w:ascii="Times New Roman" w:hAnsi="Times New Roman" w:eastAsia="微软雅黑" w:cs="Times New Roman"/>
+          <w:color w:val="000000"/>
+          <w:sz w:val="18"/>
+          <w:szCs w:val="18"/>
+        </w:rPr>
+        <w:t xml:space="preserve"> CLDN18.2相关临床试验（部分）</w:t>
+      </w:r>
+    </w:p>
+    <w:tbl>
+      <w:tblPr>
+        <w:tblStyle w:val="235"/>
+        <w:tblW w:w="9543" w:type="dxa"/>
+        <w:jc w:val="center"/>
+        <w:tblBorders>
+          <w:top w:val="single" w:color="62B541" w:sz="4" w:space="0"/>
+          <w:left w:val="single" w:color="62B541" w:sz="4" w:space="0"/>
+          <w:bottom w:val="single" w:color="62B541" w:sz="4" w:space="0"/>
+          <w:right w:val="single" w:color="62B541" w:sz="4" w:space="0"/>
+          <w:insideH w:val="single" w:color="62B541" w:sz="4" w:space="0"/>
+          <w:insideV w:val="single" w:color="62B541" w:sz="4" w:space="0"/>
+        </w:tblBorders>
+        <w:tblLayout w:type="autofit"/>
+        <w:tblCellMar>
+          <w:top w:w="0" w:type="dxa"/>
+          <w:left w:w="108" w:type="dxa"/>
+          <w:bottom w:w="0" w:type="dxa"/>
+          <w:right w:w="108" w:type="dxa"/>
+        </w:tblCellMar>
+      </w:tblPr>
+      <w:tblGrid>
+        <w:gridCol w:w="1608"/>
+        <w:gridCol w:w="1630"/>
+        <w:gridCol w:w="2892"/>
+        <w:gridCol w:w="1164"/>
+        <w:gridCol w:w="2249"/>
+      </w:tblGrid>
+      <w:tr>
+        <w:tblPrEx>
+          <w:tblBorders>
+            <w:top w:val="single" w:color="62B541" w:sz="4" w:space="0"/>
+            <w:left w:val="single" w:color="62B541" w:sz="4" w:space="0"/>
+            <w:bottom w:val="single" w:color="62B541" w:sz="4" w:space="0"/>
+            <w:right w:val="single" w:color="62B541" w:sz="4" w:space="0"/>
+            <w:insideH w:val="single" w:color="62B541" w:sz="4" w:space="0"/>
+            <w:insideV w:val="single" w:color="62B541" w:sz="4" w:space="0"/>
+          </w:tblBorders>
+        </w:tblPrEx>
+        <w:trPr>
+          <w:trHeight w:val="539" w:hRule="atLeast"/>
+          <w:jc w:val="center"/>
+        </w:trPr>
+        <w:tc>
+          <w:tcPr>
+            <w:tcW w:w="1608" w:type="dxa"/>
+            <w:tcBorders>
+              <w:insideV w:val="nil"/>
+            </w:tcBorders>
+            <w:shd w:val="clear" w:color="auto" w:fill="62B541"/>
+            <w:vAlign w:val="center"/>
+          </w:tcPr>
+          <w:p>
+            <w:pPr>
+              <w:adjustRightInd w:val="0"/>
+              <w:snapToGrid w:val="0"/>
+              <w:jc w:val="center"/>
+              <w:rPr>
+                <w:rFonts w:hint="default" w:ascii="微软雅黑" w:hAnsi="微软雅黑" w:eastAsia="微软雅黑" w:cs="微软雅黑"/>
+                <w:b/>
+                <w:bCs/>
+                <w:color w:val="FFFFFF" w:themeColor="background1"/>
+                <w:kern w:val="2"/>
+                <w:sz w:val="18"/>
+                <w:szCs w:val="18"/>
+                <w:lang w:val="en-US" w:eastAsia="zh-CN" w:bidi="ar-SA"/>
+                <w14:textFill>
+                  <w14:solidFill>
+                    <w14:schemeClr w14:val="bg1"/>
+                  </w14:solidFill>
+                </w14:textFill>
+              </w:rPr>
+            </w:pPr>
+            <w:r>
+              <w:rPr>
+                <w:rFonts w:hint="eastAsia" w:ascii="微软雅黑" w:hAnsi="微软雅黑" w:eastAsia="微软雅黑" w:cs="微软雅黑"/>
+                <w:b/>
+                <w:bCs/>
+                <w:color w:val="FFFFFF" w:themeColor="background1"/>
+                <w:kern w:val="2"/>
+                <w:sz w:val="18"/>
+                <w:szCs w:val="18"/>
+                <w:lang w:val="en-US" w:eastAsia="zh-CN" w:bidi="ar-SA"/>
+                <w14:textFill>
+                  <w14:solidFill>
+                    <w14:schemeClr w14:val="bg1"/>
+                  </w14:solidFill>
+                </w14:textFill>
+              </w:rPr>
+              <w:t>临床实验编号</w:t>
+            </w:r>
+          </w:p>
+        </w:tc>
+        <w:tc>
+          <w:tcPr>
+            <w:tcW w:w="1630" w:type="dxa"/>
+            <w:tcBorders>
+              <w:insideV w:val="nil"/>
+            </w:tcBorders>
+            <w:shd w:val="clear" w:color="auto" w:fill="62B541"/>
+            <w:vAlign w:val="center"/>
+          </w:tcPr>
+          <w:p>
+            <w:pPr>
+              <w:adjustRightInd w:val="0"/>
+              <w:snapToGrid w:val="0"/>
+              <w:jc w:val="center"/>
+              <w:rPr>
+                <w:rFonts w:hint="eastAsia" w:ascii="微软雅黑" w:hAnsi="微软雅黑" w:eastAsia="微软雅黑" w:cs="微软雅黑"/>
+                <w:b/>
+                <w:bCs/>
+                <w:color w:val="FFFFFF" w:themeColor="background1"/>
+                <w:kern w:val="2"/>
+                <w:sz w:val="18"/>
+                <w:szCs w:val="18"/>
+                <w:lang w:val="en-US" w:eastAsia="zh-CN" w:bidi="ar-SA"/>
+                <w14:textFill>
+                  <w14:solidFill>
+                    <w14:schemeClr w14:val="bg1"/>
+                  </w14:solidFill>
+                </w14:textFill>
+              </w:rPr>
+            </w:pPr>
+            <w:r>
+              <w:rPr>
+                <w:rFonts w:hint="eastAsia" w:ascii="微软雅黑" w:hAnsi="微软雅黑" w:eastAsia="微软雅黑" w:cs="微软雅黑"/>
+                <w:b/>
+                <w:bCs/>
+                <w:color w:val="FFFFFF" w:themeColor="background1"/>
+                <w:kern w:val="2"/>
+                <w:sz w:val="18"/>
+                <w:szCs w:val="18"/>
+                <w14:textFill>
+                  <w14:solidFill>
+                    <w14:schemeClr w14:val="bg1"/>
+                  </w14:solidFill>
+                </w14:textFill>
+              </w:rPr>
+              <w:t>药物</w:t>
+            </w:r>
+          </w:p>
+        </w:tc>
+        <w:tc>
+          <w:tcPr>
+            <w:tcW w:w="2892" w:type="dxa"/>
+            <w:tcBorders>
+              <w:insideV w:val="nil"/>
+            </w:tcBorders>
+            <w:shd w:val="clear" w:color="auto" w:fill="62B541"/>
+            <w:vAlign w:val="center"/>
+          </w:tcPr>
+          <w:p>
+            <w:pPr>
+              <w:adjustRightInd w:val="0"/>
+              <w:snapToGrid w:val="0"/>
+              <w:jc w:val="center"/>
+              <w:rPr>
+                <w:rFonts w:hint="eastAsia" w:ascii="微软雅黑" w:hAnsi="微软雅黑" w:eastAsia="微软雅黑" w:cs="微软雅黑"/>
+                <w:b/>
+                <w:bCs/>
+                <w:color w:val="FFFFFF" w:themeColor="background1"/>
+                <w:kern w:val="2"/>
+                <w:sz w:val="18"/>
+                <w:szCs w:val="18"/>
+                <w:lang w:eastAsia="zh-CN"/>
+                <w14:textFill>
+                  <w14:solidFill>
+                    <w14:schemeClr w14:val="bg1"/>
+                  </w14:solidFill>
+                </w14:textFill>
+              </w:rPr>
+            </w:pPr>
+            <w:r>
+              <w:rPr>
+                <w:rFonts w:hint="eastAsia" w:ascii="微软雅黑" w:hAnsi="微软雅黑" w:eastAsia="微软雅黑" w:cs="微软雅黑"/>
+                <w:b/>
+                <w:bCs/>
+                <w:color w:val="FFFFFF" w:themeColor="background1"/>
+                <w:kern w:val="2"/>
+                <w:sz w:val="18"/>
+                <w:szCs w:val="18"/>
+                <w:lang w:val="en-US" w:eastAsia="zh-CN"/>
+                <w14:textFill>
+                  <w14:solidFill>
+                    <w14:schemeClr w14:val="bg1"/>
+                  </w14:solidFill>
+                </w14:textFill>
+              </w:rPr>
+              <w:t>适应症</w:t>
+            </w:r>
+          </w:p>
+        </w:tc>
+        <w:tc>
+          <w:tcPr>
+            <w:tcW w:w="1164" w:type="dxa"/>
+            <w:tcBorders>
+              <w:insideV w:val="nil"/>
+            </w:tcBorders>
+            <w:shd w:val="clear" w:color="auto" w:fill="62B541"/>
+            <w:vAlign w:val="center"/>
+          </w:tcPr>
+          <w:p>
+            <w:pPr>
+              <w:adjustRightInd w:val="0"/>
+              <w:snapToGrid w:val="0"/>
+              <w:jc w:val="center"/>
+              <w:rPr>
+                <w:rFonts w:hint="eastAsia" w:ascii="微软雅黑" w:hAnsi="微软雅黑" w:eastAsia="微软雅黑" w:cs="微软雅黑"/>
+                <w:b/>
+                <w:bCs/>
+                <w:color w:val="FFFFFF" w:themeColor="background1"/>
+                <w:kern w:val="2"/>
+                <w:sz w:val="18"/>
+                <w:szCs w:val="18"/>
+                <w14:textFill>
+                  <w14:solidFill>
+                    <w14:schemeClr w14:val="bg1"/>
+                  </w14:solidFill>
+                </w14:textFill>
+              </w:rPr>
+            </w:pPr>
+            <w:r>
+              <w:rPr>
+                <w:rFonts w:hint="eastAsia" w:ascii="微软雅黑" w:hAnsi="微软雅黑" w:eastAsia="微软雅黑" w:cs="微软雅黑"/>
+                <w:b/>
+                <w:bCs/>
+                <w:color w:val="FFFFFF" w:themeColor="background1"/>
+                <w:kern w:val="2"/>
+                <w:sz w:val="18"/>
+                <w:szCs w:val="18"/>
+                <w14:textFill>
+                  <w14:solidFill>
+                    <w14:schemeClr w14:val="bg1"/>
+                  </w14:solidFill>
+                </w14:textFill>
+              </w:rPr>
+              <w:t>分期（期）</w:t>
+            </w:r>
+          </w:p>
+        </w:tc>
+        <w:tc>
+          <w:tcPr>
+            <w:tcW w:w="2249" w:type="dxa"/>
+            <w:tcBorders>
+              <w:insideV w:val="nil"/>
+            </w:tcBorders>
+            <w:shd w:val="clear" w:color="auto" w:fill="62B541"/>
+            <w:vAlign w:val="center"/>
+          </w:tcPr>
+          <w:p>
+            <w:pPr>
+              <w:adjustRightInd w:val="0"/>
+              <w:snapToGrid w:val="0"/>
+              <w:jc w:val="center"/>
+              <w:rPr>
+                <w:rFonts w:hint="eastAsia" w:ascii="微软雅黑" w:hAnsi="微软雅黑" w:eastAsia="微软雅黑" w:cs="微软雅黑"/>
+                <w:b/>
+                <w:bCs/>
+                <w:color w:val="FFFFFF" w:themeColor="background1"/>
+                <w:kern w:val="2"/>
+                <w:sz w:val="18"/>
+                <w:szCs w:val="18"/>
+                <w:lang w:val="en-US" w:eastAsia="zh-CN"/>
+                <w14:textFill>
+                  <w14:solidFill>
+                    <w14:schemeClr w14:val="bg1"/>
+                  </w14:solidFill>
+                </w14:textFill>
+              </w:rPr>
+            </w:pPr>
+            <w:r>
+              <w:rPr>
+                <w:rFonts w:hint="eastAsia" w:ascii="微软雅黑" w:hAnsi="微软雅黑" w:eastAsia="微软雅黑" w:cs="微软雅黑"/>
+                <w:b/>
+                <w:bCs/>
+                <w:color w:val="FFFFFF" w:themeColor="background1"/>
+                <w:kern w:val="2"/>
+                <w:sz w:val="18"/>
+                <w:szCs w:val="18"/>
+                <w:lang w:val="en-US" w:eastAsia="zh-CN"/>
+                <w14:textFill>
+                  <w14:solidFill>
+                    <w14:schemeClr w14:val="bg1"/>
+                  </w14:solidFill>
+                </w14:textFill>
+              </w:rPr>
+              <w:t>入组标准</w:t>
+            </w:r>
+          </w:p>
+          <w:p>
+            <w:pPr>
+              <w:adjustRightInd w:val="0"/>
+              <w:snapToGrid w:val="0"/>
+              <w:jc w:val="center"/>
+              <w:rPr>
+                <w:rFonts w:hint="default" w:ascii="微软雅黑" w:hAnsi="微软雅黑" w:eastAsia="微软雅黑" w:cs="微软雅黑"/>
+                <w:b/>
+                <w:bCs/>
+                <w:color w:val="FFFFFF" w:themeColor="background1"/>
+                <w:kern w:val="2"/>
+                <w:sz w:val="18"/>
+                <w:szCs w:val="18"/>
+                <w:lang w:val="en-US" w:eastAsia="zh-CN"/>
+                <w14:textFill>
+                  <w14:solidFill>
+                    <w14:schemeClr w14:val="bg1"/>
+                  </w14:solidFill>
+                </w14:textFill>
+              </w:rPr>
+            </w:pPr>
+            <w:r>
+              <w:rPr>
+                <w:rFonts w:hint="default" w:ascii="微软雅黑" w:hAnsi="微软雅黑" w:eastAsia="微软雅黑" w:cs="微软雅黑"/>
+                <w:b/>
+                <w:bCs/>
+                <w:color w:val="FFFFFF" w:themeColor="background1"/>
+                <w:kern w:val="2"/>
+                <w:sz w:val="18"/>
+                <w:szCs w:val="18"/>
+                <w:lang w:val="en-US" w:eastAsia="zh-CN"/>
+                <w14:textFill>
+                  <w14:solidFill>
+                    <w14:schemeClr w14:val="bg1"/>
+                  </w14:solidFill>
+                </w14:textFill>
+              </w:rPr>
+              <w:t>(CLDN18.2 表达水平)</w:t>
+            </w:r>
+          </w:p>
+        </w:tc>
+      </w:tr>
+      <w:tr>
+        <w:tblPrEx>
+          <w:tblBorders>
+            <w:top w:val="single" w:color="62B541" w:sz="4" w:space="0"/>
+            <w:left w:val="single" w:color="62B541" w:sz="4" w:space="0"/>
+            <w:bottom w:val="single" w:color="62B541" w:sz="4" w:space="0"/>
+            <w:right w:val="single" w:color="62B541" w:sz="4" w:space="0"/>
+            <w:insideH w:val="single" w:color="62B541" w:sz="4" w:space="0"/>
+            <w:insideV w:val="single" w:color="62B541" w:sz="4" w:space="0"/>
+          </w:tblBorders>
+          <w:tblCellMar>
+            <w:top w:w="0" w:type="dxa"/>
+            <w:left w:w="108" w:type="dxa"/>
+            <w:bottom w:w="0" w:type="dxa"/>
+            <w:right w:w="108" w:type="dxa"/>
+          </w:tblCellMar>
+        </w:tblPrEx>
+        <w:trPr>
+          <w:trHeight w:val="637" w:hRule="atLeast"/>
+          <w:jc w:val="center"/>
+        </w:trPr>
+        <w:tc>
+          <w:tcPr>
+            <w:tcW w:w="1608" w:type="dxa"/>
+            <w:shd w:val="clear" w:color="auto" w:fill="auto"/>
+            <w:vAlign w:val="center"/>
+          </w:tcPr>
+          <w:p>
+            <w:pPr>
+              <w:adjustRightInd w:val="0"/>
+              <w:snapToGrid w:val="0"/>
+              <w:jc w:val="center"/>
+              <w:rPr>
+                <w:rFonts w:hint="default" w:ascii="Times New Roman" w:hAnsi="Times New Roman" w:eastAsia="微软雅黑" w:cs="Times New Roman"/>
+                <w:b w:val="0"/>
+                <w:color w:val="auto"/>
+                <w:kern w:val="2"/>
+                <w:sz w:val="18"/>
+                <w:szCs w:val="18"/>
+                <w:lang w:val="en-US" w:eastAsia="zh-CN" w:bidi="ar-SA"/>
+              </w:rPr>
+            </w:pPr>
+            <w:r>
+              <w:rPr>
+                <w:rFonts w:hint="default" w:ascii="Times New Roman" w:hAnsi="Times New Roman" w:eastAsia="微软雅黑" w:cs="Times New Roman"/>
+                <w:b w:val="0"/>
+                <w:color w:val="auto"/>
+                <w:kern w:val="2"/>
+                <w:sz w:val="18"/>
+                <w:szCs w:val="18"/>
+                <w:lang w:val="en-US" w:eastAsia="zh-CN" w:bidi="ar-SA"/>
+              </w:rPr>
+              <w:t>NCT06587425</w:t>
+            </w:r>
+          </w:p>
+        </w:tc>
+        <w:tc>
+          <w:tcPr>
+            <w:tcW w:w="1630" w:type="dxa"/>
+            <w:shd w:val="clear" w:color="auto" w:fill="auto"/>
+            <w:vAlign w:val="center"/>
+          </w:tcPr>
+          <w:p>
+            <w:pPr>
+              <w:adjustRightInd w:val="0"/>
+              <w:snapToGrid w:val="0"/>
+              <w:jc w:val="center"/>
+              <w:rPr>
+                <w:rFonts w:hint="default" w:ascii="Times New Roman" w:hAnsi="Times New Roman" w:eastAsia="微软雅黑" w:cs="Times New Roman"/>
+                <w:b w:val="0"/>
+                <w:color w:val="auto"/>
+                <w:kern w:val="2"/>
+                <w:sz w:val="18"/>
+                <w:szCs w:val="18"/>
+                <w:lang w:val="en-US" w:eastAsia="zh-CN" w:bidi="ar-SA"/>
+              </w:rPr>
+            </w:pPr>
+            <w:r>
+              <w:rPr>
+                <w:rFonts w:hint="default" w:ascii="Times New Roman" w:hAnsi="Times New Roman" w:eastAsia="微软雅黑" w:cs="Times New Roman"/>
+                <w:b w:val="0"/>
+                <w:color w:val="auto"/>
+                <w:kern w:val="2"/>
+                <w:sz w:val="18"/>
+                <w:szCs w:val="18"/>
+                <w:lang w:val="en-US" w:eastAsia="zh-CN" w:bidi="ar-SA"/>
+              </w:rPr>
+              <w:t>LM-302+</w:t>
+            </w:r>
+            <w:r>
+              <w:rPr>
+                <w:rFonts w:hint="default" w:ascii="Times New Roman" w:hAnsi="Times New Roman" w:eastAsia="微软雅黑" w:cs="Times New Roman"/>
+                <w:i w:val="0"/>
+                <w:iCs w:val="0"/>
+                <w:caps w:val="0"/>
+                <w:color w:val="auto"/>
+                <w:spacing w:val="0"/>
+                <w:sz w:val="18"/>
+                <w:szCs w:val="18"/>
+                <w:shd w:val="clear" w:fill="auto"/>
+              </w:rPr>
+              <w:t>卡度尼利单抗</w:t>
+            </w:r>
+          </w:p>
+        </w:tc>
+        <w:tc>
+          <w:tcPr>
+            <w:tcW w:w="2892" w:type="dxa"/>
+            <w:shd w:val="clear" w:color="auto" w:fill="auto"/>
+            <w:vAlign w:val="center"/>
+          </w:tcPr>
+          <w:p>
+            <w:pPr>
+              <w:adjustRightInd w:val="0"/>
+              <w:snapToGrid w:val="0"/>
+              <w:jc w:val="center"/>
+              <w:rPr>
+                <w:rFonts w:hint="default" w:ascii="Times New Roman" w:hAnsi="Times New Roman" w:eastAsia="微软雅黑" w:cs="Times New Roman"/>
+                <w:b w:val="0"/>
+                <w:color w:val="auto"/>
+                <w:kern w:val="2"/>
+                <w:sz w:val="18"/>
+                <w:szCs w:val="18"/>
+                <w:lang w:val="en-US" w:eastAsia="zh-CN" w:bidi="ar-SA"/>
+              </w:rPr>
+            </w:pPr>
+            <w:r>
+              <w:rPr>
+                <w:rFonts w:hint="default" w:ascii="Times New Roman" w:hAnsi="Times New Roman" w:eastAsia="微软雅黑" w:cs="Times New Roman"/>
+                <w:b w:val="0"/>
+                <w:color w:val="auto"/>
+                <w:kern w:val="2"/>
+                <w:sz w:val="18"/>
+                <w:szCs w:val="18"/>
+                <w:lang w:val="en-US" w:eastAsia="zh-CN" w:bidi="ar-SA"/>
+              </w:rPr>
+              <w:t>胃腺癌、胃食管结合腺癌</w:t>
+            </w:r>
+          </w:p>
+        </w:tc>
+        <w:tc>
+          <w:tcPr>
+            <w:tcW w:w="1164" w:type="dxa"/>
+            <w:shd w:val="clear" w:color="auto" w:fill="auto"/>
+            <w:vAlign w:val="center"/>
+          </w:tcPr>
+          <w:p>
+            <w:pPr>
+              <w:adjustRightInd w:val="0"/>
+              <w:snapToGrid w:val="0"/>
+              <w:jc w:val="center"/>
+              <w:rPr>
+                <w:rFonts w:hint="default" w:ascii="Times New Roman" w:hAnsi="Times New Roman" w:eastAsia="微软雅黑" w:cs="Times New Roman"/>
+                <w:b w:val="0"/>
+                <w:color w:val="auto"/>
+                <w:kern w:val="2"/>
+                <w:sz w:val="18"/>
+                <w:szCs w:val="18"/>
+                <w:lang w:val="en-US" w:eastAsia="zh-CN" w:bidi="ar-SA"/>
+              </w:rPr>
+            </w:pPr>
+            <w:r>
+              <w:rPr>
+                <w:rFonts w:hint="default" w:ascii="Times New Roman" w:hAnsi="Times New Roman" w:eastAsia="微软雅黑" w:cs="Times New Roman"/>
+                <w:b w:val="0"/>
+                <w:color w:val="auto"/>
+                <w:kern w:val="2"/>
+                <w:sz w:val="18"/>
+                <w:szCs w:val="18"/>
+              </w:rPr>
+              <w:t>II</w:t>
+            </w:r>
+          </w:p>
+        </w:tc>
+        <w:tc>
+          <w:tcPr>
+            <w:tcW w:w="2249" w:type="dxa"/>
+            <w:shd w:val="clear" w:color="auto" w:fill="auto"/>
+            <w:vAlign w:val="center"/>
+          </w:tcPr>
+          <w:p>
+            <w:pPr>
+              <w:adjustRightInd w:val="0"/>
+              <w:snapToGrid w:val="0"/>
+              <w:jc w:val="center"/>
+              <w:rPr>
+                <w:rFonts w:hint="default" w:ascii="Times New Roman" w:hAnsi="Times New Roman" w:eastAsia="微软雅黑" w:cs="Times New Roman"/>
+                <w:b w:val="0"/>
+                <w:color w:val="auto"/>
+                <w:kern w:val="2"/>
+                <w:sz w:val="18"/>
+                <w:szCs w:val="18"/>
+              </w:rPr>
+            </w:pPr>
+            <w:r>
+              <w:rPr>
+                <w:rFonts w:hint="default" w:ascii="Times New Roman" w:hAnsi="Times New Roman" w:eastAsia="微软雅黑" w:cs="Times New Roman"/>
+                <w:i w:val="0"/>
+                <w:iCs w:val="0"/>
+                <w:caps w:val="0"/>
+                <w:color w:val="auto"/>
+                <w:spacing w:val="0"/>
+                <w:sz w:val="18"/>
+                <w:szCs w:val="18"/>
+                <w:shd w:val="clear" w:fill="FFFFFF"/>
+              </w:rPr>
+              <w:t>≥10%</w:t>
+            </w:r>
+          </w:p>
+        </w:tc>
+      </w:tr>
+      <w:tr>
+        <w:tblPrEx>
+          <w:tblBorders>
+            <w:top w:val="single" w:color="62B541" w:sz="4" w:space="0"/>
+            <w:left w:val="single" w:color="62B541" w:sz="4" w:space="0"/>
+            <w:bottom w:val="single" w:color="62B541" w:sz="4" w:space="0"/>
+            <w:right w:val="single" w:color="62B541" w:sz="4" w:space="0"/>
+            <w:insideH w:val="single" w:color="62B541" w:sz="4" w:space="0"/>
+            <w:insideV w:val="single" w:color="62B541" w:sz="4" w:space="0"/>
+          </w:tblBorders>
+          <w:tblCellMar>
+            <w:top w:w="0" w:type="dxa"/>
+            <w:left w:w="108" w:type="dxa"/>
+            <w:bottom w:w="0" w:type="dxa"/>
+            <w:right w:w="108" w:type="dxa"/>
+          </w:tblCellMar>
+        </w:tblPrEx>
+        <w:trPr>
+          <w:trHeight w:val="662" w:hRule="atLeast"/>
+          <w:jc w:val="center"/>
+        </w:trPr>
+        <w:tc>
+          <w:tcPr>
+            <w:tcW w:w="1608" w:type="dxa"/>
+            <w:shd w:val="clear" w:color="auto" w:fill="auto"/>
+            <w:vAlign w:val="center"/>
+          </w:tcPr>
+          <w:p>
+            <w:pPr>
+              <w:adjustRightInd w:val="0"/>
+              <w:snapToGrid w:val="0"/>
+              <w:jc w:val="center"/>
+              <w:rPr>
+                <w:rFonts w:hint="default" w:ascii="Times New Roman" w:hAnsi="Times New Roman" w:eastAsia="微软雅黑" w:cs="Times New Roman"/>
+                <w:b w:val="0"/>
+                <w:color w:val="auto"/>
+                <w:kern w:val="2"/>
+                <w:sz w:val="18"/>
+                <w:szCs w:val="18"/>
+                <w:lang w:val="en-US" w:eastAsia="zh-CN" w:bidi="ar-SA"/>
+              </w:rPr>
+            </w:pPr>
+            <w:r>
+              <w:rPr>
+                <w:rFonts w:hint="default" w:ascii="Times New Roman" w:hAnsi="Times New Roman" w:eastAsia="微软雅黑" w:cs="Times New Roman"/>
+                <w:color w:val="auto"/>
+                <w:sz w:val="18"/>
+                <w:szCs w:val="18"/>
+              </w:rPr>
+              <w:t>NCT03816163</w:t>
+            </w:r>
+          </w:p>
+        </w:tc>
+        <w:tc>
+          <w:tcPr>
+            <w:tcW w:w="1630" w:type="dxa"/>
+            <w:shd w:val="clear" w:color="auto" w:fill="auto"/>
+            <w:vAlign w:val="center"/>
+          </w:tcPr>
+          <w:p>
+            <w:pPr>
+              <w:adjustRightInd w:val="0"/>
+              <w:snapToGrid w:val="0"/>
+              <w:jc w:val="center"/>
+              <w:rPr>
+                <w:rFonts w:hint="default" w:ascii="Times New Roman" w:hAnsi="Times New Roman" w:eastAsia="微软雅黑" w:cs="Times New Roman"/>
+                <w:b w:val="0"/>
+                <w:color w:val="auto"/>
+                <w:kern w:val="2"/>
+                <w:sz w:val="18"/>
+                <w:szCs w:val="18"/>
+                <w:lang w:val="en-US" w:eastAsia="zh-CN" w:bidi="ar-SA"/>
+              </w:rPr>
+            </w:pPr>
+            <w:r>
+              <w:rPr>
+                <w:rFonts w:hint="default" w:ascii="Times New Roman" w:hAnsi="Times New Roman" w:eastAsia="微软雅黑" w:cs="Times New Roman"/>
+                <w:i w:val="0"/>
+                <w:iCs w:val="0"/>
+                <w:caps w:val="0"/>
+                <w:color w:val="auto"/>
+                <w:spacing w:val="0"/>
+                <w:sz w:val="18"/>
+                <w:szCs w:val="18"/>
+                <w:shd w:val="clear" w:fill="FFFFFF"/>
+              </w:rPr>
+              <w:t>佐妥昔单抗</w:t>
+            </w:r>
+          </w:p>
+        </w:tc>
+        <w:tc>
+          <w:tcPr>
+            <w:tcW w:w="2892" w:type="dxa"/>
+            <w:shd w:val="clear" w:color="auto" w:fill="auto"/>
+            <w:vAlign w:val="center"/>
+          </w:tcPr>
+          <w:p>
+            <w:pPr>
+              <w:adjustRightInd w:val="0"/>
+              <w:snapToGrid w:val="0"/>
+              <w:jc w:val="center"/>
+              <w:rPr>
+                <w:rFonts w:hint="default" w:ascii="Times New Roman" w:hAnsi="Times New Roman" w:eastAsia="微软雅黑" w:cs="Times New Roman"/>
+                <w:b w:val="0"/>
+                <w:color w:val="auto"/>
+                <w:kern w:val="2"/>
+                <w:sz w:val="18"/>
+                <w:szCs w:val="18"/>
+                <w:lang w:val="en-US" w:eastAsia="zh-CN" w:bidi="ar-SA"/>
+              </w:rPr>
+            </w:pPr>
+            <w:r>
+              <w:rPr>
+                <w:rFonts w:hint="default" w:ascii="Times New Roman" w:hAnsi="Times New Roman" w:eastAsia="微软雅黑" w:cs="Times New Roman"/>
+                <w:b w:val="0"/>
+                <w:color w:val="auto"/>
+                <w:kern w:val="2"/>
+                <w:sz w:val="18"/>
+                <w:szCs w:val="18"/>
+                <w:lang w:val="en-US" w:eastAsia="zh-CN" w:bidi="ar-SA"/>
+              </w:rPr>
+              <w:t>胰腺腺癌</w:t>
+            </w:r>
+          </w:p>
+        </w:tc>
+        <w:tc>
+          <w:tcPr>
+            <w:tcW w:w="1164" w:type="dxa"/>
+            <w:shd w:val="clear" w:color="auto" w:fill="auto"/>
+            <w:vAlign w:val="center"/>
+          </w:tcPr>
+          <w:p>
+            <w:pPr>
+              <w:adjustRightInd w:val="0"/>
+              <w:snapToGrid w:val="0"/>
+              <w:jc w:val="center"/>
+              <w:rPr>
+                <w:rFonts w:hint="default" w:ascii="Times New Roman" w:hAnsi="Times New Roman" w:eastAsia="微软雅黑" w:cs="Times New Roman"/>
+                <w:b w:val="0"/>
+                <w:color w:val="auto"/>
+                <w:kern w:val="2"/>
+                <w:sz w:val="18"/>
+                <w:szCs w:val="18"/>
+                <w:lang w:val="en-US" w:eastAsia="zh-CN" w:bidi="ar-SA"/>
+              </w:rPr>
+            </w:pPr>
+            <w:r>
+              <w:rPr>
+                <w:rFonts w:hint="default" w:ascii="Times New Roman" w:hAnsi="Times New Roman" w:eastAsia="微软雅黑" w:cs="Times New Roman"/>
+                <w:b w:val="0"/>
+                <w:color w:val="auto"/>
+                <w:kern w:val="2"/>
+                <w:sz w:val="18"/>
+                <w:szCs w:val="18"/>
+              </w:rPr>
+              <w:t>II</w:t>
+            </w:r>
+          </w:p>
+        </w:tc>
+        <w:tc>
+          <w:tcPr>
+            <w:tcW w:w="2249" w:type="dxa"/>
+            <w:shd w:val="clear" w:color="auto" w:fill="auto"/>
+            <w:vAlign w:val="center"/>
+          </w:tcPr>
+          <w:p>
+            <w:pPr>
+              <w:adjustRightInd w:val="0"/>
+              <w:snapToGrid w:val="0"/>
+              <w:jc w:val="center"/>
+              <w:rPr>
+                <w:rFonts w:hint="default" w:ascii="Times New Roman" w:hAnsi="Times New Roman" w:eastAsia="微软雅黑" w:cs="Times New Roman"/>
+                <w:b w:val="0"/>
+                <w:color w:val="auto"/>
+                <w:kern w:val="2"/>
+                <w:sz w:val="18"/>
+                <w:szCs w:val="18"/>
+                <w:lang w:val="en-US" w:eastAsia="zh-CN"/>
+              </w:rPr>
+            </w:pPr>
+            <w:r>
+              <w:rPr>
+                <w:rFonts w:hint="default" w:ascii="Times New Roman" w:hAnsi="Times New Roman" w:eastAsia="微软雅黑" w:cs="Times New Roman"/>
+                <w:b w:val="0"/>
+                <w:color w:val="auto"/>
+                <w:kern w:val="2"/>
+                <w:sz w:val="18"/>
+                <w:szCs w:val="18"/>
+              </w:rPr>
+              <w:t>&gt;2+,and ≥</w:t>
+            </w:r>
+            <w:r>
+              <w:rPr>
+                <w:rFonts w:hint="default" w:ascii="Times New Roman" w:hAnsi="Times New Roman" w:eastAsia="微软雅黑" w:cs="Times New Roman"/>
+                <w:b w:val="0"/>
+                <w:color w:val="auto"/>
+                <w:kern w:val="2"/>
+                <w:sz w:val="18"/>
+                <w:szCs w:val="18"/>
+                <w:lang w:val="en-US" w:eastAsia="zh-CN"/>
+              </w:rPr>
+              <w:t>7</w:t>
+            </w:r>
+            <w:r>
+              <w:rPr>
+                <w:rFonts w:hint="default" w:ascii="Times New Roman" w:hAnsi="Times New Roman" w:eastAsia="微软雅黑" w:cs="Times New Roman"/>
+                <w:b w:val="0"/>
+                <w:color w:val="auto"/>
+                <w:kern w:val="2"/>
+                <w:sz w:val="18"/>
+                <w:szCs w:val="18"/>
+              </w:rPr>
+              <w:t>5%</w:t>
+            </w:r>
+          </w:p>
+        </w:tc>
+      </w:tr>
+      <w:tr>
+        <w:tblPrEx>
+          <w:tblBorders>
+            <w:top w:val="single" w:color="62B541" w:sz="4" w:space="0"/>
+            <w:left w:val="single" w:color="62B541" w:sz="4" w:space="0"/>
+            <w:bottom w:val="single" w:color="62B541" w:sz="4" w:space="0"/>
+            <w:right w:val="single" w:color="62B541" w:sz="4" w:space="0"/>
+            <w:insideH w:val="single" w:color="62B541" w:sz="4" w:space="0"/>
+            <w:insideV w:val="single" w:color="62B541" w:sz="4" w:space="0"/>
+          </w:tblBorders>
+          <w:tblCellMar>
+            <w:top w:w="0" w:type="dxa"/>
+            <w:left w:w="108" w:type="dxa"/>
+            <w:bottom w:w="0" w:type="dxa"/>
+            <w:right w:w="108" w:type="dxa"/>
+          </w:tblCellMar>
+        </w:tblPrEx>
+        <w:trPr>
+          <w:trHeight w:val="522" w:hRule="atLeast"/>
+          <w:jc w:val="center"/>
+        </w:trPr>
+        <w:tc>
+          <w:tcPr>
+            <w:tcW w:w="1608" w:type="dxa"/>
+            <w:shd w:val="clear" w:color="auto" w:fill="auto"/>
+            <w:vAlign w:val="center"/>
+          </w:tcPr>
+          <w:p>
+            <w:pPr>
+              <w:adjustRightInd w:val="0"/>
+              <w:snapToGrid w:val="0"/>
+              <w:jc w:val="center"/>
+              <w:rPr>
+                <w:rFonts w:hint="default" w:ascii="Times New Roman" w:hAnsi="Times New Roman" w:eastAsia="微软雅黑" w:cs="Times New Roman"/>
+                <w:b w:val="0"/>
+                <w:color w:val="auto"/>
+                <w:kern w:val="2"/>
+                <w:sz w:val="18"/>
+                <w:szCs w:val="18"/>
+                <w:lang w:val="en-US" w:eastAsia="zh-CN" w:bidi="ar-SA"/>
+              </w:rPr>
+            </w:pPr>
+            <w:r>
+              <w:rPr>
+                <w:rFonts w:hint="default" w:ascii="Times New Roman" w:hAnsi="Times New Roman" w:eastAsia="微软雅黑" w:cs="Times New Roman"/>
+                <w:b w:val="0"/>
+                <w:color w:val="auto"/>
+                <w:kern w:val="2"/>
+                <w:sz w:val="18"/>
+                <w:szCs w:val="18"/>
+                <w:lang w:val="en-US" w:eastAsia="zh-CN" w:bidi="ar-SA"/>
+              </w:rPr>
+              <w:t>NCT04495296</w:t>
+            </w:r>
+          </w:p>
+        </w:tc>
+        <w:tc>
+          <w:tcPr>
+            <w:tcW w:w="1630" w:type="dxa"/>
+            <w:shd w:val="clear" w:color="auto" w:fill="auto"/>
+            <w:vAlign w:val="center"/>
+          </w:tcPr>
+          <w:p>
+            <w:pPr>
+              <w:adjustRightInd w:val="0"/>
+              <w:snapToGrid w:val="0"/>
+              <w:jc w:val="center"/>
+              <w:rPr>
+                <w:rFonts w:hint="default" w:ascii="Times New Roman" w:hAnsi="Times New Roman" w:eastAsia="微软雅黑" w:cs="Times New Roman"/>
+                <w:b w:val="0"/>
+                <w:color w:val="auto"/>
+                <w:kern w:val="2"/>
+                <w:sz w:val="18"/>
+                <w:szCs w:val="18"/>
+                <w:lang w:val="en-US" w:eastAsia="zh-CN" w:bidi="ar-SA"/>
+              </w:rPr>
+            </w:pPr>
+            <w:r>
+              <w:rPr>
+                <w:rFonts w:hint="default" w:ascii="Times New Roman" w:hAnsi="Times New Roman" w:eastAsia="微软雅黑" w:cs="Times New Roman"/>
+                <w:b w:val="0"/>
+                <w:color w:val="auto"/>
+                <w:kern w:val="2"/>
+                <w:sz w:val="18"/>
+                <w:szCs w:val="18"/>
+                <w:lang w:val="en-US" w:eastAsia="zh-CN" w:bidi="ar-SA"/>
+              </w:rPr>
+              <w:t>TST001</w:t>
+            </w:r>
+          </w:p>
+        </w:tc>
+        <w:tc>
+          <w:tcPr>
+            <w:tcW w:w="2892" w:type="dxa"/>
+            <w:shd w:val="clear" w:color="auto" w:fill="auto"/>
+            <w:vAlign w:val="center"/>
+          </w:tcPr>
+          <w:p>
+            <w:pPr>
+              <w:adjustRightInd w:val="0"/>
+              <w:snapToGrid w:val="0"/>
+              <w:jc w:val="center"/>
+              <w:rPr>
+                <w:rFonts w:hint="default" w:ascii="Times New Roman" w:hAnsi="Times New Roman" w:eastAsia="微软雅黑" w:cs="Times New Roman"/>
+                <w:b w:val="0"/>
+                <w:color w:val="auto"/>
+                <w:kern w:val="2"/>
+                <w:sz w:val="18"/>
+                <w:szCs w:val="18"/>
+                <w:lang w:val="en-US" w:eastAsia="zh-CN" w:bidi="ar-SA"/>
+              </w:rPr>
+            </w:pPr>
+            <w:r>
+              <w:rPr>
+                <w:rFonts w:hint="default" w:ascii="Times New Roman" w:hAnsi="Times New Roman" w:eastAsia="微软雅黑" w:cs="Times New Roman"/>
+                <w:b w:val="0"/>
+                <w:color w:val="auto"/>
+                <w:kern w:val="2"/>
+                <w:sz w:val="18"/>
+                <w:szCs w:val="18"/>
+                <w:lang w:val="en-US" w:eastAsia="zh-CN" w:bidi="ar-SA"/>
+              </w:rPr>
+              <w:t>实体瘤</w:t>
+            </w:r>
+          </w:p>
+        </w:tc>
+        <w:tc>
+          <w:tcPr>
+            <w:tcW w:w="1164" w:type="dxa"/>
+            <w:shd w:val="clear" w:color="auto" w:fill="auto"/>
+            <w:vAlign w:val="center"/>
+          </w:tcPr>
+          <w:p>
+            <w:pPr>
+              <w:adjustRightInd w:val="0"/>
+              <w:snapToGrid w:val="0"/>
+              <w:jc w:val="center"/>
+              <w:rPr>
+                <w:rFonts w:hint="default" w:ascii="Times New Roman" w:hAnsi="Times New Roman" w:eastAsia="微软雅黑" w:cs="Times New Roman"/>
+                <w:b w:val="0"/>
+                <w:color w:val="auto"/>
+                <w:kern w:val="2"/>
+                <w:sz w:val="18"/>
+                <w:szCs w:val="18"/>
+                <w:lang w:val="en-US" w:eastAsia="zh-CN" w:bidi="ar-SA"/>
+              </w:rPr>
+            </w:pPr>
+            <w:r>
+              <w:rPr>
+                <w:rFonts w:hint="default" w:ascii="Times New Roman" w:hAnsi="Times New Roman" w:eastAsia="微软雅黑" w:cs="Times New Roman"/>
+                <w:b w:val="0"/>
+                <w:color w:val="auto"/>
+                <w:kern w:val="2"/>
+                <w:sz w:val="18"/>
+                <w:szCs w:val="18"/>
+              </w:rPr>
+              <w:t>I</w:t>
+            </w:r>
+            <w:r>
+              <w:rPr>
+                <w:rFonts w:hint="default" w:ascii="Times New Roman" w:hAnsi="Times New Roman" w:eastAsia="微软雅黑" w:cs="Times New Roman"/>
+                <w:b w:val="0"/>
+                <w:color w:val="auto"/>
+                <w:kern w:val="2"/>
+                <w:sz w:val="18"/>
+                <w:szCs w:val="18"/>
+                <w:lang w:val="en-US" w:eastAsia="zh-CN"/>
+              </w:rPr>
+              <w:t>/</w:t>
+            </w:r>
+            <w:r>
+              <w:rPr>
+                <w:rFonts w:hint="default" w:ascii="Times New Roman" w:hAnsi="Times New Roman" w:eastAsia="微软雅黑" w:cs="Times New Roman"/>
+                <w:b w:val="0"/>
+                <w:color w:val="auto"/>
+                <w:kern w:val="2"/>
+                <w:sz w:val="18"/>
+                <w:szCs w:val="18"/>
+              </w:rPr>
+              <w:t>II</w:t>
+            </w:r>
+          </w:p>
+        </w:tc>
+        <w:tc>
+          <w:tcPr>
+            <w:tcW w:w="2249" w:type="dxa"/>
+            <w:shd w:val="clear" w:color="auto" w:fill="auto"/>
+            <w:vAlign w:val="center"/>
+          </w:tcPr>
+          <w:p>
+            <w:pPr>
+              <w:adjustRightInd w:val="0"/>
+              <w:snapToGrid w:val="0"/>
+              <w:jc w:val="center"/>
+              <w:rPr>
+                <w:rFonts w:hint="default" w:ascii="Times New Roman" w:hAnsi="Times New Roman" w:eastAsia="微软雅黑" w:cs="Times New Roman"/>
+                <w:b w:val="0"/>
+                <w:color w:val="auto"/>
+                <w:kern w:val="2"/>
+                <w:sz w:val="18"/>
+                <w:szCs w:val="18"/>
+              </w:rPr>
+            </w:pPr>
+            <w:r>
+              <w:rPr>
+                <w:rFonts w:hint="default" w:ascii="Times New Roman" w:hAnsi="Times New Roman" w:eastAsia="微软雅黑" w:cs="Times New Roman"/>
+                <w:b w:val="0"/>
+                <w:color w:val="auto"/>
+                <w:kern w:val="2"/>
+                <w:sz w:val="18"/>
+                <w:szCs w:val="18"/>
+              </w:rPr>
+              <w:t>≥</w:t>
+            </w:r>
+            <w:r>
+              <w:rPr>
+                <w:rFonts w:hint="default" w:ascii="Times New Roman" w:hAnsi="Times New Roman" w:eastAsia="微软雅黑" w:cs="Times New Roman"/>
+                <w:b w:val="0"/>
+                <w:color w:val="auto"/>
+                <w:kern w:val="2"/>
+                <w:sz w:val="18"/>
+                <w:szCs w:val="18"/>
+                <w:lang w:val="en-US" w:eastAsia="zh-CN"/>
+              </w:rPr>
+              <w:t>1</w:t>
+            </w:r>
+            <w:r>
+              <w:rPr>
+                <w:rFonts w:hint="default" w:ascii="Times New Roman" w:hAnsi="Times New Roman" w:eastAsia="微软雅黑" w:cs="Times New Roman"/>
+                <w:b w:val="0"/>
+                <w:color w:val="auto"/>
+                <w:kern w:val="2"/>
+                <w:sz w:val="18"/>
+                <w:szCs w:val="18"/>
+              </w:rPr>
+              <w:t>+,and ≥</w:t>
+            </w:r>
+            <w:r>
+              <w:rPr>
+                <w:rFonts w:hint="default" w:ascii="Times New Roman" w:hAnsi="Times New Roman" w:eastAsia="微软雅黑" w:cs="Times New Roman"/>
+                <w:b w:val="0"/>
+                <w:color w:val="auto"/>
+                <w:kern w:val="2"/>
+                <w:sz w:val="18"/>
+                <w:szCs w:val="18"/>
+                <w:lang w:val="en-US" w:eastAsia="zh-CN"/>
+              </w:rPr>
+              <w:t>1</w:t>
+            </w:r>
+            <w:r>
+              <w:rPr>
+                <w:rFonts w:hint="default" w:ascii="Times New Roman" w:hAnsi="Times New Roman" w:eastAsia="微软雅黑" w:cs="Times New Roman"/>
+                <w:b w:val="0"/>
+                <w:color w:val="auto"/>
+                <w:kern w:val="2"/>
+                <w:sz w:val="18"/>
+                <w:szCs w:val="18"/>
+              </w:rPr>
+              <w:t>0%</w:t>
+            </w:r>
+          </w:p>
+        </w:tc>
+      </w:tr>
+      <w:tr>
+        <w:tblPrEx>
+          <w:tblBorders>
+            <w:top w:val="single" w:color="62B541" w:sz="4" w:space="0"/>
+            <w:left w:val="single" w:color="62B541" w:sz="4" w:space="0"/>
+            <w:bottom w:val="single" w:color="62B541" w:sz="4" w:space="0"/>
+            <w:right w:val="single" w:color="62B541" w:sz="4" w:space="0"/>
+            <w:insideH w:val="single" w:color="62B541" w:sz="4" w:space="0"/>
+            <w:insideV w:val="single" w:color="62B541" w:sz="4" w:space="0"/>
+          </w:tblBorders>
+          <w:tblCellMar>
+            <w:top w:w="0" w:type="dxa"/>
+            <w:left w:w="108" w:type="dxa"/>
+            <w:bottom w:w="0" w:type="dxa"/>
+            <w:right w:w="108" w:type="dxa"/>
+          </w:tblCellMar>
+        </w:tblPrEx>
+        <w:trPr>
+          <w:trHeight w:val="682" w:hRule="atLeast"/>
+          <w:jc w:val="center"/>
+        </w:trPr>
+        <w:tc>
+          <w:tcPr>
+            <w:tcW w:w="1608" w:type="dxa"/>
+            <w:shd w:val="clear" w:color="auto" w:fill="auto"/>
+            <w:vAlign w:val="center"/>
+          </w:tcPr>
+          <w:p>
+            <w:pPr>
+              <w:adjustRightInd w:val="0"/>
+              <w:snapToGrid w:val="0"/>
+              <w:jc w:val="center"/>
+              <w:rPr>
+                <w:rFonts w:hint="default" w:ascii="Times New Roman" w:hAnsi="Times New Roman" w:eastAsia="微软雅黑" w:cs="Times New Roman"/>
+                <w:b w:val="0"/>
+                <w:color w:val="auto"/>
+                <w:kern w:val="2"/>
+                <w:sz w:val="18"/>
+                <w:szCs w:val="18"/>
+                <w:lang w:val="en-US" w:eastAsia="zh-CN" w:bidi="ar-SA"/>
+              </w:rPr>
+            </w:pPr>
+            <w:r>
+              <w:rPr>
+                <w:rFonts w:hint="default" w:ascii="Times New Roman" w:hAnsi="Times New Roman" w:eastAsia="微软雅黑" w:cs="Times New Roman"/>
+                <w:b w:val="0"/>
+                <w:color w:val="auto"/>
+                <w:kern w:val="2"/>
+                <w:sz w:val="18"/>
+                <w:szCs w:val="18"/>
+                <w:lang w:val="en-US" w:eastAsia="zh-CN" w:bidi="ar-SA"/>
+              </w:rPr>
+              <w:t>NCT05994001</w:t>
+            </w:r>
+          </w:p>
+        </w:tc>
+        <w:tc>
+          <w:tcPr>
+            <w:tcW w:w="1630" w:type="dxa"/>
+            <w:shd w:val="clear" w:color="auto" w:fill="auto"/>
+            <w:vAlign w:val="center"/>
+          </w:tcPr>
+          <w:p>
+            <w:pPr>
+              <w:adjustRightInd w:val="0"/>
+              <w:snapToGrid w:val="0"/>
+              <w:jc w:val="center"/>
+              <w:rPr>
+                <w:rFonts w:hint="default" w:ascii="Times New Roman" w:hAnsi="Times New Roman" w:eastAsia="微软雅黑" w:cs="Times New Roman"/>
+                <w:b w:val="0"/>
+                <w:color w:val="auto"/>
+                <w:kern w:val="2"/>
+                <w:sz w:val="18"/>
+                <w:szCs w:val="18"/>
+                <w:lang w:val="en-US" w:eastAsia="zh-CN" w:bidi="ar-SA"/>
+              </w:rPr>
+            </w:pPr>
+            <w:r>
+              <w:rPr>
+                <w:rFonts w:hint="default" w:ascii="Times New Roman" w:hAnsi="Times New Roman" w:eastAsia="微软雅黑" w:cs="Times New Roman"/>
+                <w:b w:val="0"/>
+                <w:color w:val="auto"/>
+                <w:kern w:val="2"/>
+                <w:sz w:val="18"/>
+                <w:szCs w:val="18"/>
+                <w:lang w:val="en-US" w:eastAsia="zh-CN" w:bidi="ar-SA"/>
+              </w:rPr>
+              <w:t>LM-302、LM-302+</w:t>
+            </w:r>
+            <w:r>
+              <w:rPr>
+                <w:rFonts w:hint="default" w:ascii="Times New Roman" w:hAnsi="Times New Roman" w:eastAsia="微软雅黑" w:cs="Times New Roman"/>
+                <w:i w:val="0"/>
+                <w:iCs w:val="0"/>
+                <w:caps w:val="0"/>
+                <w:color w:val="auto"/>
+                <w:spacing w:val="0"/>
+                <w:sz w:val="18"/>
+                <w:szCs w:val="18"/>
+                <w:shd w:val="clear" w:fill="FFFFFF"/>
+              </w:rPr>
+              <w:t>卡度尼利单抗</w:t>
+            </w:r>
+            <w:r>
+              <w:rPr>
+                <w:rFonts w:hint="default" w:ascii="Times New Roman" w:hAnsi="Times New Roman" w:eastAsia="微软雅黑" w:cs="Times New Roman"/>
+                <w:i w:val="0"/>
+                <w:iCs w:val="0"/>
+                <w:caps w:val="0"/>
+                <w:color w:val="auto"/>
+                <w:spacing w:val="0"/>
+                <w:sz w:val="18"/>
+                <w:szCs w:val="18"/>
+                <w:shd w:val="clear" w:fill="FFFFFF"/>
+                <w:lang w:eastAsia="zh-CN"/>
+              </w:rPr>
+              <w:t>、</w:t>
+            </w:r>
+            <w:r>
+              <w:rPr>
+                <w:rFonts w:hint="default" w:ascii="Times New Roman" w:hAnsi="Times New Roman" w:eastAsia="微软雅黑" w:cs="Times New Roman"/>
+                <w:i w:val="0"/>
+                <w:iCs w:val="0"/>
+                <w:caps w:val="0"/>
+                <w:color w:val="auto"/>
+                <w:spacing w:val="0"/>
+                <w:sz w:val="18"/>
+                <w:szCs w:val="18"/>
+                <w:shd w:val="clear" w:fill="FFFFFF"/>
+              </w:rPr>
+              <w:t>卡度尼利单抗</w:t>
+            </w:r>
+          </w:p>
+        </w:tc>
+        <w:tc>
+          <w:tcPr>
+            <w:tcW w:w="2892" w:type="dxa"/>
+            <w:shd w:val="clear" w:color="auto" w:fill="auto"/>
+            <w:vAlign w:val="center"/>
+          </w:tcPr>
+          <w:p>
+            <w:pPr>
+              <w:adjustRightInd w:val="0"/>
+              <w:snapToGrid w:val="0"/>
+              <w:jc w:val="center"/>
+              <w:rPr>
+                <w:rFonts w:hint="default" w:ascii="Times New Roman" w:hAnsi="Times New Roman" w:eastAsia="微软雅黑" w:cs="Times New Roman"/>
+                <w:b w:val="0"/>
+                <w:color w:val="auto"/>
+                <w:kern w:val="2"/>
+                <w:sz w:val="18"/>
+                <w:szCs w:val="18"/>
+                <w:lang w:val="en-US" w:eastAsia="zh-CN" w:bidi="ar-SA"/>
+              </w:rPr>
+            </w:pPr>
+            <w:r>
+              <w:rPr>
+                <w:rFonts w:hint="default" w:ascii="Times New Roman" w:hAnsi="Times New Roman" w:eastAsia="微软雅黑" w:cs="Times New Roman"/>
+                <w:b w:val="0"/>
+                <w:color w:val="auto"/>
+                <w:kern w:val="2"/>
+                <w:sz w:val="18"/>
+                <w:szCs w:val="18"/>
+                <w:lang w:val="en-US" w:eastAsia="zh-CN" w:bidi="ar-SA"/>
+              </w:rPr>
+              <w:t>胆道癌</w:t>
+            </w:r>
+          </w:p>
+        </w:tc>
+        <w:tc>
+          <w:tcPr>
+            <w:tcW w:w="1164" w:type="dxa"/>
+            <w:shd w:val="clear" w:color="auto" w:fill="auto"/>
+            <w:vAlign w:val="center"/>
+          </w:tcPr>
+          <w:p>
+            <w:pPr>
+              <w:adjustRightInd w:val="0"/>
+              <w:snapToGrid w:val="0"/>
+              <w:jc w:val="center"/>
+              <w:rPr>
+                <w:rFonts w:hint="default" w:ascii="Times New Roman" w:hAnsi="Times New Roman" w:eastAsia="微软雅黑" w:cs="Times New Roman"/>
+                <w:b w:val="0"/>
+                <w:color w:val="auto"/>
+                <w:kern w:val="2"/>
+                <w:sz w:val="18"/>
+                <w:szCs w:val="18"/>
+                <w:lang w:val="en-US" w:eastAsia="zh-CN" w:bidi="ar-SA"/>
+              </w:rPr>
+            </w:pPr>
+            <w:r>
+              <w:rPr>
+                <w:rFonts w:hint="default" w:ascii="Times New Roman" w:hAnsi="Times New Roman" w:eastAsia="微软雅黑" w:cs="Times New Roman"/>
+                <w:b w:val="0"/>
+                <w:color w:val="auto"/>
+                <w:kern w:val="2"/>
+                <w:sz w:val="18"/>
+                <w:szCs w:val="18"/>
+              </w:rPr>
+              <w:t>I</w:t>
+            </w:r>
+            <w:r>
+              <w:rPr>
+                <w:rFonts w:hint="default" w:ascii="Times New Roman" w:hAnsi="Times New Roman" w:eastAsia="微软雅黑" w:cs="Times New Roman"/>
+                <w:b w:val="0"/>
+                <w:color w:val="auto"/>
+                <w:kern w:val="2"/>
+                <w:sz w:val="18"/>
+                <w:szCs w:val="18"/>
+                <w:lang w:val="en-US" w:eastAsia="zh-CN"/>
+              </w:rPr>
+              <w:t>/</w:t>
+            </w:r>
+            <w:r>
+              <w:rPr>
+                <w:rFonts w:hint="default" w:ascii="Times New Roman" w:hAnsi="Times New Roman" w:eastAsia="微软雅黑" w:cs="Times New Roman"/>
+                <w:b w:val="0"/>
+                <w:color w:val="auto"/>
+                <w:kern w:val="2"/>
+                <w:sz w:val="18"/>
+                <w:szCs w:val="18"/>
+              </w:rPr>
+              <w:t>II</w:t>
+            </w:r>
+          </w:p>
+        </w:tc>
+        <w:tc>
+          <w:tcPr>
+            <w:tcW w:w="2249" w:type="dxa"/>
+            <w:shd w:val="clear" w:color="auto" w:fill="auto"/>
+            <w:vAlign w:val="center"/>
+          </w:tcPr>
+          <w:p>
+            <w:pPr>
+              <w:adjustRightInd w:val="0"/>
+              <w:snapToGrid w:val="0"/>
+              <w:jc w:val="center"/>
+              <w:rPr>
+                <w:rFonts w:hint="default" w:ascii="Times New Roman" w:hAnsi="Times New Roman" w:eastAsia="微软雅黑" w:cs="Times New Roman"/>
+                <w:b w:val="0"/>
+                <w:color w:val="auto"/>
+                <w:kern w:val="2"/>
+                <w:sz w:val="18"/>
+                <w:szCs w:val="18"/>
+              </w:rPr>
+            </w:pPr>
+            <w:r>
+              <w:rPr>
+                <w:rFonts w:hint="default" w:ascii="Times New Roman" w:hAnsi="Times New Roman" w:eastAsia="微软雅黑" w:cs="Times New Roman"/>
+                <w:b w:val="0"/>
+                <w:color w:val="auto"/>
+                <w:kern w:val="2"/>
+                <w:sz w:val="18"/>
+                <w:szCs w:val="18"/>
+              </w:rPr>
+              <w:t>≥</w:t>
+            </w:r>
+            <w:r>
+              <w:rPr>
+                <w:rFonts w:hint="default" w:ascii="Times New Roman" w:hAnsi="Times New Roman" w:eastAsia="微软雅黑" w:cs="Times New Roman"/>
+                <w:b w:val="0"/>
+                <w:color w:val="auto"/>
+                <w:kern w:val="2"/>
+                <w:sz w:val="18"/>
+                <w:szCs w:val="18"/>
+                <w:lang w:val="en-US" w:eastAsia="zh-CN"/>
+              </w:rPr>
+              <w:t>40</w:t>
+            </w:r>
+            <w:r>
+              <w:rPr>
+                <w:rFonts w:hint="default" w:ascii="Times New Roman" w:hAnsi="Times New Roman" w:eastAsia="微软雅黑" w:cs="Times New Roman"/>
+                <w:b w:val="0"/>
+                <w:color w:val="auto"/>
+                <w:kern w:val="2"/>
+                <w:sz w:val="18"/>
+                <w:szCs w:val="18"/>
+              </w:rPr>
+              <w:t>%</w:t>
+            </w:r>
+          </w:p>
+        </w:tc>
+      </w:tr>
+      <w:tr>
+        <w:tblPrEx>
+          <w:tblBorders>
+            <w:top w:val="single" w:color="62B541" w:sz="4" w:space="0"/>
+            <w:left w:val="single" w:color="62B541" w:sz="4" w:space="0"/>
+            <w:bottom w:val="single" w:color="62B541" w:sz="4" w:space="0"/>
+            <w:right w:val="single" w:color="62B541" w:sz="4" w:space="0"/>
+            <w:insideH w:val="single" w:color="62B541" w:sz="4" w:space="0"/>
+            <w:insideV w:val="single" w:color="62B541" w:sz="4" w:space="0"/>
+          </w:tblBorders>
+          <w:tblCellMar>
+            <w:top w:w="0" w:type="dxa"/>
+            <w:left w:w="108" w:type="dxa"/>
+            <w:bottom w:w="0" w:type="dxa"/>
+            <w:right w:w="108" w:type="dxa"/>
+          </w:tblCellMar>
+        </w:tblPrEx>
+        <w:trPr>
+          <w:trHeight w:val="592" w:hRule="atLeast"/>
+          <w:jc w:val="center"/>
+        </w:trPr>
+        <w:tc>
+          <w:tcPr>
+            <w:tcW w:w="1608" w:type="dxa"/>
+            <w:shd w:val="clear" w:color="auto" w:fill="auto"/>
+            <w:vAlign w:val="center"/>
+          </w:tcPr>
+          <w:p>
+            <w:pPr>
+              <w:adjustRightInd w:val="0"/>
+              <w:snapToGrid w:val="0"/>
+              <w:jc w:val="center"/>
+              <w:rPr>
+                <w:rFonts w:hint="default" w:ascii="Times New Roman" w:hAnsi="Times New Roman" w:eastAsia="微软雅黑" w:cs="Times New Roman"/>
+                <w:b w:val="0"/>
+                <w:color w:val="auto"/>
+                <w:kern w:val="2"/>
+                <w:sz w:val="18"/>
+                <w:szCs w:val="18"/>
+                <w:lang w:val="en-US" w:eastAsia="zh-CN" w:bidi="ar-SA"/>
+              </w:rPr>
+            </w:pPr>
+            <w:r>
+              <w:rPr>
+                <w:rFonts w:hint="default" w:ascii="Times New Roman" w:hAnsi="Times New Roman" w:eastAsia="微软雅黑" w:cs="Times New Roman"/>
+                <w:b w:val="0"/>
+                <w:color w:val="auto"/>
+                <w:kern w:val="2"/>
+                <w:sz w:val="18"/>
+                <w:szCs w:val="18"/>
+                <w:lang w:val="en-US" w:eastAsia="zh-CN" w:bidi="ar-SA"/>
+              </w:rPr>
+              <w:t>NCT05205850</w:t>
+            </w:r>
+          </w:p>
+        </w:tc>
+        <w:tc>
+          <w:tcPr>
+            <w:tcW w:w="1630" w:type="dxa"/>
+            <w:shd w:val="clear" w:color="auto" w:fill="auto"/>
+            <w:vAlign w:val="center"/>
+          </w:tcPr>
+          <w:p>
+            <w:pPr>
+              <w:adjustRightInd w:val="0"/>
+              <w:snapToGrid w:val="0"/>
+              <w:jc w:val="center"/>
+              <w:rPr>
+                <w:rFonts w:hint="default" w:ascii="Times New Roman" w:hAnsi="Times New Roman" w:eastAsia="微软雅黑" w:cs="Times New Roman"/>
+                <w:color w:val="auto"/>
+                <w:kern w:val="2"/>
+                <w:sz w:val="18"/>
+                <w:szCs w:val="18"/>
+              </w:rPr>
+            </w:pPr>
+            <w:r>
+              <w:rPr>
+                <w:rFonts w:hint="default" w:ascii="Times New Roman" w:hAnsi="Times New Roman" w:eastAsia="微软雅黑" w:cs="Times New Roman"/>
+                <w:color w:val="auto"/>
+                <w:kern w:val="2"/>
+                <w:sz w:val="18"/>
+                <w:szCs w:val="18"/>
+              </w:rPr>
+              <w:t>RC118</w:t>
+            </w:r>
+          </w:p>
+        </w:tc>
+        <w:tc>
+          <w:tcPr>
+            <w:tcW w:w="2892" w:type="dxa"/>
+            <w:shd w:val="clear" w:color="auto" w:fill="auto"/>
+            <w:vAlign w:val="center"/>
+          </w:tcPr>
+          <w:p>
+            <w:pPr>
+              <w:adjustRightInd w:val="0"/>
+              <w:snapToGrid w:val="0"/>
+              <w:jc w:val="center"/>
+              <w:rPr>
+                <w:rFonts w:hint="default" w:ascii="Times New Roman" w:hAnsi="Times New Roman" w:eastAsia="微软雅黑" w:cs="Times New Roman"/>
+                <w:b w:val="0"/>
+                <w:color w:val="auto"/>
+                <w:kern w:val="2"/>
+                <w:sz w:val="18"/>
+                <w:szCs w:val="18"/>
+                <w:lang w:eastAsia="zh-CN"/>
+              </w:rPr>
+            </w:pPr>
+            <w:r>
+              <w:rPr>
+                <w:rFonts w:hint="default" w:ascii="Times New Roman" w:hAnsi="Times New Roman" w:eastAsia="微软雅黑" w:cs="Times New Roman"/>
+                <w:b w:val="0"/>
+                <w:color w:val="auto"/>
+                <w:kern w:val="2"/>
+                <w:sz w:val="18"/>
+                <w:szCs w:val="18"/>
+                <w:lang w:val="en-US" w:eastAsia="zh-CN"/>
+              </w:rPr>
+              <w:t>实体瘤</w:t>
+            </w:r>
+          </w:p>
+        </w:tc>
+        <w:tc>
+          <w:tcPr>
+            <w:tcW w:w="1164" w:type="dxa"/>
+            <w:shd w:val="clear" w:color="auto" w:fill="auto"/>
+            <w:vAlign w:val="center"/>
+          </w:tcPr>
+          <w:p>
+            <w:pPr>
+              <w:adjustRightInd w:val="0"/>
+              <w:snapToGrid w:val="0"/>
+              <w:jc w:val="center"/>
+              <w:rPr>
+                <w:rFonts w:hint="default" w:ascii="Times New Roman" w:hAnsi="Times New Roman" w:eastAsia="微软雅黑" w:cs="Times New Roman"/>
+                <w:b w:val="0"/>
+                <w:color w:val="auto"/>
+                <w:kern w:val="2"/>
+                <w:sz w:val="18"/>
+                <w:szCs w:val="18"/>
+              </w:rPr>
+            </w:pPr>
+            <w:r>
+              <w:rPr>
+                <w:rFonts w:hint="default" w:ascii="Times New Roman" w:hAnsi="Times New Roman" w:eastAsia="微软雅黑" w:cs="Times New Roman"/>
+                <w:b w:val="0"/>
+                <w:color w:val="auto"/>
+                <w:kern w:val="2"/>
+                <w:sz w:val="18"/>
+                <w:szCs w:val="18"/>
+              </w:rPr>
+              <w:t>I</w:t>
+            </w:r>
+            <w:r>
+              <w:rPr>
+                <w:rFonts w:hint="default" w:ascii="Times New Roman" w:hAnsi="Times New Roman" w:eastAsia="微软雅黑" w:cs="Times New Roman"/>
+                <w:b w:val="0"/>
+                <w:color w:val="auto"/>
+                <w:kern w:val="2"/>
+                <w:sz w:val="18"/>
+                <w:szCs w:val="18"/>
+                <w:lang w:val="en-US" w:eastAsia="zh-CN"/>
+              </w:rPr>
+              <w:t>/</w:t>
+            </w:r>
+            <w:r>
+              <w:rPr>
+                <w:rFonts w:hint="default" w:ascii="Times New Roman" w:hAnsi="Times New Roman" w:eastAsia="微软雅黑" w:cs="Times New Roman"/>
+                <w:b w:val="0"/>
+                <w:color w:val="auto"/>
+                <w:kern w:val="2"/>
+                <w:sz w:val="18"/>
+                <w:szCs w:val="18"/>
+              </w:rPr>
+              <w:t>II</w:t>
+            </w:r>
+          </w:p>
+        </w:tc>
+        <w:tc>
+          <w:tcPr>
+            <w:tcW w:w="2249" w:type="dxa"/>
+            <w:shd w:val="clear" w:color="auto" w:fill="auto"/>
+            <w:vAlign w:val="center"/>
+          </w:tcPr>
+          <w:p>
+            <w:pPr>
+              <w:adjustRightInd w:val="0"/>
+              <w:snapToGrid w:val="0"/>
+              <w:jc w:val="center"/>
+              <w:rPr>
+                <w:rFonts w:hint="default" w:ascii="Times New Roman" w:hAnsi="Times New Roman" w:eastAsia="微软雅黑" w:cs="Times New Roman"/>
+                <w:b w:val="0"/>
+                <w:color w:val="auto"/>
+                <w:kern w:val="2"/>
+                <w:sz w:val="18"/>
+                <w:szCs w:val="18"/>
+              </w:rPr>
+            </w:pPr>
+            <w:r>
+              <w:rPr>
+                <w:rFonts w:hint="default" w:ascii="Times New Roman" w:hAnsi="Times New Roman" w:eastAsia="微软雅黑" w:cs="Times New Roman"/>
+                <w:i w:val="0"/>
+                <w:iCs w:val="0"/>
+                <w:caps w:val="0"/>
+                <w:color w:val="auto"/>
+                <w:spacing w:val="0"/>
+                <w:sz w:val="18"/>
+                <w:szCs w:val="18"/>
+                <w:shd w:val="clear" w:fill="FFFFFF"/>
+              </w:rPr>
+              <w:t>肿瘤细胞的膜染色为阳性</w:t>
+            </w:r>
+          </w:p>
+        </w:tc>
+      </w:tr>
+      <w:tr>
+        <w:tblPrEx>
+          <w:tblBorders>
+            <w:top w:val="single" w:color="62B541" w:sz="4" w:space="0"/>
+            <w:left w:val="single" w:color="62B541" w:sz="4" w:space="0"/>
+            <w:bottom w:val="single" w:color="62B541" w:sz="4" w:space="0"/>
+            <w:right w:val="single" w:color="62B541" w:sz="4" w:space="0"/>
+            <w:insideH w:val="single" w:color="62B541" w:sz="4" w:space="0"/>
+            <w:insideV w:val="single" w:color="62B541" w:sz="4" w:space="0"/>
+          </w:tblBorders>
+          <w:tblCellMar>
+            <w:top w:w="0" w:type="dxa"/>
+            <w:left w:w="108" w:type="dxa"/>
+            <w:bottom w:w="0" w:type="dxa"/>
+            <w:right w:w="108" w:type="dxa"/>
+          </w:tblCellMar>
+        </w:tblPrEx>
+        <w:trPr>
+          <w:trHeight w:val="592" w:hRule="atLeast"/>
+          <w:jc w:val="center"/>
+        </w:trPr>
+        <w:tc>
+          <w:tcPr>
+            <w:tcW w:w="1608" w:type="dxa"/>
+            <w:shd w:val="clear" w:color="auto" w:fill="auto"/>
+            <w:vAlign w:val="center"/>
+          </w:tcPr>
+          <w:p>
+            <w:pPr>
+              <w:adjustRightInd w:val="0"/>
+              <w:snapToGrid w:val="0"/>
+              <w:jc w:val="center"/>
+              <w:rPr>
+                <w:rFonts w:hint="default" w:ascii="Times New Roman" w:hAnsi="Times New Roman" w:eastAsia="微软雅黑" w:cs="Times New Roman"/>
+                <w:b w:val="0"/>
+                <w:color w:val="auto"/>
+                <w:kern w:val="2"/>
+                <w:sz w:val="18"/>
+                <w:szCs w:val="18"/>
+                <w:lang w:val="en-US" w:eastAsia="zh-CN" w:bidi="ar-SA"/>
+              </w:rPr>
+            </w:pPr>
+            <w:r>
+              <w:rPr>
+                <w:rFonts w:hint="default" w:ascii="Times New Roman" w:hAnsi="Times New Roman" w:eastAsia="微软雅黑" w:cs="Times New Roman"/>
+                <w:b w:val="0"/>
+                <w:color w:val="auto"/>
+                <w:kern w:val="2"/>
+                <w:sz w:val="18"/>
+                <w:szCs w:val="18"/>
+                <w:lang w:val="en-US" w:eastAsia="zh-CN" w:bidi="ar-SA"/>
+              </w:rPr>
+              <w:t>NCT05482893</w:t>
+            </w:r>
+          </w:p>
+        </w:tc>
+        <w:tc>
+          <w:tcPr>
+            <w:tcW w:w="1630" w:type="dxa"/>
+            <w:shd w:val="clear" w:color="auto" w:fill="auto"/>
+            <w:vAlign w:val="center"/>
+          </w:tcPr>
+          <w:p>
+            <w:pPr>
+              <w:adjustRightInd w:val="0"/>
+              <w:snapToGrid w:val="0"/>
+              <w:jc w:val="center"/>
+              <w:rPr>
+                <w:rFonts w:hint="default" w:ascii="Times New Roman" w:hAnsi="Times New Roman" w:eastAsia="微软雅黑" w:cs="Times New Roman"/>
+                <w:color w:val="auto"/>
+                <w:kern w:val="2"/>
+                <w:sz w:val="18"/>
+                <w:szCs w:val="18"/>
+              </w:rPr>
+            </w:pPr>
+            <w:r>
+              <w:rPr>
+                <w:rFonts w:hint="default" w:ascii="Times New Roman" w:hAnsi="Times New Roman" w:eastAsia="微软雅黑" w:cs="Times New Roman"/>
+                <w:color w:val="auto"/>
+                <w:kern w:val="2"/>
+                <w:sz w:val="18"/>
+                <w:szCs w:val="18"/>
+              </w:rPr>
+              <w:t>PT886</w:t>
+            </w:r>
+          </w:p>
+        </w:tc>
+        <w:tc>
+          <w:tcPr>
+            <w:tcW w:w="2892" w:type="dxa"/>
+            <w:shd w:val="clear" w:color="auto" w:fill="auto"/>
+            <w:vAlign w:val="center"/>
+          </w:tcPr>
+          <w:p>
+            <w:pPr>
+              <w:adjustRightInd w:val="0"/>
+              <w:snapToGrid w:val="0"/>
+              <w:jc w:val="center"/>
+              <w:rPr>
+                <w:rFonts w:hint="default" w:ascii="Times New Roman" w:hAnsi="Times New Roman" w:eastAsia="微软雅黑" w:cs="Times New Roman"/>
+                <w:b w:val="0"/>
+                <w:color w:val="auto"/>
+                <w:kern w:val="2"/>
+                <w:sz w:val="18"/>
+                <w:szCs w:val="18"/>
+                <w:lang w:val="en-US" w:eastAsia="zh-CN"/>
+              </w:rPr>
+            </w:pPr>
+            <w:r>
+              <w:rPr>
+                <w:rFonts w:hint="default" w:ascii="Times New Roman" w:hAnsi="Times New Roman" w:eastAsia="微软雅黑" w:cs="Times New Roman"/>
+                <w:b w:val="0"/>
+                <w:color w:val="auto"/>
+                <w:kern w:val="2"/>
+                <w:sz w:val="18"/>
+                <w:szCs w:val="18"/>
+                <w:lang w:val="en-US" w:eastAsia="zh-CN"/>
+              </w:rPr>
+              <w:t>胃腺癌、胃食管结合腺癌、</w:t>
+            </w:r>
+            <w:r>
+              <w:rPr>
+                <w:rFonts w:hint="default" w:ascii="Times New Roman" w:hAnsi="Times New Roman" w:eastAsia="微软雅黑" w:cs="Times New Roman"/>
+                <w:i w:val="0"/>
+                <w:iCs w:val="0"/>
+                <w:caps w:val="0"/>
+                <w:color w:val="auto"/>
+                <w:spacing w:val="0"/>
+                <w:sz w:val="18"/>
+                <w:szCs w:val="18"/>
+                <w:shd w:val="clear" w:fill="FFFFFF"/>
+              </w:rPr>
+              <w:t>胰腺导管腺癌</w:t>
+            </w:r>
+          </w:p>
+        </w:tc>
+        <w:tc>
+          <w:tcPr>
+            <w:tcW w:w="1164" w:type="dxa"/>
+            <w:shd w:val="clear" w:color="auto" w:fill="auto"/>
+            <w:vAlign w:val="center"/>
+          </w:tcPr>
+          <w:p>
+            <w:pPr>
+              <w:adjustRightInd w:val="0"/>
+              <w:snapToGrid w:val="0"/>
+              <w:jc w:val="center"/>
+              <w:rPr>
+                <w:rFonts w:hint="default" w:ascii="Times New Roman" w:hAnsi="Times New Roman" w:eastAsia="微软雅黑" w:cs="Times New Roman"/>
+                <w:b w:val="0"/>
+                <w:color w:val="auto"/>
+                <w:kern w:val="2"/>
+                <w:sz w:val="18"/>
+                <w:szCs w:val="18"/>
+              </w:rPr>
+            </w:pPr>
+            <w:r>
+              <w:rPr>
+                <w:rFonts w:hint="default" w:ascii="Times New Roman" w:hAnsi="Times New Roman" w:eastAsia="微软雅黑" w:cs="Times New Roman"/>
+                <w:b w:val="0"/>
+                <w:color w:val="auto"/>
+                <w:kern w:val="2"/>
+                <w:sz w:val="18"/>
+                <w:szCs w:val="18"/>
+              </w:rPr>
+              <w:t>I</w:t>
+            </w:r>
+            <w:r>
+              <w:rPr>
+                <w:rFonts w:hint="default" w:ascii="Times New Roman" w:hAnsi="Times New Roman" w:eastAsia="微软雅黑" w:cs="Times New Roman"/>
+                <w:b w:val="0"/>
+                <w:color w:val="auto"/>
+                <w:kern w:val="2"/>
+                <w:sz w:val="18"/>
+                <w:szCs w:val="18"/>
+                <w:lang w:val="en-US" w:eastAsia="zh-CN"/>
+              </w:rPr>
+              <w:t>/</w:t>
+            </w:r>
+            <w:r>
+              <w:rPr>
+                <w:rFonts w:hint="default" w:ascii="Times New Roman" w:hAnsi="Times New Roman" w:eastAsia="微软雅黑" w:cs="Times New Roman"/>
+                <w:b w:val="0"/>
+                <w:color w:val="auto"/>
+                <w:kern w:val="2"/>
+                <w:sz w:val="18"/>
+                <w:szCs w:val="18"/>
+              </w:rPr>
+              <w:t>II</w:t>
+            </w:r>
+          </w:p>
+        </w:tc>
+        <w:tc>
+          <w:tcPr>
+            <w:tcW w:w="2249" w:type="dxa"/>
+            <w:shd w:val="clear" w:color="auto" w:fill="auto"/>
+            <w:vAlign w:val="center"/>
+          </w:tcPr>
+          <w:p>
+            <w:pPr>
+              <w:adjustRightInd w:val="0"/>
+              <w:snapToGrid w:val="0"/>
+              <w:jc w:val="center"/>
+              <w:rPr>
+                <w:rFonts w:hint="default" w:ascii="Times New Roman" w:hAnsi="Times New Roman" w:eastAsia="微软雅黑" w:cs="Times New Roman"/>
+                <w:b w:val="0"/>
+                <w:color w:val="auto"/>
+                <w:kern w:val="2"/>
+                <w:sz w:val="18"/>
+                <w:szCs w:val="18"/>
+              </w:rPr>
+            </w:pPr>
+            <w:r>
+              <w:rPr>
+                <w:rFonts w:hint="default" w:ascii="Times New Roman" w:hAnsi="Times New Roman" w:eastAsia="微软雅黑" w:cs="Times New Roman"/>
+                <w:b w:val="0"/>
+                <w:color w:val="auto"/>
+                <w:kern w:val="2"/>
+                <w:sz w:val="18"/>
+                <w:szCs w:val="18"/>
+              </w:rPr>
+              <w:t>≥ 50%; ≥ 2+ (Part B) or ≥ 10%; ≥ 2+ (Parts C and D)</w:t>
+            </w:r>
+          </w:p>
+        </w:tc>
+      </w:tr>
+      <w:tr>
+        <w:tblPrEx>
+          <w:tblBorders>
+            <w:top w:val="single" w:color="62B541" w:sz="4" w:space="0"/>
+            <w:left w:val="single" w:color="62B541" w:sz="4" w:space="0"/>
+            <w:bottom w:val="single" w:color="62B541" w:sz="4" w:space="0"/>
+            <w:right w:val="single" w:color="62B541" w:sz="4" w:space="0"/>
+            <w:insideH w:val="single" w:color="62B541" w:sz="4" w:space="0"/>
+            <w:insideV w:val="single" w:color="62B541" w:sz="4" w:space="0"/>
+          </w:tblBorders>
+          <w:tblCellMar>
+            <w:top w:w="0" w:type="dxa"/>
+            <w:left w:w="108" w:type="dxa"/>
+            <w:bottom w:w="0" w:type="dxa"/>
+            <w:right w:w="108" w:type="dxa"/>
+          </w:tblCellMar>
+        </w:tblPrEx>
+        <w:trPr>
+          <w:trHeight w:val="592" w:hRule="atLeast"/>
+          <w:jc w:val="center"/>
+        </w:trPr>
+        <w:tc>
+          <w:tcPr>
+            <w:tcW w:w="1608" w:type="dxa"/>
+            <w:shd w:val="clear" w:color="auto" w:fill="auto"/>
+            <w:vAlign w:val="center"/>
+          </w:tcPr>
+          <w:p>
+            <w:pPr>
+              <w:adjustRightInd w:val="0"/>
+              <w:snapToGrid w:val="0"/>
+              <w:jc w:val="center"/>
+              <w:rPr>
+                <w:rFonts w:hint="default" w:ascii="Times New Roman" w:hAnsi="Times New Roman" w:eastAsia="微软雅黑" w:cs="Times New Roman"/>
+                <w:b w:val="0"/>
+                <w:color w:val="auto"/>
+                <w:kern w:val="2"/>
+                <w:sz w:val="18"/>
+                <w:szCs w:val="18"/>
+                <w:lang w:val="en-US" w:eastAsia="zh-CN" w:bidi="ar-SA"/>
+              </w:rPr>
+            </w:pPr>
+            <w:r>
+              <w:rPr>
+                <w:rFonts w:hint="default" w:ascii="Times New Roman" w:hAnsi="Times New Roman" w:eastAsia="微软雅黑" w:cs="Times New Roman"/>
+                <w:b w:val="0"/>
+                <w:color w:val="auto"/>
+                <w:kern w:val="2"/>
+                <w:sz w:val="18"/>
+                <w:szCs w:val="18"/>
+                <w:lang w:val="en-US" w:eastAsia="zh-CN" w:bidi="ar-SA"/>
+              </w:rPr>
+              <w:t>NCT06084286</w:t>
+            </w:r>
+          </w:p>
+        </w:tc>
+        <w:tc>
+          <w:tcPr>
+            <w:tcW w:w="1630" w:type="dxa"/>
+            <w:shd w:val="clear" w:color="auto" w:fill="auto"/>
+            <w:vAlign w:val="center"/>
+          </w:tcPr>
+          <w:p>
+            <w:pPr>
+              <w:adjustRightInd w:val="0"/>
+              <w:snapToGrid w:val="0"/>
+              <w:jc w:val="center"/>
+              <w:rPr>
+                <w:rFonts w:hint="default" w:ascii="Times New Roman" w:hAnsi="Times New Roman" w:eastAsia="微软雅黑" w:cs="Times New Roman"/>
+                <w:color w:val="auto"/>
+                <w:kern w:val="2"/>
+                <w:sz w:val="18"/>
+                <w:szCs w:val="18"/>
+              </w:rPr>
+            </w:pPr>
+            <w:r>
+              <w:rPr>
+                <w:rFonts w:hint="default" w:ascii="Times New Roman" w:hAnsi="Times New Roman" w:eastAsia="微软雅黑" w:cs="Times New Roman"/>
+                <w:color w:val="auto"/>
+                <w:kern w:val="2"/>
+                <w:sz w:val="18"/>
+                <w:szCs w:val="18"/>
+              </w:rPr>
+              <w:t>Dual-targeting CLDN18.2 and PD-L1 CAR-T cells</w:t>
+            </w:r>
+          </w:p>
+        </w:tc>
+        <w:tc>
+          <w:tcPr>
+            <w:tcW w:w="2892" w:type="dxa"/>
+            <w:shd w:val="clear" w:color="auto" w:fill="auto"/>
+            <w:vAlign w:val="center"/>
+          </w:tcPr>
+          <w:p>
+            <w:pPr>
+              <w:adjustRightInd w:val="0"/>
+              <w:snapToGrid w:val="0"/>
+              <w:jc w:val="center"/>
+              <w:rPr>
+                <w:rFonts w:hint="default" w:ascii="Times New Roman" w:hAnsi="Times New Roman" w:eastAsia="微软雅黑" w:cs="Times New Roman"/>
+                <w:b w:val="0"/>
+                <w:color w:val="auto"/>
+                <w:kern w:val="2"/>
+                <w:sz w:val="18"/>
+                <w:szCs w:val="18"/>
+                <w:lang w:eastAsia="zh-CN"/>
+              </w:rPr>
+            </w:pPr>
+            <w:r>
+              <w:rPr>
+                <w:rFonts w:hint="default" w:ascii="Times New Roman" w:hAnsi="Times New Roman" w:eastAsia="微软雅黑" w:cs="Times New Roman"/>
+                <w:b w:val="0"/>
+                <w:color w:val="auto"/>
+                <w:kern w:val="2"/>
+                <w:sz w:val="18"/>
+                <w:szCs w:val="18"/>
+                <w:lang w:val="en-US" w:eastAsia="zh-CN"/>
+              </w:rPr>
+              <w:t>实体瘤</w:t>
+            </w:r>
+          </w:p>
+        </w:tc>
+        <w:tc>
+          <w:tcPr>
+            <w:tcW w:w="1164" w:type="dxa"/>
+            <w:shd w:val="clear" w:color="auto" w:fill="auto"/>
+            <w:vAlign w:val="center"/>
+          </w:tcPr>
+          <w:p>
+            <w:pPr>
+              <w:adjustRightInd w:val="0"/>
+              <w:snapToGrid w:val="0"/>
+              <w:jc w:val="center"/>
+              <w:rPr>
+                <w:rFonts w:hint="default" w:ascii="Times New Roman" w:hAnsi="Times New Roman" w:eastAsia="微软雅黑" w:cs="Times New Roman"/>
+                <w:b w:val="0"/>
+                <w:color w:val="auto"/>
+                <w:kern w:val="2"/>
+                <w:sz w:val="18"/>
+                <w:szCs w:val="18"/>
+              </w:rPr>
+            </w:pPr>
+            <w:r>
+              <w:rPr>
+                <w:rFonts w:hint="default" w:ascii="Times New Roman" w:hAnsi="Times New Roman" w:eastAsia="微软雅黑" w:cs="Times New Roman"/>
+                <w:b w:val="0"/>
+                <w:color w:val="auto"/>
+                <w:kern w:val="2"/>
+                <w:sz w:val="18"/>
+                <w:szCs w:val="18"/>
+              </w:rPr>
+              <w:t>I</w:t>
+            </w:r>
+          </w:p>
+        </w:tc>
+        <w:tc>
+          <w:tcPr>
+            <w:tcW w:w="2249" w:type="dxa"/>
+            <w:shd w:val="clear" w:color="auto" w:fill="auto"/>
+            <w:vAlign w:val="center"/>
+          </w:tcPr>
+          <w:p>
+            <w:pPr>
+              <w:adjustRightInd w:val="0"/>
+              <w:snapToGrid w:val="0"/>
+              <w:jc w:val="center"/>
+              <w:rPr>
+                <w:rFonts w:hint="default" w:ascii="Times New Roman" w:hAnsi="Times New Roman" w:eastAsia="微软雅黑" w:cs="Times New Roman"/>
+                <w:b w:val="0"/>
+                <w:color w:val="auto"/>
+                <w:kern w:val="2"/>
+                <w:sz w:val="18"/>
+                <w:szCs w:val="18"/>
+              </w:rPr>
+            </w:pPr>
+            <w:r>
+              <w:rPr>
+                <w:rFonts w:hint="default" w:ascii="Times New Roman" w:hAnsi="Times New Roman" w:eastAsia="微软雅黑" w:cs="Times New Roman"/>
+                <w:b w:val="0"/>
+                <w:color w:val="auto"/>
+                <w:kern w:val="2"/>
+                <w:sz w:val="18"/>
+                <w:szCs w:val="18"/>
+              </w:rPr>
+              <w:t>≥10%</w:t>
+            </w:r>
+          </w:p>
+        </w:tc>
+      </w:tr>
+      <w:tr>
+        <w:tblPrEx>
+          <w:tblBorders>
+            <w:top w:val="single" w:color="62B541" w:sz="4" w:space="0"/>
+            <w:left w:val="single" w:color="62B541" w:sz="4" w:space="0"/>
+            <w:bottom w:val="single" w:color="62B541" w:sz="4" w:space="0"/>
+            <w:right w:val="single" w:color="62B541" w:sz="4" w:space="0"/>
+            <w:insideH w:val="single" w:color="62B541" w:sz="4" w:space="0"/>
+            <w:insideV w:val="single" w:color="62B541" w:sz="4" w:space="0"/>
+          </w:tblBorders>
+          <w:tblCellMar>
+            <w:top w:w="0" w:type="dxa"/>
+            <w:left w:w="108" w:type="dxa"/>
+            <w:bottom w:w="0" w:type="dxa"/>
+            <w:right w:w="108" w:type="dxa"/>
+          </w:tblCellMar>
+        </w:tblPrEx>
+        <w:trPr>
+          <w:trHeight w:val="592" w:hRule="atLeast"/>
+          <w:jc w:val="center"/>
+        </w:trPr>
+        <w:tc>
+          <w:tcPr>
+            <w:tcW w:w="1608" w:type="dxa"/>
+            <w:shd w:val="clear" w:color="auto" w:fill="auto"/>
+            <w:vAlign w:val="center"/>
+          </w:tcPr>
+          <w:p>
+            <w:pPr>
+              <w:adjustRightInd w:val="0"/>
+              <w:snapToGrid w:val="0"/>
+              <w:jc w:val="center"/>
+              <w:rPr>
+                <w:rFonts w:hint="default" w:ascii="Times New Roman" w:hAnsi="Times New Roman" w:eastAsia="微软雅黑" w:cs="Times New Roman"/>
+                <w:b w:val="0"/>
+                <w:color w:val="auto"/>
+                <w:kern w:val="2"/>
+                <w:sz w:val="18"/>
+                <w:szCs w:val="18"/>
+                <w:lang w:val="en-US" w:eastAsia="zh-CN" w:bidi="ar-SA"/>
+              </w:rPr>
+            </w:pPr>
+            <w:r>
+              <w:rPr>
+                <w:rFonts w:hint="default" w:ascii="Times New Roman" w:hAnsi="Times New Roman" w:eastAsia="微软雅黑" w:cs="Times New Roman"/>
+                <w:b w:val="0"/>
+                <w:color w:val="auto"/>
+                <w:kern w:val="2"/>
+                <w:sz w:val="18"/>
+                <w:szCs w:val="18"/>
+                <w:lang w:val="en-US" w:eastAsia="zh-CN" w:bidi="ar-SA"/>
+              </w:rPr>
+              <w:t>NCT05472857</w:t>
+            </w:r>
+          </w:p>
+        </w:tc>
+        <w:tc>
+          <w:tcPr>
+            <w:tcW w:w="1630" w:type="dxa"/>
+            <w:shd w:val="clear" w:color="auto" w:fill="auto"/>
+            <w:vAlign w:val="center"/>
+          </w:tcPr>
+          <w:p>
+            <w:pPr>
+              <w:adjustRightInd w:val="0"/>
+              <w:snapToGrid w:val="0"/>
+              <w:jc w:val="center"/>
+              <w:rPr>
+                <w:rFonts w:hint="default" w:ascii="Times New Roman" w:hAnsi="Times New Roman" w:eastAsia="微软雅黑" w:cs="Times New Roman"/>
+                <w:color w:val="auto"/>
+                <w:kern w:val="2"/>
+                <w:sz w:val="18"/>
+                <w:szCs w:val="18"/>
+              </w:rPr>
+            </w:pPr>
+            <w:r>
+              <w:rPr>
+                <w:rFonts w:hint="default" w:ascii="Times New Roman" w:hAnsi="Times New Roman" w:eastAsia="微软雅黑" w:cs="Times New Roman"/>
+                <w:color w:val="auto"/>
+                <w:kern w:val="2"/>
+                <w:sz w:val="18"/>
+                <w:szCs w:val="18"/>
+              </w:rPr>
+              <w:t>Claudin 18.2 CAR-T</w:t>
+            </w:r>
+          </w:p>
+        </w:tc>
+        <w:tc>
+          <w:tcPr>
+            <w:tcW w:w="2892" w:type="dxa"/>
+            <w:shd w:val="clear" w:color="auto" w:fill="auto"/>
+            <w:vAlign w:val="center"/>
+          </w:tcPr>
+          <w:p>
+            <w:pPr>
+              <w:adjustRightInd w:val="0"/>
+              <w:snapToGrid w:val="0"/>
+              <w:jc w:val="center"/>
+              <w:rPr>
+                <w:rFonts w:hint="default" w:ascii="Times New Roman" w:hAnsi="Times New Roman" w:eastAsia="微软雅黑" w:cs="Times New Roman"/>
+                <w:b w:val="0"/>
+                <w:color w:val="auto"/>
+                <w:kern w:val="2"/>
+                <w:sz w:val="18"/>
+                <w:szCs w:val="18"/>
+                <w:lang w:eastAsia="zh-CN"/>
+              </w:rPr>
+            </w:pPr>
+            <w:r>
+              <w:rPr>
+                <w:rFonts w:hint="default" w:ascii="Times New Roman" w:hAnsi="Times New Roman" w:eastAsia="微软雅黑" w:cs="Times New Roman"/>
+                <w:b w:val="0"/>
+                <w:color w:val="auto"/>
+                <w:kern w:val="2"/>
+                <w:sz w:val="18"/>
+                <w:szCs w:val="18"/>
+                <w:lang w:val="en-US" w:eastAsia="zh-CN"/>
+              </w:rPr>
+              <w:t>实体瘤</w:t>
+            </w:r>
+          </w:p>
+        </w:tc>
+        <w:tc>
+          <w:tcPr>
+            <w:tcW w:w="1164" w:type="dxa"/>
+            <w:shd w:val="clear" w:color="auto" w:fill="auto"/>
+            <w:vAlign w:val="center"/>
+          </w:tcPr>
+          <w:p>
+            <w:pPr>
+              <w:adjustRightInd w:val="0"/>
+              <w:snapToGrid w:val="0"/>
+              <w:jc w:val="center"/>
+              <w:rPr>
+                <w:rFonts w:hint="default" w:ascii="Times New Roman" w:hAnsi="Times New Roman" w:eastAsia="微软雅黑" w:cs="Times New Roman"/>
+                <w:b w:val="0"/>
+                <w:color w:val="auto"/>
+                <w:kern w:val="2"/>
+                <w:sz w:val="18"/>
+                <w:szCs w:val="18"/>
+              </w:rPr>
+            </w:pPr>
+            <w:r>
+              <w:rPr>
+                <w:rFonts w:hint="default" w:ascii="Times New Roman" w:hAnsi="Times New Roman" w:eastAsia="微软雅黑" w:cs="Times New Roman"/>
+                <w:b w:val="0"/>
+                <w:color w:val="auto"/>
+                <w:kern w:val="2"/>
+                <w:sz w:val="18"/>
+                <w:szCs w:val="18"/>
+              </w:rPr>
+              <w:t>I</w:t>
+            </w:r>
+          </w:p>
+        </w:tc>
+        <w:tc>
+          <w:tcPr>
+            <w:tcW w:w="2249" w:type="dxa"/>
+            <w:shd w:val="clear" w:color="auto" w:fill="auto"/>
+            <w:vAlign w:val="center"/>
+          </w:tcPr>
+          <w:p>
+            <w:pPr>
+              <w:adjustRightInd w:val="0"/>
+              <w:snapToGrid w:val="0"/>
+              <w:jc w:val="center"/>
+              <w:rPr>
+                <w:rFonts w:hint="default" w:ascii="Times New Roman" w:hAnsi="Times New Roman" w:eastAsia="微软雅黑" w:cs="Times New Roman"/>
+                <w:b w:val="0"/>
+                <w:color w:val="auto"/>
+                <w:kern w:val="2"/>
+                <w:sz w:val="18"/>
+                <w:szCs w:val="18"/>
+              </w:rPr>
+            </w:pPr>
+            <w:r>
+              <w:rPr>
+                <w:rFonts w:hint="default" w:ascii="Times New Roman" w:hAnsi="Times New Roman" w:eastAsia="微软雅黑" w:cs="Times New Roman"/>
+                <w:i w:val="0"/>
+                <w:iCs w:val="0"/>
+                <w:caps w:val="0"/>
+                <w:color w:val="auto"/>
+                <w:spacing w:val="0"/>
+                <w:sz w:val="18"/>
+                <w:szCs w:val="18"/>
+                <w:shd w:val="clear" w:fill="FFFFFF"/>
+              </w:rPr>
+              <w:t>≥</w:t>
+            </w:r>
+            <w:r>
+              <w:rPr>
+                <w:rFonts w:hint="default" w:ascii="Times New Roman" w:hAnsi="Times New Roman" w:eastAsia="微软雅黑" w:cs="Times New Roman"/>
+                <w:b w:val="0"/>
+                <w:color w:val="auto"/>
+                <w:kern w:val="2"/>
+                <w:sz w:val="18"/>
+                <w:szCs w:val="18"/>
+                <w:lang w:val="en-US" w:eastAsia="zh-CN"/>
+              </w:rPr>
+              <w:t>1</w:t>
+            </w:r>
+            <w:r>
+              <w:rPr>
+                <w:rFonts w:hint="default" w:ascii="Times New Roman" w:hAnsi="Times New Roman" w:eastAsia="微软雅黑" w:cs="Times New Roman"/>
+                <w:b w:val="0"/>
+                <w:color w:val="auto"/>
+                <w:kern w:val="2"/>
+                <w:sz w:val="18"/>
+                <w:szCs w:val="18"/>
+              </w:rPr>
+              <w:t xml:space="preserve">+,and </w:t>
+            </w:r>
+            <w:r>
+              <w:rPr>
+                <w:rFonts w:hint="default" w:ascii="Times New Roman" w:hAnsi="Times New Roman" w:eastAsia="微软雅黑" w:cs="Times New Roman"/>
+                <w:i w:val="0"/>
+                <w:iCs w:val="0"/>
+                <w:caps w:val="0"/>
+                <w:color w:val="auto"/>
+                <w:spacing w:val="0"/>
+                <w:sz w:val="18"/>
+                <w:szCs w:val="18"/>
+                <w:shd w:val="clear" w:fill="FFFFFF"/>
+              </w:rPr>
+              <w:t>≥</w:t>
+            </w:r>
+            <w:r>
+              <w:rPr>
+                <w:rFonts w:hint="default" w:ascii="Times New Roman" w:hAnsi="Times New Roman" w:eastAsia="微软雅黑" w:cs="Times New Roman"/>
+                <w:b w:val="0"/>
+                <w:color w:val="auto"/>
+                <w:kern w:val="2"/>
+                <w:sz w:val="18"/>
+                <w:szCs w:val="18"/>
+                <w:lang w:val="en-US" w:eastAsia="zh-CN"/>
+              </w:rPr>
+              <w:t>1</w:t>
+            </w:r>
+            <w:r>
+              <w:rPr>
+                <w:rFonts w:hint="default" w:ascii="Times New Roman" w:hAnsi="Times New Roman" w:eastAsia="微软雅黑" w:cs="Times New Roman"/>
+                <w:b w:val="0"/>
+                <w:color w:val="auto"/>
+                <w:kern w:val="2"/>
+                <w:sz w:val="18"/>
+                <w:szCs w:val="18"/>
+              </w:rPr>
+              <w:t>0%</w:t>
+            </w:r>
+          </w:p>
+        </w:tc>
+      </w:tr>
+    </w:tbl>
+    <w:p>
+      <w:pPr>
+        <w:snapToGrid w:val="0"/>
+        <w:spacing w:line="360" w:lineRule="auto"/>
+        <w:ind w:left="372" w:leftChars="104" w:hanging="154" w:hangingChars="86"/>
+        <w:rPr>
+          <w:rFonts w:hint="default" w:ascii="Times New Roman" w:hAnsi="Times New Roman" w:eastAsia="微软雅黑" w:cs="Times New Roman"/>
+          <w:color w:val="000000"/>
+          <w:sz w:val="18"/>
+          <w:szCs w:val="18"/>
+        </w:rPr>
+      </w:pPr>
+      <w:r>
+        <w:rPr>
+          <w:rFonts w:hint="default" w:ascii="Times New Roman" w:hAnsi="Times New Roman" w:eastAsia="微软雅黑" w:cs="Times New Roman"/>
+          <w:color w:val="000000"/>
+          <w:sz w:val="18"/>
+          <w:szCs w:val="18"/>
+        </w:rPr>
+        <w:t xml:space="preserve">信息来源：ClinicalTrials.gov : </w:t>
+      </w:r>
+      <w:r>
+        <w:rPr>
+          <w:rFonts w:hint="default" w:ascii="Times New Roman" w:hAnsi="Times New Roman" w:eastAsia="微软雅黑" w:cs="Times New Roman"/>
+          <w:color w:val="000000"/>
+          <w:sz w:val="18"/>
+          <w:szCs w:val="18"/>
+        </w:rPr>
+        <w:fldChar w:fldCharType="begin"/>
+      </w:r>
+      <w:r>
+        <w:rPr>
+          <w:rFonts w:hint="default" w:ascii="Times New Roman" w:hAnsi="Times New Roman" w:eastAsia="微软雅黑" w:cs="Times New Roman"/>
+          <w:color w:val="000000"/>
+          <w:sz w:val="18"/>
+          <w:szCs w:val="18"/>
+        </w:rPr>
+        <w:instrText xml:space="preserve"> HYPERLINK "https://clinicaltrials.gov/" </w:instrText>
+      </w:r>
+      <w:r>
+        <w:rPr>
+          <w:rFonts w:hint="default" w:ascii="Times New Roman" w:hAnsi="Times New Roman" w:eastAsia="微软雅黑" w:cs="Times New Roman"/>
+          <w:color w:val="000000"/>
+          <w:sz w:val="18"/>
+          <w:szCs w:val="18"/>
+        </w:rPr>
+        <w:fldChar w:fldCharType="separate"/>
+      </w:r>
+      <w:r>
+        <w:rPr>
+          <w:rFonts w:hint="default" w:ascii="Times New Roman" w:hAnsi="Times New Roman" w:eastAsia="微软雅黑" w:cs="Times New Roman"/>
+          <w:color w:val="000000"/>
+          <w:sz w:val="18"/>
+          <w:szCs w:val="18"/>
+        </w:rPr>
+        <w:t>https://clinicaltrials.gov/</w:t>
+      </w:r>
+      <w:r>
+        <w:rPr>
+          <w:rFonts w:hint="default" w:ascii="Times New Roman" w:hAnsi="Times New Roman" w:eastAsia="微软雅黑" w:cs="Times New Roman"/>
+          <w:color w:val="000000"/>
+          <w:sz w:val="18"/>
+          <w:szCs w:val="18"/>
+        </w:rPr>
+        <w:fldChar w:fldCharType="end"/>
+      </w:r>
+    </w:p>
+    <w:p>
+      <w:pPr>
+        <w:snapToGrid w:val="0"/>
+        <w:spacing w:line="360" w:lineRule="auto"/>
+        <w:ind w:left="372" w:leftChars="104" w:hanging="154" w:hangingChars="86"/>
+        <w:rPr>
+          <w:rFonts w:hint="eastAsia" w:ascii="微软雅黑" w:hAnsi="微软雅黑" w:eastAsia="微软雅黑" w:cs="微软雅黑"/>
+          <w:color w:val="000000"/>
+          <w:sz w:val="18"/>
+          <w:szCs w:val="18"/>
+        </w:rPr>
+      </w:pPr>
+    </w:p>
+    <w:p>
+      <w:pPr>
+        <w:snapToGrid w:val="0"/>
+        <w:spacing w:line="360" w:lineRule="auto"/>
+        <w:ind w:left="372" w:leftChars="104" w:hanging="154" w:hangingChars="86"/>
+        <w:rPr>
+          <w:rFonts w:hint="eastAsia" w:ascii="微软雅黑" w:hAnsi="微软雅黑" w:eastAsia="微软雅黑" w:cs="微软雅黑"/>
+          <w:color w:val="000000"/>
+          <w:sz w:val="18"/>
+          <w:szCs w:val="18"/>
         </w:rPr>
       </w:pPr>
     </w:p>
@@ -4015,2532 +7751,693 @@
           <w:sz w:val="24"/>
           <w:szCs w:val="24"/>
         </w:rPr>
-        <w:t>2. Claudin 18.2临床研究</w:t>
+        <w:t>3. 参考文献</w:t>
       </w:r>
     </w:p>
     <w:p>
       <w:pPr>
-        <w:adjustRightInd w:val="0"/>
-        <w:snapToGrid w:val="0"/>
-        <w:spacing w:line="360" w:lineRule="auto"/>
-        <w:ind w:firstLine="360" w:firstLineChars="200"/>
-        <w:rPr>
-          <w:rFonts w:hint="default" w:ascii="Times New Roman" w:hAnsi="Times New Roman" w:eastAsia="微软雅黑" w:cs="Times New Roman"/>
-          <w:sz w:val="18"/>
-        </w:rPr>
-      </w:pPr>
-      <w:r>
-        <w:rPr>
-          <w:rFonts w:hint="default" w:ascii="Times New Roman" w:hAnsi="Times New Roman" w:eastAsia="微软雅黑" w:cs="Times New Roman"/>
-          <w:sz w:val="18"/>
-        </w:rPr>
-        <w:t>目前，CLDN18.2在业界广泛关注，类型涉及单克隆抗体、双特异性抗体、CAR-T以及抗体药物偶联物（ADC），以单克隆抗体在研数量最多。据不完全统计，全球范围内靶向CLDN18.2靶点的产品目前在研药物38个，其中III期药物1个，II期药物2个，I期药物7个，临床前药物20个。</w:t>
-      </w:r>
-    </w:p>
-    <w:p>
-      <w:pPr>
-        <w:adjustRightInd w:val="0"/>
-        <w:snapToGrid w:val="0"/>
-        <w:spacing w:line="360" w:lineRule="auto"/>
-        <w:ind w:firstLine="360" w:firstLineChars="200"/>
-        <w:rPr>
-          <w:rFonts w:hint="default" w:ascii="Times New Roman" w:hAnsi="Times New Roman" w:eastAsia="微软雅黑" w:cs="Times New Roman"/>
-          <w:sz w:val="20"/>
-        </w:rPr>
-      </w:pPr>
-      <w:r>
-        <w:rPr>
-          <w:rFonts w:hint="default" w:ascii="Times New Roman" w:hAnsi="Times New Roman" w:eastAsia="微软雅黑" w:cs="Times New Roman"/>
-          <w:sz w:val="18"/>
-        </w:rPr>
-        <w:t>2013年，MONOIIA期研究IMAB362（Zolbetuximab）单药疗效，临床共纳入43例受试者，入组标准（IHC：CLDN18.2表达强度≥2+，表达细胞占比≥50%），最终ORR达到 9%，SD达到14%。其中CLDN18.2高表达人群（IHC：CLDN18.2表达强度≥2+，表达细胞占比≥70%）ORR达到 14%，SD达到17%；2015年，FAST IIB期临床纳入161例受试者（IHC：CLDN18.2表达强度≥2+，表达细胞占比≥40%），结果表明EOX+ Zolbetuximab联合治疗优于Zolbetuximab单药。（mPFS：7.9个月vs.4.8个月；mOS：13.2月vs.8.4月；ORR：39% vs.25%）其中CLDN18.2高表达人群（IHC：CLDN18.2表达强度≥2+，表达细胞占比≥70%）疗效更为显著，联合治疗组mOS是单药治疗的近2倍（mOS:16.7个月vs.9个月）（图2）。</w:t>
-      </w:r>
-    </w:p>
-    <w:p>
-      <w:pPr>
-        <w:adjustRightInd w:val="0"/>
-        <w:snapToGrid w:val="0"/>
-        <w:spacing w:line="360" w:lineRule="auto"/>
-        <w:ind w:left="284" w:leftChars="1" w:hanging="282" w:hangingChars="141"/>
-        <w:rPr>
-          <w:rFonts w:hint="default" w:ascii="Times New Roman" w:hAnsi="Times New Roman" w:eastAsia="微软雅黑" w:cs="Times New Roman"/>
-          <w:sz w:val="20"/>
-        </w:rPr>
-      </w:pPr>
-      <w:r>
-        <w:rPr>
-          <w:rFonts w:hint="default" w:ascii="Times New Roman" w:hAnsi="Times New Roman" w:eastAsia="微软雅黑" w:cs="Times New Roman"/>
-          <w:sz w:val="20"/>
-        </w:rPr>
-        <mc:AlternateContent>
-          <mc:Choice Requires="wpg">
-            <w:drawing>
-              <wp:inline distT="0" distB="0" distL="0" distR="0">
-                <wp:extent cx="6379210" cy="3891280"/>
-                <wp:effectExtent l="0" t="0" r="2540" b="0"/>
-                <wp:docPr id="10" name="组合 10"/>
-                <wp:cNvGraphicFramePr/>
-                <a:graphic xmlns:a="http://schemas.openxmlformats.org/drawingml/2006/main">
-                  <a:graphicData uri="http://schemas.microsoft.com/office/word/2010/wordprocessingGroup">
-                    <wpg:wgp>
-                      <wpg:cNvGrpSpPr/>
-                      <wpg:grpSpPr>
-                        <a:xfrm>
-                          <a:off x="0" y="0"/>
-                          <a:ext cx="6379535" cy="3891516"/>
-                          <a:chOff x="0" y="0"/>
-                          <a:chExt cx="6198870" cy="3752850"/>
-                        </a:xfrm>
-                      </wpg:grpSpPr>
-                      <pic:pic xmlns:pic="http://schemas.openxmlformats.org/drawingml/2006/picture">
-                        <pic:nvPicPr>
-                          <pic:cNvPr id="11" name="图片 11" descr="C:\Users\akm\Documents\WeChat Files\maygodblessfriends\FileStorage\Temp\ced5d4217a510d2de4884011f972d6d7.png"/>
-                          <pic:cNvPicPr>
-                            <a:picLocks noChangeAspect="1"/>
-                          </pic:cNvPicPr>
-                        </pic:nvPicPr>
-                        <pic:blipFill>
-                          <a:blip r:embed="rId13">
-                            <a:extLst>
-                              <a:ext uri="{28A0092B-C50C-407E-A947-70E740481C1C}">
-                                <a14:useLocalDpi xmlns:a14="http://schemas.microsoft.com/office/drawing/2010/main" val="0"/>
-                              </a:ext>
-                            </a:extLst>
-                          </a:blip>
-                          <a:srcRect/>
-                          <a:stretch>
-                            <a:fillRect/>
-                          </a:stretch>
-                        </pic:blipFill>
-                        <pic:spPr>
-                          <a:xfrm>
-                            <a:off x="0" y="9525"/>
-                            <a:ext cx="3046095" cy="3743325"/>
-                          </a:xfrm>
-                          <a:prstGeom prst="rect">
-                            <a:avLst/>
-                          </a:prstGeom>
-                          <a:noFill/>
-                          <a:ln>
-                            <a:noFill/>
-                          </a:ln>
-                        </pic:spPr>
-                      </pic:pic>
-                      <pic:pic xmlns:pic="http://schemas.openxmlformats.org/drawingml/2006/picture">
-                        <pic:nvPicPr>
-                          <pic:cNvPr id="12" name="图片 12" descr="C:\Users\akm\Documents\WeChat Files\maygodblessfriends\FileStorage\Temp\d82d21ff5362eac681d19b76226c8b59.png"/>
-                          <pic:cNvPicPr>
-                            <a:picLocks noChangeAspect="1"/>
-                          </pic:cNvPicPr>
-                        </pic:nvPicPr>
-                        <pic:blipFill>
-                          <a:blip r:embed="rId14">
-                            <a:extLst>
-                              <a:ext uri="{28A0092B-C50C-407E-A947-70E740481C1C}">
-                                <a14:useLocalDpi xmlns:a14="http://schemas.microsoft.com/office/drawing/2010/main" val="0"/>
-                              </a:ext>
-                            </a:extLst>
-                          </a:blip>
-                          <a:srcRect/>
-                          <a:stretch>
-                            <a:fillRect/>
-                          </a:stretch>
-                        </pic:blipFill>
-                        <pic:spPr>
-                          <a:xfrm>
-                            <a:off x="3152775" y="0"/>
-                            <a:ext cx="3046095" cy="3751580"/>
-                          </a:xfrm>
-                          <a:prstGeom prst="rect">
-                            <a:avLst/>
-                          </a:prstGeom>
-                          <a:noFill/>
-                          <a:ln>
-                            <a:noFill/>
-                          </a:ln>
-                        </pic:spPr>
-                      </pic:pic>
-                    </wpg:wgp>
-                  </a:graphicData>
-                </a:graphic>
-              </wp:inline>
-            </w:drawing>
-          </mc:Choice>
-          <mc:Fallback>
-            <w:pict>
-              <v:group id="_x0000_s1026" o:spid="_x0000_s1026" o:spt="203" style="height:306.4pt;width:502.3pt;" coordsize="6198870,3752850" o:gfxdata="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">
-                <o:lock v:ext="edit" aspectratio="f"/>
-                <v:shape id="_x0000_s1026" o:spid="_x0000_s1026" o:spt="75" alt="C:\Users\akm\Documents\WeChat Files\maygodblessfriends\FileStorage\Temp\ced5d4217a510d2de4884011f972d6d7.png" type="#_x0000_t75" style="position:absolute;left:0;top:9525;height:3743325;width:3046095;" filled="f" o:preferrelative="t" stroked="f" coordsize="21600,21600" o:gfxdata="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">
-                  <v:fill on="f" focussize="0,0"/>
-                  <v:stroke on="f"/>
-                  <v:imagedata r:id="rId13" o:title=""/>
-                  <o:lock v:ext="edit" aspectratio="t"/>
-                </v:shape>
-                <v:shape id="_x0000_s1026" o:spid="_x0000_s1026" o:spt="75" alt="C:\Users\akm\Documents\WeChat Files\maygodblessfriends\FileStorage\Temp\d82d21ff5362eac681d19b76226c8b59.png" type="#_x0000_t75" style="position:absolute;left:3152775;top:0;height:3751580;width:3046095;" filled="f" o:preferrelative="t" stroked="f" coordsize="21600,21600" o:gfxdata="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">
-                  <v:fill on="f" focussize="0,0"/>
-                  <v:stroke on="f"/>
-                  <v:imagedata r:id="rId14" o:title=""/>
-                  <o:lock v:ext="edit" aspectratio="t"/>
-                </v:shape>
-                <w10:wrap type="none"/>
-                <w10:anchorlock/>
-              </v:group>
-            </w:pict>
-          </mc:Fallback>
-        </mc:AlternateContent>
-      </w:r>
-    </w:p>
-    <w:p>
-      <w:pPr>
-        <w:adjustRightInd w:val="0"/>
-        <w:snapToGrid w:val="0"/>
-        <w:spacing w:line="276" w:lineRule="auto"/>
-        <w:ind w:right="229" w:rightChars="109" w:firstLine="140" w:firstLineChars="88"/>
-        <w:jc w:val="center"/>
-        <w:rPr>
-          <w:rFonts w:hint="default" w:ascii="Times New Roman" w:hAnsi="Times New Roman" w:eastAsia="微软雅黑" w:cs="Times New Roman"/>
-          <w:sz w:val="16"/>
-          <w:szCs w:val="16"/>
-        </w:rPr>
-      </w:pPr>
-      <w:r>
-        <w:rPr>
-          <w:rFonts w:hint="default" w:ascii="Times New Roman" w:hAnsi="Times New Roman" w:eastAsia="微软雅黑" w:cs="Times New Roman"/>
-          <w:sz w:val="16"/>
-          <w:szCs w:val="16"/>
-        </w:rPr>
-        <w:t>图2. PFS（A~C）和OS（D~F）。（A）所有患者；（B） ≥70%肿瘤细胞CLDN18.2阳性患者；（C）40%~69%肿瘤细胞CLDN18.2阳性患者；（D）所有患者；（E）≥70%肿瘤细胞CLDN18.2阳性患者；（F）40%~69%肿瘤细胞CLDN18.2阳性患者。</w:t>
-      </w:r>
-    </w:p>
-    <w:p>
-      <w:pPr>
-        <w:adjustRightInd w:val="0"/>
-        <w:snapToGrid w:val="0"/>
-        <w:spacing w:line="276" w:lineRule="auto"/>
-        <w:ind w:firstLine="320" w:firstLineChars="200"/>
-        <w:rPr>
-          <w:rFonts w:hint="default" w:ascii="Times New Roman" w:hAnsi="Times New Roman" w:eastAsia="微软雅黑" w:cs="Times New Roman"/>
-          <w:sz w:val="16"/>
-        </w:rPr>
-      </w:pPr>
-    </w:p>
-    <w:p>
-      <w:pPr>
-        <w:adjustRightInd w:val="0"/>
-        <w:snapToGrid w:val="0"/>
-        <w:spacing w:line="360" w:lineRule="auto"/>
-        <w:ind w:firstLine="360" w:firstLineChars="200"/>
-        <w:rPr>
-          <w:rFonts w:hint="default" w:ascii="Times New Roman" w:hAnsi="Times New Roman" w:eastAsia="微软雅黑" w:cs="Times New Roman"/>
-          <w:sz w:val="18"/>
-        </w:rPr>
-      </w:pPr>
-      <w:r>
-        <w:rPr>
-          <w:rFonts w:hint="default" w:ascii="Times New Roman" w:hAnsi="Times New Roman" w:eastAsia="微软雅黑" w:cs="Times New Roman"/>
-          <w:sz w:val="18"/>
-        </w:rPr>
-        <w:t>总体而言，FAST研究展示了CLDN18.2作为胃癌治疗靶点极好的前景，国内外开展了多项靶向CLDN18.2的临床试验（表1），未来有更多临床数据值得期待。</w:t>
-      </w:r>
-    </w:p>
-    <w:p>
-      <w:pPr>
-        <w:adjustRightInd w:val="0"/>
-        <w:snapToGrid w:val="0"/>
-        <w:spacing w:line="360" w:lineRule="auto"/>
-        <w:ind w:firstLine="400" w:firstLineChars="200"/>
-        <w:rPr>
-          <w:rFonts w:hint="default" w:ascii="Times New Roman" w:hAnsi="Times New Roman" w:eastAsia="微软雅黑" w:cs="Times New Roman"/>
-          <w:sz w:val="20"/>
-        </w:rPr>
-      </w:pPr>
-    </w:p>
-    <w:p>
-      <w:pPr>
-        <w:adjustRightInd w:val="0"/>
-        <w:snapToGrid w:val="0"/>
-        <w:spacing w:line="360" w:lineRule="auto"/>
-        <w:ind w:firstLine="400" w:firstLineChars="200"/>
-        <w:rPr>
-          <w:rFonts w:hint="default" w:ascii="Times New Roman" w:hAnsi="Times New Roman" w:eastAsia="微软雅黑" w:cs="Times New Roman"/>
-          <w:sz w:val="20"/>
-        </w:rPr>
-      </w:pPr>
-    </w:p>
-    <w:p>
-      <w:pPr>
-        <w:adjustRightInd w:val="0"/>
-        <w:snapToGrid w:val="0"/>
-        <w:spacing w:line="360" w:lineRule="auto"/>
-        <w:ind w:firstLine="400" w:firstLineChars="200"/>
-        <w:rPr>
-          <w:rFonts w:hint="default" w:ascii="Times New Roman" w:hAnsi="Times New Roman" w:eastAsia="微软雅黑" w:cs="Times New Roman"/>
-          <w:sz w:val="20"/>
-        </w:rPr>
-      </w:pPr>
-    </w:p>
-    <w:p>
-      <w:pPr>
-        <w:adjustRightInd w:val="0"/>
-        <w:snapToGrid w:val="0"/>
-        <w:spacing w:line="360" w:lineRule="auto"/>
-        <w:ind w:firstLine="400" w:firstLineChars="200"/>
-        <w:rPr>
-          <w:rFonts w:hint="default" w:ascii="Times New Roman" w:hAnsi="Times New Roman" w:eastAsia="微软雅黑" w:cs="Times New Roman"/>
-          <w:sz w:val="20"/>
-        </w:rPr>
-      </w:pPr>
-    </w:p>
-    <w:p>
-      <w:pPr>
-        <w:adjustRightInd w:val="0"/>
-        <w:snapToGrid w:val="0"/>
-        <w:spacing w:line="360" w:lineRule="auto"/>
-        <w:rPr>
-          <w:rFonts w:hint="default" w:ascii="Times New Roman" w:hAnsi="Times New Roman" w:eastAsia="微软雅黑" w:cs="Times New Roman"/>
-          <w:sz w:val="18"/>
-        </w:rPr>
-      </w:pPr>
-      <w:r>
-        <w:rPr>
-          <w:rFonts w:hint="default" w:ascii="Times New Roman" w:hAnsi="Times New Roman" w:eastAsia="微软雅黑" w:cs="Times New Roman"/>
-          <w:sz w:val="18"/>
-        </w:rPr>
-        <w:t>表1  CLDN18.2 相关临床试验（部分）</w:t>
-      </w:r>
-    </w:p>
-    <w:tbl>
-      <w:tblPr>
-        <w:tblStyle w:val="234"/>
-        <w:tblW w:w="10085" w:type="dxa"/>
-        <w:tblInd w:w="-25" w:type="dxa"/>
-        <w:tblBorders>
-          <w:top w:val="single" w:color="4BACC6" w:themeColor="accent5" w:sz="4" w:space="0"/>
-          <w:left w:val="none" w:color="auto" w:sz="0" w:space="0"/>
-          <w:bottom w:val="single" w:color="92CDDC" w:themeColor="accent5" w:themeTint="99" w:sz="4" w:space="0"/>
-          <w:right w:val="none" w:color="auto" w:sz="0" w:space="0"/>
-          <w:insideH w:val="none" w:color="auto" w:sz="0" w:space="0"/>
-          <w:insideV w:val="none" w:color="auto" w:sz="0" w:space="0"/>
-        </w:tblBorders>
-        <w:tblLayout w:type="autofit"/>
-        <w:tblCellMar>
-          <w:top w:w="0" w:type="dxa"/>
-          <w:left w:w="108" w:type="dxa"/>
-          <w:bottom w:w="0" w:type="dxa"/>
-          <w:right w:w="108" w:type="dxa"/>
-        </w:tblCellMar>
-      </w:tblPr>
-      <w:tblGrid>
-        <w:gridCol w:w="1773"/>
-        <w:gridCol w:w="2289"/>
-        <w:gridCol w:w="2446"/>
-        <w:gridCol w:w="882"/>
-        <w:gridCol w:w="2695"/>
-      </w:tblGrid>
-      <w:tr>
-        <w:tblPrEx>
-          <w:tblBorders>
-            <w:top w:val="single" w:color="4BACC6" w:themeColor="accent5" w:sz="4" w:space="0"/>
-            <w:left w:val="none" w:color="auto" w:sz="0" w:space="0"/>
-            <w:bottom w:val="single" w:color="92CDDC" w:themeColor="accent5" w:themeTint="99" w:sz="4" w:space="0"/>
-            <w:right w:val="none" w:color="auto" w:sz="0" w:space="0"/>
-            <w:insideH w:val="none" w:color="auto" w:sz="0" w:space="0"/>
-            <w:insideV w:val="none" w:color="auto" w:sz="0" w:space="0"/>
-          </w:tblBorders>
-          <w:tblCellMar>
-            <w:top w:w="0" w:type="dxa"/>
-            <w:left w:w="108" w:type="dxa"/>
-            <w:bottom w:w="0" w:type="dxa"/>
-            <w:right w:w="108" w:type="dxa"/>
-          </w:tblCellMar>
-        </w:tblPrEx>
-        <w:trPr>
-          <w:trHeight w:val="809" w:hRule="atLeast"/>
-        </w:trPr>
-        <w:tc>
-          <w:tcPr>
-            <w:tcW w:w="1773" w:type="dxa"/>
-            <w:tcBorders>
-              <w:top w:val="single" w:color="2CAFCB" w:sz="4" w:space="0"/>
-              <w:left w:val="single" w:color="2CAFCB" w:sz="4" w:space="0"/>
-              <w:bottom w:val="single" w:color="2CAFCB" w:sz="4" w:space="0"/>
-              <w:right w:val="nil"/>
-              <w:insideV w:val="nil"/>
-            </w:tcBorders>
-            <w:shd w:val="clear" w:color="auto" w:fill="62B541"/>
-            <w:vAlign w:val="center"/>
-          </w:tcPr>
-          <w:p>
-            <w:pPr>
-              <w:adjustRightInd w:val="0"/>
-              <w:snapToGrid w:val="0"/>
-              <w:spacing w:line="276" w:lineRule="auto"/>
-              <w:jc w:val="center"/>
-              <w:rPr>
-                <w:rFonts w:hint="default" w:ascii="Times New Roman" w:hAnsi="Times New Roman" w:eastAsia="微软雅黑" w:cs="Times New Roman"/>
-                <w:b/>
-                <w:bCs/>
-                <w:color w:val="FFFFFF" w:themeColor="background1"/>
-                <w:sz w:val="18"/>
-                <w14:textFill>
-                  <w14:solidFill>
-                    <w14:schemeClr w14:val="bg1"/>
-                  </w14:solidFill>
-                </w14:textFill>
-              </w:rPr>
-            </w:pPr>
-            <w:r>
-              <w:rPr>
-                <w:rFonts w:hint="default" w:ascii="Times New Roman" w:hAnsi="Times New Roman" w:eastAsia="微软雅黑" w:cs="Times New Roman"/>
-                <w:b/>
-                <w:bCs/>
-                <w:color w:val="FFFFFF" w:themeColor="background1"/>
-                <w:sz w:val="18"/>
-                <w14:textFill>
-                  <w14:solidFill>
-                    <w14:schemeClr w14:val="bg1"/>
-                  </w14:solidFill>
-                </w14:textFill>
-              </w:rPr>
-              <w:t>NCT编号</w:t>
-            </w:r>
-          </w:p>
-        </w:tc>
-        <w:tc>
-          <w:tcPr>
-            <w:tcW w:w="2289" w:type="dxa"/>
-            <w:tcBorders>
-              <w:top w:val="single" w:color="2CAFCB" w:sz="4" w:space="0"/>
-              <w:bottom w:val="single" w:color="2CAFCB" w:sz="4" w:space="0"/>
-              <w:right w:val="nil"/>
-              <w:insideV w:val="nil"/>
-            </w:tcBorders>
-            <w:shd w:val="clear" w:color="auto" w:fill="62B541"/>
-            <w:vAlign w:val="center"/>
-          </w:tcPr>
-          <w:p>
-            <w:pPr>
-              <w:adjustRightInd w:val="0"/>
-              <w:snapToGrid w:val="0"/>
-              <w:spacing w:line="276" w:lineRule="auto"/>
-              <w:jc w:val="center"/>
-              <w:rPr>
-                <w:rFonts w:hint="default" w:ascii="Times New Roman" w:hAnsi="Times New Roman" w:eastAsia="微软雅黑" w:cs="Times New Roman"/>
-                <w:b/>
-                <w:bCs/>
-                <w:color w:val="FFFFFF" w:themeColor="background1"/>
-                <w:sz w:val="18"/>
-                <w14:textFill>
-                  <w14:solidFill>
-                    <w14:schemeClr w14:val="bg1"/>
-                  </w14:solidFill>
-                </w14:textFill>
-              </w:rPr>
-            </w:pPr>
-            <w:r>
-              <w:rPr>
-                <w:rFonts w:hint="default" w:ascii="Times New Roman" w:hAnsi="Times New Roman" w:eastAsia="微软雅黑" w:cs="Times New Roman"/>
-                <w:b/>
-                <w:bCs/>
-                <w:color w:val="FFFFFF" w:themeColor="background1"/>
-                <w:sz w:val="18"/>
-                <w14:textFill>
-                  <w14:solidFill>
-                    <w14:schemeClr w14:val="bg1"/>
-                  </w14:solidFill>
-                </w14:textFill>
-              </w:rPr>
-              <w:t>肿瘤类型</w:t>
-            </w:r>
-          </w:p>
-        </w:tc>
-        <w:tc>
-          <w:tcPr>
-            <w:tcW w:w="2446" w:type="dxa"/>
-            <w:tcBorders>
-              <w:top w:val="single" w:color="2CAFCB" w:sz="4" w:space="0"/>
-              <w:bottom w:val="single" w:color="2CAFCB" w:sz="4" w:space="0"/>
-              <w:right w:val="nil"/>
-              <w:insideV w:val="nil"/>
-            </w:tcBorders>
-            <w:shd w:val="clear" w:color="auto" w:fill="62B541"/>
-            <w:vAlign w:val="center"/>
-          </w:tcPr>
-          <w:p>
-            <w:pPr>
-              <w:adjustRightInd w:val="0"/>
-              <w:snapToGrid w:val="0"/>
-              <w:spacing w:line="276" w:lineRule="auto"/>
-              <w:jc w:val="center"/>
-              <w:rPr>
-                <w:rFonts w:hint="default" w:ascii="Times New Roman" w:hAnsi="Times New Roman" w:eastAsia="微软雅黑" w:cs="Times New Roman"/>
-                <w:b/>
-                <w:bCs/>
-                <w:color w:val="FFFFFF" w:themeColor="background1"/>
-                <w:sz w:val="18"/>
-                <w14:textFill>
-                  <w14:solidFill>
-                    <w14:schemeClr w14:val="bg1"/>
-                  </w14:solidFill>
-                </w14:textFill>
-              </w:rPr>
-            </w:pPr>
-            <w:r>
-              <w:rPr>
-                <w:rFonts w:hint="default" w:ascii="Times New Roman" w:hAnsi="Times New Roman" w:eastAsia="微软雅黑" w:cs="Times New Roman"/>
-                <w:b/>
-                <w:bCs/>
-                <w:color w:val="FFFFFF" w:themeColor="background1"/>
-                <w:sz w:val="18"/>
-                <w14:textFill>
-                  <w14:solidFill>
-                    <w14:schemeClr w14:val="bg1"/>
-                  </w14:solidFill>
-                </w14:textFill>
-              </w:rPr>
-              <w:t>临床药物</w:t>
-            </w:r>
-          </w:p>
-        </w:tc>
-        <w:tc>
-          <w:tcPr>
-            <w:tcW w:w="882" w:type="dxa"/>
-            <w:tcBorders>
-              <w:top w:val="single" w:color="2CAFCB" w:sz="4" w:space="0"/>
-              <w:bottom w:val="single" w:color="2CAFCB" w:sz="4" w:space="0"/>
-              <w:right w:val="nil"/>
-              <w:insideV w:val="nil"/>
-            </w:tcBorders>
-            <w:shd w:val="clear" w:color="auto" w:fill="62B541"/>
-            <w:vAlign w:val="center"/>
-          </w:tcPr>
-          <w:p>
-            <w:pPr>
-              <w:adjustRightInd w:val="0"/>
-              <w:snapToGrid w:val="0"/>
-              <w:spacing w:line="276" w:lineRule="auto"/>
-              <w:jc w:val="center"/>
-              <w:rPr>
-                <w:rFonts w:hint="default" w:ascii="Times New Roman" w:hAnsi="Times New Roman" w:eastAsia="微软雅黑" w:cs="Times New Roman"/>
-                <w:b/>
-                <w:bCs/>
-                <w:color w:val="FFFFFF" w:themeColor="background1"/>
-                <w:sz w:val="18"/>
-                <w14:textFill>
-                  <w14:solidFill>
-                    <w14:schemeClr w14:val="bg1"/>
-                  </w14:solidFill>
-                </w14:textFill>
-              </w:rPr>
-            </w:pPr>
-            <w:r>
-              <w:rPr>
-                <w:rFonts w:hint="default" w:ascii="Times New Roman" w:hAnsi="Times New Roman" w:eastAsia="微软雅黑" w:cs="Times New Roman"/>
-                <w:b/>
-                <w:bCs/>
-                <w:color w:val="FFFFFF" w:themeColor="background1"/>
-                <w:sz w:val="18"/>
-                <w14:textFill>
-                  <w14:solidFill>
-                    <w14:schemeClr w14:val="bg1"/>
-                  </w14:solidFill>
-                </w14:textFill>
-              </w:rPr>
-              <w:t>分期</w:t>
-            </w:r>
-          </w:p>
-          <w:p>
-            <w:pPr>
-              <w:adjustRightInd w:val="0"/>
-              <w:snapToGrid w:val="0"/>
-              <w:spacing w:line="276" w:lineRule="auto"/>
-              <w:jc w:val="center"/>
-              <w:rPr>
-                <w:rFonts w:hint="default" w:ascii="Times New Roman" w:hAnsi="Times New Roman" w:eastAsia="微软雅黑" w:cs="Times New Roman"/>
-                <w:b/>
-                <w:bCs/>
-                <w:color w:val="FFFFFF" w:themeColor="background1"/>
-                <w:sz w:val="18"/>
-                <w14:textFill>
-                  <w14:solidFill>
-                    <w14:schemeClr w14:val="bg1"/>
-                  </w14:solidFill>
-                </w14:textFill>
-              </w:rPr>
-            </w:pPr>
-            <w:r>
-              <w:rPr>
-                <w:rFonts w:hint="default" w:ascii="Times New Roman" w:hAnsi="Times New Roman" w:eastAsia="微软雅黑" w:cs="Times New Roman"/>
-                <w:b/>
-                <w:bCs/>
-                <w:color w:val="FFFFFF" w:themeColor="background1"/>
-                <w:sz w:val="18"/>
-                <w14:textFill>
-                  <w14:solidFill>
-                    <w14:schemeClr w14:val="bg1"/>
-                  </w14:solidFill>
-                </w14:textFill>
-              </w:rPr>
-              <w:t>（期）</w:t>
-            </w:r>
-          </w:p>
-        </w:tc>
-        <w:tc>
-          <w:tcPr>
-            <w:tcW w:w="2695" w:type="dxa"/>
-            <w:tcBorders>
-              <w:top w:val="single" w:color="2CAFCB" w:sz="4" w:space="0"/>
-              <w:bottom w:val="single" w:color="2CAFCB" w:sz="4" w:space="0"/>
-              <w:right w:val="single" w:color="2CAFCB" w:sz="4" w:space="0"/>
-              <w:insideV w:val="nil"/>
-            </w:tcBorders>
-            <w:shd w:val="clear" w:color="auto" w:fill="62B541"/>
-            <w:vAlign w:val="center"/>
-          </w:tcPr>
-          <w:p>
-            <w:pPr>
-              <w:adjustRightInd w:val="0"/>
-              <w:snapToGrid w:val="0"/>
-              <w:spacing w:line="276" w:lineRule="auto"/>
-              <w:jc w:val="center"/>
-              <w:rPr>
-                <w:rFonts w:hint="default" w:ascii="Times New Roman" w:hAnsi="Times New Roman" w:eastAsia="微软雅黑" w:cs="Times New Roman"/>
-                <w:b/>
-                <w:bCs/>
-                <w:color w:val="FFFFFF" w:themeColor="background1"/>
-                <w:sz w:val="18"/>
-                <w14:textFill>
-                  <w14:solidFill>
-                    <w14:schemeClr w14:val="bg1"/>
-                  </w14:solidFill>
-                </w14:textFill>
-              </w:rPr>
-            </w:pPr>
-            <w:r>
-              <w:rPr>
-                <w:rFonts w:hint="default" w:ascii="Times New Roman" w:hAnsi="Times New Roman" w:eastAsia="微软雅黑" w:cs="Times New Roman"/>
-                <w:b/>
-                <w:bCs/>
-                <w:color w:val="FFFFFF" w:themeColor="background1"/>
-                <w:sz w:val="18"/>
-                <w14:textFill>
-                  <w14:solidFill>
-                    <w14:schemeClr w14:val="bg1"/>
-                  </w14:solidFill>
-                </w14:textFill>
-              </w:rPr>
-              <w:t>入组标准</w:t>
-            </w:r>
-          </w:p>
-          <w:p>
-            <w:pPr>
-              <w:adjustRightInd w:val="0"/>
-              <w:snapToGrid w:val="0"/>
-              <w:spacing w:line="276" w:lineRule="auto"/>
-              <w:jc w:val="center"/>
-              <w:rPr>
-                <w:rFonts w:hint="default" w:ascii="Times New Roman" w:hAnsi="Times New Roman" w:eastAsia="微软雅黑" w:cs="Times New Roman"/>
-                <w:b/>
-                <w:bCs/>
-                <w:color w:val="FFFFFF" w:themeColor="background1"/>
-                <w:sz w:val="18"/>
-                <w14:textFill>
-                  <w14:solidFill>
-                    <w14:schemeClr w14:val="bg1"/>
-                  </w14:solidFill>
-                </w14:textFill>
-              </w:rPr>
-            </w:pPr>
-            <w:r>
-              <w:rPr>
-                <w:rFonts w:hint="default" w:ascii="Times New Roman" w:hAnsi="Times New Roman" w:eastAsia="微软雅黑" w:cs="Times New Roman"/>
-                <w:b/>
-                <w:bCs/>
-                <w:color w:val="FFFFFF" w:themeColor="background1"/>
-                <w:sz w:val="18"/>
-                <w14:textFill>
-                  <w14:solidFill>
-                    <w14:schemeClr w14:val="bg1"/>
-                  </w14:solidFill>
-                </w14:textFill>
-              </w:rPr>
-              <w:t>（CLDN18.2表达水平）</w:t>
-            </w:r>
-          </w:p>
-        </w:tc>
-      </w:tr>
-      <w:tr>
-        <w:tblPrEx>
-          <w:tblBorders>
-            <w:top w:val="single" w:color="4BACC6" w:themeColor="accent5" w:sz="4" w:space="0"/>
-            <w:left w:val="none" w:color="auto" w:sz="0" w:space="0"/>
-            <w:bottom w:val="single" w:color="92CDDC" w:themeColor="accent5" w:themeTint="99" w:sz="4" w:space="0"/>
-            <w:right w:val="none" w:color="auto" w:sz="0" w:space="0"/>
-            <w:insideH w:val="none" w:color="auto" w:sz="0" w:space="0"/>
-            <w:insideV w:val="none" w:color="auto" w:sz="0" w:space="0"/>
-          </w:tblBorders>
-          <w:tblCellMar>
-            <w:top w:w="0" w:type="dxa"/>
-            <w:left w:w="108" w:type="dxa"/>
-            <w:bottom w:w="0" w:type="dxa"/>
-            <w:right w:w="108" w:type="dxa"/>
-          </w:tblCellMar>
-        </w:tblPrEx>
-        <w:trPr>
-          <w:trHeight w:val="522" w:hRule="atLeast"/>
-        </w:trPr>
-        <w:tc>
-          <w:tcPr>
-            <w:tcW w:w="1773" w:type="dxa"/>
-            <w:tcBorders>
-              <w:top w:val="single" w:color="2CAFCB" w:sz="4" w:space="0"/>
-            </w:tcBorders>
-            <w:shd w:val="clear" w:color="auto" w:fill="auto"/>
-            <w:vAlign w:val="center"/>
-          </w:tcPr>
-          <w:p>
-            <w:pPr>
-              <w:adjustRightInd w:val="0"/>
-              <w:snapToGrid w:val="0"/>
-              <w:spacing w:line="276" w:lineRule="auto"/>
-              <w:jc w:val="center"/>
-              <w:rPr>
-                <w:rFonts w:hint="default" w:ascii="Times New Roman" w:hAnsi="Times New Roman" w:eastAsia="微软雅黑" w:cs="Times New Roman"/>
-                <w:b w:val="0"/>
-                <w:bCs/>
-                <w:sz w:val="18"/>
-              </w:rPr>
-            </w:pPr>
-            <w:r>
-              <w:rPr>
-                <w:rFonts w:hint="default" w:ascii="Times New Roman" w:hAnsi="Times New Roman" w:eastAsia="微软雅黑" w:cs="Times New Roman"/>
-                <w:b w:val="0"/>
-                <w:bCs/>
-                <w:sz w:val="18"/>
-              </w:rPr>
-              <w:t>NCT03653507</w:t>
-            </w:r>
-          </w:p>
-        </w:tc>
-        <w:tc>
-          <w:tcPr>
-            <w:tcW w:w="2289" w:type="dxa"/>
-            <w:tcBorders>
-              <w:top w:val="single" w:color="2CAFCB" w:sz="4" w:space="0"/>
-            </w:tcBorders>
-            <w:shd w:val="clear" w:color="auto" w:fill="auto"/>
-            <w:vAlign w:val="center"/>
-          </w:tcPr>
-          <w:p>
-            <w:pPr>
-              <w:adjustRightInd w:val="0"/>
-              <w:snapToGrid w:val="0"/>
-              <w:spacing w:line="276" w:lineRule="auto"/>
-              <w:jc w:val="center"/>
-              <w:rPr>
-                <w:rFonts w:hint="default" w:ascii="Times New Roman" w:hAnsi="Times New Roman" w:eastAsia="微软雅黑" w:cs="Times New Roman"/>
-                <w:sz w:val="18"/>
-              </w:rPr>
-            </w:pPr>
-            <w:r>
-              <w:rPr>
-                <w:rFonts w:hint="default" w:ascii="Times New Roman" w:hAnsi="Times New Roman" w:eastAsia="微软雅黑" w:cs="Times New Roman"/>
-                <w:sz w:val="18"/>
-              </w:rPr>
-              <w:t>胃癌/GEJ癌</w:t>
-            </w:r>
-          </w:p>
-        </w:tc>
-        <w:tc>
-          <w:tcPr>
-            <w:tcW w:w="2446" w:type="dxa"/>
-            <w:tcBorders>
-              <w:top w:val="single" w:color="2CAFCB" w:sz="4" w:space="0"/>
-            </w:tcBorders>
-            <w:shd w:val="clear" w:color="auto" w:fill="auto"/>
-            <w:vAlign w:val="center"/>
-          </w:tcPr>
-          <w:p>
-            <w:pPr>
-              <w:adjustRightInd w:val="0"/>
-              <w:snapToGrid w:val="0"/>
-              <w:spacing w:line="276" w:lineRule="auto"/>
-              <w:jc w:val="center"/>
-              <w:rPr>
-                <w:rFonts w:hint="default" w:ascii="Times New Roman" w:hAnsi="Times New Roman" w:eastAsia="微软雅黑" w:cs="Times New Roman"/>
-                <w:sz w:val="18"/>
-              </w:rPr>
-            </w:pPr>
-            <w:r>
-              <w:rPr>
-                <w:rFonts w:hint="default" w:ascii="Times New Roman" w:hAnsi="Times New Roman" w:eastAsia="微软雅黑" w:cs="Times New Roman"/>
-                <w:sz w:val="18"/>
-              </w:rPr>
-              <w:t>IMAB362+ CAPOX</w:t>
-            </w:r>
-          </w:p>
-        </w:tc>
-        <w:tc>
-          <w:tcPr>
-            <w:tcW w:w="882" w:type="dxa"/>
-            <w:tcBorders>
-              <w:top w:val="single" w:color="2CAFCB" w:sz="4" w:space="0"/>
-            </w:tcBorders>
-            <w:shd w:val="clear" w:color="auto" w:fill="auto"/>
-            <w:vAlign w:val="center"/>
-          </w:tcPr>
-          <w:p>
-            <w:pPr>
-              <w:adjustRightInd w:val="0"/>
-              <w:snapToGrid w:val="0"/>
-              <w:spacing w:line="276" w:lineRule="auto"/>
-              <w:jc w:val="center"/>
-              <w:rPr>
-                <w:rFonts w:hint="default" w:ascii="Times New Roman" w:hAnsi="Times New Roman" w:eastAsia="微软雅黑" w:cs="Times New Roman"/>
-                <w:sz w:val="18"/>
-              </w:rPr>
-            </w:pPr>
-            <w:r>
-              <w:rPr>
-                <w:rFonts w:hint="default" w:ascii="Times New Roman" w:hAnsi="Times New Roman" w:eastAsia="微软雅黑" w:cs="Times New Roman"/>
-                <w:sz w:val="18"/>
-              </w:rPr>
-              <w:t>III</w:t>
-            </w:r>
-          </w:p>
-        </w:tc>
-        <w:tc>
-          <w:tcPr>
-            <w:tcW w:w="2695" w:type="dxa"/>
-            <w:tcBorders>
-              <w:top w:val="single" w:color="2CAFCB" w:sz="4" w:space="0"/>
-            </w:tcBorders>
-            <w:shd w:val="clear" w:color="auto" w:fill="auto"/>
-            <w:vAlign w:val="center"/>
-          </w:tcPr>
-          <w:p>
-            <w:pPr>
-              <w:adjustRightInd w:val="0"/>
-              <w:snapToGrid w:val="0"/>
-              <w:spacing w:line="276" w:lineRule="auto"/>
-              <w:jc w:val="center"/>
-              <w:rPr>
-                <w:rFonts w:hint="default" w:ascii="Times New Roman" w:hAnsi="Times New Roman" w:eastAsia="微软雅黑" w:cs="Times New Roman"/>
-                <w:sz w:val="18"/>
-              </w:rPr>
-            </w:pPr>
-            <w:r>
-              <w:rPr>
-                <w:rFonts w:hint="default" w:ascii="Times New Roman" w:hAnsi="Times New Roman" w:eastAsia="微软雅黑" w:cs="Times New Roman"/>
-                <w:sz w:val="18"/>
-              </w:rPr>
-              <w:t>≥2+, and ≥75%</w:t>
-            </w:r>
-          </w:p>
-        </w:tc>
-      </w:tr>
-      <w:tr>
-        <w:tblPrEx>
-          <w:tblBorders>
-            <w:top w:val="single" w:color="4BACC6" w:themeColor="accent5" w:sz="4" w:space="0"/>
-            <w:left w:val="none" w:color="auto" w:sz="0" w:space="0"/>
-            <w:bottom w:val="single" w:color="92CDDC" w:themeColor="accent5" w:themeTint="99" w:sz="4" w:space="0"/>
-            <w:right w:val="none" w:color="auto" w:sz="0" w:space="0"/>
-            <w:insideH w:val="none" w:color="auto" w:sz="0" w:space="0"/>
-            <w:insideV w:val="none" w:color="auto" w:sz="0" w:space="0"/>
-          </w:tblBorders>
-          <w:tblCellMar>
-            <w:top w:w="0" w:type="dxa"/>
-            <w:left w:w="108" w:type="dxa"/>
-            <w:bottom w:w="0" w:type="dxa"/>
-            <w:right w:w="108" w:type="dxa"/>
-          </w:tblCellMar>
-        </w:tblPrEx>
-        <w:trPr>
-          <w:trHeight w:val="522" w:hRule="atLeast"/>
-        </w:trPr>
-        <w:tc>
-          <w:tcPr>
-            <w:tcW w:w="1773" w:type="dxa"/>
-            <w:shd w:val="clear" w:color="auto" w:fill="auto"/>
-            <w:vAlign w:val="center"/>
-          </w:tcPr>
-          <w:p>
-            <w:pPr>
-              <w:adjustRightInd w:val="0"/>
-              <w:snapToGrid w:val="0"/>
-              <w:spacing w:line="276" w:lineRule="auto"/>
-              <w:jc w:val="center"/>
-              <w:rPr>
-                <w:rFonts w:hint="default" w:ascii="Times New Roman" w:hAnsi="Times New Roman" w:eastAsia="微软雅黑" w:cs="Times New Roman"/>
-                <w:b w:val="0"/>
-                <w:bCs/>
-                <w:sz w:val="18"/>
-              </w:rPr>
-            </w:pPr>
-            <w:r>
-              <w:rPr>
-                <w:rFonts w:hint="default" w:ascii="Times New Roman" w:hAnsi="Times New Roman" w:eastAsia="微软雅黑" w:cs="Times New Roman"/>
-                <w:b w:val="0"/>
-                <w:bCs/>
-                <w:sz w:val="18"/>
-              </w:rPr>
-              <w:t>NCT03816163</w:t>
-            </w:r>
-          </w:p>
-        </w:tc>
-        <w:tc>
-          <w:tcPr>
-            <w:tcW w:w="2289" w:type="dxa"/>
-            <w:shd w:val="clear" w:color="auto" w:fill="auto"/>
-            <w:vAlign w:val="center"/>
-          </w:tcPr>
-          <w:p>
-            <w:pPr>
-              <w:adjustRightInd w:val="0"/>
-              <w:snapToGrid w:val="0"/>
-              <w:spacing w:line="276" w:lineRule="auto"/>
-              <w:jc w:val="center"/>
-              <w:rPr>
-                <w:rFonts w:hint="default" w:ascii="Times New Roman" w:hAnsi="Times New Roman" w:eastAsia="微软雅黑" w:cs="Times New Roman"/>
-                <w:sz w:val="18"/>
-              </w:rPr>
-            </w:pPr>
-            <w:r>
-              <w:rPr>
-                <w:rFonts w:hint="default" w:ascii="Times New Roman" w:hAnsi="Times New Roman" w:eastAsia="微软雅黑" w:cs="Times New Roman"/>
-                <w:sz w:val="18"/>
-              </w:rPr>
-              <w:t>胰腺癌</w:t>
-            </w:r>
-          </w:p>
-        </w:tc>
-        <w:tc>
-          <w:tcPr>
-            <w:tcW w:w="2446" w:type="dxa"/>
-            <w:shd w:val="clear" w:color="auto" w:fill="auto"/>
-            <w:vAlign w:val="center"/>
-          </w:tcPr>
-          <w:p>
-            <w:pPr>
-              <w:adjustRightInd w:val="0"/>
-              <w:snapToGrid w:val="0"/>
-              <w:spacing w:line="276" w:lineRule="auto"/>
-              <w:jc w:val="center"/>
-              <w:rPr>
-                <w:rFonts w:hint="default" w:ascii="Times New Roman" w:hAnsi="Times New Roman" w:eastAsia="微软雅黑" w:cs="Times New Roman"/>
-                <w:sz w:val="18"/>
-              </w:rPr>
-            </w:pPr>
-            <w:r>
-              <w:rPr>
-                <w:rFonts w:hint="default" w:ascii="Times New Roman" w:hAnsi="Times New Roman" w:eastAsia="微软雅黑" w:cs="Times New Roman"/>
-                <w:sz w:val="18"/>
-              </w:rPr>
-              <w:t>IMAB362+Nab-P+GEM</w:t>
-            </w:r>
-          </w:p>
-        </w:tc>
-        <w:tc>
-          <w:tcPr>
-            <w:tcW w:w="882" w:type="dxa"/>
-            <w:shd w:val="clear" w:color="auto" w:fill="auto"/>
-            <w:vAlign w:val="center"/>
-          </w:tcPr>
-          <w:p>
-            <w:pPr>
-              <w:adjustRightInd w:val="0"/>
-              <w:snapToGrid w:val="0"/>
-              <w:spacing w:line="276" w:lineRule="auto"/>
-              <w:jc w:val="center"/>
-              <w:rPr>
-                <w:rFonts w:hint="default" w:ascii="Times New Roman" w:hAnsi="Times New Roman" w:eastAsia="微软雅黑" w:cs="Times New Roman"/>
-                <w:sz w:val="18"/>
-              </w:rPr>
-            </w:pPr>
-            <w:r>
-              <w:rPr>
-                <w:rFonts w:hint="default" w:ascii="Times New Roman" w:hAnsi="Times New Roman" w:eastAsia="微软雅黑" w:cs="Times New Roman"/>
-                <w:sz w:val="18"/>
-              </w:rPr>
-              <w:t>II</w:t>
-            </w:r>
-          </w:p>
-        </w:tc>
-        <w:tc>
-          <w:tcPr>
-            <w:tcW w:w="2695" w:type="dxa"/>
-            <w:shd w:val="clear" w:color="auto" w:fill="auto"/>
-            <w:vAlign w:val="center"/>
-          </w:tcPr>
-          <w:p>
-            <w:pPr>
-              <w:adjustRightInd w:val="0"/>
-              <w:snapToGrid w:val="0"/>
-              <w:spacing w:line="276" w:lineRule="auto"/>
-              <w:jc w:val="center"/>
-              <w:rPr>
-                <w:rFonts w:hint="default" w:ascii="Times New Roman" w:hAnsi="Times New Roman" w:eastAsia="微软雅黑" w:cs="Times New Roman"/>
-                <w:sz w:val="18"/>
-              </w:rPr>
-            </w:pPr>
-            <w:r>
-              <w:rPr>
-                <w:rFonts w:hint="default" w:ascii="Times New Roman" w:hAnsi="Times New Roman" w:eastAsia="微软雅黑" w:cs="Times New Roman"/>
-                <w:sz w:val="18"/>
-              </w:rPr>
-              <w:t>≥2+, and ≥50%</w:t>
-            </w:r>
-          </w:p>
-        </w:tc>
-      </w:tr>
-      <w:tr>
-        <w:tblPrEx>
-          <w:tblBorders>
-            <w:top w:val="single" w:color="4BACC6" w:themeColor="accent5" w:sz="4" w:space="0"/>
-            <w:left w:val="none" w:color="auto" w:sz="0" w:space="0"/>
-            <w:bottom w:val="single" w:color="92CDDC" w:themeColor="accent5" w:themeTint="99" w:sz="4" w:space="0"/>
-            <w:right w:val="none" w:color="auto" w:sz="0" w:space="0"/>
-            <w:insideH w:val="none" w:color="auto" w:sz="0" w:space="0"/>
-            <w:insideV w:val="none" w:color="auto" w:sz="0" w:space="0"/>
-          </w:tblBorders>
-          <w:tblCellMar>
-            <w:top w:w="0" w:type="dxa"/>
-            <w:left w:w="108" w:type="dxa"/>
-            <w:bottom w:w="0" w:type="dxa"/>
-            <w:right w:w="108" w:type="dxa"/>
-          </w:tblCellMar>
-        </w:tblPrEx>
-        <w:trPr>
-          <w:trHeight w:val="522" w:hRule="atLeast"/>
-        </w:trPr>
-        <w:tc>
-          <w:tcPr>
-            <w:tcW w:w="1773" w:type="dxa"/>
-            <w:shd w:val="clear" w:color="auto" w:fill="auto"/>
-            <w:vAlign w:val="center"/>
-          </w:tcPr>
-          <w:p>
-            <w:pPr>
-              <w:adjustRightInd w:val="0"/>
-              <w:snapToGrid w:val="0"/>
-              <w:spacing w:line="276" w:lineRule="auto"/>
-              <w:jc w:val="center"/>
-              <w:rPr>
-                <w:rFonts w:hint="default" w:ascii="Times New Roman" w:hAnsi="Times New Roman" w:eastAsia="微软雅黑" w:cs="Times New Roman"/>
-                <w:b w:val="0"/>
-                <w:bCs/>
-                <w:sz w:val="18"/>
-              </w:rPr>
-            </w:pPr>
-            <w:r>
-              <w:rPr>
-                <w:rFonts w:hint="default" w:ascii="Times New Roman" w:hAnsi="Times New Roman" w:eastAsia="微软雅黑" w:cs="Times New Roman"/>
-                <w:b w:val="0"/>
-                <w:bCs/>
-                <w:sz w:val="18"/>
-              </w:rPr>
-              <w:t>NCT04260191</w:t>
-            </w:r>
-          </w:p>
-        </w:tc>
-        <w:tc>
-          <w:tcPr>
-            <w:tcW w:w="2289" w:type="dxa"/>
-            <w:shd w:val="clear" w:color="auto" w:fill="auto"/>
-            <w:vAlign w:val="center"/>
-          </w:tcPr>
-          <w:p>
-            <w:pPr>
-              <w:adjustRightInd w:val="0"/>
-              <w:snapToGrid w:val="0"/>
-              <w:spacing w:line="276" w:lineRule="auto"/>
-              <w:jc w:val="center"/>
-              <w:rPr>
-                <w:rFonts w:hint="default" w:ascii="Times New Roman" w:hAnsi="Times New Roman" w:eastAsia="微软雅黑" w:cs="Times New Roman"/>
-                <w:sz w:val="18"/>
-              </w:rPr>
-            </w:pPr>
-            <w:r>
-              <w:rPr>
-                <w:rFonts w:hint="default" w:ascii="Times New Roman" w:hAnsi="Times New Roman" w:eastAsia="微软雅黑" w:cs="Times New Roman"/>
-                <w:sz w:val="18"/>
-              </w:rPr>
-              <w:t>胃癌/GEJ癌</w:t>
-            </w:r>
-          </w:p>
-        </w:tc>
-        <w:tc>
-          <w:tcPr>
-            <w:tcW w:w="2446" w:type="dxa"/>
-            <w:shd w:val="clear" w:color="auto" w:fill="auto"/>
-            <w:vAlign w:val="center"/>
-          </w:tcPr>
-          <w:p>
-            <w:pPr>
-              <w:adjustRightInd w:val="0"/>
-              <w:snapToGrid w:val="0"/>
-              <w:spacing w:line="276" w:lineRule="auto"/>
-              <w:jc w:val="center"/>
-              <w:rPr>
-                <w:rFonts w:hint="default" w:ascii="Times New Roman" w:hAnsi="Times New Roman" w:eastAsia="微软雅黑" w:cs="Times New Roman"/>
-                <w:sz w:val="18"/>
-              </w:rPr>
-            </w:pPr>
-            <w:r>
-              <w:rPr>
-                <w:rFonts w:hint="default" w:ascii="Times New Roman" w:hAnsi="Times New Roman" w:eastAsia="微软雅黑" w:cs="Times New Roman"/>
-                <w:sz w:val="18"/>
-              </w:rPr>
-              <w:t>AMG 910</w:t>
-            </w:r>
-          </w:p>
-        </w:tc>
-        <w:tc>
-          <w:tcPr>
-            <w:tcW w:w="882" w:type="dxa"/>
-            <w:shd w:val="clear" w:color="auto" w:fill="auto"/>
-            <w:vAlign w:val="center"/>
-          </w:tcPr>
-          <w:p>
-            <w:pPr>
-              <w:adjustRightInd w:val="0"/>
-              <w:snapToGrid w:val="0"/>
-              <w:spacing w:line="276" w:lineRule="auto"/>
-              <w:jc w:val="center"/>
-              <w:rPr>
-                <w:rFonts w:hint="default" w:ascii="Times New Roman" w:hAnsi="Times New Roman" w:eastAsia="微软雅黑" w:cs="Times New Roman"/>
-                <w:sz w:val="18"/>
-              </w:rPr>
-            </w:pPr>
-            <w:r>
-              <w:rPr>
-                <w:rFonts w:hint="default" w:ascii="Times New Roman" w:hAnsi="Times New Roman" w:eastAsia="微软雅黑" w:cs="Times New Roman"/>
-                <w:sz w:val="18"/>
-              </w:rPr>
-              <w:t>I</w:t>
-            </w:r>
-          </w:p>
-        </w:tc>
-        <w:tc>
-          <w:tcPr>
-            <w:tcW w:w="2695" w:type="dxa"/>
-            <w:shd w:val="clear" w:color="auto" w:fill="auto"/>
-            <w:vAlign w:val="center"/>
-          </w:tcPr>
-          <w:p>
-            <w:pPr>
-              <w:adjustRightInd w:val="0"/>
-              <w:snapToGrid w:val="0"/>
-              <w:spacing w:line="276" w:lineRule="auto"/>
-              <w:jc w:val="center"/>
-              <w:rPr>
-                <w:rFonts w:hint="default" w:ascii="Times New Roman" w:hAnsi="Times New Roman" w:eastAsia="微软雅黑" w:cs="Times New Roman"/>
-                <w:sz w:val="18"/>
-              </w:rPr>
-            </w:pPr>
-            <w:r>
-              <w:rPr>
-                <w:rFonts w:hint="default" w:ascii="Times New Roman" w:hAnsi="Times New Roman" w:eastAsia="微软雅黑" w:cs="Times New Roman"/>
-                <w:sz w:val="18"/>
-              </w:rPr>
-              <w:t>阳性</w:t>
-            </w:r>
-          </w:p>
-        </w:tc>
-      </w:tr>
-      <w:tr>
-        <w:tblPrEx>
-          <w:tblBorders>
-            <w:top w:val="single" w:color="4BACC6" w:themeColor="accent5" w:sz="4" w:space="0"/>
-            <w:left w:val="none" w:color="auto" w:sz="0" w:space="0"/>
-            <w:bottom w:val="single" w:color="92CDDC" w:themeColor="accent5" w:themeTint="99" w:sz="4" w:space="0"/>
-            <w:right w:val="none" w:color="auto" w:sz="0" w:space="0"/>
-            <w:insideH w:val="none" w:color="auto" w:sz="0" w:space="0"/>
-            <w:insideV w:val="none" w:color="auto" w:sz="0" w:space="0"/>
-          </w:tblBorders>
-          <w:tblCellMar>
-            <w:top w:w="0" w:type="dxa"/>
-            <w:left w:w="108" w:type="dxa"/>
-            <w:bottom w:w="0" w:type="dxa"/>
-            <w:right w:w="108" w:type="dxa"/>
-          </w:tblCellMar>
-        </w:tblPrEx>
-        <w:trPr>
-          <w:trHeight w:val="522" w:hRule="atLeast"/>
-        </w:trPr>
-        <w:tc>
-          <w:tcPr>
-            <w:tcW w:w="1773" w:type="dxa"/>
-            <w:shd w:val="clear" w:color="auto" w:fill="auto"/>
-            <w:vAlign w:val="center"/>
-          </w:tcPr>
-          <w:p>
-            <w:pPr>
-              <w:adjustRightInd w:val="0"/>
-              <w:snapToGrid w:val="0"/>
-              <w:spacing w:line="276" w:lineRule="auto"/>
-              <w:jc w:val="center"/>
-              <w:rPr>
-                <w:rFonts w:hint="default" w:ascii="Times New Roman" w:hAnsi="Times New Roman" w:eastAsia="微软雅黑" w:cs="Times New Roman"/>
-                <w:b w:val="0"/>
-                <w:bCs/>
-                <w:sz w:val="18"/>
-              </w:rPr>
-            </w:pPr>
-            <w:r>
-              <w:rPr>
-                <w:rFonts w:hint="default" w:ascii="Times New Roman" w:hAnsi="Times New Roman" w:eastAsia="微软雅黑" w:cs="Times New Roman"/>
-                <w:b w:val="0"/>
-                <w:bCs/>
-                <w:sz w:val="18"/>
-              </w:rPr>
-              <w:t>NCT05043987</w:t>
-            </w:r>
-          </w:p>
-        </w:tc>
-        <w:tc>
-          <w:tcPr>
-            <w:tcW w:w="2289" w:type="dxa"/>
-            <w:shd w:val="clear" w:color="auto" w:fill="auto"/>
-            <w:vAlign w:val="center"/>
-          </w:tcPr>
-          <w:p>
-            <w:pPr>
-              <w:adjustRightInd w:val="0"/>
-              <w:snapToGrid w:val="0"/>
-              <w:spacing w:line="276" w:lineRule="auto"/>
-              <w:jc w:val="center"/>
-              <w:rPr>
-                <w:rFonts w:hint="default" w:ascii="Times New Roman" w:hAnsi="Times New Roman" w:eastAsia="微软雅黑" w:cs="Times New Roman"/>
-                <w:sz w:val="18"/>
-              </w:rPr>
-            </w:pPr>
-            <w:r>
-              <w:rPr>
-                <w:rFonts w:hint="default" w:ascii="Times New Roman" w:hAnsi="Times New Roman" w:eastAsia="微软雅黑" w:cs="Times New Roman"/>
-                <w:sz w:val="18"/>
-              </w:rPr>
-              <w:t>胃癌/胰腺癌</w:t>
-            </w:r>
-          </w:p>
-        </w:tc>
-        <w:tc>
-          <w:tcPr>
-            <w:tcW w:w="2446" w:type="dxa"/>
-            <w:shd w:val="clear" w:color="auto" w:fill="auto"/>
-            <w:vAlign w:val="center"/>
-          </w:tcPr>
-          <w:p>
-            <w:pPr>
-              <w:adjustRightInd w:val="0"/>
-              <w:snapToGrid w:val="0"/>
-              <w:spacing w:line="276" w:lineRule="auto"/>
-              <w:jc w:val="center"/>
-              <w:rPr>
-                <w:rFonts w:hint="default" w:ascii="Times New Roman" w:hAnsi="Times New Roman" w:eastAsia="微软雅黑" w:cs="Times New Roman"/>
-                <w:sz w:val="18"/>
-              </w:rPr>
-            </w:pPr>
-            <w:r>
-              <w:rPr>
-                <w:rFonts w:hint="default" w:ascii="Times New Roman" w:hAnsi="Times New Roman" w:eastAsia="微软雅黑" w:cs="Times New Roman"/>
-                <w:sz w:val="18"/>
-              </w:rPr>
-              <w:t>CPO102</w:t>
-            </w:r>
-          </w:p>
-        </w:tc>
-        <w:tc>
-          <w:tcPr>
-            <w:tcW w:w="882" w:type="dxa"/>
-            <w:shd w:val="clear" w:color="auto" w:fill="auto"/>
-            <w:vAlign w:val="center"/>
-          </w:tcPr>
-          <w:p>
-            <w:pPr>
-              <w:adjustRightInd w:val="0"/>
-              <w:snapToGrid w:val="0"/>
-              <w:spacing w:line="276" w:lineRule="auto"/>
-              <w:jc w:val="center"/>
-              <w:rPr>
-                <w:rFonts w:hint="default" w:ascii="Times New Roman" w:hAnsi="Times New Roman" w:eastAsia="微软雅黑" w:cs="Times New Roman"/>
-                <w:sz w:val="18"/>
-              </w:rPr>
-            </w:pPr>
-            <w:r>
-              <w:rPr>
-                <w:rFonts w:hint="default" w:ascii="Times New Roman" w:hAnsi="Times New Roman" w:eastAsia="微软雅黑" w:cs="Times New Roman"/>
-                <w:sz w:val="18"/>
-              </w:rPr>
-              <w:t>I</w:t>
-            </w:r>
-          </w:p>
-        </w:tc>
-        <w:tc>
-          <w:tcPr>
-            <w:tcW w:w="2695" w:type="dxa"/>
-            <w:shd w:val="clear" w:color="auto" w:fill="auto"/>
-            <w:vAlign w:val="center"/>
-          </w:tcPr>
-          <w:p>
-            <w:pPr>
-              <w:adjustRightInd w:val="0"/>
-              <w:snapToGrid w:val="0"/>
-              <w:spacing w:line="276" w:lineRule="auto"/>
-              <w:jc w:val="center"/>
-              <w:rPr>
-                <w:rFonts w:hint="default" w:ascii="Times New Roman" w:hAnsi="Times New Roman" w:eastAsia="微软雅黑" w:cs="Times New Roman"/>
-                <w:sz w:val="18"/>
-              </w:rPr>
-            </w:pPr>
-            <w:r>
-              <w:rPr>
-                <w:rFonts w:hint="default" w:ascii="Times New Roman" w:hAnsi="Times New Roman" w:eastAsia="微软雅黑" w:cs="Times New Roman"/>
-                <w:sz w:val="18"/>
-              </w:rPr>
-              <w:t>≥2+, and ≥50%</w:t>
-            </w:r>
-          </w:p>
-        </w:tc>
-      </w:tr>
-      <w:tr>
-        <w:tblPrEx>
-          <w:tblBorders>
-            <w:top w:val="single" w:color="4BACC6" w:themeColor="accent5" w:sz="4" w:space="0"/>
-            <w:left w:val="none" w:color="auto" w:sz="0" w:space="0"/>
-            <w:bottom w:val="single" w:color="92CDDC" w:themeColor="accent5" w:themeTint="99" w:sz="4" w:space="0"/>
-            <w:right w:val="none" w:color="auto" w:sz="0" w:space="0"/>
-            <w:insideH w:val="none" w:color="auto" w:sz="0" w:space="0"/>
-            <w:insideV w:val="none" w:color="auto" w:sz="0" w:space="0"/>
-          </w:tblBorders>
-          <w:tblCellMar>
-            <w:top w:w="0" w:type="dxa"/>
-            <w:left w:w="108" w:type="dxa"/>
-            <w:bottom w:w="0" w:type="dxa"/>
-            <w:right w:w="108" w:type="dxa"/>
-          </w:tblCellMar>
-        </w:tblPrEx>
-        <w:trPr>
-          <w:trHeight w:val="522" w:hRule="atLeast"/>
-        </w:trPr>
-        <w:tc>
-          <w:tcPr>
-            <w:tcW w:w="1773" w:type="dxa"/>
-            <w:shd w:val="clear" w:color="auto" w:fill="auto"/>
-            <w:vAlign w:val="center"/>
-          </w:tcPr>
-          <w:p>
-            <w:pPr>
-              <w:adjustRightInd w:val="0"/>
-              <w:snapToGrid w:val="0"/>
-              <w:spacing w:line="276" w:lineRule="auto"/>
-              <w:jc w:val="center"/>
-              <w:rPr>
-                <w:rFonts w:hint="default" w:ascii="Times New Roman" w:hAnsi="Times New Roman" w:eastAsia="微软雅黑" w:cs="Times New Roman"/>
-                <w:b w:val="0"/>
-                <w:bCs/>
-                <w:sz w:val="18"/>
-              </w:rPr>
-            </w:pPr>
-            <w:r>
-              <w:rPr>
-                <w:rFonts w:hint="default" w:ascii="Times New Roman" w:hAnsi="Times New Roman" w:eastAsia="微软雅黑" w:cs="Times New Roman"/>
-                <w:b w:val="0"/>
-                <w:bCs/>
-                <w:sz w:val="18"/>
-              </w:rPr>
-              <w:t>NCT03874897</w:t>
-            </w:r>
-          </w:p>
-        </w:tc>
-        <w:tc>
-          <w:tcPr>
-            <w:tcW w:w="2289" w:type="dxa"/>
-            <w:shd w:val="clear" w:color="auto" w:fill="auto"/>
-            <w:vAlign w:val="center"/>
-          </w:tcPr>
-          <w:p>
-            <w:pPr>
-              <w:adjustRightInd w:val="0"/>
-              <w:snapToGrid w:val="0"/>
-              <w:spacing w:line="276" w:lineRule="auto"/>
-              <w:jc w:val="center"/>
-              <w:rPr>
-                <w:rFonts w:hint="default" w:ascii="Times New Roman" w:hAnsi="Times New Roman" w:eastAsia="微软雅黑" w:cs="Times New Roman"/>
-                <w:sz w:val="18"/>
-              </w:rPr>
-            </w:pPr>
-            <w:r>
-              <w:rPr>
-                <w:rFonts w:hint="default" w:ascii="Times New Roman" w:hAnsi="Times New Roman" w:eastAsia="微软雅黑" w:cs="Times New Roman"/>
-                <w:sz w:val="18"/>
-              </w:rPr>
-              <w:t>实体瘤</w:t>
-            </w:r>
-          </w:p>
-        </w:tc>
-        <w:tc>
-          <w:tcPr>
-            <w:tcW w:w="2446" w:type="dxa"/>
-            <w:shd w:val="clear" w:color="auto" w:fill="auto"/>
-            <w:vAlign w:val="center"/>
-          </w:tcPr>
-          <w:p>
-            <w:pPr>
-              <w:adjustRightInd w:val="0"/>
-              <w:snapToGrid w:val="0"/>
-              <w:spacing w:line="276" w:lineRule="auto"/>
-              <w:jc w:val="center"/>
-              <w:rPr>
-                <w:rFonts w:hint="default" w:ascii="Times New Roman" w:hAnsi="Times New Roman" w:eastAsia="微软雅黑" w:cs="Times New Roman"/>
-                <w:sz w:val="18"/>
-              </w:rPr>
-            </w:pPr>
-            <w:r>
-              <w:rPr>
-                <w:rFonts w:hint="default" w:ascii="Times New Roman" w:hAnsi="Times New Roman" w:eastAsia="微软雅黑" w:cs="Times New Roman"/>
-                <w:sz w:val="18"/>
-              </w:rPr>
-              <w:t>CAR-T CLDN18.2</w:t>
-            </w:r>
-          </w:p>
-        </w:tc>
-        <w:tc>
-          <w:tcPr>
-            <w:tcW w:w="882" w:type="dxa"/>
-            <w:shd w:val="clear" w:color="auto" w:fill="auto"/>
-            <w:vAlign w:val="center"/>
-          </w:tcPr>
-          <w:p>
-            <w:pPr>
-              <w:adjustRightInd w:val="0"/>
-              <w:snapToGrid w:val="0"/>
-              <w:spacing w:line="276" w:lineRule="auto"/>
-              <w:jc w:val="center"/>
-              <w:rPr>
-                <w:rFonts w:hint="default" w:ascii="Times New Roman" w:hAnsi="Times New Roman" w:eastAsia="微软雅黑" w:cs="Times New Roman"/>
-                <w:sz w:val="18"/>
-              </w:rPr>
-            </w:pPr>
-            <w:r>
-              <w:rPr>
-                <w:rFonts w:hint="default" w:ascii="Times New Roman" w:hAnsi="Times New Roman" w:eastAsia="微软雅黑" w:cs="Times New Roman"/>
-                <w:sz w:val="18"/>
-              </w:rPr>
-              <w:t>I</w:t>
-            </w:r>
-          </w:p>
-        </w:tc>
-        <w:tc>
-          <w:tcPr>
-            <w:tcW w:w="2695" w:type="dxa"/>
-            <w:shd w:val="clear" w:color="auto" w:fill="auto"/>
-            <w:vAlign w:val="center"/>
-          </w:tcPr>
-          <w:p>
-            <w:pPr>
-              <w:adjustRightInd w:val="0"/>
-              <w:snapToGrid w:val="0"/>
-              <w:spacing w:line="276" w:lineRule="auto"/>
-              <w:jc w:val="center"/>
-              <w:rPr>
-                <w:rFonts w:hint="default" w:ascii="Times New Roman" w:hAnsi="Times New Roman" w:eastAsia="微软雅黑" w:cs="Times New Roman"/>
-                <w:sz w:val="18"/>
-              </w:rPr>
-            </w:pPr>
-            <w:r>
-              <w:rPr>
-                <w:rFonts w:hint="default" w:ascii="Times New Roman" w:hAnsi="Times New Roman" w:eastAsia="微软雅黑" w:cs="Times New Roman"/>
-                <w:sz w:val="18"/>
-              </w:rPr>
-              <w:t>≥2+, and ≥40%</w:t>
-            </w:r>
-          </w:p>
-        </w:tc>
-      </w:tr>
-      <w:tr>
-        <w:tblPrEx>
-          <w:tblBorders>
-            <w:top w:val="single" w:color="4BACC6" w:themeColor="accent5" w:sz="4" w:space="0"/>
-            <w:left w:val="none" w:color="auto" w:sz="0" w:space="0"/>
-            <w:bottom w:val="single" w:color="92CDDC" w:themeColor="accent5" w:themeTint="99" w:sz="4" w:space="0"/>
-            <w:right w:val="none" w:color="auto" w:sz="0" w:space="0"/>
-            <w:insideH w:val="none" w:color="auto" w:sz="0" w:space="0"/>
-            <w:insideV w:val="none" w:color="auto" w:sz="0" w:space="0"/>
-          </w:tblBorders>
-          <w:tblCellMar>
-            <w:top w:w="0" w:type="dxa"/>
-            <w:left w:w="108" w:type="dxa"/>
-            <w:bottom w:w="0" w:type="dxa"/>
-            <w:right w:w="108" w:type="dxa"/>
-          </w:tblCellMar>
-        </w:tblPrEx>
-        <w:trPr>
-          <w:trHeight w:val="522" w:hRule="atLeast"/>
-        </w:trPr>
-        <w:tc>
-          <w:tcPr>
-            <w:tcW w:w="1773" w:type="dxa"/>
-            <w:shd w:val="clear" w:color="auto" w:fill="auto"/>
-            <w:vAlign w:val="center"/>
-          </w:tcPr>
-          <w:p>
-            <w:pPr>
-              <w:adjustRightInd w:val="0"/>
-              <w:snapToGrid w:val="0"/>
-              <w:spacing w:line="276" w:lineRule="auto"/>
-              <w:jc w:val="center"/>
-              <w:rPr>
-                <w:rFonts w:hint="default" w:ascii="Times New Roman" w:hAnsi="Times New Roman" w:eastAsia="微软雅黑" w:cs="Times New Roman"/>
-                <w:b w:val="0"/>
-                <w:bCs/>
-                <w:sz w:val="18"/>
-              </w:rPr>
-            </w:pPr>
-            <w:r>
-              <w:rPr>
-                <w:rFonts w:hint="default" w:ascii="Times New Roman" w:hAnsi="Times New Roman" w:eastAsia="微软雅黑" w:cs="Times New Roman"/>
-                <w:b w:val="0"/>
-                <w:bCs/>
-                <w:sz w:val="18"/>
-              </w:rPr>
-              <w:t>NCT04805307</w:t>
-            </w:r>
-          </w:p>
-        </w:tc>
-        <w:tc>
-          <w:tcPr>
-            <w:tcW w:w="2289" w:type="dxa"/>
-            <w:shd w:val="clear" w:color="auto" w:fill="auto"/>
-            <w:vAlign w:val="center"/>
-          </w:tcPr>
-          <w:p>
-            <w:pPr>
-              <w:adjustRightInd w:val="0"/>
-              <w:snapToGrid w:val="0"/>
-              <w:spacing w:line="276" w:lineRule="auto"/>
-              <w:jc w:val="center"/>
-              <w:rPr>
-                <w:rFonts w:hint="default" w:ascii="Times New Roman" w:hAnsi="Times New Roman" w:eastAsia="微软雅黑" w:cs="Times New Roman"/>
-                <w:sz w:val="18"/>
-              </w:rPr>
-            </w:pPr>
-            <w:r>
-              <w:rPr>
-                <w:rFonts w:hint="default" w:ascii="Times New Roman" w:hAnsi="Times New Roman" w:eastAsia="微软雅黑" w:cs="Times New Roman"/>
-                <w:sz w:val="18"/>
-              </w:rPr>
-              <w:t>实体瘤</w:t>
-            </w:r>
-          </w:p>
-        </w:tc>
-        <w:tc>
-          <w:tcPr>
-            <w:tcW w:w="2446" w:type="dxa"/>
-            <w:shd w:val="clear" w:color="auto" w:fill="auto"/>
-            <w:vAlign w:val="center"/>
-          </w:tcPr>
-          <w:p>
-            <w:pPr>
-              <w:adjustRightInd w:val="0"/>
-              <w:snapToGrid w:val="0"/>
-              <w:spacing w:line="276" w:lineRule="auto"/>
-              <w:jc w:val="center"/>
-              <w:rPr>
-                <w:rFonts w:hint="default" w:ascii="Times New Roman" w:hAnsi="Times New Roman" w:eastAsia="微软雅黑" w:cs="Times New Roman"/>
-                <w:sz w:val="18"/>
-              </w:rPr>
-            </w:pPr>
-            <w:r>
-              <w:rPr>
-                <w:rFonts w:hint="default" w:ascii="Times New Roman" w:hAnsi="Times New Roman" w:eastAsia="微软雅黑" w:cs="Times New Roman"/>
-                <w:sz w:val="18"/>
-              </w:rPr>
-              <w:t>CMG901</w:t>
-            </w:r>
-          </w:p>
-        </w:tc>
-        <w:tc>
-          <w:tcPr>
-            <w:tcW w:w="882" w:type="dxa"/>
-            <w:shd w:val="clear" w:color="auto" w:fill="auto"/>
-            <w:vAlign w:val="center"/>
-          </w:tcPr>
-          <w:p>
-            <w:pPr>
-              <w:adjustRightInd w:val="0"/>
-              <w:snapToGrid w:val="0"/>
-              <w:spacing w:line="276" w:lineRule="auto"/>
-              <w:jc w:val="center"/>
-              <w:rPr>
-                <w:rFonts w:hint="default" w:ascii="Times New Roman" w:hAnsi="Times New Roman" w:eastAsia="微软雅黑" w:cs="Times New Roman"/>
-                <w:sz w:val="18"/>
-              </w:rPr>
-            </w:pPr>
-            <w:r>
-              <w:rPr>
-                <w:rFonts w:hint="default" w:ascii="Times New Roman" w:hAnsi="Times New Roman" w:eastAsia="微软雅黑" w:cs="Times New Roman"/>
-                <w:sz w:val="18"/>
-              </w:rPr>
-              <w:t>I</w:t>
-            </w:r>
-          </w:p>
-        </w:tc>
-        <w:tc>
-          <w:tcPr>
-            <w:tcW w:w="2695" w:type="dxa"/>
-            <w:shd w:val="clear" w:color="auto" w:fill="auto"/>
-            <w:vAlign w:val="center"/>
-          </w:tcPr>
-          <w:p>
-            <w:pPr>
-              <w:adjustRightInd w:val="0"/>
-              <w:snapToGrid w:val="0"/>
-              <w:spacing w:line="276" w:lineRule="auto"/>
-              <w:jc w:val="center"/>
-              <w:rPr>
-                <w:rFonts w:hint="default" w:ascii="Times New Roman" w:hAnsi="Times New Roman" w:eastAsia="微软雅黑" w:cs="Times New Roman"/>
-                <w:sz w:val="18"/>
-              </w:rPr>
-            </w:pPr>
-            <w:r>
-              <w:rPr>
-                <w:rFonts w:hint="default" w:ascii="Times New Roman" w:hAnsi="Times New Roman" w:eastAsia="微软雅黑" w:cs="Times New Roman"/>
-                <w:sz w:val="18"/>
-              </w:rPr>
-              <w:t>阳性</w:t>
-            </w:r>
-          </w:p>
-        </w:tc>
-      </w:tr>
-      <w:tr>
-        <w:tblPrEx>
-          <w:tblBorders>
-            <w:top w:val="single" w:color="4BACC6" w:themeColor="accent5" w:sz="4" w:space="0"/>
-            <w:left w:val="none" w:color="auto" w:sz="0" w:space="0"/>
-            <w:bottom w:val="single" w:color="92CDDC" w:themeColor="accent5" w:themeTint="99" w:sz="4" w:space="0"/>
-            <w:right w:val="none" w:color="auto" w:sz="0" w:space="0"/>
-            <w:insideH w:val="none" w:color="auto" w:sz="0" w:space="0"/>
-            <w:insideV w:val="none" w:color="auto" w:sz="0" w:space="0"/>
-          </w:tblBorders>
-          <w:tblCellMar>
-            <w:top w:w="0" w:type="dxa"/>
-            <w:left w:w="108" w:type="dxa"/>
-            <w:bottom w:w="0" w:type="dxa"/>
-            <w:right w:w="108" w:type="dxa"/>
-          </w:tblCellMar>
-        </w:tblPrEx>
-        <w:trPr>
-          <w:trHeight w:val="522" w:hRule="atLeast"/>
-        </w:trPr>
-        <w:tc>
-          <w:tcPr>
-            <w:tcW w:w="1773" w:type="dxa"/>
-            <w:shd w:val="clear" w:color="auto" w:fill="auto"/>
-            <w:vAlign w:val="center"/>
-          </w:tcPr>
-          <w:p>
-            <w:pPr>
-              <w:adjustRightInd w:val="0"/>
-              <w:snapToGrid w:val="0"/>
-              <w:spacing w:line="276" w:lineRule="auto"/>
-              <w:jc w:val="center"/>
-              <w:rPr>
-                <w:rFonts w:hint="default" w:ascii="Times New Roman" w:hAnsi="Times New Roman" w:eastAsia="微软雅黑" w:cs="Times New Roman"/>
-                <w:b w:val="0"/>
-                <w:bCs/>
-                <w:sz w:val="18"/>
-              </w:rPr>
-            </w:pPr>
-            <w:r>
-              <w:rPr>
-                <w:rFonts w:hint="default" w:ascii="Times New Roman" w:hAnsi="Times New Roman" w:eastAsia="微软雅黑" w:cs="Times New Roman"/>
-                <w:b w:val="0"/>
-                <w:bCs/>
-                <w:sz w:val="18"/>
-              </w:rPr>
-              <w:t>CTR20201281</w:t>
-            </w:r>
-          </w:p>
-        </w:tc>
-        <w:tc>
-          <w:tcPr>
-            <w:tcW w:w="2289" w:type="dxa"/>
-            <w:shd w:val="clear" w:color="auto" w:fill="auto"/>
-            <w:vAlign w:val="center"/>
-          </w:tcPr>
-          <w:p>
-            <w:pPr>
-              <w:adjustRightInd w:val="0"/>
-              <w:snapToGrid w:val="0"/>
-              <w:spacing w:line="276" w:lineRule="auto"/>
-              <w:jc w:val="center"/>
-              <w:rPr>
-                <w:rFonts w:hint="default" w:ascii="Times New Roman" w:hAnsi="Times New Roman" w:eastAsia="微软雅黑" w:cs="Times New Roman"/>
-                <w:sz w:val="18"/>
-              </w:rPr>
-            </w:pPr>
-            <w:r>
-              <w:rPr>
-                <w:rFonts w:hint="default" w:ascii="Times New Roman" w:hAnsi="Times New Roman" w:eastAsia="微软雅黑" w:cs="Times New Roman"/>
-                <w:sz w:val="18"/>
-              </w:rPr>
-              <w:t>实体瘤</w:t>
-            </w:r>
-          </w:p>
-        </w:tc>
-        <w:tc>
-          <w:tcPr>
-            <w:tcW w:w="2446" w:type="dxa"/>
-            <w:shd w:val="clear" w:color="auto" w:fill="auto"/>
-            <w:vAlign w:val="center"/>
-          </w:tcPr>
-          <w:p>
-            <w:pPr>
-              <w:adjustRightInd w:val="0"/>
-              <w:snapToGrid w:val="0"/>
-              <w:spacing w:line="276" w:lineRule="auto"/>
-              <w:jc w:val="center"/>
-              <w:rPr>
-                <w:rFonts w:hint="default" w:ascii="Times New Roman" w:hAnsi="Times New Roman" w:eastAsia="微软雅黑" w:cs="Times New Roman"/>
-                <w:sz w:val="18"/>
-              </w:rPr>
-            </w:pPr>
-            <w:r>
-              <w:rPr>
-                <w:rFonts w:hint="default" w:ascii="Times New Roman" w:hAnsi="Times New Roman" w:eastAsia="微软雅黑" w:cs="Times New Roman"/>
-                <w:sz w:val="18"/>
-              </w:rPr>
-              <w:t>TST001</w:t>
-            </w:r>
-          </w:p>
-        </w:tc>
-        <w:tc>
-          <w:tcPr>
-            <w:tcW w:w="882" w:type="dxa"/>
-            <w:shd w:val="clear" w:color="auto" w:fill="auto"/>
-            <w:vAlign w:val="center"/>
-          </w:tcPr>
-          <w:p>
-            <w:pPr>
-              <w:adjustRightInd w:val="0"/>
-              <w:snapToGrid w:val="0"/>
-              <w:spacing w:line="276" w:lineRule="auto"/>
-              <w:jc w:val="center"/>
-              <w:rPr>
-                <w:rFonts w:hint="default" w:ascii="Times New Roman" w:hAnsi="Times New Roman" w:eastAsia="微软雅黑" w:cs="Times New Roman"/>
-                <w:sz w:val="18"/>
-              </w:rPr>
-            </w:pPr>
-            <w:r>
-              <w:rPr>
-                <w:rFonts w:hint="default" w:ascii="Times New Roman" w:hAnsi="Times New Roman" w:eastAsia="微软雅黑" w:cs="Times New Roman"/>
-                <w:sz w:val="18"/>
-              </w:rPr>
-              <w:t>I</w:t>
-            </w:r>
-          </w:p>
-        </w:tc>
-        <w:tc>
-          <w:tcPr>
-            <w:tcW w:w="2695" w:type="dxa"/>
-            <w:shd w:val="clear" w:color="auto" w:fill="auto"/>
-            <w:vAlign w:val="center"/>
-          </w:tcPr>
-          <w:p>
-            <w:pPr>
-              <w:adjustRightInd w:val="0"/>
-              <w:snapToGrid w:val="0"/>
-              <w:spacing w:line="276" w:lineRule="auto"/>
-              <w:jc w:val="center"/>
-              <w:rPr>
-                <w:rFonts w:hint="default" w:ascii="Times New Roman" w:hAnsi="Times New Roman" w:eastAsia="微软雅黑" w:cs="Times New Roman"/>
-                <w:sz w:val="18"/>
-              </w:rPr>
-            </w:pPr>
-            <w:r>
-              <w:rPr>
-                <w:rFonts w:hint="default" w:ascii="Times New Roman" w:hAnsi="Times New Roman" w:eastAsia="微软雅黑" w:cs="Times New Roman"/>
-                <w:sz w:val="18"/>
-              </w:rPr>
-              <w:t>≥2+, and ≥40%</w:t>
-            </w:r>
-          </w:p>
-        </w:tc>
-      </w:tr>
-      <w:tr>
-        <w:tblPrEx>
-          <w:tblBorders>
-            <w:top w:val="single" w:color="4BACC6" w:themeColor="accent5" w:sz="4" w:space="0"/>
-            <w:left w:val="none" w:color="auto" w:sz="0" w:space="0"/>
-            <w:bottom w:val="single" w:color="92CDDC" w:themeColor="accent5" w:themeTint="99" w:sz="4" w:space="0"/>
-            <w:right w:val="none" w:color="auto" w:sz="0" w:space="0"/>
-            <w:insideH w:val="none" w:color="auto" w:sz="0" w:space="0"/>
-            <w:insideV w:val="none" w:color="auto" w:sz="0" w:space="0"/>
-          </w:tblBorders>
-          <w:tblCellMar>
-            <w:top w:w="0" w:type="dxa"/>
-            <w:left w:w="108" w:type="dxa"/>
-            <w:bottom w:w="0" w:type="dxa"/>
-            <w:right w:w="108" w:type="dxa"/>
-          </w:tblCellMar>
-        </w:tblPrEx>
-        <w:trPr>
-          <w:trHeight w:val="522" w:hRule="atLeast"/>
-        </w:trPr>
-        <w:tc>
-          <w:tcPr>
-            <w:tcW w:w="1773" w:type="dxa"/>
-            <w:shd w:val="clear" w:color="auto" w:fill="auto"/>
-            <w:vAlign w:val="center"/>
-          </w:tcPr>
-          <w:p>
-            <w:pPr>
-              <w:adjustRightInd w:val="0"/>
-              <w:snapToGrid w:val="0"/>
-              <w:spacing w:line="276" w:lineRule="auto"/>
-              <w:jc w:val="center"/>
-              <w:rPr>
-                <w:rFonts w:hint="default" w:ascii="Times New Roman" w:hAnsi="Times New Roman" w:eastAsia="微软雅黑" w:cs="Times New Roman"/>
-                <w:b w:val="0"/>
-                <w:bCs/>
-                <w:sz w:val="18"/>
-              </w:rPr>
-            </w:pPr>
-            <w:r>
-              <w:rPr>
-                <w:rFonts w:hint="default" w:ascii="Times New Roman" w:hAnsi="Times New Roman" w:eastAsia="微软雅黑" w:cs="Times New Roman"/>
-                <w:b w:val="0"/>
-                <w:bCs/>
-                <w:sz w:val="18"/>
-              </w:rPr>
-              <w:t>CTR20200515</w:t>
-            </w:r>
-          </w:p>
-        </w:tc>
-        <w:tc>
-          <w:tcPr>
-            <w:tcW w:w="2289" w:type="dxa"/>
-            <w:shd w:val="clear" w:color="auto" w:fill="auto"/>
-            <w:vAlign w:val="center"/>
-          </w:tcPr>
-          <w:p>
-            <w:pPr>
-              <w:adjustRightInd w:val="0"/>
-              <w:snapToGrid w:val="0"/>
-              <w:spacing w:line="276" w:lineRule="auto"/>
-              <w:jc w:val="center"/>
-              <w:rPr>
-                <w:rFonts w:hint="default" w:ascii="Times New Roman" w:hAnsi="Times New Roman" w:eastAsia="微软雅黑" w:cs="Times New Roman"/>
-                <w:sz w:val="18"/>
-              </w:rPr>
-            </w:pPr>
-            <w:r>
-              <w:rPr>
-                <w:rFonts w:hint="default" w:ascii="Times New Roman" w:hAnsi="Times New Roman" w:eastAsia="微软雅黑" w:cs="Times New Roman"/>
-                <w:sz w:val="18"/>
-              </w:rPr>
-              <w:t>实体瘤</w:t>
-            </w:r>
-          </w:p>
-        </w:tc>
-        <w:tc>
-          <w:tcPr>
-            <w:tcW w:w="2446" w:type="dxa"/>
-            <w:shd w:val="clear" w:color="auto" w:fill="auto"/>
-            <w:vAlign w:val="center"/>
-          </w:tcPr>
-          <w:p>
-            <w:pPr>
-              <w:adjustRightInd w:val="0"/>
-              <w:snapToGrid w:val="0"/>
-              <w:spacing w:line="276" w:lineRule="auto"/>
-              <w:jc w:val="center"/>
-              <w:rPr>
-                <w:rFonts w:hint="default" w:ascii="Times New Roman" w:hAnsi="Times New Roman" w:eastAsia="微软雅黑" w:cs="Times New Roman"/>
-                <w:sz w:val="18"/>
-              </w:rPr>
-            </w:pPr>
-            <w:r>
-              <w:rPr>
-                <w:rFonts w:hint="default" w:ascii="Times New Roman" w:hAnsi="Times New Roman" w:eastAsia="微软雅黑" w:cs="Times New Roman"/>
-                <w:sz w:val="18"/>
-              </w:rPr>
-              <w:t>AB011</w:t>
-            </w:r>
-          </w:p>
-        </w:tc>
-        <w:tc>
-          <w:tcPr>
-            <w:tcW w:w="882" w:type="dxa"/>
-            <w:shd w:val="clear" w:color="auto" w:fill="auto"/>
-            <w:vAlign w:val="center"/>
-          </w:tcPr>
-          <w:p>
-            <w:pPr>
-              <w:adjustRightInd w:val="0"/>
-              <w:snapToGrid w:val="0"/>
-              <w:spacing w:line="276" w:lineRule="auto"/>
-              <w:jc w:val="center"/>
-              <w:rPr>
-                <w:rFonts w:hint="default" w:ascii="Times New Roman" w:hAnsi="Times New Roman" w:eastAsia="微软雅黑" w:cs="Times New Roman"/>
-                <w:sz w:val="18"/>
-              </w:rPr>
-            </w:pPr>
-            <w:r>
-              <w:rPr>
-                <w:rFonts w:hint="default" w:ascii="Times New Roman" w:hAnsi="Times New Roman" w:eastAsia="微软雅黑" w:cs="Times New Roman"/>
-                <w:sz w:val="18"/>
-              </w:rPr>
-              <w:t>I</w:t>
-            </w:r>
-          </w:p>
-        </w:tc>
-        <w:tc>
-          <w:tcPr>
-            <w:tcW w:w="2695" w:type="dxa"/>
-            <w:shd w:val="clear" w:color="auto" w:fill="auto"/>
-            <w:vAlign w:val="center"/>
-          </w:tcPr>
-          <w:p>
-            <w:pPr>
-              <w:adjustRightInd w:val="0"/>
-              <w:snapToGrid w:val="0"/>
-              <w:spacing w:line="276" w:lineRule="auto"/>
-              <w:jc w:val="center"/>
-              <w:rPr>
-                <w:rFonts w:hint="default" w:ascii="Times New Roman" w:hAnsi="Times New Roman" w:eastAsia="微软雅黑" w:cs="Times New Roman"/>
-                <w:sz w:val="18"/>
-              </w:rPr>
-            </w:pPr>
-            <w:r>
-              <w:rPr>
-                <w:rFonts w:hint="default" w:ascii="Times New Roman" w:hAnsi="Times New Roman" w:eastAsia="微软雅黑" w:cs="Times New Roman"/>
-                <w:sz w:val="18"/>
-              </w:rPr>
-              <w:t>≥2+, and ≥40%</w:t>
-            </w:r>
-          </w:p>
-        </w:tc>
-      </w:tr>
-      <w:tr>
-        <w:tblPrEx>
-          <w:tblBorders>
-            <w:top w:val="single" w:color="4BACC6" w:themeColor="accent5" w:sz="4" w:space="0"/>
-            <w:left w:val="none" w:color="auto" w:sz="0" w:space="0"/>
-            <w:bottom w:val="single" w:color="92CDDC" w:themeColor="accent5" w:themeTint="99" w:sz="4" w:space="0"/>
-            <w:right w:val="none" w:color="auto" w:sz="0" w:space="0"/>
-            <w:insideH w:val="none" w:color="auto" w:sz="0" w:space="0"/>
-            <w:insideV w:val="none" w:color="auto" w:sz="0" w:space="0"/>
-          </w:tblBorders>
-          <w:tblCellMar>
-            <w:top w:w="0" w:type="dxa"/>
-            <w:left w:w="108" w:type="dxa"/>
-            <w:bottom w:w="0" w:type="dxa"/>
-            <w:right w:w="108" w:type="dxa"/>
-          </w:tblCellMar>
-        </w:tblPrEx>
-        <w:trPr>
-          <w:trHeight w:val="522" w:hRule="atLeast"/>
-        </w:trPr>
-        <w:tc>
-          <w:tcPr>
-            <w:tcW w:w="1773" w:type="dxa"/>
-            <w:shd w:val="clear" w:color="auto" w:fill="auto"/>
-            <w:vAlign w:val="center"/>
-          </w:tcPr>
-          <w:p>
-            <w:pPr>
-              <w:adjustRightInd w:val="0"/>
-              <w:snapToGrid w:val="0"/>
-              <w:spacing w:line="276" w:lineRule="auto"/>
-              <w:jc w:val="center"/>
-              <w:rPr>
-                <w:rFonts w:hint="default" w:ascii="Times New Roman" w:hAnsi="Times New Roman" w:eastAsia="微软雅黑" w:cs="Times New Roman"/>
-                <w:b w:val="0"/>
-                <w:bCs/>
-                <w:sz w:val="18"/>
-              </w:rPr>
-            </w:pPr>
-            <w:r>
-              <w:rPr>
-                <w:rFonts w:hint="default" w:ascii="Times New Roman" w:hAnsi="Times New Roman" w:eastAsia="微软雅黑" w:cs="Times New Roman"/>
-                <w:b w:val="0"/>
-                <w:bCs/>
-                <w:sz w:val="18"/>
-              </w:rPr>
-              <w:t>CTR20201940</w:t>
-            </w:r>
-          </w:p>
-        </w:tc>
-        <w:tc>
-          <w:tcPr>
-            <w:tcW w:w="2289" w:type="dxa"/>
-            <w:shd w:val="clear" w:color="auto" w:fill="auto"/>
-            <w:vAlign w:val="center"/>
-          </w:tcPr>
-          <w:p>
-            <w:pPr>
-              <w:adjustRightInd w:val="0"/>
-              <w:snapToGrid w:val="0"/>
-              <w:spacing w:line="276" w:lineRule="auto"/>
-              <w:jc w:val="center"/>
-              <w:rPr>
-                <w:rFonts w:hint="default" w:ascii="Times New Roman" w:hAnsi="Times New Roman" w:eastAsia="微软雅黑" w:cs="Times New Roman"/>
-                <w:sz w:val="18"/>
-              </w:rPr>
-            </w:pPr>
-            <w:r>
-              <w:rPr>
-                <w:rFonts w:hint="default" w:ascii="Times New Roman" w:hAnsi="Times New Roman" w:eastAsia="微软雅黑" w:cs="Times New Roman"/>
-                <w:sz w:val="18"/>
-              </w:rPr>
-              <w:t>胃癌/GEJ癌/胰腺癌</w:t>
-            </w:r>
-          </w:p>
-        </w:tc>
-        <w:tc>
-          <w:tcPr>
-            <w:tcW w:w="2446" w:type="dxa"/>
-            <w:shd w:val="clear" w:color="auto" w:fill="auto"/>
-            <w:vAlign w:val="center"/>
-          </w:tcPr>
-          <w:p>
-            <w:pPr>
-              <w:adjustRightInd w:val="0"/>
-              <w:snapToGrid w:val="0"/>
-              <w:spacing w:line="276" w:lineRule="auto"/>
-              <w:jc w:val="center"/>
-              <w:rPr>
-                <w:rFonts w:hint="default" w:ascii="Times New Roman" w:hAnsi="Times New Roman" w:eastAsia="微软雅黑" w:cs="Times New Roman"/>
-                <w:sz w:val="18"/>
-              </w:rPr>
-            </w:pPr>
-            <w:r>
-              <w:rPr>
-                <w:rFonts w:hint="default" w:ascii="Times New Roman" w:hAnsi="Times New Roman" w:eastAsia="微软雅黑" w:cs="Times New Roman"/>
-                <w:sz w:val="18"/>
-              </w:rPr>
-              <w:t>CT041</w:t>
-            </w:r>
-          </w:p>
-        </w:tc>
-        <w:tc>
-          <w:tcPr>
-            <w:tcW w:w="882" w:type="dxa"/>
-            <w:shd w:val="clear" w:color="auto" w:fill="auto"/>
-            <w:vAlign w:val="center"/>
-          </w:tcPr>
-          <w:p>
-            <w:pPr>
-              <w:adjustRightInd w:val="0"/>
-              <w:snapToGrid w:val="0"/>
-              <w:spacing w:line="276" w:lineRule="auto"/>
-              <w:jc w:val="center"/>
-              <w:rPr>
-                <w:rFonts w:hint="default" w:ascii="Times New Roman" w:hAnsi="Times New Roman" w:eastAsia="微软雅黑" w:cs="Times New Roman"/>
-                <w:sz w:val="18"/>
-              </w:rPr>
-            </w:pPr>
-            <w:r>
-              <w:rPr>
-                <w:rFonts w:hint="default" w:ascii="Times New Roman" w:hAnsi="Times New Roman" w:eastAsia="微软雅黑" w:cs="Times New Roman"/>
-                <w:sz w:val="18"/>
-              </w:rPr>
-              <w:t>I</w:t>
-            </w:r>
-          </w:p>
-        </w:tc>
-        <w:tc>
-          <w:tcPr>
-            <w:tcW w:w="2695" w:type="dxa"/>
-            <w:shd w:val="clear" w:color="auto" w:fill="auto"/>
-            <w:vAlign w:val="center"/>
-          </w:tcPr>
-          <w:p>
-            <w:pPr>
-              <w:adjustRightInd w:val="0"/>
-              <w:snapToGrid w:val="0"/>
-              <w:spacing w:line="276" w:lineRule="auto"/>
-              <w:jc w:val="center"/>
-              <w:rPr>
-                <w:rFonts w:hint="default" w:ascii="Times New Roman" w:hAnsi="Times New Roman" w:eastAsia="微软雅黑" w:cs="Times New Roman"/>
-                <w:sz w:val="18"/>
-              </w:rPr>
-            </w:pPr>
-            <w:r>
-              <w:rPr>
-                <w:rFonts w:hint="default" w:ascii="Times New Roman" w:hAnsi="Times New Roman" w:eastAsia="微软雅黑" w:cs="Times New Roman"/>
-                <w:sz w:val="18"/>
-              </w:rPr>
-              <w:t>阳性</w:t>
-            </w:r>
-          </w:p>
-        </w:tc>
-      </w:tr>
-      <w:tr>
-        <w:tblPrEx>
-          <w:tblBorders>
-            <w:top w:val="single" w:color="4BACC6" w:themeColor="accent5" w:sz="4" w:space="0"/>
-            <w:left w:val="none" w:color="auto" w:sz="0" w:space="0"/>
-            <w:bottom w:val="single" w:color="92CDDC" w:themeColor="accent5" w:themeTint="99" w:sz="4" w:space="0"/>
-            <w:right w:val="none" w:color="auto" w:sz="0" w:space="0"/>
-            <w:insideH w:val="none" w:color="auto" w:sz="0" w:space="0"/>
-            <w:insideV w:val="none" w:color="auto" w:sz="0" w:space="0"/>
-          </w:tblBorders>
-          <w:tblCellMar>
-            <w:top w:w="0" w:type="dxa"/>
-            <w:left w:w="108" w:type="dxa"/>
-            <w:bottom w:w="0" w:type="dxa"/>
-            <w:right w:w="108" w:type="dxa"/>
-          </w:tblCellMar>
-        </w:tblPrEx>
-        <w:trPr>
-          <w:trHeight w:val="522" w:hRule="atLeast"/>
-        </w:trPr>
-        <w:tc>
-          <w:tcPr>
-            <w:tcW w:w="1773" w:type="dxa"/>
-            <w:tcBorders>
-              <w:bottom w:val="single" w:color="2CAFCB" w:sz="4" w:space="0"/>
-            </w:tcBorders>
-            <w:shd w:val="clear" w:color="auto" w:fill="auto"/>
-            <w:vAlign w:val="center"/>
-          </w:tcPr>
-          <w:p>
-            <w:pPr>
-              <w:adjustRightInd w:val="0"/>
-              <w:snapToGrid w:val="0"/>
-              <w:spacing w:line="276" w:lineRule="auto"/>
-              <w:jc w:val="center"/>
-              <w:rPr>
-                <w:rFonts w:hint="default" w:ascii="Times New Roman" w:hAnsi="Times New Roman" w:eastAsia="微软雅黑" w:cs="Times New Roman"/>
-                <w:b w:val="0"/>
-                <w:bCs/>
-                <w:sz w:val="18"/>
-              </w:rPr>
-            </w:pPr>
-            <w:r>
-              <w:rPr>
-                <w:rFonts w:hint="default" w:ascii="Times New Roman" w:hAnsi="Times New Roman" w:eastAsia="微软雅黑" w:cs="Times New Roman"/>
-                <w:b w:val="0"/>
-                <w:bCs/>
-                <w:sz w:val="18"/>
-              </w:rPr>
-              <w:t>CTR20211708</w:t>
-            </w:r>
-          </w:p>
-        </w:tc>
-        <w:tc>
-          <w:tcPr>
-            <w:tcW w:w="2289" w:type="dxa"/>
-            <w:tcBorders>
-              <w:bottom w:val="single" w:color="2CAFCB" w:sz="4" w:space="0"/>
-            </w:tcBorders>
-            <w:shd w:val="clear" w:color="auto" w:fill="auto"/>
-            <w:vAlign w:val="center"/>
-          </w:tcPr>
-          <w:p>
-            <w:pPr>
-              <w:adjustRightInd w:val="0"/>
-              <w:snapToGrid w:val="0"/>
-              <w:spacing w:line="276" w:lineRule="auto"/>
-              <w:jc w:val="center"/>
-              <w:rPr>
-                <w:rFonts w:hint="default" w:ascii="Times New Roman" w:hAnsi="Times New Roman" w:eastAsia="微软雅黑" w:cs="Times New Roman"/>
-                <w:sz w:val="18"/>
-              </w:rPr>
-            </w:pPr>
-            <w:r>
-              <w:rPr>
-                <w:rFonts w:hint="default" w:ascii="Times New Roman" w:hAnsi="Times New Roman" w:eastAsia="微软雅黑" w:cs="Times New Roman"/>
-                <w:sz w:val="18"/>
-              </w:rPr>
-              <w:t>实体瘤</w:t>
-            </w:r>
-          </w:p>
-        </w:tc>
-        <w:tc>
-          <w:tcPr>
-            <w:tcW w:w="2446" w:type="dxa"/>
-            <w:tcBorders>
-              <w:bottom w:val="single" w:color="2CAFCB" w:sz="4" w:space="0"/>
-            </w:tcBorders>
-            <w:shd w:val="clear" w:color="auto" w:fill="auto"/>
-            <w:vAlign w:val="center"/>
-          </w:tcPr>
-          <w:p>
-            <w:pPr>
-              <w:adjustRightInd w:val="0"/>
-              <w:snapToGrid w:val="0"/>
-              <w:spacing w:line="276" w:lineRule="auto"/>
-              <w:jc w:val="center"/>
-              <w:rPr>
-                <w:rFonts w:hint="default" w:ascii="Times New Roman" w:hAnsi="Times New Roman" w:eastAsia="微软雅黑" w:cs="Times New Roman"/>
-                <w:sz w:val="18"/>
-              </w:rPr>
-            </w:pPr>
-            <w:r>
-              <w:rPr>
-                <w:rFonts w:hint="default" w:ascii="Times New Roman" w:hAnsi="Times New Roman" w:eastAsia="微软雅黑" w:cs="Times New Roman"/>
-                <w:sz w:val="18"/>
-              </w:rPr>
-              <w:t>LM-102</w:t>
-            </w:r>
-          </w:p>
-        </w:tc>
-        <w:tc>
-          <w:tcPr>
-            <w:tcW w:w="882" w:type="dxa"/>
-            <w:tcBorders>
-              <w:bottom w:val="single" w:color="2CAFCB" w:sz="4" w:space="0"/>
-            </w:tcBorders>
-            <w:shd w:val="clear" w:color="auto" w:fill="auto"/>
-            <w:vAlign w:val="center"/>
-          </w:tcPr>
-          <w:p>
-            <w:pPr>
-              <w:adjustRightInd w:val="0"/>
-              <w:snapToGrid w:val="0"/>
-              <w:spacing w:line="276" w:lineRule="auto"/>
-              <w:jc w:val="center"/>
-              <w:rPr>
-                <w:rFonts w:hint="default" w:ascii="Times New Roman" w:hAnsi="Times New Roman" w:eastAsia="微软雅黑" w:cs="Times New Roman"/>
-                <w:sz w:val="18"/>
-              </w:rPr>
-            </w:pPr>
-            <w:r>
-              <w:rPr>
-                <w:rFonts w:hint="default" w:ascii="Times New Roman" w:hAnsi="Times New Roman" w:eastAsia="微软雅黑" w:cs="Times New Roman"/>
-                <w:sz w:val="18"/>
-              </w:rPr>
-              <w:t>I</w:t>
-            </w:r>
-          </w:p>
-        </w:tc>
-        <w:tc>
-          <w:tcPr>
-            <w:tcW w:w="2695" w:type="dxa"/>
-            <w:tcBorders>
-              <w:bottom w:val="single" w:color="2CAFCB" w:sz="4" w:space="0"/>
-            </w:tcBorders>
-            <w:shd w:val="clear" w:color="auto" w:fill="auto"/>
-            <w:vAlign w:val="center"/>
-          </w:tcPr>
-          <w:p>
-            <w:pPr>
-              <w:adjustRightInd w:val="0"/>
-              <w:snapToGrid w:val="0"/>
-              <w:spacing w:line="276" w:lineRule="auto"/>
-              <w:jc w:val="center"/>
-              <w:rPr>
-                <w:rFonts w:hint="default" w:ascii="Times New Roman" w:hAnsi="Times New Roman" w:eastAsia="微软雅黑" w:cs="Times New Roman"/>
-                <w:sz w:val="18"/>
-              </w:rPr>
-            </w:pPr>
-            <w:r>
-              <w:rPr>
-                <w:rFonts w:hint="default" w:ascii="Times New Roman" w:hAnsi="Times New Roman" w:eastAsia="微软雅黑" w:cs="Times New Roman"/>
-                <w:sz w:val="18"/>
-              </w:rPr>
-              <w:t>阳性</w:t>
-            </w:r>
-          </w:p>
-        </w:tc>
-      </w:tr>
-    </w:tbl>
-    <w:p>
-      <w:pPr>
-        <w:pStyle w:val="2"/>
-        <w:numPr>
-          <w:ilvl w:val="0"/>
-          <w:numId w:val="0"/>
-        </w:numPr>
-        <w:spacing w:line="440" w:lineRule="exact"/>
-        <w:ind w:left="432" w:right="288" w:rightChars="137" w:hanging="432"/>
-        <w:jc w:val="left"/>
-        <w:rPr>
-          <w:rFonts w:hint="default" w:ascii="Times New Roman" w:hAnsi="Times New Roman" w:eastAsia="微软雅黑" w:cs="Times New Roman"/>
-          <w:color w:val="62B541"/>
-          <w:sz w:val="24"/>
-          <w:szCs w:val="24"/>
-        </w:rPr>
-      </w:pPr>
-      <w:r>
-        <w:rPr>
-          <w:rFonts w:hint="default" w:ascii="Times New Roman" w:hAnsi="Times New Roman" w:eastAsia="微软雅黑" w:cs="Times New Roman"/>
-          <w:color w:val="62B541"/>
-          <w:sz w:val="24"/>
-          <w:szCs w:val="24"/>
-        </w:rPr>
-        <w:t>3. 参考文献</w:t>
-      </w:r>
-    </w:p>
-    <w:p>
-      <w:pPr>
-        <w:pStyle w:val="25"/>
+        <w:pStyle w:val="26"/>
         <w:numPr>
           <w:ilvl w:val="0"/>
           <w:numId w:val="2"/>
         </w:numPr>
         <w:adjustRightInd w:val="0"/>
         <w:snapToGrid w:val="0"/>
-        <w:spacing w:line="360" w:lineRule="exact"/>
+        <w:spacing w:line="312" w:lineRule="auto"/>
         <w:ind w:left="347" w:leftChars="1" w:hanging="345" w:hangingChars="192"/>
         <w:rPr>
           <w:rFonts w:hint="default" w:ascii="Times New Roman" w:hAnsi="Times New Roman" w:eastAsia="微软雅黑" w:cs="Times New Roman"/>
+          <w:color w:val="auto"/>
           <w:sz w:val="18"/>
           <w:szCs w:val="18"/>
+          <w:u w:val="none"/>
         </w:rPr>
       </w:pPr>
       <w:r>
         <w:rPr>
           <w:rFonts w:hint="default" w:ascii="Times New Roman" w:hAnsi="Times New Roman" w:eastAsia="微软雅黑" w:cs="Times New Roman"/>
+          <w:color w:val="auto"/>
           <w:sz w:val="18"/>
           <w:szCs w:val="18"/>
-        </w:rPr>
-        <w:t>Xiaoyi Chong, Jieyuan Cai, Xiaotian Zhang. Research advances of CLDN18.2 in gastric cancer. Chin J Clin Oncol 2021. Vol. 48. No. 8.</w:t>
-      </w:r>
-      <w:r>
-        <w:rPr>
-          <w:rFonts w:hint="default" w:ascii="Times New Roman" w:hAnsi="Times New Roman" w:eastAsia="微软雅黑" w:cs="Times New Roman"/>
+          <w:u w:val="none"/>
+        </w:rPr>
+        <w:t>Xiaoyi Chong</w:t>
+      </w:r>
+      <w:r>
+        <w:rPr>
+          <w:rFonts w:hint="default" w:ascii="Times New Roman" w:hAnsi="Times New Roman" w:eastAsia="微软雅黑" w:cs="Times New Roman"/>
+          <w:i w:val="0"/>
+          <w:iCs w:val="0"/>
+          <w:caps w:val="0"/>
+          <w:color w:val="auto"/>
+          <w:spacing w:val="12"/>
+          <w:sz w:val="18"/>
+          <w:szCs w:val="18"/>
+          <w:u w:val="none"/>
+          <w:shd w:val="clear" w:fill="auto"/>
+        </w:rPr>
+        <w:t>.et al</w:t>
+      </w:r>
+      <w:r>
+        <w:rPr>
+          <w:rFonts w:hint="default" w:ascii="Times New Roman" w:hAnsi="Times New Roman" w:eastAsia="微软雅黑" w:cs="Times New Roman"/>
+          <w:color w:val="auto"/>
+          <w:sz w:val="18"/>
+          <w:szCs w:val="18"/>
+          <w:u w:val="none"/>
+        </w:rPr>
+        <w:t>. Research advances of CLDN18.2 in gastric cancer. Chin J Clin Oncol 2021. Vol. 48. No. 8.</w:t>
+      </w:r>
+      <w:r>
+        <w:rPr>
+          <w:rFonts w:hint="default" w:ascii="Times New Roman" w:hAnsi="Times New Roman" w:eastAsia="微软雅黑" w:cs="Times New Roman"/>
+          <w:color w:val="auto"/>
           <w:kern w:val="0"/>
           <w:sz w:val="18"/>
           <w:szCs w:val="18"/>
+          <w:u w:val="none"/>
         </w:rPr>
         <w:t xml:space="preserve"> </w:t>
       </w:r>
     </w:p>
     <w:p>
       <w:pPr>
-        <w:pStyle w:val="25"/>
+        <w:pStyle w:val="26"/>
         <w:numPr>
           <w:ilvl w:val="0"/>
           <w:numId w:val="2"/>
         </w:numPr>
         <w:adjustRightInd w:val="0"/>
         <w:snapToGrid w:val="0"/>
-        <w:spacing w:line="360" w:lineRule="exact"/>
-        <w:ind w:left="347" w:leftChars="1" w:hanging="345" w:hangingChars="192"/>
-        <w:rPr>
-          <w:rFonts w:hint="default" w:ascii="Times New Roman" w:hAnsi="Times New Roman" w:eastAsia="微软雅黑" w:cs="Times New Roman"/>
+        <w:spacing w:line="312" w:lineRule="auto"/>
+        <w:ind w:left="393" w:leftChars="1" w:hanging="391" w:hangingChars="192"/>
+        <w:rPr>
+          <w:rFonts w:hint="default" w:ascii="Times New Roman" w:hAnsi="Times New Roman" w:eastAsia="微软雅黑" w:cs="Times New Roman"/>
+          <w:color w:val="auto"/>
           <w:sz w:val="18"/>
           <w:szCs w:val="18"/>
+          <w:u w:val="none"/>
         </w:rPr>
       </w:pPr>
       <w:r>
         <w:rPr>
           <w:rFonts w:hint="default" w:ascii="Times New Roman" w:hAnsi="Times New Roman" w:eastAsia="微软雅黑" w:cs="Times New Roman"/>
+          <w:i w:val="0"/>
+          <w:iCs w:val="0"/>
+          <w:caps w:val="0"/>
+          <w:color w:val="auto"/>
+          <w:spacing w:val="12"/>
           <w:sz w:val="18"/>
           <w:szCs w:val="18"/>
-        </w:rPr>
-        <w:t> Klamp T, Schumacher J, Huber G, et al. Highly specific auto-antibodies against claudin-18 isoform 2 induced by a chimeric HBcAg virus-like particle vaccine kill tumor cells and inhibit the growth of lung metastases[J]. Cancer research, 2011, 71（2）: 516-527.</w:t>
+          <w:u w:val="none"/>
+          <w:shd w:val="clear" w:fill="auto"/>
+        </w:rPr>
+        <w:t>Sahin, U.et al.Claudin-18 splice variant 2 is a pan-cancer target suitable for therapeutic antibody development. Clinical cancer research : an official journal of the American Association for Cancer Research14, 7624-7634, doi:10.1158/1078-0432.CCR-08-1547 (2008)</w:t>
+      </w:r>
+      <w:r>
+        <w:rPr>
+          <w:rFonts w:hint="default" w:ascii="Times New Roman" w:hAnsi="Times New Roman" w:eastAsia="微软雅黑" w:cs="Times New Roman"/>
+          <w:color w:val="auto"/>
+          <w:sz w:val="18"/>
+          <w:szCs w:val="18"/>
+          <w:u w:val="none"/>
+        </w:rPr>
+        <w:t>.</w:t>
       </w:r>
     </w:p>
     <w:p>
       <w:pPr>
-        <w:pStyle w:val="25"/>
+        <w:pStyle w:val="26"/>
         <w:numPr>
           <w:ilvl w:val="0"/>
           <w:numId w:val="2"/>
         </w:numPr>
         <w:adjustRightInd w:val="0"/>
         <w:snapToGrid w:val="0"/>
-        <w:spacing w:line="360" w:lineRule="exact"/>
-        <w:ind w:left="347" w:leftChars="1" w:hanging="345" w:hangingChars="192"/>
-        <w:rPr>
-          <w:rFonts w:hint="default" w:ascii="Times New Roman" w:hAnsi="Times New Roman" w:eastAsia="微软雅黑" w:cs="Times New Roman"/>
+        <w:spacing w:line="312" w:lineRule="auto"/>
+        <w:ind w:left="393" w:leftChars="1" w:hanging="391" w:hangingChars="192"/>
+        <w:rPr>
+          <w:rFonts w:hint="default" w:ascii="Times New Roman" w:hAnsi="Times New Roman" w:eastAsia="微软雅黑" w:cs="Times New Roman"/>
+          <w:color w:val="auto"/>
           <w:sz w:val="18"/>
           <w:szCs w:val="18"/>
+          <w:u w:val="none"/>
         </w:rPr>
       </w:pPr>
       <w:r>
         <w:rPr>
           <w:rFonts w:hint="default" w:ascii="Times New Roman" w:hAnsi="Times New Roman" w:eastAsia="微软雅黑" w:cs="Times New Roman"/>
+          <w:i w:val="0"/>
+          <w:iCs w:val="0"/>
+          <w:caps w:val="0"/>
+          <w:color w:val="auto"/>
+          <w:spacing w:val="12"/>
           <w:sz w:val="18"/>
           <w:szCs w:val="18"/>
-        </w:rPr>
-        <w:t>Jianwei Zhang, Ruilan Dong, Lin Shen. Evaluation and reflection on Claudin18.2 targeting therapy in advanced gastric cancer. Chin j Cancer Res2020;32(2):263-270.</w:t>
+          <w:u w:val="none"/>
+          <w:shd w:val="clear" w:fill="auto"/>
+        </w:rPr>
+        <w:t>Woll, S.et al.Claudin 18.2 is a target for IMAB362 antibody in pancreatic neoplasms. Int J Cancer134, 731-739, doi:10.1002/ijc.28400 (2014).</w:t>
       </w:r>
     </w:p>
     <w:p>
       <w:pPr>
-        <w:pStyle w:val="25"/>
+        <w:pStyle w:val="26"/>
         <w:numPr>
           <w:ilvl w:val="0"/>
           <w:numId w:val="2"/>
         </w:numPr>
         <w:adjustRightInd w:val="0"/>
         <w:snapToGrid w:val="0"/>
-        <w:spacing w:line="360" w:lineRule="exact"/>
-        <w:ind w:left="347" w:leftChars="1" w:hanging="345" w:hangingChars="192"/>
-        <w:rPr>
-          <w:rFonts w:hint="default" w:ascii="Times New Roman" w:hAnsi="Times New Roman" w:eastAsia="微软雅黑" w:cs="Times New Roman"/>
+        <w:spacing w:line="312" w:lineRule="auto"/>
+        <w:ind w:left="366" w:leftChars="1" w:hanging="364" w:hangingChars="192"/>
+        <w:rPr>
+          <w:rFonts w:hint="default" w:ascii="Times New Roman" w:hAnsi="Times New Roman" w:eastAsia="微软雅黑" w:cs="Times New Roman"/>
+          <w:color w:val="auto"/>
           <w:sz w:val="18"/>
           <w:szCs w:val="18"/>
+          <w:u w:val="none"/>
         </w:rPr>
       </w:pPr>
       <w:r>
         <w:rPr>
           <w:rFonts w:hint="default" w:ascii="Times New Roman" w:hAnsi="Times New Roman" w:eastAsia="微软雅黑" w:cs="Times New Roman"/>
+          <w:i w:val="0"/>
+          <w:iCs w:val="0"/>
+          <w:caps w:val="0"/>
+          <w:color w:val="auto"/>
+          <w:spacing w:val="0"/>
+          <w:sz w:val="19"/>
+          <w:szCs w:val="19"/>
+          <w:u w:val="none"/>
+          <w:shd w:val="clear" w:fill="FFFFFF"/>
+        </w:rPr>
+        <w:fldChar w:fldCharType="begin"/>
+      </w:r>
+      <w:r>
+        <w:rPr>
+          <w:rFonts w:hint="default" w:ascii="Times New Roman" w:hAnsi="Times New Roman" w:eastAsia="微软雅黑" w:cs="Times New Roman"/>
+          <w:i w:val="0"/>
+          <w:iCs w:val="0"/>
+          <w:caps w:val="0"/>
+          <w:color w:val="auto"/>
+          <w:spacing w:val="0"/>
+          <w:sz w:val="19"/>
+          <w:szCs w:val="19"/>
+          <w:u w:val="none"/>
+          <w:shd w:val="clear" w:fill="FFFFFF"/>
+        </w:rPr>
+        <w:instrText xml:space="preserve"> HYPERLINK "https://pubmed.ncbi.nlm.nih.gov/?term=Dottermusch+M&amp;cauthor_id=31332522" </w:instrText>
+      </w:r>
+      <w:r>
+        <w:rPr>
+          <w:rFonts w:hint="default" w:ascii="Times New Roman" w:hAnsi="Times New Roman" w:eastAsia="微软雅黑" w:cs="Times New Roman"/>
+          <w:i w:val="0"/>
+          <w:iCs w:val="0"/>
+          <w:caps w:val="0"/>
+          <w:color w:val="auto"/>
+          <w:spacing w:val="0"/>
+          <w:sz w:val="19"/>
+          <w:szCs w:val="19"/>
+          <w:u w:val="none"/>
+          <w:shd w:val="clear" w:fill="FFFFFF"/>
+        </w:rPr>
+        <w:fldChar w:fldCharType="separate"/>
+      </w:r>
+      <w:r>
+        <w:rPr>
+          <w:rStyle w:val="21"/>
+          <w:rFonts w:hint="default" w:ascii="Times New Roman" w:hAnsi="Times New Roman" w:eastAsia="微软雅黑" w:cs="Times New Roman"/>
+          <w:i w:val="0"/>
+          <w:iCs w:val="0"/>
+          <w:caps w:val="0"/>
+          <w:color w:val="auto"/>
+          <w:spacing w:val="0"/>
+          <w:sz w:val="19"/>
+          <w:szCs w:val="19"/>
+          <w:u w:val="none"/>
+          <w:shd w:val="clear" w:fill="FFFFFF"/>
+        </w:rPr>
+        <w:t>Matthias Dottermusch</w:t>
+      </w:r>
+      <w:r>
+        <w:rPr>
+          <w:rFonts w:hint="default" w:ascii="Times New Roman" w:hAnsi="Times New Roman" w:eastAsia="微软雅黑" w:cs="Times New Roman"/>
+          <w:i w:val="0"/>
+          <w:iCs w:val="0"/>
+          <w:caps w:val="0"/>
+          <w:color w:val="auto"/>
+          <w:spacing w:val="0"/>
+          <w:sz w:val="19"/>
+          <w:szCs w:val="19"/>
+          <w:u w:val="none"/>
+          <w:shd w:val="clear" w:fill="FFFFFF"/>
+        </w:rPr>
+        <w:fldChar w:fldCharType="end"/>
+      </w:r>
+      <w:r>
+        <w:rPr>
+          <w:rFonts w:hint="default" w:ascii="Times New Roman" w:hAnsi="Times New Roman" w:eastAsia="微软雅黑" w:cs="Times New Roman"/>
+          <w:i w:val="0"/>
+          <w:iCs w:val="0"/>
+          <w:caps w:val="0"/>
+          <w:color w:val="auto"/>
+          <w:spacing w:val="12"/>
           <w:sz w:val="18"/>
           <w:szCs w:val="18"/>
-        </w:rPr>
-        <w:t>A.Arnold, S.Daum, et al. Prognostic impact of Claudin18.2 in gastric and esophageal adenocarcinomas. Clinical and Translatinal Oncology(2020)22:2357-2363.</w:t>
+          <w:u w:val="none"/>
+          <w:shd w:val="clear" w:fill="auto"/>
+        </w:rPr>
+        <w:t>.et al. Expression of the potential therapeutic target claudin-18.2 is frequently decreased in gastric cancer: results from a large Caucasian cohort studyVirchows Arch. 2019 Nov;475(5):563-571. doi: 10.1007/s00428-019-02624-7.</w:t>
       </w:r>
     </w:p>
     <w:p>
       <w:pPr>
-        <w:pStyle w:val="25"/>
+        <w:pStyle w:val="26"/>
         <w:numPr>
           <w:ilvl w:val="0"/>
           <w:numId w:val="2"/>
         </w:numPr>
         <w:adjustRightInd w:val="0"/>
         <w:snapToGrid w:val="0"/>
-        <w:spacing w:line="360" w:lineRule="exact"/>
+        <w:spacing w:line="312" w:lineRule="auto"/>
         <w:ind w:left="347" w:leftChars="1" w:hanging="345" w:hangingChars="192"/>
         <w:rPr>
           <w:rFonts w:hint="default" w:ascii="Times New Roman" w:hAnsi="Times New Roman" w:eastAsia="微软雅黑" w:cs="Times New Roman"/>
+          <w:color w:val="auto"/>
           <w:sz w:val="18"/>
           <w:szCs w:val="18"/>
+          <w:u w:val="none"/>
         </w:rPr>
       </w:pPr>
       <w:r>
         <w:rPr>
           <w:rFonts w:hint="default" w:ascii="Times New Roman" w:hAnsi="Times New Roman" w:eastAsia="微软雅黑" w:cs="Times New Roman"/>
+          <w:color w:val="auto"/>
           <w:sz w:val="18"/>
           <w:szCs w:val="18"/>
-        </w:rPr>
-        <w:t>Tureci, O. etal. A multicentre, phase IIa study of zolbetuximab as a single agent inpatients with recurrent or refractory advanced adenocarcinoma of the stomach orlower oesophagus: the MONO study. Ann Oncol 30, 1487-1495,doi:10.1093/annonc/mdz199 (2019).</w:t>
+          <w:u w:val="none"/>
+        </w:rPr>
+        <w:t>U Sahin</w:t>
+      </w:r>
+      <w:r>
+        <w:rPr>
+          <w:rFonts w:hint="default" w:ascii="Times New Roman" w:hAnsi="Times New Roman" w:eastAsia="微软雅黑" w:cs="Times New Roman"/>
+          <w:i w:val="0"/>
+          <w:iCs w:val="0"/>
+          <w:caps w:val="0"/>
+          <w:color w:val="auto"/>
+          <w:spacing w:val="12"/>
+          <w:sz w:val="18"/>
+          <w:szCs w:val="18"/>
+          <w:u w:val="none"/>
+          <w:shd w:val="clear" w:fill="auto"/>
+        </w:rPr>
+        <w:t>.et al</w:t>
+      </w:r>
+      <w:r>
+        <w:rPr>
+          <w:rFonts w:hint="default" w:ascii="Times New Roman" w:hAnsi="Times New Roman" w:eastAsia="微软雅黑" w:cs="Times New Roman"/>
+          <w:i w:val="0"/>
+          <w:iCs w:val="0"/>
+          <w:caps w:val="0"/>
+          <w:color w:val="auto"/>
+          <w:spacing w:val="12"/>
+          <w:sz w:val="18"/>
+          <w:szCs w:val="18"/>
+          <w:u w:val="none"/>
+          <w:shd w:val="clear" w:fill="auto"/>
+          <w:lang w:val="en-US" w:eastAsia="zh-CN"/>
+        </w:rPr>
+        <w:t>.</w:t>
+      </w:r>
+      <w:r>
+        <w:rPr>
+          <w:rFonts w:hint="default" w:ascii="Times New Roman" w:hAnsi="Times New Roman" w:eastAsia="微软雅黑" w:cs="Times New Roman"/>
+          <w:i w:val="0"/>
+          <w:iCs w:val="0"/>
+          <w:caps w:val="0"/>
+          <w:color w:val="auto"/>
+          <w:spacing w:val="12"/>
+          <w:sz w:val="18"/>
+          <w:szCs w:val="18"/>
+          <w:u w:val="none"/>
+          <w:shd w:val="clear" w:fill="auto"/>
+        </w:rPr>
+        <w:t>FAST: a randomised phase II study of zolbetuximab (IMAB362) plus EOX versus EOX alone for first-line treatment of advanced CLDN18.2-positive gastric and gastro-oesophageal adenocarcinomaAnn Oncol. 2021 May;32(5):609-619. doi: 10.1016/j.annonc.2021.02.005.</w:t>
       </w:r>
     </w:p>
     <w:p>
       <w:pPr>
-        <w:pStyle w:val="25"/>
+        <w:pStyle w:val="26"/>
         <w:numPr>
           <w:ilvl w:val="0"/>
           <w:numId w:val="2"/>
         </w:numPr>
         <w:adjustRightInd w:val="0"/>
         <w:snapToGrid w:val="0"/>
-        <w:spacing w:line="360" w:lineRule="exact"/>
-        <w:ind w:left="347" w:leftChars="1" w:hanging="345" w:hangingChars="192"/>
-        <w:rPr>
-          <w:rFonts w:hint="default" w:ascii="Times New Roman" w:hAnsi="Times New Roman" w:eastAsia="微软雅黑" w:cs="Times New Roman"/>
+        <w:spacing w:line="312" w:lineRule="auto"/>
+        <w:ind w:left="366" w:leftChars="1" w:hanging="364" w:hangingChars="192"/>
+        <w:rPr>
+          <w:rFonts w:hint="default" w:ascii="Times New Roman" w:hAnsi="Times New Roman" w:eastAsia="微软雅黑" w:cs="Times New Roman"/>
+          <w:color w:val="auto"/>
           <w:sz w:val="18"/>
           <w:szCs w:val="18"/>
+          <w:u w:val="none"/>
         </w:rPr>
       </w:pPr>
       <w:r>
         <w:rPr>
           <w:rFonts w:hint="default" w:ascii="Times New Roman" w:hAnsi="Times New Roman" w:eastAsia="微软雅黑" w:cs="Times New Roman"/>
+          <w:i w:val="0"/>
+          <w:iCs w:val="0"/>
+          <w:caps w:val="0"/>
+          <w:color w:val="auto"/>
+          <w:spacing w:val="0"/>
+          <w:sz w:val="19"/>
+          <w:szCs w:val="19"/>
+          <w:u w:val="none"/>
+          <w:shd w:val="clear" w:fill="FFFFFF"/>
+        </w:rPr>
+        <w:fldChar w:fldCharType="begin"/>
+      </w:r>
+      <w:r>
+        <w:rPr>
+          <w:rFonts w:hint="default" w:ascii="Times New Roman" w:hAnsi="Times New Roman" w:eastAsia="微软雅黑" w:cs="Times New Roman"/>
+          <w:i w:val="0"/>
+          <w:iCs w:val="0"/>
+          <w:caps w:val="0"/>
+          <w:color w:val="auto"/>
+          <w:spacing w:val="0"/>
+          <w:sz w:val="19"/>
+          <w:szCs w:val="19"/>
+          <w:u w:val="none"/>
+          <w:shd w:val="clear" w:fill="FFFFFF"/>
+        </w:rPr>
+        <w:instrText xml:space="preserve"> HYPERLINK "https://pubmed.ncbi.nlm.nih.gov/?term=Dottermusch+M&amp;cauthor_id=31332522" </w:instrText>
+      </w:r>
+      <w:r>
+        <w:rPr>
+          <w:rFonts w:hint="default" w:ascii="Times New Roman" w:hAnsi="Times New Roman" w:eastAsia="微软雅黑" w:cs="Times New Roman"/>
+          <w:i w:val="0"/>
+          <w:iCs w:val="0"/>
+          <w:caps w:val="0"/>
+          <w:color w:val="auto"/>
+          <w:spacing w:val="0"/>
+          <w:sz w:val="19"/>
+          <w:szCs w:val="19"/>
+          <w:u w:val="none"/>
+          <w:shd w:val="clear" w:fill="FFFFFF"/>
+        </w:rPr>
+        <w:fldChar w:fldCharType="separate"/>
+      </w:r>
+      <w:r>
+        <w:rPr>
+          <w:rStyle w:val="21"/>
+          <w:rFonts w:hint="default" w:ascii="Times New Roman" w:hAnsi="Times New Roman" w:eastAsia="微软雅黑" w:cs="Times New Roman"/>
+          <w:i w:val="0"/>
+          <w:iCs w:val="0"/>
+          <w:caps w:val="0"/>
+          <w:color w:val="auto"/>
+          <w:spacing w:val="0"/>
+          <w:sz w:val="19"/>
+          <w:szCs w:val="19"/>
+          <w:u w:val="none"/>
+          <w:shd w:val="clear" w:fill="FFFFFF"/>
+        </w:rPr>
+        <w:t>Matthias Dottermusch</w:t>
+      </w:r>
+      <w:r>
+        <w:rPr>
+          <w:rFonts w:hint="default" w:ascii="Times New Roman" w:hAnsi="Times New Roman" w:eastAsia="微软雅黑" w:cs="Times New Roman"/>
+          <w:i w:val="0"/>
+          <w:iCs w:val="0"/>
+          <w:caps w:val="0"/>
+          <w:color w:val="auto"/>
+          <w:spacing w:val="0"/>
+          <w:sz w:val="19"/>
+          <w:szCs w:val="19"/>
+          <w:u w:val="none"/>
+          <w:shd w:val="clear" w:fill="FFFFFF"/>
+        </w:rPr>
+        <w:fldChar w:fldCharType="end"/>
+      </w:r>
+      <w:r>
+        <w:rPr>
+          <w:rFonts w:hint="default" w:ascii="Times New Roman" w:hAnsi="Times New Roman" w:eastAsia="微软雅黑" w:cs="Times New Roman"/>
+          <w:i w:val="0"/>
+          <w:iCs w:val="0"/>
+          <w:caps w:val="0"/>
+          <w:color w:val="auto"/>
+          <w:spacing w:val="12"/>
           <w:sz w:val="18"/>
           <w:szCs w:val="18"/>
-        </w:rPr>
-        <w:t>Sahin U, TürECi Ö, Manikhas G, et al. FAST: a randomised phase II study of zolbetuximab （IMAB362） plus EOX versus EOX alone for first-line treatment of advanced CLDN18.2-positive gastric and gastro-oesophageal adenocarcinoma [J]. Ann Oncol, 2021,32(5):609-619. doi:10.101/j.annonc.2021.02.005</w:t>
+          <w:u w:val="none"/>
+          <w:shd w:val="clear" w:fill="auto"/>
+        </w:rPr>
+        <w:t>.et al. Expression of the potential therapeutic target claudin-18.2 is frequently decreased in gastric cancer: results from a large Caucasian cohort studyVirchows Arch. 2019 Nov;475(5):563-571. doi: 10.1007/s00428-019-02624-7.</w:t>
       </w:r>
     </w:p>
     <w:p>
       <w:pPr>
-        <w:pStyle w:val="25"/>
+        <w:pStyle w:val="26"/>
         <w:numPr>
           <w:ilvl w:val="0"/>
           <w:numId w:val="2"/>
         </w:numPr>
         <w:adjustRightInd w:val="0"/>
         <w:snapToGrid w:val="0"/>
-        <w:spacing w:line="360" w:lineRule="exact"/>
-        <w:ind w:left="405" w:leftChars="1" w:hanging="403" w:hangingChars="192"/>
-        <w:rPr>
-          <w:rFonts w:hint="default" w:ascii="Times New Roman" w:hAnsi="Times New Roman" w:eastAsia="微软雅黑" w:cs="Times New Roman"/>
+        <w:spacing w:line="312" w:lineRule="auto"/>
+        <w:ind w:left="347" w:leftChars="1" w:hanging="345" w:hangingChars="192"/>
+        <w:rPr>
+          <w:rFonts w:hint="default" w:ascii="Times New Roman" w:hAnsi="Times New Roman" w:eastAsia="微软雅黑" w:cs="Times New Roman"/>
+          <w:color w:val="auto"/>
           <w:sz w:val="18"/>
           <w:szCs w:val="18"/>
+          <w:u w:val="none"/>
         </w:rPr>
       </w:pPr>
       <w:r>
         <w:rPr>
-          <w:rFonts w:hint="default" w:ascii="Times New Roman" w:hAnsi="Times New Roman" w:cs="Times New Roman"/>
-        </w:rPr>
-        <w:fldChar w:fldCharType="begin"/>
-      </w:r>
-      <w:r>
-        <w:rPr>
-          <w:rFonts w:hint="default" w:ascii="Times New Roman" w:hAnsi="Times New Roman" w:cs="Times New Roman"/>
-        </w:rPr>
-        <w:instrText xml:space="preserve"> HYPERLINK "https://clinicaltrials.gov/" </w:instrText>
-      </w:r>
-      <w:r>
-        <w:rPr>
-          <w:rFonts w:hint="default" w:ascii="Times New Roman" w:hAnsi="Times New Roman" w:cs="Times New Roman"/>
-        </w:rPr>
-        <w:fldChar w:fldCharType="separate"/>
-      </w:r>
-      <w:r>
-        <w:rPr>
-          <w:rFonts w:hint="default" w:ascii="Times New Roman" w:hAnsi="Times New Roman" w:eastAsia="微软雅黑" w:cs="Times New Roman"/>
+          <w:rFonts w:hint="default" w:ascii="Times New Roman" w:hAnsi="Times New Roman" w:eastAsia="微软雅黑" w:cs="Times New Roman"/>
+          <w:color w:val="auto"/>
           <w:sz w:val="18"/>
           <w:szCs w:val="18"/>
-        </w:rPr>
-        <w:t>https://clinicaltrials.gov/</w:t>
-      </w:r>
-      <w:r>
-        <w:rPr>
-          <w:rFonts w:hint="default" w:ascii="Times New Roman" w:hAnsi="Times New Roman" w:eastAsia="微软雅黑" w:cs="Times New Roman"/>
+          <w:u w:val="none"/>
+        </w:rPr>
+        <w:t>Arnold A</w:t>
+      </w:r>
+      <w:r>
+        <w:rPr>
+          <w:rFonts w:hint="default" w:ascii="Times New Roman" w:hAnsi="Times New Roman" w:eastAsia="微软雅黑" w:cs="Times New Roman"/>
+          <w:color w:val="auto"/>
           <w:sz w:val="18"/>
           <w:szCs w:val="18"/>
-        </w:rPr>
-        <w:fldChar w:fldCharType="end"/>
+          <w:u w:val="none"/>
+          <w:lang w:val="en-US" w:eastAsia="zh-CN"/>
+        </w:rPr>
+        <w:t>.</w:t>
+      </w:r>
+      <w:r>
+        <w:rPr>
+          <w:rFonts w:hint="default" w:ascii="Times New Roman" w:hAnsi="Times New Roman" w:eastAsia="微软雅黑" w:cs="Times New Roman"/>
+          <w:color w:val="auto"/>
+          <w:sz w:val="18"/>
+          <w:szCs w:val="18"/>
+          <w:u w:val="none"/>
+        </w:rPr>
+        <w:t>et al.</w:t>
+      </w:r>
+      <w:r>
+        <w:rPr>
+          <w:rFonts w:hint="default" w:ascii="Times New Roman" w:hAnsi="Times New Roman" w:eastAsia="微软雅黑" w:cs="Times New Roman"/>
+          <w:color w:val="auto"/>
+          <w:sz w:val="18"/>
+          <w:szCs w:val="18"/>
+          <w:u w:val="none"/>
+          <w:lang w:val="en-US" w:eastAsia="zh-CN"/>
+        </w:rPr>
+        <w:t xml:space="preserve"> </w:t>
+      </w:r>
+      <w:r>
+        <w:rPr>
+          <w:rFonts w:hint="default" w:ascii="Times New Roman" w:hAnsi="Times New Roman" w:eastAsia="微软雅黑" w:cs="Times New Roman"/>
+          <w:color w:val="auto"/>
+          <w:sz w:val="18"/>
+          <w:szCs w:val="18"/>
+          <w:u w:val="none"/>
+        </w:rPr>
+        <w:t>Prognostic impact of Claudin 18.2 in gastric and esophageal adenocarcinomas</w:t>
+      </w:r>
+      <w:r>
+        <w:rPr>
+          <w:rFonts w:hint="default" w:ascii="Times New Roman" w:hAnsi="Times New Roman" w:eastAsia="微软雅黑" w:cs="Times New Roman"/>
+          <w:color w:val="auto"/>
+          <w:sz w:val="18"/>
+          <w:szCs w:val="18"/>
+          <w:u w:val="none"/>
+          <w:lang w:val="en-US" w:eastAsia="zh-CN"/>
+        </w:rPr>
+        <w:t xml:space="preserve">.Clin Transl Oncol. 2020 Dec;22(12):2357-2363. doi: 10.1007/s12094-020-02380-0. </w:t>
       </w:r>
     </w:p>
     <w:p>
       <w:pPr>
-        <w:pStyle w:val="25"/>
+        <w:pStyle w:val="26"/>
         <w:numPr>
           <w:ilvl w:val="0"/>
           <w:numId w:val="2"/>
         </w:numPr>
         <w:adjustRightInd w:val="0"/>
         <w:snapToGrid w:val="0"/>
-        <w:spacing w:line="360" w:lineRule="exact"/>
-        <w:ind w:left="347" w:leftChars="1" w:hanging="345" w:hangingChars="192"/>
-        <w:rPr>
-          <w:rFonts w:hint="default" w:ascii="Times New Roman" w:hAnsi="Times New Roman" w:eastAsia="微软雅黑" w:cs="Times New Roman"/>
-          <w:kern w:val="0"/>
+        <w:spacing w:line="312" w:lineRule="auto"/>
+        <w:ind w:left="393" w:leftChars="1" w:hanging="391" w:hangingChars="192"/>
+        <w:rPr>
+          <w:rFonts w:hint="default" w:ascii="Times New Roman" w:hAnsi="Times New Roman" w:eastAsia="微软雅黑" w:cs="Times New Roman"/>
+          <w:i w:val="0"/>
+          <w:iCs w:val="0"/>
+          <w:caps w:val="0"/>
+          <w:color w:val="auto"/>
+          <w:spacing w:val="12"/>
           <w:sz w:val="18"/>
           <w:szCs w:val="18"/>
-          <w:lang w:bidi="zh-CN"/>
+          <w:u w:val="none"/>
+          <w:shd w:val="clear" w:fill="F4F2F2"/>
+          <w:lang w:val="en-US"/>
         </w:rPr>
       </w:pPr>
       <w:r>
         <w:rPr>
-          <w:rFonts w:hint="eastAsia" w:ascii="Times New Roman" w:hAnsi="Times New Roman" w:eastAsia="微软雅黑" w:cs="Times New Roman"/>
+          <w:rFonts w:hint="default" w:ascii="Times New Roman" w:hAnsi="Times New Roman" w:eastAsia="微软雅黑" w:cs="Times New Roman"/>
+          <w:i w:val="0"/>
+          <w:iCs w:val="0"/>
+          <w:caps w:val="0"/>
+          <w:color w:val="auto"/>
+          <w:spacing w:val="12"/>
           <w:sz w:val="18"/>
           <w:szCs w:val="18"/>
+          <w:u w:val="none"/>
+          <w:shd w:val="clear" w:fill="auto"/>
+          <w:lang w:val="en-US"/>
+        </w:rPr>
+        <w:t>Kohei Shitara</w:t>
+      </w:r>
+      <w:r>
+        <w:rPr>
+          <w:rFonts w:hint="default" w:ascii="Times New Roman" w:hAnsi="Times New Roman" w:eastAsia="微软雅黑" w:cs="Times New Roman"/>
+          <w:i w:val="0"/>
+          <w:iCs w:val="0"/>
+          <w:caps w:val="0"/>
+          <w:color w:val="auto"/>
+          <w:spacing w:val="12"/>
+          <w:sz w:val="18"/>
+          <w:szCs w:val="18"/>
+          <w:u w:val="none"/>
+          <w:shd w:val="clear" w:fill="auto"/>
           <w:lang w:val="en-US" w:eastAsia="zh-CN"/>
         </w:rPr>
-        <w:t xml:space="preserve"> </w:t>
-      </w:r>
-      <w:r>
-        <w:rPr>
-          <w:rFonts w:hint="default" w:ascii="Times New Roman" w:hAnsi="Times New Roman" w:eastAsia="微软雅黑" w:cs="Times New Roman"/>
+        <w:t>.</w:t>
+      </w:r>
+      <w:r>
+        <w:rPr>
+          <w:rFonts w:hint="default" w:ascii="Times New Roman" w:hAnsi="Times New Roman" w:eastAsia="微软雅黑" w:cs="Times New Roman"/>
+          <w:color w:val="auto"/>
           <w:sz w:val="18"/>
           <w:szCs w:val="18"/>
-        </w:rPr>
-        <w:t>http://www.chinadrugtrials.org.cn/</w:t>
+          <w:u w:val="none"/>
+        </w:rPr>
+        <w:t>et al.</w:t>
+      </w:r>
+      <w:r>
+        <w:rPr>
+          <w:rFonts w:hint="default" w:ascii="Times New Roman" w:hAnsi="Times New Roman" w:eastAsia="微软雅黑" w:cs="Times New Roman"/>
+          <w:color w:val="auto"/>
+          <w:sz w:val="18"/>
+          <w:szCs w:val="18"/>
+          <w:u w:val="none"/>
+          <w:lang w:val="en-US" w:eastAsia="zh-CN"/>
+        </w:rPr>
+        <w:t xml:space="preserve"> Zolbetuximab plus mFOLFOX6 in patients with CLDN18.2-positive, HER2-negative, untreated, locally advanced unresectable or metastatic gastric or gastro-oesophageal junction adenocarcinoma (SPOTLIGHT): a multicentre, randomised, double-blind, phase 3 trial.Lancet. 2023 May 20;401(10389):1655-1668. doi: 10.1016/S0140-6736(23)00620-7.</w:t>
       </w:r>
     </w:p>
     <w:p>
       <w:pPr>
-        <w:spacing w:line="276" w:lineRule="auto"/>
-        <w:jc w:val="left"/>
-        <w:rPr>
-          <w:rFonts w:hint="default" w:ascii="Times New Roman" w:hAnsi="Times New Roman" w:cs="Times New Roman"/>
-          <w:b/>
-          <w:sz w:val="17"/>
+        <w:pStyle w:val="26"/>
+        <w:numPr>
+          <w:ilvl w:val="0"/>
+          <w:numId w:val="2"/>
+        </w:numPr>
+        <w:adjustRightInd w:val="0"/>
+        <w:snapToGrid w:val="0"/>
+        <w:spacing w:line="312" w:lineRule="auto"/>
+        <w:ind w:left="393" w:leftChars="1" w:hanging="391" w:hangingChars="192"/>
+        <w:rPr>
+          <w:rFonts w:hint="default" w:ascii="Times New Roman" w:hAnsi="Times New Roman" w:eastAsia="微软雅黑" w:cs="Times New Roman"/>
+          <w:i w:val="0"/>
+          <w:iCs w:val="0"/>
+          <w:caps w:val="0"/>
+          <w:color w:val="auto"/>
+          <w:spacing w:val="12"/>
+          <w:sz w:val="18"/>
+          <w:szCs w:val="18"/>
+          <w:u w:val="none"/>
+          <w:shd w:val="clear" w:fill="F4F2F2"/>
+          <w:lang w:val="en-US"/>
         </w:rPr>
       </w:pPr>
+      <w:r>
+        <w:rPr>
+          <w:rFonts w:hint="default" w:ascii="Times New Roman" w:hAnsi="Times New Roman" w:eastAsia="微软雅黑" w:cs="Times New Roman"/>
+          <w:i w:val="0"/>
+          <w:iCs w:val="0"/>
+          <w:caps w:val="0"/>
+          <w:color w:val="auto"/>
+          <w:spacing w:val="12"/>
+          <w:sz w:val="18"/>
+          <w:szCs w:val="18"/>
+          <w:u w:val="none"/>
+          <w:shd w:val="clear" w:fill="auto"/>
+          <w:lang w:val="en-US"/>
+        </w:rPr>
+        <w:t>Manish A Shah</w:t>
+      </w:r>
+      <w:r>
+        <w:rPr>
+          <w:rFonts w:hint="default" w:ascii="Times New Roman" w:hAnsi="Times New Roman" w:eastAsia="微软雅黑" w:cs="Times New Roman"/>
+          <w:i w:val="0"/>
+          <w:iCs w:val="0"/>
+          <w:caps w:val="0"/>
+          <w:color w:val="auto"/>
+          <w:spacing w:val="12"/>
+          <w:sz w:val="18"/>
+          <w:szCs w:val="18"/>
+          <w:u w:val="none"/>
+          <w:shd w:val="clear" w:fill="auto"/>
+          <w:lang w:val="en-US" w:eastAsia="zh-CN"/>
+        </w:rPr>
+        <w:t>.</w:t>
+      </w:r>
+      <w:r>
+        <w:rPr>
+          <w:rFonts w:hint="default" w:ascii="Times New Roman" w:hAnsi="Times New Roman" w:eastAsia="微软雅黑" w:cs="Times New Roman"/>
+          <w:color w:val="auto"/>
+          <w:sz w:val="18"/>
+          <w:szCs w:val="18"/>
+          <w:u w:val="none"/>
+        </w:rPr>
+        <w:t>et al.</w:t>
+      </w:r>
+      <w:r>
+        <w:rPr>
+          <w:rFonts w:hint="default" w:ascii="Times New Roman" w:hAnsi="Times New Roman" w:eastAsia="微软雅黑" w:cs="Times New Roman"/>
+          <w:color w:val="auto"/>
+          <w:sz w:val="18"/>
+          <w:szCs w:val="18"/>
+          <w:u w:val="none"/>
+          <w:lang w:val="en-US" w:eastAsia="zh-CN"/>
+        </w:rPr>
+        <w:t xml:space="preserve"> Zolbetuximab plus CAPOX in CLDN18.2-positive gastric or gastroesophageal junction adenocarcinoma: the randomized, phase 3 GLOW trial.Nat Med. 2023 Aug;29(8):2133-2141. doi: 10.1038/s41591-023-02465-7.</w:t>
+      </w:r>
     </w:p>
     <w:p>
       <w:pPr>
@@ -6554,6 +8451,7 @@
           <w:kern w:val="44"/>
           <w:sz w:val="24"/>
           <w:szCs w:val="24"/>
+          <w:u w:val="none"/>
         </w:rPr>
       </w:pPr>
     </w:p>
@@ -6582,7 +8480,7 @@
       <mc:AlternateContent>
         <mc:Choice Requires="wps">
           <w:drawing>
-            <wp:anchor distT="0" distB="0" distL="114300" distR="114300" simplePos="0" relativeHeight="251660288" behindDoc="0" locked="0" layoutInCell="1" allowOverlap="1">
+            <wp:anchor distT="0" distB="0" distL="114300" distR="114300" simplePos="0" relativeHeight="251659264" behindDoc="0" locked="0" layoutInCell="1" allowOverlap="1">
               <wp:simplePos x="0" y="0"/>
               <wp:positionH relativeFrom="margin">
                 <wp:align>center</wp:align>
@@ -6661,7 +8559,7 @@
         </mc:Choice>
         <mc:Fallback>
           <w:pict>
-            <v:shape id="_x0000_s1026" o:spid="_x0000_s1026" o:spt="202" type="#_x0000_t202" style="position:absolute;left:0pt;margin-top:0pt;height:144pt;width:144pt;mso-position-horizontal:center;mso-position-horizontal-relative:margin;mso-wrap-style:none;z-index:251660288;mso-width-relative:page;mso-height-relative:page;" filled="f" stroked="f" coordsize="21600,21600" o:gfxdata="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">
+            <v:shape id="_x0000_s1026" o:spid="_x0000_s1026" o:spt="202" type="#_x0000_t202" style="position:absolute;left:0pt;margin-top:0pt;height:144pt;width:144pt;mso-position-horizontal:center;mso-position-horizontal-relative:margin;mso-wrap-style:none;z-index:251659264;mso-width-relative:page;mso-height-relative:page;" filled="f" stroked="f" coordsize="21600,21600" o:gfxdata="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">
               <v:fill on="f" focussize="0,0"/>
               <v:stroke on="f" weight="0.5pt"/>
               <v:imagedata o:title=""/>
@@ -6712,7 +8610,7 @@
       <mc:AlternateContent>
         <mc:Choice Requires="wps">
           <w:drawing>
-            <wp:anchor distT="0" distB="0" distL="114300" distR="114300" simplePos="0" relativeHeight="251662336" behindDoc="0" locked="0" layoutInCell="1" allowOverlap="1">
+            <wp:anchor distT="0" distB="0" distL="114300" distR="114300" simplePos="0" relativeHeight="251661312" behindDoc="0" locked="0" layoutInCell="1" allowOverlap="1">
               <wp:simplePos x="0" y="0"/>
               <wp:positionH relativeFrom="margin">
                 <wp:align>center</wp:align>
@@ -6791,7 +8689,7 @@
         </mc:Choice>
         <mc:Fallback>
           <w:pict>
-            <v:shape id="_x0000_s1026" o:spid="_x0000_s1026" o:spt="202" type="#_x0000_t202" style="position:absolute;left:0pt;margin-top:0pt;height:144pt;width:144pt;mso-position-horizontal:center;mso-position-horizontal-relative:margin;mso-wrap-style:none;z-index:251662336;mso-width-relative:page;mso-height-relative:page;" filled="f" stroked="f" coordsize="21600,21600" o:gfxdata="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">
+            <v:shape id="_x0000_s1026" o:spid="_x0000_s1026" o:spt="202" type="#_x0000_t202" style="position:absolute;left:0pt;margin-top:0pt;height:144pt;width:144pt;mso-position-horizontal:center;mso-position-horizontal-relative:margin;mso-wrap-style:none;z-index:251661312;mso-width-relative:page;mso-height-relative:page;" filled="f" stroked="f" coordsize="21600,21600" o:gfxdata="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">
               <v:fill on="f" focussize="0,0"/>
               <v:stroke on="f" weight="0.5pt"/>
               <v:imagedata o:title=""/>
@@ -6842,7 +8740,7 @@
       <mc:AlternateContent>
         <mc:Choice Requires="wps">
           <w:drawing>
-            <wp:anchor distT="0" distB="0" distL="114300" distR="114300" simplePos="0" relativeHeight="251661312" behindDoc="0" locked="0" layoutInCell="1" allowOverlap="1">
+            <wp:anchor distT="0" distB="0" distL="114300" distR="114300" simplePos="0" relativeHeight="251660288" behindDoc="0" locked="0" layoutInCell="1" allowOverlap="1">
               <wp:simplePos x="0" y="0"/>
               <wp:positionH relativeFrom="margin">
                 <wp:align>center</wp:align>
@@ -6921,7 +8819,7 @@
         </mc:Choice>
         <mc:Fallback>
           <w:pict>
-            <v:shape id="_x0000_s1026" o:spid="_x0000_s1026" o:spt="202" type="#_x0000_t202" style="position:absolute;left:0pt;margin-top:0pt;height:144pt;width:144pt;mso-position-horizontal:center;mso-position-horizontal-relative:margin;mso-wrap-style:none;z-index:251661312;mso-width-relative:page;mso-height-relative:page;" filled="f" stroked="f" coordsize="21600,21600" o:gfxdata="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">
+            <v:shape id="_x0000_s1026" o:spid="_x0000_s1026" o:spt="202" type="#_x0000_t202" style="position:absolute;left:0pt;margin-top:0pt;height:144pt;width:144pt;mso-position-horizontal:center;mso-position-horizontal-relative:margin;mso-wrap-style:none;z-index:251660288;mso-width-relative:page;mso-height-relative:page;" filled="f" stroked="f" coordsize="21600,21600" o:gfxdata="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">
               <v:fill on="f" focussize="0,0"/>
               <v:stroke on="f" weight="0.5pt"/>
               <v:imagedata o:title=""/>
@@ -7283,7 +9181,7 @@
     <w:lsdException w:uiPriority="99" w:name="Body Text Indent 2"/>
     <w:lsdException w:uiPriority="99" w:name="Body Text Indent 3"/>
     <w:lsdException w:uiPriority="99" w:name="Block Text"/>
-    <w:lsdException w:uiPriority="99" w:name="Hyperlink"/>
+    <w:lsdException w:qFormat="1" w:uiPriority="99" w:semiHidden="0" w:name="Hyperlink"/>
     <w:lsdException w:uiPriority="99" w:name="FollowedHyperlink"/>
     <w:lsdException w:qFormat="1" w:unhideWhenUsed="0" w:uiPriority="22" w:semiHidden="0" w:name="Strong"/>
     <w:lsdException w:qFormat="1" w:unhideWhenUsed="0" w:uiPriority="20" w:semiHidden="0" w:name="Emphasis"/>
@@ -7469,7 +9367,7 @@
     <w:name w:val="heading 1"/>
     <w:basedOn w:val="1"/>
     <w:next w:val="1"/>
-    <w:link w:val="201"/>
+    <w:link w:val="202"/>
     <w:qFormat/>
     <w:uiPriority w:val="0"/>
     <w:pPr>
@@ -7495,7 +9393,7 @@
     <w:name w:val="heading 2"/>
     <w:basedOn w:val="1"/>
     <w:next w:val="1"/>
-    <w:link w:val="202"/>
+    <w:link w:val="203"/>
     <w:autoRedefine/>
     <w:qFormat/>
     <w:uiPriority w:val="0"/>
@@ -7521,7 +9419,7 @@
     <w:name w:val="heading 3"/>
     <w:basedOn w:val="1"/>
     <w:next w:val="1"/>
-    <w:link w:val="203"/>
+    <w:link w:val="204"/>
     <w:autoRedefine/>
     <w:qFormat/>
     <w:uiPriority w:val="0"/>
@@ -7547,7 +9445,7 @@
     <w:name w:val="heading 4"/>
     <w:basedOn w:val="1"/>
     <w:next w:val="1"/>
-    <w:link w:val="204"/>
+    <w:link w:val="205"/>
     <w:autoRedefine/>
     <w:qFormat/>
     <w:uiPriority w:val="0"/>
@@ -7573,7 +9471,7 @@
     <w:name w:val="heading 5"/>
     <w:basedOn w:val="1"/>
     <w:next w:val="1"/>
-    <w:link w:val="205"/>
+    <w:link w:val="206"/>
     <w:qFormat/>
     <w:uiPriority w:val="0"/>
     <w:pPr>
@@ -7598,7 +9496,7 @@
     <w:name w:val="heading 6"/>
     <w:basedOn w:val="1"/>
     <w:next w:val="1"/>
-    <w:link w:val="206"/>
+    <w:link w:val="207"/>
     <w:autoRedefine/>
     <w:qFormat/>
     <w:uiPriority w:val="0"/>
@@ -7624,7 +9522,7 @@
     <w:name w:val="heading 7"/>
     <w:basedOn w:val="1"/>
     <w:next w:val="1"/>
-    <w:link w:val="207"/>
+    <w:link w:val="208"/>
     <w:qFormat/>
     <w:uiPriority w:val="0"/>
     <w:pPr>
@@ -7649,7 +9547,7 @@
     <w:name w:val="heading 8"/>
     <w:basedOn w:val="1"/>
     <w:next w:val="1"/>
-    <w:link w:val="208"/>
+    <w:link w:val="209"/>
     <w:qFormat/>
     <w:uiPriority w:val="0"/>
     <w:pPr>
@@ -7672,7 +9570,7 @@
     <w:name w:val="heading 9"/>
     <w:basedOn w:val="1"/>
     <w:next w:val="1"/>
-    <w:link w:val="209"/>
+    <w:link w:val="210"/>
     <w:autoRedefine/>
     <w:qFormat/>
     <w:uiPriority w:val="0"/>
@@ -7716,7 +9614,7 @@
   <w:style w:type="paragraph" w:styleId="11">
     <w:name w:val="annotation text"/>
     <w:basedOn w:val="1"/>
-    <w:link w:val="211"/>
+    <w:link w:val="212"/>
     <w:qFormat/>
     <w:uiPriority w:val="0"/>
     <w:pPr>
@@ -7734,7 +9632,7 @@
   <w:style w:type="paragraph" w:styleId="12">
     <w:name w:val="Body Text"/>
     <w:basedOn w:val="1"/>
-    <w:link w:val="213"/>
+    <w:link w:val="214"/>
     <w:qFormat/>
     <w:uiPriority w:val="1"/>
     <w:pPr>
@@ -7753,7 +9651,7 @@
   <w:style w:type="paragraph" w:styleId="13">
     <w:name w:val="Balloon Text"/>
     <w:basedOn w:val="1"/>
-    <w:link w:val="198"/>
+    <w:link w:val="199"/>
     <w:autoRedefine/>
     <w:semiHidden/>
     <w:unhideWhenUsed/>
@@ -7767,7 +9665,7 @@
   <w:style w:type="paragraph" w:styleId="14">
     <w:name w:val="footer"/>
     <w:basedOn w:val="1"/>
-    <w:link w:val="197"/>
+    <w:link w:val="198"/>
     <w:autoRedefine/>
     <w:unhideWhenUsed/>
     <w:qFormat/>
@@ -7788,7 +9686,7 @@
   <w:style w:type="paragraph" w:styleId="15">
     <w:name w:val="header"/>
     <w:basedOn w:val="1"/>
-    <w:link w:val="196"/>
+    <w:link w:val="197"/>
     <w:unhideWhenUsed/>
     <w:qFormat/>
     <w:uiPriority w:val="99"/>
@@ -7866,6 +9764,17 @@
     </w:rPr>
   </w:style>
   <w:style w:type="character" w:styleId="21">
+    <w:name w:val="Hyperlink"/>
+    <w:basedOn w:val="19"/>
+    <w:unhideWhenUsed/>
+    <w:qFormat/>
+    <w:uiPriority w:val="99"/>
+    <w:rPr>
+      <w:color w:val="0000FF"/>
+      <w:u w:val="single"/>
+    </w:rPr>
+  </w:style>
+  <w:style w:type="character" w:styleId="22">
     <w:name w:val="annotation reference"/>
     <w:basedOn w:val="19"/>
     <w:autoRedefine/>
@@ -7876,7 +9785,7 @@
       <w:szCs w:val="21"/>
     </w:rPr>
   </w:style>
-  <w:style w:type="character" w:customStyle="1" w:styleId="22">
+  <w:style w:type="character" w:customStyle="1" w:styleId="23">
     <w:name w:val="页眉 Char2"/>
     <w:basedOn w:val="19"/>
     <w:autoRedefine/>
@@ -7887,7 +9796,7 @@
       <w:szCs w:val="18"/>
     </w:rPr>
   </w:style>
-  <w:style w:type="character" w:customStyle="1" w:styleId="23">
+  <w:style w:type="character" w:customStyle="1" w:styleId="24">
     <w:name w:val="页脚 Char2"/>
     <w:basedOn w:val="19"/>
     <w:qFormat/>
@@ -7897,7 +9806,7 @@
       <w:szCs w:val="18"/>
     </w:rPr>
   </w:style>
-  <w:style w:type="character" w:customStyle="1" w:styleId="24">
+  <w:style w:type="character" w:customStyle="1" w:styleId="25">
     <w:name w:val="批注框文本 Char2"/>
     <w:basedOn w:val="19"/>
     <w:semiHidden/>
@@ -7908,17 +9817,17 @@
       <w:szCs w:val="18"/>
     </w:rPr>
   </w:style>
-  <w:style w:type="paragraph" w:styleId="25">
+  <w:style w:type="paragraph" w:styleId="26">
     <w:name w:val="List Paragraph"/>
     <w:basedOn w:val="1"/>
-    <w:link w:val="67"/>
+    <w:link w:val="68"/>
     <w:qFormat/>
     <w:uiPriority w:val="34"/>
     <w:pPr>
       <w:ind w:firstLine="420" w:firstLineChars="200"/>
     </w:pPr>
   </w:style>
-  <w:style w:type="paragraph" w:customStyle="1" w:styleId="26">
+  <w:style w:type="paragraph" w:customStyle="1" w:styleId="27">
     <w:name w:val="列出段落11"/>
     <w:basedOn w:val="1"/>
     <w:autoRedefine/>
@@ -7928,7 +9837,7 @@
       <w:ind w:firstLine="420" w:firstLineChars="200"/>
     </w:pPr>
   </w:style>
-  <w:style w:type="paragraph" w:customStyle="1" w:styleId="27">
+  <w:style w:type="paragraph" w:customStyle="1" w:styleId="28">
     <w:name w:val="列出段落21"/>
     <w:basedOn w:val="1"/>
     <w:qFormat/>
@@ -7937,7 +9846,7 @@
       <w:ind w:firstLine="420" w:firstLineChars="200"/>
     </w:pPr>
   </w:style>
-  <w:style w:type="character" w:customStyle="1" w:styleId="28">
+  <w:style w:type="character" w:customStyle="1" w:styleId="29">
     <w:name w:val="标题 1 Char2"/>
     <w:basedOn w:val="19"/>
     <w:qFormat/>
@@ -7950,7 +9859,7 @@
       <w:szCs w:val="44"/>
     </w:rPr>
   </w:style>
-  <w:style w:type="character" w:customStyle="1" w:styleId="29">
+  <w:style w:type="character" w:customStyle="1" w:styleId="30">
     <w:name w:val="标题 2 Char2"/>
     <w:basedOn w:val="19"/>
     <w:autoRedefine/>
@@ -7964,7 +9873,7 @@
       <w:szCs w:val="32"/>
     </w:rPr>
   </w:style>
-  <w:style w:type="character" w:customStyle="1" w:styleId="30">
+  <w:style w:type="character" w:customStyle="1" w:styleId="31">
     <w:name w:val="标题 3 Char2"/>
     <w:basedOn w:val="19"/>
     <w:qFormat/>
@@ -7977,7 +9886,7 @@
       <w:szCs w:val="32"/>
     </w:rPr>
   </w:style>
-  <w:style w:type="character" w:customStyle="1" w:styleId="31">
+  <w:style w:type="character" w:customStyle="1" w:styleId="32">
     <w:name w:val="标题 4 Char2"/>
     <w:basedOn w:val="19"/>
     <w:qFormat/>
@@ -7990,7 +9899,7 @@
       <w:szCs w:val="28"/>
     </w:rPr>
   </w:style>
-  <w:style w:type="character" w:customStyle="1" w:styleId="32">
+  <w:style w:type="character" w:customStyle="1" w:styleId="33">
     <w:name w:val="标题 5 Char2"/>
     <w:basedOn w:val="19"/>
     <w:autoRedefine/>
@@ -8004,7 +9913,7 @@
       <w:szCs w:val="28"/>
     </w:rPr>
   </w:style>
-  <w:style w:type="character" w:customStyle="1" w:styleId="33">
+  <w:style w:type="character" w:customStyle="1" w:styleId="34">
     <w:name w:val="标题 6 Char2"/>
     <w:basedOn w:val="19"/>
     <w:qFormat/>
@@ -8017,7 +9926,7 @@
       <w:szCs w:val="24"/>
     </w:rPr>
   </w:style>
-  <w:style w:type="character" w:customStyle="1" w:styleId="34">
+  <w:style w:type="character" w:customStyle="1" w:styleId="35">
     <w:name w:val="标题 7 Char2"/>
     <w:basedOn w:val="19"/>
     <w:qFormat/>
@@ -8030,7 +9939,7 @@
       <w:szCs w:val="24"/>
     </w:rPr>
   </w:style>
-  <w:style w:type="character" w:customStyle="1" w:styleId="35">
+  <w:style w:type="character" w:customStyle="1" w:styleId="36">
     <w:name w:val="标题 8 Char"/>
     <w:basedOn w:val="19"/>
     <w:qFormat/>
@@ -8041,7 +9950,7 @@
       <w:szCs w:val="24"/>
     </w:rPr>
   </w:style>
-  <w:style w:type="character" w:customStyle="1" w:styleId="36">
+  <w:style w:type="character" w:customStyle="1" w:styleId="37">
     <w:name w:val="标题 9 Char"/>
     <w:basedOn w:val="19"/>
     <w:qFormat/>
@@ -8052,7 +9961,7 @@
       <w:szCs w:val="21"/>
     </w:rPr>
   </w:style>
-  <w:style w:type="paragraph" w:customStyle="1" w:styleId="37">
+  <w:style w:type="paragraph" w:customStyle="1" w:styleId="38">
     <w:name w:val="text"/>
     <w:basedOn w:val="1"/>
     <w:qFormat/>
@@ -8068,7 +9977,7 @@
       <w:szCs w:val="24"/>
     </w:rPr>
   </w:style>
-  <w:style w:type="character" w:customStyle="1" w:styleId="38">
+  <w:style w:type="character" w:customStyle="1" w:styleId="39">
     <w:name w:val="页眉 Char"/>
     <w:basedOn w:val="19"/>
     <w:qFormat/>
@@ -8078,7 +9987,7 @@
       <w:szCs w:val="18"/>
     </w:rPr>
   </w:style>
-  <w:style w:type="character" w:customStyle="1" w:styleId="39">
+  <w:style w:type="character" w:customStyle="1" w:styleId="40">
     <w:name w:val="页脚 Char"/>
     <w:basedOn w:val="19"/>
     <w:qFormat/>
@@ -8088,7 +9997,7 @@
       <w:szCs w:val="18"/>
     </w:rPr>
   </w:style>
-  <w:style w:type="character" w:customStyle="1" w:styleId="40">
+  <w:style w:type="character" w:customStyle="1" w:styleId="41">
     <w:name w:val="批注框文本 Char"/>
     <w:basedOn w:val="19"/>
     <w:semiHidden/>
@@ -8099,7 +10008,7 @@
       <w:szCs w:val="18"/>
     </w:rPr>
   </w:style>
-  <w:style w:type="paragraph" w:customStyle="1" w:styleId="41">
+  <w:style w:type="paragraph" w:customStyle="1" w:styleId="42">
     <w:name w:val="列出段落1"/>
     <w:basedOn w:val="1"/>
     <w:qFormat/>
@@ -8108,7 +10017,7 @@
       <w:ind w:firstLine="420" w:firstLineChars="200"/>
     </w:pPr>
   </w:style>
-  <w:style w:type="paragraph" w:customStyle="1" w:styleId="42">
+  <w:style w:type="paragraph" w:customStyle="1" w:styleId="43">
     <w:name w:val="列出段落2"/>
     <w:basedOn w:val="1"/>
     <w:qFormat/>
@@ -8117,7 +10026,7 @@
       <w:ind w:firstLine="420" w:firstLineChars="200"/>
     </w:pPr>
   </w:style>
-  <w:style w:type="character" w:customStyle="1" w:styleId="43">
+  <w:style w:type="character" w:customStyle="1" w:styleId="44">
     <w:name w:val="标题 1 Char"/>
     <w:basedOn w:val="19"/>
     <w:qFormat/>
@@ -8131,7 +10040,7 @@
       <w:szCs w:val="44"/>
     </w:rPr>
   </w:style>
-  <w:style w:type="character" w:customStyle="1" w:styleId="44">
+  <w:style w:type="character" w:customStyle="1" w:styleId="45">
     <w:name w:val="标题 2 Char"/>
     <w:basedOn w:val="19"/>
     <w:qFormat/>
@@ -8145,7 +10054,7 @@
       <w:szCs w:val="32"/>
     </w:rPr>
   </w:style>
-  <w:style w:type="character" w:customStyle="1" w:styleId="45">
+  <w:style w:type="character" w:customStyle="1" w:styleId="46">
     <w:name w:val="标题 3 Char"/>
     <w:basedOn w:val="19"/>
     <w:autoRedefine/>
@@ -8160,7 +10069,7 @@
       <w:szCs w:val="32"/>
     </w:rPr>
   </w:style>
-  <w:style w:type="character" w:customStyle="1" w:styleId="46">
+  <w:style w:type="character" w:customStyle="1" w:styleId="47">
     <w:name w:val="标题 4 Char"/>
     <w:basedOn w:val="19"/>
     <w:qFormat/>
@@ -8174,7 +10083,7 @@
       <w:szCs w:val="28"/>
     </w:rPr>
   </w:style>
-  <w:style w:type="character" w:customStyle="1" w:styleId="47">
+  <w:style w:type="character" w:customStyle="1" w:styleId="48">
     <w:name w:val="标题 5 Char"/>
     <w:basedOn w:val="19"/>
     <w:autoRedefine/>
@@ -8189,7 +10098,7 @@
       <w:szCs w:val="28"/>
     </w:rPr>
   </w:style>
-  <w:style w:type="character" w:customStyle="1" w:styleId="48">
+  <w:style w:type="character" w:customStyle="1" w:styleId="49">
     <w:name w:val="标题 6 Char"/>
     <w:basedOn w:val="19"/>
     <w:qFormat/>
@@ -8203,7 +10112,7 @@
       <w:szCs w:val="24"/>
     </w:rPr>
   </w:style>
-  <w:style w:type="character" w:customStyle="1" w:styleId="49">
+  <w:style w:type="character" w:customStyle="1" w:styleId="50">
     <w:name w:val="标题 7 Char"/>
     <w:basedOn w:val="19"/>
     <w:autoRedefine/>
@@ -8218,7 +10127,7 @@
       <w:szCs w:val="24"/>
     </w:rPr>
   </w:style>
-  <w:style w:type="character" w:customStyle="1" w:styleId="50">
+  <w:style w:type="character" w:customStyle="1" w:styleId="51">
     <w:name w:val="标题 8 Char11"/>
     <w:basedOn w:val="19"/>
     <w:autoRedefine/>
@@ -8231,7 +10140,7 @@
       <w:szCs w:val="24"/>
     </w:rPr>
   </w:style>
-  <w:style w:type="character" w:customStyle="1" w:styleId="51">
+  <w:style w:type="character" w:customStyle="1" w:styleId="52">
     <w:name w:val="标题 9 Char11"/>
     <w:basedOn w:val="19"/>
     <w:autoRedefine/>
@@ -8244,7 +10153,7 @@
       <w:szCs w:val="21"/>
     </w:rPr>
   </w:style>
-  <w:style w:type="paragraph" w:customStyle="1" w:styleId="52">
+  <w:style w:type="paragraph" w:customStyle="1" w:styleId="53">
     <w:name w:val="text1"/>
     <w:basedOn w:val="1"/>
     <w:qFormat/>
@@ -8261,7 +10170,7 @@
       <w:szCs w:val="24"/>
     </w:rPr>
   </w:style>
-  <w:style w:type="character" w:customStyle="1" w:styleId="53">
+  <w:style w:type="character" w:customStyle="1" w:styleId="54">
     <w:name w:val="页眉 字符"/>
     <w:basedOn w:val="19"/>
     <w:autoRedefine/>
@@ -8272,7 +10181,7 @@
       <w:szCs w:val="18"/>
     </w:rPr>
   </w:style>
-  <w:style w:type="character" w:customStyle="1" w:styleId="54">
+  <w:style w:type="character" w:customStyle="1" w:styleId="55">
     <w:name w:val="页脚 字符"/>
     <w:basedOn w:val="19"/>
     <w:autoRedefine/>
@@ -8283,7 +10192,7 @@
       <w:szCs w:val="18"/>
     </w:rPr>
   </w:style>
-  <w:style w:type="character" w:customStyle="1" w:styleId="55">
+  <w:style w:type="character" w:customStyle="1" w:styleId="56">
     <w:name w:val="批注框文本 字符"/>
     <w:basedOn w:val="19"/>
     <w:autoRedefine/>
@@ -8295,7 +10204,7 @@
       <w:szCs w:val="18"/>
     </w:rPr>
   </w:style>
-  <w:style w:type="paragraph" w:customStyle="1" w:styleId="56">
+  <w:style w:type="paragraph" w:customStyle="1" w:styleId="57">
     <w:name w:val="列出段落12"/>
     <w:basedOn w:val="1"/>
     <w:autoRedefine/>
@@ -8305,7 +10214,7 @@
       <w:ind w:firstLine="420" w:firstLineChars="200"/>
     </w:pPr>
   </w:style>
-  <w:style w:type="paragraph" w:customStyle="1" w:styleId="57">
+  <w:style w:type="paragraph" w:customStyle="1" w:styleId="58">
     <w:name w:val="列出段落22"/>
     <w:basedOn w:val="1"/>
     <w:qFormat/>
@@ -8314,7 +10223,7 @@
       <w:ind w:firstLine="420" w:firstLineChars="200"/>
     </w:pPr>
   </w:style>
-  <w:style w:type="character" w:customStyle="1" w:styleId="58">
+  <w:style w:type="character" w:customStyle="1" w:styleId="59">
     <w:name w:val="标题 1 字符"/>
     <w:basedOn w:val="19"/>
     <w:qFormat/>
@@ -8328,7 +10237,7 @@
       <w:szCs w:val="44"/>
     </w:rPr>
   </w:style>
-  <w:style w:type="character" w:customStyle="1" w:styleId="59">
+  <w:style w:type="character" w:customStyle="1" w:styleId="60">
     <w:name w:val="标题 2 字符"/>
     <w:basedOn w:val="19"/>
     <w:qFormat/>
@@ -8342,7 +10251,7 @@
       <w:szCs w:val="32"/>
     </w:rPr>
   </w:style>
-  <w:style w:type="character" w:customStyle="1" w:styleId="60">
+  <w:style w:type="character" w:customStyle="1" w:styleId="61">
     <w:name w:val="标题 3 字符"/>
     <w:basedOn w:val="19"/>
     <w:qFormat/>
@@ -8356,7 +10265,7 @@
       <w:szCs w:val="32"/>
     </w:rPr>
   </w:style>
-  <w:style w:type="character" w:customStyle="1" w:styleId="61">
+  <w:style w:type="character" w:customStyle="1" w:styleId="62">
     <w:name w:val="标题 4 字符"/>
     <w:basedOn w:val="19"/>
     <w:qFormat/>
@@ -8370,7 +10279,7 @@
       <w:szCs w:val="28"/>
     </w:rPr>
   </w:style>
-  <w:style w:type="character" w:customStyle="1" w:styleId="62">
+  <w:style w:type="character" w:customStyle="1" w:styleId="63">
     <w:name w:val="标题 5 字符"/>
     <w:basedOn w:val="19"/>
     <w:qFormat/>
@@ -8384,7 +10293,7 @@
       <w:szCs w:val="28"/>
     </w:rPr>
   </w:style>
-  <w:style w:type="character" w:customStyle="1" w:styleId="63">
+  <w:style w:type="character" w:customStyle="1" w:styleId="64">
     <w:name w:val="标题 6 字符"/>
     <w:basedOn w:val="19"/>
     <w:qFormat/>
@@ -8398,7 +10307,7 @@
       <w:szCs w:val="24"/>
     </w:rPr>
   </w:style>
-  <w:style w:type="character" w:customStyle="1" w:styleId="64">
+  <w:style w:type="character" w:customStyle="1" w:styleId="65">
     <w:name w:val="标题 7 字符"/>
     <w:basedOn w:val="19"/>
     <w:qFormat/>
@@ -8412,7 +10321,7 @@
       <w:szCs w:val="24"/>
     </w:rPr>
   </w:style>
-  <w:style w:type="character" w:customStyle="1" w:styleId="65">
+  <w:style w:type="character" w:customStyle="1" w:styleId="66">
     <w:name w:val="标题 8 字符"/>
     <w:basedOn w:val="19"/>
     <w:autoRedefine/>
@@ -8425,7 +10334,7 @@
       <w:szCs w:val="24"/>
     </w:rPr>
   </w:style>
-  <w:style w:type="character" w:customStyle="1" w:styleId="66">
+  <w:style w:type="character" w:customStyle="1" w:styleId="67">
     <w:name w:val="标题 9 字符"/>
     <w:basedOn w:val="19"/>
     <w:autoRedefine/>
@@ -8438,10 +10347,10 @@
       <w:szCs w:val="21"/>
     </w:rPr>
   </w:style>
-  <w:style w:type="character" w:customStyle="1" w:styleId="67">
+  <w:style w:type="character" w:customStyle="1" w:styleId="68">
     <w:name w:val="列出段落 Char"/>
     <w:basedOn w:val="19"/>
-    <w:link w:val="25"/>
+    <w:link w:val="26"/>
     <w:autoRedefine/>
     <w:qFormat/>
     <w:uiPriority w:val="34"/>
@@ -8450,7 +10359,7 @@
       <w:szCs w:val="18"/>
     </w:rPr>
   </w:style>
-  <w:style w:type="character" w:customStyle="1" w:styleId="68">
+  <w:style w:type="character" w:customStyle="1" w:styleId="69">
     <w:name w:val="页脚 字符1"/>
     <w:basedOn w:val="19"/>
     <w:autoRedefine/>
@@ -8461,7 +10370,7 @@
       <w:szCs w:val="18"/>
     </w:rPr>
   </w:style>
-  <w:style w:type="character" w:customStyle="1" w:styleId="69">
+  <w:style w:type="character" w:customStyle="1" w:styleId="70">
     <w:name w:val="批注框文本 字符1"/>
     <w:basedOn w:val="19"/>
     <w:semiHidden/>
@@ -8472,7 +10381,7 @@
       <w:szCs w:val="18"/>
     </w:rPr>
   </w:style>
-  <w:style w:type="paragraph" w:customStyle="1" w:styleId="70">
+  <w:style w:type="paragraph" w:customStyle="1" w:styleId="71">
     <w:name w:val="列出段落13"/>
     <w:basedOn w:val="1"/>
     <w:qFormat/>
@@ -8481,7 +10390,7 @@
       <w:ind w:firstLine="420" w:firstLineChars="200"/>
     </w:pPr>
   </w:style>
-  <w:style w:type="paragraph" w:customStyle="1" w:styleId="71">
+  <w:style w:type="paragraph" w:customStyle="1" w:styleId="72">
     <w:name w:val="列出段落23"/>
     <w:basedOn w:val="1"/>
     <w:qFormat/>
@@ -8490,7 +10399,7 @@
       <w:ind w:firstLine="420" w:firstLineChars="200"/>
     </w:pPr>
   </w:style>
-  <w:style w:type="character" w:customStyle="1" w:styleId="72">
+  <w:style w:type="character" w:customStyle="1" w:styleId="73">
     <w:name w:val="标题 1 字符1"/>
     <w:basedOn w:val="19"/>
     <w:autoRedefine/>
@@ -8505,7 +10414,7 @@
       <w:szCs w:val="44"/>
     </w:rPr>
   </w:style>
-  <w:style w:type="character" w:customStyle="1" w:styleId="73">
+  <w:style w:type="character" w:customStyle="1" w:styleId="74">
     <w:name w:val="标题 2 字符1"/>
     <w:basedOn w:val="19"/>
     <w:qFormat/>
@@ -8519,7 +10428,7 @@
       <w:szCs w:val="32"/>
     </w:rPr>
   </w:style>
-  <w:style w:type="character" w:customStyle="1" w:styleId="74">
+  <w:style w:type="character" w:customStyle="1" w:styleId="75">
     <w:name w:val="标题 3 字符1"/>
     <w:basedOn w:val="19"/>
     <w:autoRedefine/>
@@ -8534,7 +10443,7 @@
       <w:szCs w:val="32"/>
     </w:rPr>
   </w:style>
-  <w:style w:type="character" w:customStyle="1" w:styleId="75">
+  <w:style w:type="character" w:customStyle="1" w:styleId="76">
     <w:name w:val="标题 4 字符1"/>
     <w:basedOn w:val="19"/>
     <w:qFormat/>
@@ -8548,7 +10457,7 @@
       <w:szCs w:val="28"/>
     </w:rPr>
   </w:style>
-  <w:style w:type="character" w:customStyle="1" w:styleId="76">
+  <w:style w:type="character" w:customStyle="1" w:styleId="77">
     <w:name w:val="标题 5 字符1"/>
     <w:basedOn w:val="19"/>
     <w:autoRedefine/>
@@ -8563,7 +10472,7 @@
       <w:szCs w:val="28"/>
     </w:rPr>
   </w:style>
-  <w:style w:type="character" w:customStyle="1" w:styleId="77">
+  <w:style w:type="character" w:customStyle="1" w:styleId="78">
     <w:name w:val="标题 6 字符1"/>
     <w:basedOn w:val="19"/>
     <w:qFormat/>
@@ -8577,7 +10486,7 @@
       <w:szCs w:val="24"/>
     </w:rPr>
   </w:style>
-  <w:style w:type="character" w:customStyle="1" w:styleId="78">
+  <w:style w:type="character" w:customStyle="1" w:styleId="79">
     <w:name w:val="标题 7 字符1"/>
     <w:basedOn w:val="19"/>
     <w:qFormat/>
@@ -8591,7 +10500,7 @@
       <w:szCs w:val="24"/>
     </w:rPr>
   </w:style>
-  <w:style w:type="character" w:customStyle="1" w:styleId="79">
+  <w:style w:type="character" w:customStyle="1" w:styleId="80">
     <w:name w:val="标题 8 字符1"/>
     <w:basedOn w:val="19"/>
     <w:autoRedefine/>
@@ -8604,7 +10513,7 @@
       <w:szCs w:val="24"/>
     </w:rPr>
   </w:style>
-  <w:style w:type="character" w:customStyle="1" w:styleId="80">
+  <w:style w:type="character" w:customStyle="1" w:styleId="81">
     <w:name w:val="标题 9 字符1"/>
     <w:basedOn w:val="19"/>
     <w:autoRedefine/>
@@ -8617,7 +10526,7 @@
       <w:szCs w:val="21"/>
     </w:rPr>
   </w:style>
-  <w:style w:type="character" w:customStyle="1" w:styleId="81">
+  <w:style w:type="character" w:customStyle="1" w:styleId="82">
     <w:name w:val="页眉 Char11"/>
     <w:basedOn w:val="19"/>
     <w:autoRedefine/>
@@ -8629,7 +10538,7 @@
       <w:szCs w:val="18"/>
     </w:rPr>
   </w:style>
-  <w:style w:type="character" w:customStyle="1" w:styleId="82">
+  <w:style w:type="character" w:customStyle="1" w:styleId="83">
     <w:name w:val="页脚 Char11"/>
     <w:basedOn w:val="19"/>
     <w:autoRedefine/>
@@ -8641,7 +10550,7 @@
       <w:szCs w:val="18"/>
     </w:rPr>
   </w:style>
-  <w:style w:type="character" w:customStyle="1" w:styleId="83">
+  <w:style w:type="character" w:customStyle="1" w:styleId="84">
     <w:name w:val="标题 1 Char11"/>
     <w:basedOn w:val="19"/>
     <w:autoRedefine/>
@@ -8656,7 +10565,7 @@
       <w:szCs w:val="44"/>
     </w:rPr>
   </w:style>
-  <w:style w:type="character" w:customStyle="1" w:styleId="84">
+  <w:style w:type="character" w:customStyle="1" w:styleId="85">
     <w:name w:val="标题 1 Char3"/>
     <w:basedOn w:val="19"/>
     <w:autoRedefine/>
@@ -8671,7 +10580,7 @@
       <w:szCs w:val="44"/>
     </w:rPr>
   </w:style>
-  <w:style w:type="character" w:customStyle="1" w:styleId="85">
+  <w:style w:type="character" w:customStyle="1" w:styleId="86">
     <w:name w:val="标题 2 Char11"/>
     <w:basedOn w:val="19"/>
     <w:qFormat/>
@@ -8684,7 +10593,7 @@
       <w:szCs w:val="32"/>
     </w:rPr>
   </w:style>
-  <w:style w:type="character" w:customStyle="1" w:styleId="86">
+  <w:style w:type="character" w:customStyle="1" w:styleId="87">
     <w:name w:val="标题 3 Char11"/>
     <w:basedOn w:val="19"/>
     <w:qFormat/>
@@ -8697,7 +10606,7 @@
       <w:szCs w:val="32"/>
     </w:rPr>
   </w:style>
-  <w:style w:type="character" w:customStyle="1" w:styleId="87">
+  <w:style w:type="character" w:customStyle="1" w:styleId="88">
     <w:name w:val="标题 4 Char11"/>
     <w:basedOn w:val="19"/>
     <w:autoRedefine/>
@@ -8711,7 +10620,7 @@
       <w:szCs w:val="28"/>
     </w:rPr>
   </w:style>
-  <w:style w:type="character" w:customStyle="1" w:styleId="88">
+  <w:style w:type="character" w:customStyle="1" w:styleId="89">
     <w:name w:val="标题 5 Char11"/>
     <w:basedOn w:val="19"/>
     <w:autoRedefine/>
@@ -8725,7 +10634,7 @@
       <w:szCs w:val="28"/>
     </w:rPr>
   </w:style>
-  <w:style w:type="character" w:customStyle="1" w:styleId="89">
+  <w:style w:type="character" w:customStyle="1" w:styleId="90">
     <w:name w:val="标题 6 Char11"/>
     <w:basedOn w:val="19"/>
     <w:autoRedefine/>
@@ -8739,7 +10648,7 @@
       <w:szCs w:val="24"/>
     </w:rPr>
   </w:style>
-  <w:style w:type="character" w:customStyle="1" w:styleId="90">
+  <w:style w:type="character" w:customStyle="1" w:styleId="91">
     <w:name w:val="标题 7 Char11"/>
     <w:basedOn w:val="19"/>
     <w:autoRedefine/>
@@ -8753,7 +10662,7 @@
       <w:szCs w:val="24"/>
     </w:rPr>
   </w:style>
-  <w:style w:type="character" w:customStyle="1" w:styleId="91">
+  <w:style w:type="character" w:customStyle="1" w:styleId="92">
     <w:name w:val="标题 8 Char2"/>
     <w:basedOn w:val="19"/>
     <w:autoRedefine/>
@@ -8765,7 +10674,7 @@
       <w:szCs w:val="24"/>
     </w:rPr>
   </w:style>
-  <w:style w:type="character" w:customStyle="1" w:styleId="92">
+  <w:style w:type="character" w:customStyle="1" w:styleId="93">
     <w:name w:val="标题 9 Char2"/>
     <w:basedOn w:val="19"/>
     <w:autoRedefine/>
@@ -8776,7 +10685,7 @@
       <w:szCs w:val="21"/>
     </w:rPr>
   </w:style>
-  <w:style w:type="character" w:customStyle="1" w:styleId="93">
+  <w:style w:type="character" w:customStyle="1" w:styleId="94">
     <w:name w:val="页脚 Char3"/>
     <w:basedOn w:val="19"/>
     <w:autoRedefine/>
@@ -8787,7 +10696,7 @@
       <w:szCs w:val="18"/>
     </w:rPr>
   </w:style>
-  <w:style w:type="character" w:customStyle="1" w:styleId="94">
+  <w:style w:type="character" w:customStyle="1" w:styleId="95">
     <w:name w:val="页眉 Char3"/>
     <w:basedOn w:val="19"/>
     <w:autoRedefine/>
@@ -8799,7 +10708,7 @@
       <w:szCs w:val="18"/>
     </w:rPr>
   </w:style>
-  <w:style w:type="character" w:customStyle="1" w:styleId="95">
+  <w:style w:type="character" w:customStyle="1" w:styleId="96">
     <w:name w:val="批注框文本 Char11"/>
     <w:basedOn w:val="19"/>
     <w:autoRedefine/>
@@ -8811,7 +10720,7 @@
       <w:szCs w:val="18"/>
     </w:rPr>
   </w:style>
-  <w:style w:type="character" w:customStyle="1" w:styleId="96">
+  <w:style w:type="character" w:customStyle="1" w:styleId="97">
     <w:name w:val="标题 1 Char4"/>
     <w:basedOn w:val="19"/>
     <w:autoRedefine/>
@@ -8826,7 +10735,7 @@
       <w:szCs w:val="44"/>
     </w:rPr>
   </w:style>
-  <w:style w:type="character" w:customStyle="1" w:styleId="97">
+  <w:style w:type="character" w:customStyle="1" w:styleId="98">
     <w:name w:val="标题 2 Char3"/>
     <w:basedOn w:val="19"/>
     <w:autoRedefine/>
@@ -8840,7 +10749,7 @@
       <w:szCs w:val="32"/>
     </w:rPr>
   </w:style>
-  <w:style w:type="character" w:customStyle="1" w:styleId="98">
+  <w:style w:type="character" w:customStyle="1" w:styleId="99">
     <w:name w:val="标题 3 Char3"/>
     <w:basedOn w:val="19"/>
     <w:autoRedefine/>
@@ -8854,7 +10763,7 @@
       <w:szCs w:val="32"/>
     </w:rPr>
   </w:style>
-  <w:style w:type="character" w:customStyle="1" w:styleId="99">
+  <w:style w:type="character" w:customStyle="1" w:styleId="100">
     <w:name w:val="标题 4 Char3"/>
     <w:basedOn w:val="19"/>
     <w:autoRedefine/>
@@ -8868,7 +10777,7 @@
       <w:szCs w:val="28"/>
     </w:rPr>
   </w:style>
-  <w:style w:type="character" w:customStyle="1" w:styleId="100">
+  <w:style w:type="character" w:customStyle="1" w:styleId="101">
     <w:name w:val="标题 5 Char3"/>
     <w:basedOn w:val="19"/>
     <w:autoRedefine/>
@@ -8882,7 +10791,7 @@
       <w:szCs w:val="28"/>
     </w:rPr>
   </w:style>
-  <w:style w:type="character" w:customStyle="1" w:styleId="101">
+  <w:style w:type="character" w:customStyle="1" w:styleId="102">
     <w:name w:val="标题 6 Char3"/>
     <w:basedOn w:val="19"/>
     <w:autoRedefine/>
@@ -8896,7 +10805,7 @@
       <w:szCs w:val="24"/>
     </w:rPr>
   </w:style>
-  <w:style w:type="character" w:customStyle="1" w:styleId="102">
+  <w:style w:type="character" w:customStyle="1" w:styleId="103">
     <w:name w:val="标题 7 Char3"/>
     <w:basedOn w:val="19"/>
     <w:autoRedefine/>
@@ -8910,7 +10819,7 @@
       <w:szCs w:val="24"/>
     </w:rPr>
   </w:style>
-  <w:style w:type="character" w:customStyle="1" w:styleId="103">
+  <w:style w:type="character" w:customStyle="1" w:styleId="104">
     <w:name w:val="标题 8 Char3"/>
     <w:basedOn w:val="19"/>
     <w:autoRedefine/>
@@ -8922,7 +10831,7 @@
       <w:szCs w:val="24"/>
     </w:rPr>
   </w:style>
-  <w:style w:type="character" w:customStyle="1" w:styleId="104">
+  <w:style w:type="character" w:customStyle="1" w:styleId="105">
     <w:name w:val="标题 9 Char3"/>
     <w:basedOn w:val="19"/>
     <w:autoRedefine/>
@@ -8933,7 +10842,7 @@
       <w:szCs w:val="21"/>
     </w:rPr>
   </w:style>
-  <w:style w:type="character" w:customStyle="1" w:styleId="105">
+  <w:style w:type="character" w:customStyle="1" w:styleId="106">
     <w:name w:val="页眉 Char4"/>
     <w:basedOn w:val="19"/>
     <w:autoRedefine/>
@@ -8944,7 +10853,7 @@
       <w:szCs w:val="18"/>
     </w:rPr>
   </w:style>
-  <w:style w:type="character" w:customStyle="1" w:styleId="106">
+  <w:style w:type="character" w:customStyle="1" w:styleId="107">
     <w:name w:val="页脚 Char4"/>
     <w:basedOn w:val="19"/>
     <w:autoRedefine/>
@@ -8955,14 +10864,14 @@
       <w:szCs w:val="18"/>
     </w:rPr>
   </w:style>
-  <w:style w:type="character" w:customStyle="1" w:styleId="107">
+  <w:style w:type="character" w:customStyle="1" w:styleId="108">
     <w:name w:val="apple-style-span"/>
     <w:basedOn w:val="19"/>
     <w:autoRedefine/>
     <w:qFormat/>
     <w:uiPriority w:val="0"/>
   </w:style>
-  <w:style w:type="character" w:customStyle="1" w:styleId="108">
+  <w:style w:type="character" w:customStyle="1" w:styleId="109">
     <w:name w:val="批注框文本 Char3"/>
     <w:basedOn w:val="19"/>
     <w:autoRedefine/>
@@ -8974,7 +10883,7 @@
       <w:szCs w:val="18"/>
     </w:rPr>
   </w:style>
-  <w:style w:type="character" w:customStyle="1" w:styleId="109">
+  <w:style w:type="character" w:customStyle="1" w:styleId="110">
     <w:name w:val="标题 1 Char5"/>
     <w:basedOn w:val="19"/>
     <w:autoRedefine/>
@@ -8989,7 +10898,7 @@
       <w:szCs w:val="44"/>
     </w:rPr>
   </w:style>
-  <w:style w:type="character" w:customStyle="1" w:styleId="110">
+  <w:style w:type="character" w:customStyle="1" w:styleId="111">
     <w:name w:val="标题 2 Char4"/>
     <w:basedOn w:val="19"/>
     <w:autoRedefine/>
@@ -9003,7 +10912,7 @@
       <w:szCs w:val="32"/>
     </w:rPr>
   </w:style>
-  <w:style w:type="character" w:customStyle="1" w:styleId="111">
+  <w:style w:type="character" w:customStyle="1" w:styleId="112">
     <w:name w:val="标题 3 Char4"/>
     <w:basedOn w:val="19"/>
     <w:autoRedefine/>
@@ -9017,7 +10926,7 @@
       <w:szCs w:val="32"/>
     </w:rPr>
   </w:style>
-  <w:style w:type="character" w:customStyle="1" w:styleId="112">
+  <w:style w:type="character" w:customStyle="1" w:styleId="113">
     <w:name w:val="标题 4 Char4"/>
     <w:basedOn w:val="19"/>
     <w:autoRedefine/>
@@ -9031,7 +10940,7 @@
       <w:szCs w:val="28"/>
     </w:rPr>
   </w:style>
-  <w:style w:type="character" w:customStyle="1" w:styleId="113">
+  <w:style w:type="character" w:customStyle="1" w:styleId="114">
     <w:name w:val="标题 5 Char4"/>
     <w:basedOn w:val="19"/>
     <w:autoRedefine/>
@@ -9045,7 +10954,7 @@
       <w:szCs w:val="28"/>
     </w:rPr>
   </w:style>
-  <w:style w:type="character" w:customStyle="1" w:styleId="114">
+  <w:style w:type="character" w:customStyle="1" w:styleId="115">
     <w:name w:val="标题 6 Char4"/>
     <w:basedOn w:val="19"/>
     <w:autoRedefine/>
@@ -9059,7 +10968,7 @@
       <w:szCs w:val="24"/>
     </w:rPr>
   </w:style>
-  <w:style w:type="character" w:customStyle="1" w:styleId="115">
+  <w:style w:type="character" w:customStyle="1" w:styleId="116">
     <w:name w:val="标题 7 Char4"/>
     <w:basedOn w:val="19"/>
     <w:autoRedefine/>
@@ -9073,7 +10982,7 @@
       <w:szCs w:val="24"/>
     </w:rPr>
   </w:style>
-  <w:style w:type="character" w:customStyle="1" w:styleId="116">
+  <w:style w:type="character" w:customStyle="1" w:styleId="117">
     <w:name w:val="标题 8 Char4"/>
     <w:basedOn w:val="19"/>
     <w:autoRedefine/>
@@ -9085,7 +10994,7 @@
       <w:szCs w:val="24"/>
     </w:rPr>
   </w:style>
-  <w:style w:type="character" w:customStyle="1" w:styleId="117">
+  <w:style w:type="character" w:customStyle="1" w:styleId="118">
     <w:name w:val="标题 9 Char4"/>
     <w:basedOn w:val="19"/>
     <w:autoRedefine/>
@@ -9096,7 +11005,7 @@
       <w:szCs w:val="21"/>
     </w:rPr>
   </w:style>
-  <w:style w:type="character" w:customStyle="1" w:styleId="118">
+  <w:style w:type="character" w:customStyle="1" w:styleId="119">
     <w:name w:val="页眉 Char5"/>
     <w:basedOn w:val="19"/>
     <w:autoRedefine/>
@@ -9107,7 +11016,7 @@
       <w:szCs w:val="18"/>
     </w:rPr>
   </w:style>
-  <w:style w:type="character" w:customStyle="1" w:styleId="119">
+  <w:style w:type="character" w:customStyle="1" w:styleId="120">
     <w:name w:val="页脚 Char5"/>
     <w:basedOn w:val="19"/>
     <w:autoRedefine/>
@@ -9118,14 +11027,14 @@
       <w:szCs w:val="18"/>
     </w:rPr>
   </w:style>
-  <w:style w:type="character" w:customStyle="1" w:styleId="120">
+  <w:style w:type="character" w:customStyle="1" w:styleId="121">
     <w:name w:val="apple-style-span1"/>
     <w:basedOn w:val="19"/>
     <w:autoRedefine/>
     <w:qFormat/>
     <w:uiPriority w:val="0"/>
   </w:style>
-  <w:style w:type="character" w:customStyle="1" w:styleId="121">
+  <w:style w:type="character" w:customStyle="1" w:styleId="122">
     <w:name w:val="批注框文本 Char4"/>
     <w:basedOn w:val="19"/>
     <w:autoRedefine/>
@@ -9137,20 +11046,20 @@
       <w:szCs w:val="18"/>
     </w:rPr>
   </w:style>
-  <w:style w:type="character" w:customStyle="1" w:styleId="122">
+  <w:style w:type="character" w:customStyle="1" w:styleId="123">
     <w:name w:val="jrnl"/>
     <w:basedOn w:val="19"/>
     <w:autoRedefine/>
     <w:qFormat/>
     <w:uiPriority w:val="0"/>
   </w:style>
-  <w:style w:type="character" w:customStyle="1" w:styleId="123">
+  <w:style w:type="character" w:customStyle="1" w:styleId="124">
     <w:name w:val="src1"/>
     <w:autoRedefine/>
     <w:qFormat/>
     <w:uiPriority w:val="0"/>
   </w:style>
-  <w:style w:type="character" w:customStyle="1" w:styleId="124">
+  <w:style w:type="character" w:customStyle="1" w:styleId="125">
     <w:name w:val="A8"/>
     <w:autoRedefine/>
     <w:qFormat/>
@@ -9162,7 +11071,7 @@
       <w:szCs w:val="20"/>
     </w:rPr>
   </w:style>
-  <w:style w:type="character" w:customStyle="1" w:styleId="125">
+  <w:style w:type="character" w:customStyle="1" w:styleId="126">
     <w:name w:val="标题 1 Char6"/>
     <w:basedOn w:val="19"/>
     <w:autoRedefine/>
@@ -9177,7 +11086,7 @@
       <w:szCs w:val="44"/>
     </w:rPr>
   </w:style>
-  <w:style w:type="character" w:customStyle="1" w:styleId="126">
+  <w:style w:type="character" w:customStyle="1" w:styleId="127">
     <w:name w:val="标题 2 Char5"/>
     <w:basedOn w:val="19"/>
     <w:autoRedefine/>
@@ -9191,7 +11100,7 @@
       <w:szCs w:val="32"/>
     </w:rPr>
   </w:style>
-  <w:style w:type="character" w:customStyle="1" w:styleId="127">
+  <w:style w:type="character" w:customStyle="1" w:styleId="128">
     <w:name w:val="标题 3 Char5"/>
     <w:basedOn w:val="19"/>
     <w:autoRedefine/>
@@ -9205,7 +11114,7 @@
       <w:szCs w:val="32"/>
     </w:rPr>
   </w:style>
-  <w:style w:type="character" w:customStyle="1" w:styleId="128">
+  <w:style w:type="character" w:customStyle="1" w:styleId="129">
     <w:name w:val="标题 4 Char5"/>
     <w:basedOn w:val="19"/>
     <w:autoRedefine/>
@@ -9219,7 +11128,7 @@
       <w:szCs w:val="28"/>
     </w:rPr>
   </w:style>
-  <w:style w:type="character" w:customStyle="1" w:styleId="129">
+  <w:style w:type="character" w:customStyle="1" w:styleId="130">
     <w:name w:val="标题 5 Char5"/>
     <w:basedOn w:val="19"/>
     <w:autoRedefine/>
@@ -9233,7 +11142,7 @@
       <w:szCs w:val="28"/>
     </w:rPr>
   </w:style>
-  <w:style w:type="character" w:customStyle="1" w:styleId="130">
+  <w:style w:type="character" w:customStyle="1" w:styleId="131">
     <w:name w:val="标题 6 Char5"/>
     <w:basedOn w:val="19"/>
     <w:autoRedefine/>
@@ -9247,7 +11156,7 @@
       <w:szCs w:val="24"/>
     </w:rPr>
   </w:style>
-  <w:style w:type="character" w:customStyle="1" w:styleId="131">
+  <w:style w:type="character" w:customStyle="1" w:styleId="132">
     <w:name w:val="标题 7 Char5"/>
     <w:basedOn w:val="19"/>
     <w:autoRedefine/>
@@ -9261,7 +11170,7 @@
       <w:szCs w:val="24"/>
     </w:rPr>
   </w:style>
-  <w:style w:type="character" w:customStyle="1" w:styleId="132">
+  <w:style w:type="character" w:customStyle="1" w:styleId="133">
     <w:name w:val="标题 8 Char5"/>
     <w:basedOn w:val="19"/>
     <w:autoRedefine/>
@@ -9273,7 +11182,7 @@
       <w:szCs w:val="24"/>
     </w:rPr>
   </w:style>
-  <w:style w:type="character" w:customStyle="1" w:styleId="133">
+  <w:style w:type="character" w:customStyle="1" w:styleId="134">
     <w:name w:val="标题 9 Char5"/>
     <w:basedOn w:val="19"/>
     <w:autoRedefine/>
@@ -9284,7 +11193,7 @@
       <w:szCs w:val="21"/>
     </w:rPr>
   </w:style>
-  <w:style w:type="character" w:customStyle="1" w:styleId="134">
+  <w:style w:type="character" w:customStyle="1" w:styleId="135">
     <w:name w:val="页眉 Char6"/>
     <w:basedOn w:val="19"/>
     <w:autoRedefine/>
@@ -9295,7 +11204,7 @@
       <w:szCs w:val="18"/>
     </w:rPr>
   </w:style>
-  <w:style w:type="character" w:customStyle="1" w:styleId="135">
+  <w:style w:type="character" w:customStyle="1" w:styleId="136">
     <w:name w:val="页脚 Char6"/>
     <w:basedOn w:val="19"/>
     <w:autoRedefine/>
@@ -9306,14 +11215,14 @@
       <w:szCs w:val="18"/>
     </w:rPr>
   </w:style>
-  <w:style w:type="character" w:customStyle="1" w:styleId="136">
+  <w:style w:type="character" w:customStyle="1" w:styleId="137">
     <w:name w:val="apple-style-span2"/>
     <w:basedOn w:val="19"/>
     <w:autoRedefine/>
     <w:qFormat/>
     <w:uiPriority w:val="0"/>
   </w:style>
-  <w:style w:type="character" w:customStyle="1" w:styleId="137">
+  <w:style w:type="character" w:customStyle="1" w:styleId="138">
     <w:name w:val="批注框文本 Char5"/>
     <w:basedOn w:val="19"/>
     <w:autoRedefine/>
@@ -9325,7 +11234,7 @@
       <w:szCs w:val="18"/>
     </w:rPr>
   </w:style>
-  <w:style w:type="character" w:customStyle="1" w:styleId="138">
+  <w:style w:type="character" w:customStyle="1" w:styleId="139">
     <w:name w:val="标题 1 Char7"/>
     <w:basedOn w:val="19"/>
     <w:autoRedefine/>
@@ -9340,7 +11249,7 @@
       <w:szCs w:val="44"/>
     </w:rPr>
   </w:style>
-  <w:style w:type="character" w:customStyle="1" w:styleId="139">
+  <w:style w:type="character" w:customStyle="1" w:styleId="140">
     <w:name w:val="标题 2 Char6"/>
     <w:basedOn w:val="19"/>
     <w:autoRedefine/>
@@ -9354,7 +11263,7 @@
       <w:szCs w:val="32"/>
     </w:rPr>
   </w:style>
-  <w:style w:type="character" w:customStyle="1" w:styleId="140">
+  <w:style w:type="character" w:customStyle="1" w:styleId="141">
     <w:name w:val="标题 3 Char6"/>
     <w:basedOn w:val="19"/>
     <w:autoRedefine/>
@@ -9368,7 +11277,7 @@
       <w:szCs w:val="32"/>
     </w:rPr>
   </w:style>
-  <w:style w:type="character" w:customStyle="1" w:styleId="141">
+  <w:style w:type="character" w:customStyle="1" w:styleId="142">
     <w:name w:val="标题 4 Char6"/>
     <w:basedOn w:val="19"/>
     <w:autoRedefine/>
@@ -9382,7 +11291,7 @@
       <w:szCs w:val="28"/>
     </w:rPr>
   </w:style>
-  <w:style w:type="character" w:customStyle="1" w:styleId="142">
+  <w:style w:type="character" w:customStyle="1" w:styleId="143">
     <w:name w:val="标题 5 Char6"/>
     <w:basedOn w:val="19"/>
     <w:autoRedefine/>
@@ -9396,7 +11305,7 @@
       <w:szCs w:val="28"/>
     </w:rPr>
   </w:style>
-  <w:style w:type="character" w:customStyle="1" w:styleId="143">
+  <w:style w:type="character" w:customStyle="1" w:styleId="144">
     <w:name w:val="标题 6 Char6"/>
     <w:basedOn w:val="19"/>
     <w:autoRedefine/>
@@ -9410,7 +11319,7 @@
       <w:szCs w:val="24"/>
     </w:rPr>
   </w:style>
-  <w:style w:type="character" w:customStyle="1" w:styleId="144">
+  <w:style w:type="character" w:customStyle="1" w:styleId="145">
     <w:name w:val="标题 7 Char6"/>
     <w:basedOn w:val="19"/>
     <w:autoRedefine/>
@@ -9424,7 +11333,7 @@
       <w:szCs w:val="24"/>
     </w:rPr>
   </w:style>
-  <w:style w:type="character" w:customStyle="1" w:styleId="145">
+  <w:style w:type="character" w:customStyle="1" w:styleId="146">
     <w:name w:val="标题 8 Char6"/>
     <w:basedOn w:val="19"/>
     <w:autoRedefine/>
@@ -9436,7 +11345,7 @@
       <w:szCs w:val="24"/>
     </w:rPr>
   </w:style>
-  <w:style w:type="character" w:customStyle="1" w:styleId="146">
+  <w:style w:type="character" w:customStyle="1" w:styleId="147">
     <w:name w:val="标题 9 Char6"/>
     <w:basedOn w:val="19"/>
     <w:autoRedefine/>
@@ -9447,7 +11356,7 @@
       <w:szCs w:val="21"/>
     </w:rPr>
   </w:style>
-  <w:style w:type="character" w:customStyle="1" w:styleId="147">
+  <w:style w:type="character" w:customStyle="1" w:styleId="148">
     <w:name w:val="页眉 Char7"/>
     <w:basedOn w:val="19"/>
     <w:autoRedefine/>
@@ -9458,7 +11367,7 @@
       <w:szCs w:val="18"/>
     </w:rPr>
   </w:style>
-  <w:style w:type="character" w:customStyle="1" w:styleId="148">
+  <w:style w:type="character" w:customStyle="1" w:styleId="149">
     <w:name w:val="页脚 Char7"/>
     <w:basedOn w:val="19"/>
     <w:qFormat/>
@@ -9468,14 +11377,14 @@
       <w:szCs w:val="18"/>
     </w:rPr>
   </w:style>
-  <w:style w:type="character" w:customStyle="1" w:styleId="149">
+  <w:style w:type="character" w:customStyle="1" w:styleId="150">
     <w:name w:val="apple-style-span3"/>
     <w:basedOn w:val="19"/>
     <w:autoRedefine/>
     <w:qFormat/>
     <w:uiPriority w:val="0"/>
   </w:style>
-  <w:style w:type="character" w:customStyle="1" w:styleId="150">
+  <w:style w:type="character" w:customStyle="1" w:styleId="151">
     <w:name w:val="批注框文本 Char6"/>
     <w:basedOn w:val="19"/>
     <w:autoRedefine/>
@@ -9487,7 +11396,7 @@
       <w:szCs w:val="18"/>
     </w:rPr>
   </w:style>
-  <w:style w:type="character" w:customStyle="1" w:styleId="151">
+  <w:style w:type="character" w:customStyle="1" w:styleId="152">
     <w:name w:val="标题 1 Char8"/>
     <w:basedOn w:val="19"/>
     <w:autoRedefine/>
@@ -9502,7 +11411,7 @@
       <w:szCs w:val="44"/>
     </w:rPr>
   </w:style>
-  <w:style w:type="character" w:customStyle="1" w:styleId="152">
+  <w:style w:type="character" w:customStyle="1" w:styleId="153">
     <w:name w:val="标题 2 Char7"/>
     <w:basedOn w:val="19"/>
     <w:autoRedefine/>
@@ -9516,7 +11425,7 @@
       <w:szCs w:val="32"/>
     </w:rPr>
   </w:style>
-  <w:style w:type="character" w:customStyle="1" w:styleId="153">
+  <w:style w:type="character" w:customStyle="1" w:styleId="154">
     <w:name w:val="标题 3 Char7"/>
     <w:basedOn w:val="19"/>
     <w:autoRedefine/>
@@ -9530,7 +11439,7 @@
       <w:szCs w:val="32"/>
     </w:rPr>
   </w:style>
-  <w:style w:type="character" w:customStyle="1" w:styleId="154">
+  <w:style w:type="character" w:customStyle="1" w:styleId="155">
     <w:name w:val="标题 4 Char7"/>
     <w:basedOn w:val="19"/>
     <w:autoRedefine/>
@@ -9544,7 +11453,7 @@
       <w:szCs w:val="28"/>
     </w:rPr>
   </w:style>
-  <w:style w:type="character" w:customStyle="1" w:styleId="155">
+  <w:style w:type="character" w:customStyle="1" w:styleId="156">
     <w:name w:val="标题 5 Char7"/>
     <w:basedOn w:val="19"/>
     <w:autoRedefine/>
@@ -9558,7 +11467,7 @@
       <w:szCs w:val="28"/>
     </w:rPr>
   </w:style>
-  <w:style w:type="character" w:customStyle="1" w:styleId="156">
+  <w:style w:type="character" w:customStyle="1" w:styleId="157">
     <w:name w:val="标题 6 Char7"/>
     <w:basedOn w:val="19"/>
     <w:autoRedefine/>
@@ -9572,7 +11481,7 @@
       <w:szCs w:val="24"/>
     </w:rPr>
   </w:style>
-  <w:style w:type="character" w:customStyle="1" w:styleId="157">
+  <w:style w:type="character" w:customStyle="1" w:styleId="158">
     <w:name w:val="标题 7 Char7"/>
     <w:basedOn w:val="19"/>
     <w:autoRedefine/>
@@ -9586,7 +11495,7 @@
       <w:szCs w:val="24"/>
     </w:rPr>
   </w:style>
-  <w:style w:type="character" w:customStyle="1" w:styleId="158">
+  <w:style w:type="character" w:customStyle="1" w:styleId="159">
     <w:name w:val="标题 8 Char7"/>
     <w:basedOn w:val="19"/>
     <w:autoRedefine/>
@@ -9598,7 +11507,7 @@
       <w:szCs w:val="24"/>
     </w:rPr>
   </w:style>
-  <w:style w:type="character" w:customStyle="1" w:styleId="159">
+  <w:style w:type="character" w:customStyle="1" w:styleId="160">
     <w:name w:val="标题 9 Char7"/>
     <w:basedOn w:val="19"/>
     <w:autoRedefine/>
@@ -9609,7 +11518,7 @@
       <w:szCs w:val="21"/>
     </w:rPr>
   </w:style>
-  <w:style w:type="character" w:customStyle="1" w:styleId="160">
+  <w:style w:type="character" w:customStyle="1" w:styleId="161">
     <w:name w:val="页眉 Char8"/>
     <w:basedOn w:val="19"/>
     <w:autoRedefine/>
@@ -9620,7 +11529,7 @@
       <w:szCs w:val="18"/>
     </w:rPr>
   </w:style>
-  <w:style w:type="character" w:customStyle="1" w:styleId="161">
+  <w:style w:type="character" w:customStyle="1" w:styleId="162">
     <w:name w:val="页脚 Char8"/>
     <w:basedOn w:val="19"/>
     <w:autoRedefine/>
@@ -9631,13 +11540,13 @@
       <w:szCs w:val="18"/>
     </w:rPr>
   </w:style>
-  <w:style w:type="character" w:customStyle="1" w:styleId="162">
+  <w:style w:type="character" w:customStyle="1" w:styleId="163">
     <w:name w:val="apple-style-span4"/>
     <w:basedOn w:val="19"/>
     <w:qFormat/>
     <w:uiPriority w:val="0"/>
   </w:style>
-  <w:style w:type="character" w:customStyle="1" w:styleId="163">
+  <w:style w:type="character" w:customStyle="1" w:styleId="164">
     <w:name w:val="批注框文本 Char7"/>
     <w:basedOn w:val="19"/>
     <w:autoRedefine/>
@@ -9649,20 +11558,20 @@
       <w:szCs w:val="18"/>
     </w:rPr>
   </w:style>
-  <w:style w:type="character" w:customStyle="1" w:styleId="164">
+  <w:style w:type="character" w:customStyle="1" w:styleId="165">
     <w:name w:val="jrnl1"/>
     <w:basedOn w:val="19"/>
     <w:autoRedefine/>
     <w:qFormat/>
     <w:uiPriority w:val="0"/>
   </w:style>
-  <w:style w:type="character" w:customStyle="1" w:styleId="165">
+  <w:style w:type="character" w:customStyle="1" w:styleId="166">
     <w:name w:val="src11"/>
     <w:autoRedefine/>
     <w:qFormat/>
     <w:uiPriority w:val="0"/>
   </w:style>
-  <w:style w:type="character" w:customStyle="1" w:styleId="166">
+  <w:style w:type="character" w:customStyle="1" w:styleId="167">
     <w:name w:val="A81"/>
     <w:autoRedefine/>
     <w:qFormat/>
@@ -9674,7 +11583,7 @@
       <w:szCs w:val="20"/>
     </w:rPr>
   </w:style>
-  <w:style w:type="character" w:customStyle="1" w:styleId="167">
+  <w:style w:type="character" w:customStyle="1" w:styleId="168">
     <w:name w:val="页眉 Char9"/>
     <w:basedOn w:val="19"/>
     <w:autoRedefine/>
@@ -9685,7 +11594,7 @@
       <w:szCs w:val="18"/>
     </w:rPr>
   </w:style>
-  <w:style w:type="character" w:customStyle="1" w:styleId="168">
+  <w:style w:type="character" w:customStyle="1" w:styleId="169">
     <w:name w:val="页脚 Char9"/>
     <w:basedOn w:val="19"/>
     <w:autoRedefine/>
@@ -9696,7 +11605,7 @@
       <w:szCs w:val="18"/>
     </w:rPr>
   </w:style>
-  <w:style w:type="character" w:customStyle="1" w:styleId="169">
+  <w:style w:type="character" w:customStyle="1" w:styleId="170">
     <w:name w:val="批注框文本 Char8"/>
     <w:basedOn w:val="19"/>
     <w:autoRedefine/>
@@ -9708,7 +11617,7 @@
       <w:szCs w:val="18"/>
     </w:rPr>
   </w:style>
-  <w:style w:type="paragraph" w:customStyle="1" w:styleId="170">
+  <w:style w:type="paragraph" w:customStyle="1" w:styleId="171">
     <w:name w:val="列出段落14"/>
     <w:basedOn w:val="1"/>
     <w:autoRedefine/>
@@ -9718,7 +11627,7 @@
       <w:ind w:firstLine="420" w:firstLineChars="200"/>
     </w:pPr>
   </w:style>
-  <w:style w:type="paragraph" w:customStyle="1" w:styleId="171">
+  <w:style w:type="paragraph" w:customStyle="1" w:styleId="172">
     <w:name w:val="列出段落24"/>
     <w:basedOn w:val="1"/>
     <w:autoRedefine/>
@@ -9728,7 +11637,7 @@
       <w:ind w:firstLine="420" w:firstLineChars="200"/>
     </w:pPr>
   </w:style>
-  <w:style w:type="character" w:customStyle="1" w:styleId="172">
+  <w:style w:type="character" w:customStyle="1" w:styleId="173">
     <w:name w:val="标题 1 Char9"/>
     <w:basedOn w:val="19"/>
     <w:autoRedefine/>
@@ -9742,7 +11651,7 @@
       <w:szCs w:val="44"/>
     </w:rPr>
   </w:style>
-  <w:style w:type="character" w:customStyle="1" w:styleId="173">
+  <w:style w:type="character" w:customStyle="1" w:styleId="174">
     <w:name w:val="标题 2 Char8"/>
     <w:basedOn w:val="19"/>
     <w:autoRedefine/>
@@ -9756,7 +11665,7 @@
       <w:szCs w:val="32"/>
     </w:rPr>
   </w:style>
-  <w:style w:type="character" w:customStyle="1" w:styleId="174">
+  <w:style w:type="character" w:customStyle="1" w:styleId="175">
     <w:name w:val="标题 3 Char8"/>
     <w:basedOn w:val="19"/>
     <w:autoRedefine/>
@@ -9770,7 +11679,7 @@
       <w:szCs w:val="32"/>
     </w:rPr>
   </w:style>
-  <w:style w:type="character" w:customStyle="1" w:styleId="175">
+  <w:style w:type="character" w:customStyle="1" w:styleId="176">
     <w:name w:val="标题 4 Char8"/>
     <w:basedOn w:val="19"/>
     <w:autoRedefine/>
@@ -9784,7 +11693,7 @@
       <w:szCs w:val="28"/>
     </w:rPr>
   </w:style>
-  <w:style w:type="character" w:customStyle="1" w:styleId="176">
+  <w:style w:type="character" w:customStyle="1" w:styleId="177">
     <w:name w:val="标题 5 Char8"/>
     <w:basedOn w:val="19"/>
     <w:autoRedefine/>
@@ -9798,7 +11707,7 @@
       <w:szCs w:val="28"/>
     </w:rPr>
   </w:style>
-  <w:style w:type="character" w:customStyle="1" w:styleId="177">
+  <w:style w:type="character" w:customStyle="1" w:styleId="178">
     <w:name w:val="标题 6 Char8"/>
     <w:basedOn w:val="19"/>
     <w:autoRedefine/>
@@ -9812,7 +11721,7 @@
       <w:szCs w:val="24"/>
     </w:rPr>
   </w:style>
-  <w:style w:type="character" w:customStyle="1" w:styleId="178">
+  <w:style w:type="character" w:customStyle="1" w:styleId="179">
     <w:name w:val="标题 7 Char8"/>
     <w:basedOn w:val="19"/>
     <w:autoRedefine/>
@@ -9826,7 +11735,7 @@
       <w:szCs w:val="24"/>
     </w:rPr>
   </w:style>
-  <w:style w:type="character" w:customStyle="1" w:styleId="179">
+  <w:style w:type="character" w:customStyle="1" w:styleId="180">
     <w:name w:val="标题 8 Char8"/>
     <w:basedOn w:val="19"/>
     <w:autoRedefine/>
@@ -9838,7 +11747,7 @@
       <w:szCs w:val="24"/>
     </w:rPr>
   </w:style>
-  <w:style w:type="character" w:customStyle="1" w:styleId="180">
+  <w:style w:type="character" w:customStyle="1" w:styleId="181">
     <w:name w:val="标题 9 Char8"/>
     <w:basedOn w:val="19"/>
     <w:autoRedefine/>
@@ -9850,7 +11759,7 @@
       <w:szCs w:val="21"/>
     </w:rPr>
   </w:style>
-  <w:style w:type="paragraph" w:customStyle="1" w:styleId="181">
+  <w:style w:type="paragraph" w:customStyle="1" w:styleId="182">
     <w:name w:val="text2"/>
     <w:basedOn w:val="1"/>
     <w:autoRedefine/>
@@ -9867,7 +11776,7 @@
       <w:szCs w:val="24"/>
     </w:rPr>
   </w:style>
-  <w:style w:type="character" w:customStyle="1" w:styleId="182">
+  <w:style w:type="character" w:customStyle="1" w:styleId="183">
     <w:name w:val="页眉 字符1"/>
     <w:basedOn w:val="19"/>
     <w:autoRedefine/>
@@ -9878,7 +11787,7 @@
       <w:szCs w:val="18"/>
     </w:rPr>
   </w:style>
-  <w:style w:type="character" w:customStyle="1" w:styleId="183">
+  <w:style w:type="character" w:customStyle="1" w:styleId="184">
     <w:name w:val="页脚 字符2"/>
     <w:basedOn w:val="19"/>
     <w:autoRedefine/>
@@ -9889,7 +11798,7 @@
       <w:szCs w:val="18"/>
     </w:rPr>
   </w:style>
-  <w:style w:type="character" w:customStyle="1" w:styleId="184">
+  <w:style w:type="character" w:customStyle="1" w:styleId="185">
     <w:name w:val="批注框文本 字符2"/>
     <w:basedOn w:val="19"/>
     <w:autoRedefine/>
@@ -9901,7 +11810,7 @@
       <w:szCs w:val="18"/>
     </w:rPr>
   </w:style>
-  <w:style w:type="paragraph" w:customStyle="1" w:styleId="185">
+  <w:style w:type="paragraph" w:customStyle="1" w:styleId="186">
     <w:name w:val="列出段落15"/>
     <w:basedOn w:val="1"/>
     <w:autoRedefine/>
@@ -9911,7 +11820,7 @@
       <w:ind w:firstLine="420" w:firstLineChars="200"/>
     </w:pPr>
   </w:style>
-  <w:style w:type="paragraph" w:customStyle="1" w:styleId="186">
+  <w:style w:type="paragraph" w:customStyle="1" w:styleId="187">
     <w:name w:val="列出段落25"/>
     <w:basedOn w:val="1"/>
     <w:autoRedefine/>
@@ -9921,7 +11830,7 @@
       <w:ind w:firstLine="420" w:firstLineChars="200"/>
     </w:pPr>
   </w:style>
-  <w:style w:type="character" w:customStyle="1" w:styleId="187">
+  <w:style w:type="character" w:customStyle="1" w:styleId="188">
     <w:name w:val="标题 1 字符2"/>
     <w:basedOn w:val="19"/>
     <w:autoRedefine/>
@@ -9935,7 +11844,7 @@
       <w:szCs w:val="44"/>
     </w:rPr>
   </w:style>
-  <w:style w:type="character" w:customStyle="1" w:styleId="188">
+  <w:style w:type="character" w:customStyle="1" w:styleId="189">
     <w:name w:val="标题 2 字符2"/>
     <w:basedOn w:val="19"/>
     <w:autoRedefine/>
@@ -9949,7 +11858,7 @@
       <w:szCs w:val="32"/>
     </w:rPr>
   </w:style>
-  <w:style w:type="character" w:customStyle="1" w:styleId="189">
+  <w:style w:type="character" w:customStyle="1" w:styleId="190">
     <w:name w:val="标题 3 字符2"/>
     <w:basedOn w:val="19"/>
     <w:autoRedefine/>
@@ -9963,7 +11872,7 @@
       <w:szCs w:val="32"/>
     </w:rPr>
   </w:style>
-  <w:style w:type="character" w:customStyle="1" w:styleId="190">
+  <w:style w:type="character" w:customStyle="1" w:styleId="191">
     <w:name w:val="标题 4 字符2"/>
     <w:basedOn w:val="19"/>
     <w:autoRedefine/>
@@ -9977,7 +11886,7 @@
       <w:szCs w:val="28"/>
     </w:rPr>
   </w:style>
-  <w:style w:type="character" w:customStyle="1" w:styleId="191">
+  <w:style w:type="character" w:customStyle="1" w:styleId="192">
     <w:name w:val="标题 5 字符2"/>
     <w:basedOn w:val="19"/>
     <w:autoRedefine/>
@@ -9991,7 +11900,7 @@
       <w:szCs w:val="28"/>
     </w:rPr>
   </w:style>
-  <w:style w:type="character" w:customStyle="1" w:styleId="192">
+  <w:style w:type="character" w:customStyle="1" w:styleId="193">
     <w:name w:val="标题 6 字符2"/>
     <w:basedOn w:val="19"/>
     <w:autoRedefine/>
@@ -10005,7 +11914,7 @@
       <w:szCs w:val="24"/>
     </w:rPr>
   </w:style>
-  <w:style w:type="character" w:customStyle="1" w:styleId="193">
+  <w:style w:type="character" w:customStyle="1" w:styleId="194">
     <w:name w:val="标题 7 字符2"/>
     <w:basedOn w:val="19"/>
     <w:autoRedefine/>
@@ -10019,7 +11928,7 @@
       <w:szCs w:val="24"/>
     </w:rPr>
   </w:style>
-  <w:style w:type="character" w:customStyle="1" w:styleId="194">
+  <w:style w:type="character" w:customStyle="1" w:styleId="195">
     <w:name w:val="标题 8 字符2"/>
     <w:basedOn w:val="19"/>
     <w:autoRedefine/>
@@ -10031,7 +11940,7 @@
       <w:szCs w:val="24"/>
     </w:rPr>
   </w:style>
-  <w:style w:type="character" w:customStyle="1" w:styleId="195">
+  <w:style w:type="character" w:customStyle="1" w:styleId="196">
     <w:name w:val="标题 9 字符2"/>
     <w:basedOn w:val="19"/>
     <w:autoRedefine/>
@@ -10043,7 +11952,7 @@
       <w:szCs w:val="21"/>
     </w:rPr>
   </w:style>
-  <w:style w:type="character" w:customStyle="1" w:styleId="196">
+  <w:style w:type="character" w:customStyle="1" w:styleId="197">
     <w:name w:val="页眉 Char1"/>
     <w:basedOn w:val="19"/>
     <w:link w:val="15"/>
@@ -10055,7 +11964,7 @@
       <w:szCs w:val="18"/>
     </w:rPr>
   </w:style>
-  <w:style w:type="character" w:customStyle="1" w:styleId="197">
+  <w:style w:type="character" w:customStyle="1" w:styleId="198">
     <w:name w:val="页脚 Char1"/>
     <w:basedOn w:val="19"/>
     <w:link w:val="14"/>
@@ -10067,7 +11976,7 @@
       <w:szCs w:val="18"/>
     </w:rPr>
   </w:style>
-  <w:style w:type="character" w:customStyle="1" w:styleId="198">
+  <w:style w:type="character" w:customStyle="1" w:styleId="199">
     <w:name w:val="批注框文本 Char1"/>
     <w:basedOn w:val="19"/>
     <w:link w:val="13"/>
@@ -10079,7 +11988,7 @@
       <w:szCs w:val="18"/>
     </w:rPr>
   </w:style>
-  <w:style w:type="paragraph" w:customStyle="1" w:styleId="199">
+  <w:style w:type="paragraph" w:customStyle="1" w:styleId="200">
     <w:name w:val="列出段落16"/>
     <w:basedOn w:val="1"/>
     <w:autoRedefine/>
@@ -10089,7 +11998,7 @@
       <w:ind w:firstLine="420" w:firstLineChars="200"/>
     </w:pPr>
   </w:style>
-  <w:style w:type="paragraph" w:customStyle="1" w:styleId="200">
+  <w:style w:type="paragraph" w:customStyle="1" w:styleId="201">
     <w:name w:val="列出段落26"/>
     <w:basedOn w:val="1"/>
     <w:autoRedefine/>
@@ -10099,7 +12008,7 @@
       <w:ind w:firstLine="420" w:firstLineChars="200"/>
     </w:pPr>
   </w:style>
-  <w:style w:type="character" w:customStyle="1" w:styleId="201">
+  <w:style w:type="character" w:customStyle="1" w:styleId="202">
     <w:name w:val="标题 1 Char1"/>
     <w:basedOn w:val="19"/>
     <w:link w:val="2"/>
@@ -10115,7 +12024,7 @@
       <w:szCs w:val="44"/>
     </w:rPr>
   </w:style>
-  <w:style w:type="character" w:customStyle="1" w:styleId="202">
+  <w:style w:type="character" w:customStyle="1" w:styleId="203">
     <w:name w:val="标题 2 Char1"/>
     <w:basedOn w:val="19"/>
     <w:link w:val="3"/>
@@ -10131,7 +12040,7 @@
       <w:szCs w:val="32"/>
     </w:rPr>
   </w:style>
-  <w:style w:type="character" w:customStyle="1" w:styleId="203">
+  <w:style w:type="character" w:customStyle="1" w:styleId="204">
     <w:name w:val="标题 3 Char1"/>
     <w:basedOn w:val="19"/>
     <w:link w:val="4"/>
@@ -10147,7 +12056,7 @@
       <w:szCs w:val="32"/>
     </w:rPr>
   </w:style>
-  <w:style w:type="character" w:customStyle="1" w:styleId="204">
+  <w:style w:type="character" w:customStyle="1" w:styleId="205">
     <w:name w:val="标题 4 Char1"/>
     <w:basedOn w:val="19"/>
     <w:link w:val="5"/>
@@ -10163,7 +12072,7 @@
       <w:szCs w:val="28"/>
     </w:rPr>
   </w:style>
-  <w:style w:type="character" w:customStyle="1" w:styleId="205">
+  <w:style w:type="character" w:customStyle="1" w:styleId="206">
     <w:name w:val="标题 5 Char1"/>
     <w:basedOn w:val="19"/>
     <w:link w:val="6"/>
@@ -10179,7 +12088,7 @@
       <w:szCs w:val="28"/>
     </w:rPr>
   </w:style>
-  <w:style w:type="character" w:customStyle="1" w:styleId="206">
+  <w:style w:type="character" w:customStyle="1" w:styleId="207">
     <w:name w:val="标题 6 Char1"/>
     <w:basedOn w:val="19"/>
     <w:link w:val="7"/>
@@ -10195,7 +12104,7 @@
       <w:szCs w:val="24"/>
     </w:rPr>
   </w:style>
-  <w:style w:type="character" w:customStyle="1" w:styleId="207">
+  <w:style w:type="character" w:customStyle="1" w:styleId="208">
     <w:name w:val="标题 7 Char1"/>
     <w:basedOn w:val="19"/>
     <w:link w:val="8"/>
@@ -10210,7 +12119,7 @@
       <w:szCs w:val="24"/>
     </w:rPr>
   </w:style>
-  <w:style w:type="character" w:customStyle="1" w:styleId="208">
+  <w:style w:type="character" w:customStyle="1" w:styleId="209">
     <w:name w:val="标题 8 Char1"/>
     <w:basedOn w:val="19"/>
     <w:link w:val="9"/>
@@ -10224,7 +12133,7 @@
       <w:szCs w:val="24"/>
     </w:rPr>
   </w:style>
-  <w:style w:type="character" w:customStyle="1" w:styleId="209">
+  <w:style w:type="character" w:customStyle="1" w:styleId="210">
     <w:name w:val="标题 9 Char1"/>
     <w:basedOn w:val="19"/>
     <w:link w:val="10"/>
@@ -10238,7 +12147,7 @@
       <w:szCs w:val="21"/>
     </w:rPr>
   </w:style>
-  <w:style w:type="paragraph" w:customStyle="1" w:styleId="210">
+  <w:style w:type="paragraph" w:customStyle="1" w:styleId="211">
     <w:name w:val="text3"/>
     <w:basedOn w:val="1"/>
     <w:autoRedefine/>
@@ -10256,7 +12165,7 @@
       <w:szCs w:val="24"/>
     </w:rPr>
   </w:style>
-  <w:style w:type="character" w:customStyle="1" w:styleId="211">
+  <w:style w:type="character" w:customStyle="1" w:styleId="212">
     <w:name w:val="批注文字 Char"/>
     <w:basedOn w:val="19"/>
     <w:link w:val="11"/>
@@ -10270,7 +12179,7 @@
       <w:lang w:val="zh-CN" w:bidi="zh-CN"/>
     </w:rPr>
   </w:style>
-  <w:style w:type="paragraph" w:customStyle="1" w:styleId="212">
+  <w:style w:type="paragraph" w:customStyle="1" w:styleId="213">
     <w:name w:val="Table Paragraph"/>
     <w:basedOn w:val="1"/>
     <w:autoRedefine/>
@@ -10288,7 +12197,7 @@
       <w:lang w:val="zh-CN" w:bidi="zh-CN"/>
     </w:rPr>
   </w:style>
-  <w:style w:type="character" w:customStyle="1" w:styleId="213">
+  <w:style w:type="character" w:customStyle="1" w:styleId="214">
     <w:name w:val="正文文本 Char"/>
     <w:basedOn w:val="19"/>
     <w:link w:val="12"/>
@@ -10301,10 +12210,10 @@
       <w:lang w:val="zh-CN" w:bidi="zh-CN"/>
     </w:rPr>
   </w:style>
-  <w:style w:type="paragraph" w:customStyle="1" w:styleId="214">
+  <w:style w:type="paragraph" w:customStyle="1" w:styleId="215">
     <w:name w:val="basic"/>
     <w:basedOn w:val="1"/>
-    <w:link w:val="216"/>
+    <w:link w:val="217"/>
     <w:qFormat/>
     <w:uiPriority w:val="0"/>
     <w:rPr>
@@ -10315,10 +12224,10 @@
       <w:szCs w:val="18"/>
     </w:rPr>
   </w:style>
-  <w:style w:type="paragraph" w:customStyle="1" w:styleId="215">
+  <w:style w:type="paragraph" w:customStyle="1" w:styleId="216">
     <w:name w:val="qc"/>
     <w:basedOn w:val="1"/>
-    <w:link w:val="218"/>
+    <w:link w:val="219"/>
     <w:qFormat/>
     <w:uiPriority w:val="0"/>
     <w:pPr>
@@ -10333,10 +12242,10 @@
       <w:szCs w:val="18"/>
     </w:rPr>
   </w:style>
-  <w:style w:type="character" w:customStyle="1" w:styleId="216">
+  <w:style w:type="character" w:customStyle="1" w:styleId="217">
     <w:name w:val="basic Char"/>
     <w:basedOn w:val="19"/>
-    <w:link w:val="214"/>
+    <w:link w:val="215"/>
     <w:qFormat/>
     <w:uiPriority w:val="0"/>
     <w:rPr>
@@ -10348,10 +12257,10 @@
       <w:szCs w:val="18"/>
     </w:rPr>
   </w:style>
-  <w:style w:type="paragraph" w:customStyle="1" w:styleId="217">
+  <w:style w:type="paragraph" w:customStyle="1" w:styleId="218">
     <w:name w:val="tps"/>
     <w:basedOn w:val="1"/>
-    <w:link w:val="220"/>
+    <w:link w:val="221"/>
     <w:qFormat/>
     <w:uiPriority w:val="0"/>
     <w:pPr>
@@ -10364,10 +12273,10 @@
       <w:szCs w:val="18"/>
     </w:rPr>
   </w:style>
-  <w:style w:type="character" w:customStyle="1" w:styleId="218">
+  <w:style w:type="character" w:customStyle="1" w:styleId="219">
     <w:name w:val="qc Char"/>
     <w:basedOn w:val="19"/>
-    <w:link w:val="215"/>
+    <w:link w:val="216"/>
     <w:qFormat/>
     <w:uiPriority w:val="0"/>
     <w:rPr>
@@ -10379,10 +12288,10 @@
       <w:szCs w:val="18"/>
     </w:rPr>
   </w:style>
-  <w:style w:type="paragraph" w:customStyle="1" w:styleId="219">
+  <w:style w:type="paragraph" w:customStyle="1" w:styleId="220">
     <w:name w:val="image"/>
     <w:basedOn w:val="1"/>
-    <w:link w:val="222"/>
+    <w:link w:val="223"/>
     <w:qFormat/>
     <w:uiPriority w:val="0"/>
     <w:pPr>
@@ -10394,10 +12303,10 @@
       <w:szCs w:val="18"/>
     </w:rPr>
   </w:style>
-  <w:style w:type="character" w:customStyle="1" w:styleId="220">
+  <w:style w:type="character" w:customStyle="1" w:styleId="221">
     <w:name w:val="tps Char"/>
     <w:basedOn w:val="19"/>
-    <w:link w:val="217"/>
+    <w:link w:val="218"/>
     <w:qFormat/>
     <w:uiPriority w:val="0"/>
     <w:rPr>
@@ -10407,10 +12316,10 @@
       <w:szCs w:val="18"/>
     </w:rPr>
   </w:style>
-  <w:style w:type="paragraph" w:customStyle="1" w:styleId="221">
+  <w:style w:type="paragraph" w:customStyle="1" w:styleId="222">
     <w:name w:val="reportdate"/>
     <w:basedOn w:val="1"/>
-    <w:link w:val="224"/>
+    <w:link w:val="225"/>
     <w:qFormat/>
     <w:uiPriority w:val="0"/>
     <w:pPr>
@@ -10425,10 +12334,10 @@
       <w:szCs w:val="16"/>
     </w:rPr>
   </w:style>
-  <w:style w:type="character" w:customStyle="1" w:styleId="222">
+  <w:style w:type="character" w:customStyle="1" w:styleId="223">
     <w:name w:val="image Char"/>
     <w:basedOn w:val="19"/>
-    <w:link w:val="219"/>
+    <w:link w:val="220"/>
     <w:qFormat/>
     <w:uiPriority w:val="0"/>
     <w:rPr>
@@ -10438,10 +12347,10 @@
       <w:szCs w:val="18"/>
     </w:rPr>
   </w:style>
-  <w:style w:type="paragraph" w:customStyle="1" w:styleId="223">
+  <w:style w:type="paragraph" w:customStyle="1" w:styleId="224">
     <w:name w:val="imageaudit"/>
     <w:basedOn w:val="1"/>
-    <w:link w:val="225"/>
+    <w:link w:val="226"/>
     <w:qFormat/>
     <w:uiPriority w:val="0"/>
     <w:pPr>
@@ -10450,10 +12359,10 @@
       <w:jc w:val="left"/>
     </w:pPr>
   </w:style>
-  <w:style w:type="character" w:customStyle="1" w:styleId="224">
+  <w:style w:type="character" w:customStyle="1" w:styleId="225">
     <w:name w:val="reportdate Char"/>
     <w:basedOn w:val="19"/>
-    <w:link w:val="221"/>
+    <w:link w:val="222"/>
     <w:qFormat/>
     <w:uiPriority w:val="0"/>
     <w:rPr>
@@ -10464,10 +12373,10 @@
       <w:szCs w:val="16"/>
     </w:rPr>
   </w:style>
-  <w:style w:type="character" w:customStyle="1" w:styleId="225">
+  <w:style w:type="character" w:customStyle="1" w:styleId="226">
     <w:name w:val="imageaudit Char"/>
     <w:basedOn w:val="19"/>
-    <w:link w:val="223"/>
+    <w:link w:val="224"/>
     <w:qFormat/>
     <w:uiPriority w:val="0"/>
     <w:rPr>
@@ -10476,10 +12385,10 @@
       <w:szCs w:val="22"/>
     </w:rPr>
   </w:style>
-  <w:style w:type="paragraph" w:customStyle="1" w:styleId="226">
+  <w:style w:type="paragraph" w:customStyle="1" w:styleId="227">
     <w:name w:val="rptdate"/>
     <w:basedOn w:val="1"/>
-    <w:link w:val="227"/>
+    <w:link w:val="228"/>
     <w:qFormat/>
     <w:uiPriority w:val="0"/>
     <w:pPr>
@@ -10494,10 +12403,10 @@
       <w:szCs w:val="16"/>
     </w:rPr>
   </w:style>
-  <w:style w:type="character" w:customStyle="1" w:styleId="227">
+  <w:style w:type="character" w:customStyle="1" w:styleId="228">
     <w:name w:val="rptdate Char"/>
     <w:basedOn w:val="19"/>
-    <w:link w:val="226"/>
+    <w:link w:val="227"/>
     <w:qFormat/>
     <w:uiPriority w:val="0"/>
     <w:rPr>
@@ -10508,10 +12417,10 @@
       <w:szCs w:val="16"/>
     </w:rPr>
   </w:style>
-  <w:style w:type="paragraph" w:customStyle="1" w:styleId="228">
+  <w:style w:type="paragraph" w:customStyle="1" w:styleId="229">
     <w:name w:val="scopeseen"/>
     <w:basedOn w:val="1"/>
-    <w:link w:val="229"/>
+    <w:link w:val="230"/>
     <w:qFormat/>
     <w:uiPriority w:val="0"/>
     <w:rPr>
@@ -10522,10 +12431,10 @@
       <w:szCs w:val="18"/>
     </w:rPr>
   </w:style>
-  <w:style w:type="character" w:customStyle="1" w:styleId="229">
+  <w:style w:type="character" w:customStyle="1" w:styleId="230">
     <w:name w:val="scopeseen Char"/>
     <w:basedOn w:val="19"/>
-    <w:link w:val="228"/>
+    <w:link w:val="229"/>
     <w:qFormat/>
     <w:uiPriority w:val="0"/>
     <w:rPr>
@@ -10537,7 +12446,7 @@
       <w:szCs w:val="18"/>
     </w:rPr>
   </w:style>
-  <w:style w:type="table" w:customStyle="1" w:styleId="230">
+  <w:style w:type="table" w:customStyle="1" w:styleId="231">
     <w:name w:val="网格型9"/>
     <w:basedOn w:val="17"/>
     <w:qFormat/>
@@ -10566,10 +12475,10 @@
       </w:tblCellMar>
     </w:tblPr>
   </w:style>
-  <w:style w:type="paragraph" w:customStyle="1" w:styleId="231">
+  <w:style w:type="paragraph" w:customStyle="1" w:styleId="232">
     <w:name w:val="rpt"/>
     <w:basedOn w:val="1"/>
-    <w:link w:val="232"/>
+    <w:link w:val="233"/>
     <w:qFormat/>
     <w:uiPriority w:val="0"/>
     <w:pPr>
@@ -10585,10 +12494,10 @@
       <w:szCs w:val="16"/>
     </w:rPr>
   </w:style>
-  <w:style w:type="character" w:customStyle="1" w:styleId="232">
+  <w:style w:type="character" w:customStyle="1" w:styleId="233">
     <w:name w:val="rpt Char"/>
     <w:basedOn w:val="19"/>
-    <w:link w:val="231"/>
+    <w:link w:val="232"/>
     <w:qFormat/>
     <w:uiPriority w:val="0"/>
     <w:rPr>
@@ -10600,7 +12509,7 @@
       <w:szCs w:val="16"/>
     </w:rPr>
   </w:style>
-  <w:style w:type="paragraph" w:customStyle="1" w:styleId="233">
+  <w:style w:type="paragraph" w:customStyle="1" w:styleId="234">
     <w:name w:val="普通(网站)1"/>
     <w:basedOn w:val="1"/>
     <w:qFormat/>
@@ -10615,7 +12524,7 @@
       <w:szCs w:val="24"/>
     </w:rPr>
   </w:style>
-  <w:style w:type="table" w:customStyle="1" w:styleId="234">
+  <w:style w:type="table" w:customStyle="1" w:styleId="235">
     <w:name w:val="网格表 4 - 着色 51"/>
     <w:basedOn w:val="17"/>
     <w:qFormat/>
@@ -10989,16 +12898,11 @@
   <customSectProps>
     <customSectPr/>
     <customSectPr/>
-    <customSectPr/>
   </customSectProps>
   <customShpExts>
     <customShpInfo spid="_x0000_s1026" textRotate="1"/>
   </customShpExts>
 </s:customData>
-</file>
-
-<file path=customXml/item2.xml><?xml version="1.0" encoding="utf-8"?>
-<b:Sources xmlns:b="http://schemas.openxmlformats.org/officeDocument/2006/bibliography" xmlns="http://schemas.openxmlformats.org/officeDocument/2006/bibliography" SelectedStyle="\APASixthEditionOfficeOnline.xsl" StyleName="APA" Version="6"/>
 </file>
 
 <file path=customXml/itemProps1.xml><?xml version="1.0" encoding="utf-8"?>
@@ -11007,10 +12911,4 @@
     <ds:schemaRef ds:uri="http://www.wps.cn/officeDocument/2013/wpsCustomData"/>
   </ds:schemaRefs>
 </ds:datastoreItem>
-</file>
-
-<file path=customXml/itemProps2.xml><?xml version="1.0" encoding="utf-8"?>
-<ds:datastoreItem xmlns:ds="http://schemas.openxmlformats.org/officeDocument/2006/customXml" ds:itemID="{F038BA1D-7FE2-4AB1-B6F4-63FFBFC82E84}">
-  <ds:schemaRefs/>
-</ds:datastoreItem>
 </file>
--- a/WebContent/docx/Claudin18.2检测报告.docx
+++ b/WebContent/docx/Claudin18.2检测报告.docx
@@ -462,9 +462,9 @@
           <w:sz w:val="48"/>
         </w:rPr>
       </w:pPr>
-      <w:bookmarkStart w:id="0" w:name="_Toc500163468"/>
+      <w:bookmarkStart w:id="0" w:name="_Toc500263098"/>
       <w:bookmarkStart w:id="1" w:name="_Toc500164193"/>
-      <w:bookmarkStart w:id="2" w:name="_Toc500263098"/>
+      <w:bookmarkStart w:id="2" w:name="_Toc500163468"/>
     </w:p>
     <w:p>
       <w:pPr>
@@ -3576,6 +3576,12 @@
             <w:insideH w:val="single" w:color="365F91" w:sz="12" w:space="0"/>
             <w:insideV w:val="single" w:color="365F91" w:sz="12" w:space="0"/>
           </w:tblBorders>
+          <w:tblCellMar>
+            <w:top w:w="0" w:type="dxa"/>
+            <w:left w:w="108" w:type="dxa"/>
+            <w:bottom w:w="0" w:type="dxa"/>
+            <w:right w:w="108" w:type="dxa"/>
+          </w:tblCellMar>
         </w:tblPrEx>
         <w:trPr>
           <w:trHeight w:val="885" w:hRule="atLeast"/>
@@ -4675,18 +4681,7 @@
           <w:sz w:val="18"/>
           <w:szCs w:val="18"/>
         </w:rPr>
-        <w:t>期试验的积极结果。SPOTLIGHT试验结果显示</w:t>
-      </w:r>
-      <w:bookmarkStart w:id="3" w:name="_GoBack"/>
-      <w:bookmarkEnd w:id="3"/>
-      <w:r>
-        <w:rPr>
-          <w:rFonts w:hint="default" w:ascii="Times New Roman" w:hAnsi="Times New Roman" w:eastAsia="微软雅黑" w:cs="Times New Roman"/>
-          <w:color w:val="000000"/>
-          <w:sz w:val="18"/>
-          <w:szCs w:val="18"/>
-        </w:rPr>
-        <w:t>，与安慰剂组相比，接受</w:t>
+        <w:t>期试验的积极结果。SPOTLIGHT试验结果显示，与安慰剂组相比，接受</w:t>
       </w:r>
       <w:r>
         <w:rPr>
@@ -5484,6 +5479,12 @@
             <w:insideH w:val="single" w:color="62B541" w:sz="4" w:space="0"/>
             <w:insideV w:val="single" w:color="62B541" w:sz="4" w:space="0"/>
           </w:tblBorders>
+          <w:tblCellMar>
+            <w:top w:w="0" w:type="dxa"/>
+            <w:left w:w="108" w:type="dxa"/>
+            <w:bottom w:w="0" w:type="dxa"/>
+            <w:right w:w="108" w:type="dxa"/>
+          </w:tblCellMar>
         </w:tblPrEx>
         <w:trPr>
           <w:trHeight w:val="539" w:hRule="atLeast"/>
@@ -7746,12 +7747,24 @@
       </w:pPr>
       <w:r>
         <w:rPr>
-          <w:rFonts w:hint="default" w:ascii="Times New Roman" w:hAnsi="Times New Roman" w:eastAsia="微软雅黑" w:cs="Times New Roman"/>
+          <w:rFonts w:hint="eastAsia" w:ascii="Times New Roman" w:hAnsi="Times New Roman" w:eastAsia="微软雅黑" w:cs="Times New Roman"/>
           <w:color w:val="62B541"/>
           <w:sz w:val="24"/>
           <w:szCs w:val="24"/>
-        </w:rPr>
-        <w:t>3. 参考文献</w:t>
+          <w:lang w:val="en-US" w:eastAsia="zh-CN"/>
+        </w:rPr>
+        <w:t>4</w:t>
+      </w:r>
+      <w:bookmarkStart w:id="3" w:name="_GoBack"/>
+      <w:bookmarkEnd w:id="3"/>
+      <w:r>
+        <w:rPr>
+          <w:rFonts w:hint="default" w:ascii="Times New Roman" w:hAnsi="Times New Roman" w:eastAsia="微软雅黑" w:cs="Times New Roman"/>
+          <w:color w:val="62B541"/>
+          <w:sz w:val="24"/>
+          <w:szCs w:val="24"/>
+        </w:rPr>
+        <w:t>. 参考文献</w:t>
       </w:r>
     </w:p>
     <w:p>

--- a/WebContent/docx/Claudin18.2检测报告.docx
+++ b/WebContent/docx/Claudin18.2检测报告.docx
@@ -462,8 +462,8 @@
           <w:sz w:val="48"/>
         </w:rPr>
       </w:pPr>
-      <w:bookmarkStart w:id="0" w:name="_Toc500263098"/>
-      <w:bookmarkStart w:id="1" w:name="_Toc500164193"/>
+      <w:bookmarkStart w:id="0" w:name="_Toc500164193"/>
+      <w:bookmarkStart w:id="1" w:name="_Toc500263098"/>
       <w:bookmarkStart w:id="2" w:name="_Toc500163468"/>
     </w:p>
     <w:p>
@@ -1011,12 +1011,6 @@
             <w:insideH w:val="single" w:color="62B541" w:sz="4" w:space="0"/>
             <w:insideV w:val="single" w:color="62B541" w:sz="4" w:space="0"/>
           </w:tblBorders>
-          <w:tblCellMar>
-            <w:top w:w="0" w:type="dxa"/>
-            <w:left w:w="108" w:type="dxa"/>
-            <w:bottom w:w="0" w:type="dxa"/>
-            <w:right w:w="108" w:type="dxa"/>
-          </w:tblCellMar>
         </w:tblPrEx>
         <w:trPr>
           <w:jc w:val="center"/>
@@ -3171,6 +3165,7 @@
                 <w:szCs w:val="16"/>
               </w:rPr>
             </w:pPr>
+            <w:bookmarkStart w:id="3" w:name="_GoBack"/>
             <w:r>
               <w:rPr>
                 <w:rFonts w:hint="eastAsia" w:ascii="微软雅黑" w:hAnsi="微软雅黑" w:eastAsia="微软雅黑" w:cs="Times New Roman"/>
@@ -3187,8 +3182,8 @@
                 <w:rFonts w:hint="eastAsia" w:ascii="Calibri" w:hAnsi="Calibri" w:eastAsia="宋体" w:cs="Times New Roman"/>
                 <w:b/>
                 <w:color w:val="000000"/>
-                <w:sz w:val="18"/>
-                <w:szCs w:val="18"/>
+                <w:sz w:val="16"/>
+                <w:szCs w:val="16"/>
                 <w:lang w:bidi="ar"/>
               </w:rPr>
               <w:t>{{</w:t>
@@ -3198,8 +3193,8 @@
                 <w:rFonts w:ascii="Calibri" w:hAnsi="Calibri" w:eastAsia="宋体" w:cs="Times New Roman"/>
                 <w:b/>
                 <w:color w:val="000000"/>
-                <w:sz w:val="18"/>
-                <w:szCs w:val="18"/>
+                <w:sz w:val="16"/>
+                <w:szCs w:val="16"/>
                 <w:lang w:bidi="ar"/>
               </w:rPr>
               <w:t xml:space="preserve"> PDInfo</w:t>
@@ -3209,8 +3204,8 @@
                 <w:rFonts w:hint="eastAsia" w:ascii="Calibri" w:hAnsi="Calibri" w:eastAsia="宋体" w:cs="Times New Roman"/>
                 <w:b/>
                 <w:color w:val="000000"/>
-                <w:sz w:val="18"/>
-                <w:szCs w:val="18"/>
+                <w:sz w:val="16"/>
+                <w:szCs w:val="16"/>
                 <w:lang w:bidi="ar"/>
               </w:rPr>
               <w:t>.</w:t>
@@ -3220,8 +3215,8 @@
                 <w:rFonts w:ascii="Calibri" w:hAnsi="Calibri" w:eastAsia="宋体" w:cs="Times New Roman"/>
                 <w:b/>
                 <w:color w:val="000000"/>
-                <w:sz w:val="18"/>
-                <w:szCs w:val="18"/>
+                <w:sz w:val="16"/>
+                <w:szCs w:val="16"/>
                 <w:lang w:bidi="ar"/>
               </w:rPr>
               <w:t>reporter</w:t>
@@ -3231,12 +3226,13 @@
                 <w:rFonts w:hint="eastAsia" w:ascii="Calibri" w:hAnsi="Calibri" w:eastAsia="宋体" w:cs="Times New Roman"/>
                 <w:b/>
                 <w:color w:val="000000"/>
-                <w:sz w:val="18"/>
-                <w:szCs w:val="18"/>
+                <w:sz w:val="16"/>
+                <w:szCs w:val="16"/>
                 <w:lang w:bidi="ar"/>
               </w:rPr>
               <w:t xml:space="preserve"> }}</w:t>
             </w:r>
+            <w:bookmarkEnd w:id="3"/>
           </w:p>
         </w:tc>
         <w:tc>
@@ -3268,9 +3264,20 @@
                 <w:color w:val="000000"/>
                 <w:sz w:val="16"/>
                 <w:szCs w:val="16"/>
+                <w:lang w:val="en-US" w:eastAsia="zh-CN" w:bidi="ar"/>
+              </w:rPr>
+              <w:t>复核人</w:t>
+            </w:r>
+            <w:r>
+              <w:rPr>
+                <w:rFonts w:hint="eastAsia" w:ascii="微软雅黑" w:hAnsi="微软雅黑" w:eastAsia="微软雅黑" w:cs="Arial"/>
+                <w:b/>
+                <w:color w:val="000000"/>
+                <w:sz w:val="16"/>
+                <w:szCs w:val="16"/>
                 <w:lang w:bidi="ar"/>
               </w:rPr>
-              <w:t>审核医生：</w:t>
+              <w:t>：</w:t>
             </w:r>
           </w:p>
         </w:tc>
@@ -3287,20 +3294,40 @@
           </w:tcPr>
           <w:p>
             <w:pPr>
-              <w:jc w:val="center"/>
+              <w:jc w:val="left"/>
               <w:rPr>
                 <w:rFonts w:hint="default" w:ascii="Times New Roman" w:hAnsi="Times New Roman" w:cs="Times New Roman"/>
               </w:rPr>
             </w:pPr>
             <w:r>
               <w:rPr>
-                <w:rFonts w:ascii="Calibri" w:hAnsi="Calibri" w:eastAsia="宋体" w:cs="Arial"/>
+                <w:rFonts w:hint="eastAsia" w:eastAsia="微软雅黑"/>
+                <w:b/>
+                <w:bCs/>
+                <w:sz w:val="16"/>
+                <w:szCs w:val="16"/>
+                <w:lang w:eastAsia="zh-CN"/>
+              </w:rPr>
+              <w:t>临检所复核人，</w:t>
+            </w:r>
+            <w:r>
+              <w:rPr>
+                <w:rFonts w:hint="eastAsia" w:eastAsia="微软雅黑"/>
+                <w:lang w:eastAsia="zh-CN"/>
               </w:rPr>
               <w:drawing>
-                <wp:inline distT="0" distB="0" distL="114300" distR="114300">
-                  <wp:extent cx="579120" cy="243840"/>
-                  <wp:effectExtent l="0" t="0" r="0" b="0"/>
-                  <wp:docPr id="3" name="Picture 6"/>
+                <wp:anchor distT="0" distB="0" distL="114300" distR="114300" simplePos="0" relativeHeight="251668480" behindDoc="0" locked="0" layoutInCell="1" allowOverlap="1">
+                  <wp:simplePos x="0" y="0"/>
+                  <wp:positionH relativeFrom="column">
+                    <wp:posOffset>808355</wp:posOffset>
+                  </wp:positionH>
+                  <wp:positionV relativeFrom="paragraph">
+                    <wp:posOffset>-100965</wp:posOffset>
+                  </wp:positionV>
+                  <wp:extent cx="495935" cy="280670"/>
+                  <wp:effectExtent l="0" t="0" r="0" b="9525"/>
+                  <wp:wrapNone/>
+                  <wp:docPr id="7" name="图片 7" descr="王建丽"/>
                   <wp:cNvGraphicFramePr>
                     <a:graphicFrameLocks xmlns:a="http://schemas.openxmlformats.org/drawingml/2006/main" noChangeAspect="1"/>
                   </wp:cNvGraphicFramePr>
@@ -3308,13 +3335,27 @@
                     <a:graphicData uri="http://schemas.openxmlformats.org/drawingml/2006/picture">
                       <pic:pic xmlns:pic="http://schemas.openxmlformats.org/drawingml/2006/picture">
                         <pic:nvPicPr>
-                          <pic:cNvPr id="3" name="Picture 6"/>
+                          <pic:cNvPr id="7" name="图片 7" descr="王建丽"/>
                           <pic:cNvPicPr>
                             <a:picLocks noChangeAspect="1"/>
                           </pic:cNvPicPr>
                         </pic:nvPicPr>
                         <pic:blipFill>
-                          <a:blip r:embed="rId10"/>
+                          <a:blip r:embed="rId10">
+                            <a:clrChange>
+                              <a:clrFrom>
+                                <a:srgbClr val="FFFFFF">
+                                  <a:alpha val="100000"/>
+                                </a:srgbClr>
+                              </a:clrFrom>
+                              <a:clrTo>
+                                <a:srgbClr val="FFFFFF">
+                                  <a:alpha val="100000"/>
+                                  <a:alpha val="0"/>
+                                </a:srgbClr>
+                              </a:clrTo>
+                            </a:clrChange>
+                          </a:blip>
                           <a:stretch>
                             <a:fillRect/>
                           </a:stretch>
@@ -3322,20 +3363,16 @@
                         <pic:spPr>
                           <a:xfrm>
                             <a:off x="0" y="0"/>
-                            <a:ext cx="579120" cy="243840"/>
+                            <a:ext cx="495935" cy="280670"/>
                           </a:xfrm>
                           <a:prstGeom prst="rect">
                             <a:avLst/>
                           </a:prstGeom>
-                          <a:noFill/>
-                          <a:ln>
-                            <a:noFill/>
-                          </a:ln>
                         </pic:spPr>
                       </pic:pic>
                     </a:graphicData>
                   </a:graphic>
-                </wp:inline>
+                </wp:anchor>
               </w:drawing>
             </w:r>
           </w:p>
@@ -3576,6 +3613,7 @@
             <w:insideH w:val="single" w:color="365F91" w:sz="12" w:space="0"/>
             <w:insideV w:val="single" w:color="365F91" w:sz="12" w:space="0"/>
           </w:tblBorders>
+          <w:shd w:val="clear" w:color="auto" w:fill="62B541"/>
           <w:tblCellMar>
             <w:top w:w="0" w:type="dxa"/>
             <w:left w:w="108" w:type="dxa"/>
@@ -7755,8 +7793,6 @@
         </w:rPr>
         <w:t>4</w:t>
       </w:r>
-      <w:bookmarkStart w:id="3" w:name="_GoBack"/>
-      <w:bookmarkEnd w:id="3"/>
       <w:r>
         <w:rPr>
           <w:rFonts w:hint="default" w:ascii="Times New Roman" w:hAnsi="Times New Roman" w:eastAsia="微软雅黑" w:cs="Times New Roman"/>

--- a/WebContent/docx/Claudin18.2检测报告.docx
+++ b/WebContent/docx/Claudin18.2检测报告.docx
@@ -462,9 +462,9 @@
           <w:sz w:val="48"/>
         </w:rPr>
       </w:pPr>
-      <w:bookmarkStart w:id="0" w:name="_Toc500164193"/>
-      <w:bookmarkStart w:id="1" w:name="_Toc500263098"/>
-      <w:bookmarkStart w:id="2" w:name="_Toc500163468"/>
+      <w:bookmarkStart w:id="0" w:name="_Toc500163468"/>
+      <w:bookmarkStart w:id="1" w:name="_Toc500164193"/>
+      <w:bookmarkStart w:id="2" w:name="_Toc500263098"/>
     </w:p>
     <w:p>
       <w:pPr>
@@ -1011,6 +1011,12 @@
             <w:insideH w:val="single" w:color="62B541" w:sz="4" w:space="0"/>
             <w:insideV w:val="single" w:color="62B541" w:sz="4" w:space="0"/>
           </w:tblBorders>
+          <w:tblCellMar>
+            <w:top w:w="0" w:type="dxa"/>
+            <w:left w:w="108" w:type="dxa"/>
+            <w:bottom w:w="0" w:type="dxa"/>
+            <w:right w:w="108" w:type="dxa"/>
+          </w:tblCellMar>
         </w:tblPrEx>
         <w:trPr>
           <w:jc w:val="center"/>
@@ -3132,12 +3138,6 @@
             <w:insideH w:val="none" w:color="auto" w:sz="0" w:space="0"/>
             <w:insideV w:val="none" w:color="auto" w:sz="0" w:space="0"/>
           </w:tblBorders>
-          <w:tblCellMar>
-            <w:top w:w="0" w:type="dxa"/>
-            <w:left w:w="108" w:type="dxa"/>
-            <w:bottom w:w="0" w:type="dxa"/>
-            <w:right w:w="108" w:type="dxa"/>
-          </w:tblCellMar>
         </w:tblPrEx>
         <w:trPr>
           <w:trHeight w:val="475" w:hRule="atLeast"/>
@@ -3165,7 +3165,6 @@
                 <w:szCs w:val="16"/>
               </w:rPr>
             </w:pPr>
-            <w:bookmarkStart w:id="3" w:name="_GoBack"/>
             <w:r>
               <w:rPr>
                 <w:rFonts w:hint="eastAsia" w:ascii="微软雅黑" w:hAnsi="微软雅黑" w:eastAsia="微软雅黑" w:cs="Times New Roman"/>
@@ -3232,7 +3231,6 @@
               </w:rPr>
               <w:t xml:space="preserve"> }}</w:t>
             </w:r>
-            <w:bookmarkEnd w:id="3"/>
           </w:p>
         </w:tc>
         <w:tc>
@@ -3299,17 +3297,7 @@
                 <w:rFonts w:hint="default" w:ascii="Times New Roman" w:hAnsi="Times New Roman" w:cs="Times New Roman"/>
               </w:rPr>
             </w:pPr>
-            <w:r>
-              <w:rPr>
-                <w:rFonts w:hint="eastAsia" w:eastAsia="微软雅黑"/>
-                <w:b/>
-                <w:bCs/>
-                <w:sz w:val="16"/>
-                <w:szCs w:val="16"/>
-                <w:lang w:eastAsia="zh-CN"/>
-              </w:rPr>
-              <w:t>临检所复核人，</w:t>
-            </w:r>
+            <w:bookmarkStart w:id="3" w:name="_GoBack"/>
             <w:r>
               <w:rPr>
                 <w:rFonts w:hint="eastAsia" w:eastAsia="微软雅黑"/>
@@ -3319,10 +3307,10 @@
                 <wp:anchor distT="0" distB="0" distL="114300" distR="114300" simplePos="0" relativeHeight="251668480" behindDoc="0" locked="0" layoutInCell="1" allowOverlap="1">
                   <wp:simplePos x="0" y="0"/>
                   <wp:positionH relativeFrom="column">
-                    <wp:posOffset>808355</wp:posOffset>
+                    <wp:posOffset>-52705</wp:posOffset>
                   </wp:positionH>
                   <wp:positionV relativeFrom="paragraph">
-                    <wp:posOffset>-100965</wp:posOffset>
+                    <wp:posOffset>-93345</wp:posOffset>
                   </wp:positionV>
                   <wp:extent cx="495935" cy="280670"/>
                   <wp:effectExtent l="0" t="0" r="0" b="9525"/>
@@ -3375,6 +3363,7 @@
                 </wp:anchor>
               </w:drawing>
             </w:r>
+            <w:bookmarkEnd w:id="3"/>
           </w:p>
         </w:tc>
         <w:tc>
@@ -3614,12 +3603,6 @@
             <w:insideV w:val="single" w:color="365F91" w:sz="12" w:space="0"/>
           </w:tblBorders>
           <w:shd w:val="clear" w:color="auto" w:fill="62B541"/>
-          <w:tblCellMar>
-            <w:top w:w="0" w:type="dxa"/>
-            <w:left w:w="108" w:type="dxa"/>
-            <w:bottom w:w="0" w:type="dxa"/>
-            <w:right w:w="108" w:type="dxa"/>
-          </w:tblCellMar>
         </w:tblPrEx>
         <w:trPr>
           <w:trHeight w:val="885" w:hRule="atLeast"/>

--- a/WebContent/docx/Claudin18.2检测报告.docx
+++ b/WebContent/docx/Claudin18.2检测报告.docx
@@ -354,7 +354,7 @@
                     </pic:cNvPicPr>
                   </pic:nvPicPr>
                   <pic:blipFill>
-                    <a:blip r:embed="rId8"/>
+                    <a:blip r:embed="rId10"/>
                     <a:srcRect/>
                     <a:stretch>
                       <a:fillRect/>
@@ -410,7 +410,7 @@
                     </pic:cNvPicPr>
                   </pic:nvPicPr>
                   <pic:blipFill>
-                    <a:blip r:embed="rId9"/>
+                    <a:blip r:embed="rId11"/>
                     <a:srcRect l="1400" t="66" r="1581" b="-6"/>
                     <a:stretch>
                       <a:fillRect/>
@@ -463,8 +463,8 @@
         </w:rPr>
       </w:pPr>
       <w:bookmarkStart w:id="0" w:name="_Toc500163468"/>
-      <w:bookmarkStart w:id="1" w:name="_Toc500164193"/>
-      <w:bookmarkStart w:id="2" w:name="_Toc500263098"/>
+      <w:bookmarkStart w:id="1" w:name="_Toc500263098"/>
+      <w:bookmarkStart w:id="2" w:name="_Toc500164193"/>
     </w:p>
     <w:p>
       <w:pPr>
@@ -3138,6 +3138,12 @@
             <w:insideH w:val="none" w:color="auto" w:sz="0" w:space="0"/>
             <w:insideV w:val="none" w:color="auto" w:sz="0" w:space="0"/>
           </w:tblBorders>
+          <w:tblCellMar>
+            <w:top w:w="0" w:type="dxa"/>
+            <w:left w:w="108" w:type="dxa"/>
+            <w:bottom w:w="0" w:type="dxa"/>
+            <w:right w:w="108" w:type="dxa"/>
+          </w:tblCellMar>
         </w:tblPrEx>
         <w:trPr>
           <w:trHeight w:val="475" w:hRule="atLeast"/>
@@ -3297,7 +3303,6 @@
                 <w:rFonts w:hint="default" w:ascii="Times New Roman" w:hAnsi="Times New Roman" w:cs="Times New Roman"/>
               </w:rPr>
             </w:pPr>
-            <w:bookmarkStart w:id="3" w:name="_GoBack"/>
             <w:r>
               <w:rPr>
                 <w:rFonts w:hint="eastAsia" w:eastAsia="微软雅黑"/>
@@ -3329,7 +3334,7 @@
                           </pic:cNvPicPr>
                         </pic:nvPicPr>
                         <pic:blipFill>
-                          <a:blip r:embed="rId10">
+                          <a:blip r:embed="rId12">
                             <a:clrChange>
                               <a:clrFrom>
                                 <a:srgbClr val="FFFFFF">
@@ -3363,7 +3368,6 @@
                 </wp:anchor>
               </w:drawing>
             </w:r>
-            <w:bookmarkEnd w:id="3"/>
           </w:p>
         </w:tc>
         <w:tc>
@@ -3516,7 +3520,7 @@
                     </pic:cNvPicPr>
                   </pic:nvPicPr>
                   <pic:blipFill>
-                    <a:blip r:embed="rId11">
+                    <a:blip r:embed="rId13">
                       <a:extLst>
                         <a:ext uri="{28A0092B-C50C-407E-A947-70E740481C1C}">
                           <a14:useLocalDpi xmlns:a14="http://schemas.microsoft.com/office/drawing/2010/main" val="0"/>
@@ -3603,6 +3607,12 @@
             <w:insideV w:val="single" w:color="365F91" w:sz="12" w:space="0"/>
           </w:tblBorders>
           <w:shd w:val="clear" w:color="auto" w:fill="62B541"/>
+          <w:tblCellMar>
+            <w:top w:w="0" w:type="dxa"/>
+            <w:left w:w="108" w:type="dxa"/>
+            <w:bottom w:w="0" w:type="dxa"/>
+            <w:right w:w="108" w:type="dxa"/>
+          </w:tblCellMar>
         </w:tblPrEx>
         <w:trPr>
           <w:trHeight w:val="885" w:hRule="atLeast"/>
@@ -4070,7 +4080,7 @@
                     </pic:cNvPicPr>
                   </pic:nvPicPr>
                   <pic:blipFill>
-                    <a:blip r:embed="rId12">
+                    <a:blip r:embed="rId14">
                       <a:extLst>
                         <a:ext uri="{28A0092B-C50C-407E-A947-70E740481C1C}">
                           <a14:useLocalDpi xmlns:a14="http://schemas.microsoft.com/office/drawing/2010/main" val="0"/>
@@ -7413,12 +7423,6 @@
             <w:insideH w:val="single" w:color="62B541" w:sz="4" w:space="0"/>
             <w:insideV w:val="single" w:color="62B541" w:sz="4" w:space="0"/>
           </w:tblBorders>
-          <w:tblCellMar>
-            <w:top w:w="0" w:type="dxa"/>
-            <w:left w:w="108" w:type="dxa"/>
-            <w:bottom w:w="0" w:type="dxa"/>
-            <w:right w:w="108" w:type="dxa"/>
-          </w:tblCellMar>
         </w:tblPrEx>
         <w:trPr>
           <w:trHeight w:val="592" w:hRule="atLeast"/>
@@ -8473,8 +8477,6 @@
     </w:p>
     <w:p>
       <w:pPr>
-        <w:widowControl/>
-        <w:jc w:val="left"/>
         <w:rPr>
           <w:rFonts w:hint="default" w:ascii="Times New Roman" w:hAnsi="Times New Roman" w:eastAsia="微软雅黑" w:cs="Times New Roman"/>
           <w:b/>
@@ -8485,15 +8487,1024 @@
           <w:szCs w:val="24"/>
           <w:u w:val="none"/>
         </w:rPr>
+        <w:sectPr>
+          <w:headerReference r:id="rId5" w:type="default"/>
+          <w:footerReference r:id="rId6" w:type="default"/>
+          <w:pgSz w:w="11910" w:h="16840"/>
+          <w:pgMar w:top="1540" w:right="880" w:bottom="920" w:left="1020" w:header="709" w:footer="656" w:gutter="0"/>
+          <w:pgNumType w:fmt="decimal"/>
+          <w:cols w:space="720" w:num="1"/>
+        </w:sectPr>
+      </w:pPr>
+      <w:r>
+        <w:rPr>
+          <w:rFonts w:hint="default" w:ascii="Times New Roman" w:hAnsi="Times New Roman" w:eastAsia="微软雅黑" w:cs="Times New Roman"/>
+          <w:b/>
+          <w:bCs/>
+          <w:color w:val="62B541"/>
+          <w:kern w:val="44"/>
+          <w:sz w:val="24"/>
+          <w:szCs w:val="24"/>
+          <w:u w:val="none"/>
+        </w:rPr>
+        <w:br w:type="page"/>
+      </w:r>
+    </w:p>
+    <w:p>
+      <w:pPr>
+        <w:widowControl/>
+        <w:rPr>
+          <w:rFonts w:ascii="Times New Roman" w:hAnsi="Times New Roman" w:eastAsia="微软雅黑" w:cs="Times New Roman"/>
+          <w:b/>
+          <w:bCs/>
+          <w:sz w:val="24"/>
+          <w:szCs w:val="22"/>
+          <w:lang w:val="en-US" w:eastAsia="zh-CN" w:bidi="ar-SA"/>
+        </w:rPr>
+      </w:pPr>
+      <w:r>
+        <w:rPr>
+          <w:rFonts w:hint="eastAsia" w:ascii="Times New Roman" w:hAnsi="Times New Roman" w:eastAsia="微软雅黑" w:cs="Times New Roman"/>
+          <w:b/>
+          <w:bCs/>
+          <w:sz w:val="24"/>
+          <w:szCs w:val="22"/>
+          <w:lang w:val="en-US" w:eastAsia="zh-CN" w:bidi="ar-SA"/>
+        </w:rPr>
+        <w:t>广州诺禾医学检验实验室</w:t>
+      </w:r>
+    </w:p>
+    <w:p>
+      <w:pPr>
+        <w:widowControl/>
+        <w:rPr>
+          <w:rFonts w:ascii="Times New Roman" w:hAnsi="Times New Roman" w:eastAsia="微软雅黑" w:cs="Times New Roman"/>
+          <w:sz w:val="24"/>
+          <w:szCs w:val="22"/>
+          <w:lang w:val="en-US" w:eastAsia="zh-CN" w:bidi="ar-SA"/>
+        </w:rPr>
+      </w:pPr>
+      <w:r>
+        <w:rPr>
+          <w:rFonts w:hint="eastAsia" w:ascii="Times New Roman" w:hAnsi="Times New Roman" w:eastAsia="微软雅黑" w:cs="Times New Roman"/>
+          <w:sz w:val="24"/>
+          <w:szCs w:val="22"/>
+          <w:lang w:val="en-US" w:eastAsia="zh-CN" w:bidi="ar-SA"/>
+        </w:rPr>
+        <w:t>广州市黄埔区开源大道11号C6栋702室</w:t>
+      </w:r>
+    </w:p>
+    <w:p>
+      <w:pPr>
+        <w:widowControl/>
+        <w:rPr>
+          <w:rFonts w:ascii="Times New Roman" w:hAnsi="Times New Roman" w:eastAsia="微软雅黑" w:cs="Times New Roman"/>
+          <w:b/>
+          <w:bCs/>
+          <w:sz w:val="24"/>
+          <w:szCs w:val="22"/>
+          <w:lang w:val="en-US" w:eastAsia="zh-CN" w:bidi="ar-SA"/>
+        </w:rPr>
       </w:pPr>
     </w:p>
+    <w:p>
+      <w:pPr>
+        <w:widowControl/>
+        <w:rPr>
+          <w:rFonts w:ascii="Times New Roman" w:hAnsi="Times New Roman" w:eastAsia="微软雅黑" w:cs="Times New Roman"/>
+          <w:b/>
+          <w:bCs/>
+          <w:sz w:val="24"/>
+          <w:szCs w:val="22"/>
+          <w:lang w:val="en-US" w:eastAsia="zh-CN" w:bidi="ar-SA"/>
+        </w:rPr>
+      </w:pPr>
+      <w:r>
+        <w:rPr>
+          <w:rFonts w:hint="eastAsia" w:ascii="Times New Roman" w:hAnsi="Times New Roman" w:eastAsia="微软雅黑" w:cs="Times New Roman"/>
+          <w:b/>
+          <w:bCs/>
+          <w:sz w:val="24"/>
+          <w:szCs w:val="22"/>
+          <w:lang w:val="en-US" w:eastAsia="zh-CN" w:bidi="ar-SA"/>
+        </w:rPr>
+        <w:t>上海诺禾医学检验实验室</w:t>
+      </w:r>
+    </w:p>
+    <w:p>
+      <w:pPr>
+        <w:widowControl/>
+        <w:rPr>
+          <w:rFonts w:ascii="Times New Roman" w:hAnsi="Times New Roman" w:eastAsia="微软雅黑" w:cs="Times New Roman"/>
+          <w:sz w:val="24"/>
+          <w:szCs w:val="22"/>
+          <w:lang w:val="en-US" w:eastAsia="zh-CN" w:bidi="ar-SA"/>
+        </w:rPr>
+      </w:pPr>
+      <w:r>
+        <w:rPr>
+          <w:rFonts w:hint="eastAsia" w:ascii="Times New Roman" w:hAnsi="Times New Roman" w:eastAsia="微软雅黑" w:cs="Times New Roman"/>
+          <w:sz w:val="24"/>
+          <w:szCs w:val="22"/>
+          <w:lang w:val="en-US" w:eastAsia="zh-CN" w:bidi="ar-SA"/>
+        </w:rPr>
+        <w:t>上海市闵行区绿洲环路396弄9号201室</w:t>
+      </w:r>
+    </w:p>
+    <w:p>
+      <w:pPr>
+        <w:widowControl/>
+        <w:rPr>
+          <w:rFonts w:ascii="Times New Roman" w:hAnsi="Times New Roman" w:eastAsia="微软雅黑" w:cs="Times New Roman"/>
+          <w:b/>
+          <w:bCs/>
+          <w:sz w:val="24"/>
+          <w:szCs w:val="22"/>
+          <w:lang w:val="en-US" w:eastAsia="zh-CN" w:bidi="ar-SA"/>
+        </w:rPr>
+      </w:pPr>
+    </w:p>
+    <w:p>
+      <w:pPr>
+        <w:widowControl/>
+        <w:rPr>
+          <w:rFonts w:ascii="Times New Roman" w:hAnsi="Times New Roman" w:eastAsia="微软雅黑" w:cs="Times New Roman"/>
+          <w:b/>
+          <w:bCs/>
+          <w:sz w:val="24"/>
+          <w:szCs w:val="22"/>
+          <w:lang w:val="en-US" w:eastAsia="zh-CN" w:bidi="ar-SA"/>
+        </w:rPr>
+      </w:pPr>
+      <w:r>
+        <w:rPr>
+          <w:rFonts w:hint="eastAsia" w:ascii="Times New Roman" w:hAnsi="Times New Roman" w:eastAsia="微软雅黑" w:cs="Times New Roman"/>
+          <w:b/>
+          <w:bCs/>
+          <w:sz w:val="24"/>
+          <w:szCs w:val="22"/>
+          <w:lang w:val="en-US" w:eastAsia="zh-CN" w:bidi="ar-SA"/>
+        </w:rPr>
+        <w:t>天津诺禾医学检验实验室</w:t>
+      </w:r>
+    </w:p>
+    <w:p>
+      <w:pPr>
+        <w:widowControl/>
+        <w:rPr>
+          <w:rFonts w:ascii="Times New Roman" w:hAnsi="Times New Roman" w:eastAsia="微软雅黑" w:cs="Times New Roman"/>
+          <w:sz w:val="24"/>
+          <w:szCs w:val="22"/>
+          <w:lang w:val="en-US" w:eastAsia="zh-CN" w:bidi="ar-SA"/>
+        </w:rPr>
+      </w:pPr>
+      <w:r>
+        <w:rPr>
+          <w:rFonts w:hint="eastAsia" w:ascii="Times New Roman" w:hAnsi="Times New Roman" w:eastAsia="微软雅黑" w:cs="Times New Roman"/>
+          <w:sz w:val="24"/>
+          <w:szCs w:val="22"/>
+          <w:lang w:val="en-US" w:eastAsia="zh-CN" w:bidi="ar-SA"/>
+        </w:rPr>
+        <w:t>天津市武清区创业总部基地B07</w:t>
+      </w:r>
+    </w:p>
+    <w:p>
+      <w:pPr>
+        <w:widowControl/>
+        <w:rPr>
+          <w:rFonts w:ascii="Times New Roman" w:hAnsi="Times New Roman" w:eastAsia="微软雅黑" w:cs="Times New Roman"/>
+          <w:b/>
+          <w:bCs/>
+          <w:sz w:val="24"/>
+          <w:szCs w:val="22"/>
+          <w:lang w:val="en-US" w:eastAsia="zh-CN" w:bidi="ar-SA"/>
+        </w:rPr>
+      </w:pPr>
+    </w:p>
+    <w:p>
+      <w:pPr>
+        <w:widowControl/>
+        <w:rPr>
+          <w:rFonts w:ascii="Times New Roman" w:hAnsi="Times New Roman" w:eastAsia="等线" w:cs="宋体"/>
+          <w:sz w:val="24"/>
+          <w:szCs w:val="22"/>
+          <w:lang w:val="en-US" w:eastAsia="en-US" w:bidi="ar-SA"/>
+        </w:rPr>
+      </w:pPr>
+      <w:r>
+        <w:rPr>
+          <w:rFonts w:hint="eastAsia" w:ascii="Times New Roman" w:hAnsi="Times New Roman" w:eastAsia="微软雅黑" w:cs="Times New Roman"/>
+          <w:sz w:val="24"/>
+          <w:szCs w:val="22"/>
+          <w:lang w:val="en-US" w:eastAsia="zh-CN" w:bidi="ar-SA"/>
+        </w:rPr>
+        <w:t>T.020-32038634</w:t>
+      </w:r>
+    </w:p>
+    <w:p>
+      <w:pPr>
+        <w:widowControl/>
+        <w:rPr>
+          <w:rFonts w:ascii="Times New Roman" w:hAnsi="Times New Roman" w:eastAsia="等线" w:cs="宋体"/>
+          <w:sz w:val="24"/>
+          <w:szCs w:val="22"/>
+          <w:lang w:val="en-US" w:eastAsia="en-US" w:bidi="ar-SA"/>
+        </w:rPr>
+      </w:pPr>
+    </w:p>
+    <w:p>
+      <w:pPr>
+        <w:widowControl/>
+        <w:rPr>
+          <w:rFonts w:ascii="Times New Roman" w:hAnsi="Times New Roman" w:eastAsia="等线" w:cs="宋体"/>
+          <w:b/>
+          <w:bCs/>
+          <w:color w:val="61964C"/>
+          <w:sz w:val="28"/>
+          <w:szCs w:val="28"/>
+          <w:lang w:val="en-US" w:eastAsia="en-US" w:bidi="ar-SA"/>
+        </w:rPr>
+      </w:pPr>
+    </w:p>
+    <w:p>
+      <w:pPr>
+        <w:widowControl/>
+        <w:rPr>
+          <w:rFonts w:ascii="Times New Roman" w:hAnsi="Times New Roman" w:eastAsia="等线" w:cs="宋体"/>
+          <w:sz w:val="24"/>
+          <w:szCs w:val="22"/>
+          <w:lang w:val="en-US" w:eastAsia="en-US" w:bidi="ar-SA"/>
+        </w:rPr>
+      </w:pPr>
+    </w:p>
+    <w:p>
+      <w:pPr>
+        <w:widowControl/>
+        <w:rPr>
+          <w:rFonts w:ascii="Times New Roman" w:hAnsi="Times New Roman" w:eastAsia="等线" w:cs="宋体"/>
+          <w:sz w:val="24"/>
+          <w:szCs w:val="22"/>
+          <w:lang w:val="en-US" w:eastAsia="en-US" w:bidi="ar-SA"/>
+        </w:rPr>
+      </w:pPr>
+    </w:p>
+    <w:p>
+      <w:pPr>
+        <w:widowControl/>
+        <w:rPr>
+          <w:rFonts w:ascii="Times New Roman" w:hAnsi="Times New Roman" w:eastAsia="等线" w:cs="宋体"/>
+          <w:sz w:val="24"/>
+          <w:szCs w:val="22"/>
+          <w:lang w:val="en-US" w:eastAsia="en-US" w:bidi="ar-SA"/>
+        </w:rPr>
+      </w:pPr>
+    </w:p>
+    <w:p>
+      <w:pPr>
+        <w:widowControl/>
+        <w:rPr>
+          <w:rFonts w:ascii="Times New Roman" w:hAnsi="Times New Roman" w:eastAsia="等线" w:cs="宋体"/>
+          <w:sz w:val="24"/>
+          <w:szCs w:val="22"/>
+          <w:lang w:val="en-US" w:eastAsia="en-US" w:bidi="ar-SA"/>
+        </w:rPr>
+      </w:pPr>
+    </w:p>
+    <w:p>
+      <w:pPr>
+        <w:widowControl/>
+        <w:rPr>
+          <w:rFonts w:ascii="Times New Roman" w:hAnsi="Times New Roman" w:eastAsia="等线" w:cs="宋体"/>
+          <w:sz w:val="24"/>
+          <w:szCs w:val="22"/>
+          <w:lang w:val="en-US" w:eastAsia="en-US" w:bidi="ar-SA"/>
+        </w:rPr>
+      </w:pPr>
+    </w:p>
+    <w:p>
+      <w:pPr>
+        <w:widowControl/>
+        <w:rPr>
+          <w:rFonts w:ascii="Times New Roman" w:hAnsi="Times New Roman" w:eastAsia="等线" w:cs="宋体"/>
+          <w:sz w:val="24"/>
+          <w:szCs w:val="22"/>
+          <w:lang w:val="en-US" w:eastAsia="en-US" w:bidi="ar-SA"/>
+        </w:rPr>
+      </w:pPr>
+    </w:p>
+    <w:p>
+      <w:pPr>
+        <w:widowControl/>
+        <w:rPr>
+          <w:rFonts w:ascii="Times New Roman" w:hAnsi="Times New Roman" w:eastAsia="等线" w:cs="宋体"/>
+          <w:sz w:val="24"/>
+          <w:szCs w:val="22"/>
+          <w:lang w:val="en-US" w:eastAsia="en-US" w:bidi="ar-SA"/>
+        </w:rPr>
+      </w:pPr>
+    </w:p>
+    <w:p>
+      <w:pPr>
+        <w:widowControl/>
+        <w:rPr>
+          <w:rFonts w:ascii="Times New Roman" w:hAnsi="Times New Roman" w:eastAsia="等线" w:cs="宋体"/>
+          <w:sz w:val="24"/>
+          <w:szCs w:val="22"/>
+          <w:lang w:val="en-US" w:eastAsia="en-US" w:bidi="ar-SA"/>
+        </w:rPr>
+      </w:pPr>
+    </w:p>
+    <w:p>
+      <w:pPr>
+        <w:widowControl/>
+        <w:rPr>
+          <w:rFonts w:ascii="Times New Roman" w:hAnsi="Times New Roman" w:eastAsia="等线" w:cs="宋体"/>
+          <w:sz w:val="24"/>
+          <w:szCs w:val="22"/>
+          <w:lang w:val="en-US" w:eastAsia="en-US" w:bidi="ar-SA"/>
+        </w:rPr>
+      </w:pPr>
+    </w:p>
+    <w:p>
+      <w:pPr>
+        <w:widowControl/>
+        <w:rPr>
+          <w:rFonts w:ascii="Times New Roman" w:hAnsi="Times New Roman" w:eastAsia="等线" w:cs="宋体"/>
+          <w:sz w:val="24"/>
+          <w:szCs w:val="22"/>
+          <w:lang w:val="en-US" w:eastAsia="en-US" w:bidi="ar-SA"/>
+        </w:rPr>
+      </w:pPr>
+    </w:p>
+    <w:p>
+      <w:pPr>
+        <w:widowControl/>
+        <w:rPr>
+          <w:rFonts w:ascii="Times New Roman" w:hAnsi="Times New Roman" w:eastAsia="等线" w:cs="宋体"/>
+          <w:sz w:val="24"/>
+          <w:szCs w:val="22"/>
+          <w:lang w:val="en-US" w:eastAsia="en-US" w:bidi="ar-SA"/>
+        </w:rPr>
+      </w:pPr>
+    </w:p>
+    <w:p>
+      <w:pPr>
+        <w:widowControl/>
+        <w:rPr>
+          <w:rFonts w:ascii="Times New Roman" w:hAnsi="Times New Roman" w:eastAsia="等线" w:cs="宋体"/>
+          <w:sz w:val="24"/>
+          <w:szCs w:val="22"/>
+          <w:lang w:val="en-US" w:eastAsia="en-US" w:bidi="ar-SA"/>
+        </w:rPr>
+      </w:pPr>
+    </w:p>
+    <w:p>
+      <w:pPr>
+        <w:widowControl/>
+        <w:rPr>
+          <w:rFonts w:ascii="Times New Roman" w:hAnsi="Times New Roman" w:eastAsia="等线" w:cs="宋体"/>
+          <w:sz w:val="24"/>
+          <w:szCs w:val="22"/>
+          <w:lang w:val="en-US" w:eastAsia="en-US" w:bidi="ar-SA"/>
+        </w:rPr>
+      </w:pPr>
+    </w:p>
+    <w:p>
+      <w:pPr>
+        <w:widowControl/>
+        <w:rPr>
+          <w:rFonts w:ascii="Times New Roman" w:hAnsi="Times New Roman" w:eastAsia="等线" w:cs="宋体"/>
+          <w:sz w:val="24"/>
+          <w:szCs w:val="22"/>
+          <w:lang w:val="en-US" w:eastAsia="en-US" w:bidi="ar-SA"/>
+        </w:rPr>
+      </w:pPr>
+    </w:p>
+    <w:p>
+      <w:pPr>
+        <w:widowControl/>
+        <w:rPr>
+          <w:rFonts w:ascii="Times New Roman" w:hAnsi="Times New Roman" w:eastAsia="等线" w:cs="宋体"/>
+          <w:sz w:val="24"/>
+          <w:szCs w:val="22"/>
+          <w:lang w:val="en-US" w:eastAsia="en-US" w:bidi="ar-SA"/>
+        </w:rPr>
+      </w:pPr>
+    </w:p>
+    <w:p>
+      <w:pPr>
+        <w:widowControl/>
+        <w:rPr>
+          <w:rFonts w:ascii="Times New Roman" w:hAnsi="Times New Roman" w:eastAsia="等线" w:cs="宋体"/>
+          <w:sz w:val="24"/>
+          <w:szCs w:val="22"/>
+          <w:lang w:val="en-US" w:eastAsia="en-US" w:bidi="ar-SA"/>
+        </w:rPr>
+      </w:pPr>
+    </w:p>
+    <w:p>
+      <w:pPr>
+        <w:keepNext w:val="0"/>
+        <w:keepLines w:val="0"/>
+        <w:pageBreakBefore w:val="0"/>
+        <w:widowControl/>
+        <w:kinsoku/>
+        <w:wordWrap/>
+        <w:overflowPunct/>
+        <w:topLinePunct w:val="0"/>
+        <w:autoSpaceDE/>
+        <w:autoSpaceDN/>
+        <w:bidi w:val="0"/>
+        <w:adjustRightInd/>
+        <w:snapToGrid/>
+        <w:textAlignment w:val="auto"/>
+        <w:rPr>
+          <w:rFonts w:ascii="Times New Roman" w:hAnsi="Times New Roman" w:eastAsia="等线" w:cs="宋体"/>
+          <w:sz w:val="24"/>
+          <w:szCs w:val="22"/>
+          <w:lang w:val="en-US" w:eastAsia="zh-CN" w:bidi="ar-SA"/>
+        </w:rPr>
+      </w:pPr>
+      <w:bookmarkStart w:id="3" w:name="_GoBack"/>
+      <w:r>
+        <w:rPr>
+          <w:rFonts w:ascii="宋体" w:hAnsi="宋体" w:eastAsia="宋体" w:cs="宋体"/>
+          <w:sz w:val="24"/>
+          <w:szCs w:val="24"/>
+          <w:lang w:val="en-US" w:eastAsia="en-US" w:bidi="ar-SA"/>
+        </w:rPr>
+        <w:drawing>
+          <wp:anchor distT="0" distB="0" distL="114935" distR="114935" simplePos="0" relativeHeight="251671552" behindDoc="0" locked="0" layoutInCell="1" allowOverlap="1">
+            <wp:simplePos x="0" y="0"/>
+            <wp:positionH relativeFrom="column">
+              <wp:posOffset>723900</wp:posOffset>
+            </wp:positionH>
+            <wp:positionV relativeFrom="paragraph">
+              <wp:posOffset>76200</wp:posOffset>
+            </wp:positionV>
+            <wp:extent cx="468630" cy="468630"/>
+            <wp:effectExtent l="0" t="0" r="3810" b="3810"/>
+            <wp:wrapNone/>
+            <wp:docPr id="12" name="图片 4" descr="IMG_256"/>
+            <wp:cNvGraphicFramePr>
+              <a:graphicFrameLocks xmlns:a="http://schemas.openxmlformats.org/drawingml/2006/main" noChangeAspect="1"/>
+            </wp:cNvGraphicFramePr>
+            <a:graphic xmlns:a="http://schemas.openxmlformats.org/drawingml/2006/main">
+              <a:graphicData uri="http://schemas.openxmlformats.org/drawingml/2006/picture">
+                <pic:pic xmlns:pic="http://schemas.openxmlformats.org/drawingml/2006/picture">
+                  <pic:nvPicPr>
+                    <pic:cNvPr id="12" name="图片 4" descr="IMG_256"/>
+                    <pic:cNvPicPr>
+                      <a:picLocks noChangeAspect="1"/>
+                    </pic:cNvPicPr>
+                  </pic:nvPicPr>
+                  <pic:blipFill>
+                    <a:blip r:embed="rId15"/>
+                    <a:stretch>
+                      <a:fillRect/>
+                    </a:stretch>
+                  </pic:blipFill>
+                  <pic:spPr>
+                    <a:xfrm>
+                      <a:off x="0" y="0"/>
+                      <a:ext cx="468630" cy="468630"/>
+                    </a:xfrm>
+                    <a:prstGeom prst="rect">
+                      <a:avLst/>
+                    </a:prstGeom>
+                    <a:noFill/>
+                    <a:ln w="9525">
+                      <a:noFill/>
+                    </a:ln>
+                  </pic:spPr>
+                </pic:pic>
+              </a:graphicData>
+            </a:graphic>
+          </wp:anchor>
+        </w:drawing>
+      </w:r>
+      <w:r>
+        <w:rPr>
+          <w:rFonts w:ascii="宋体" w:hAnsi="宋体" w:eastAsia="宋体" w:cs="宋体"/>
+          <w:sz w:val="24"/>
+          <w:szCs w:val="24"/>
+          <w:lang w:val="en-US" w:eastAsia="en-US" w:bidi="ar-SA"/>
+        </w:rPr>
+        <w:drawing>
+          <wp:anchor distT="0" distB="0" distL="114935" distR="114935" simplePos="0" relativeHeight="251670528" behindDoc="0" locked="0" layoutInCell="1" allowOverlap="1">
+            <wp:simplePos x="0" y="0"/>
+            <wp:positionH relativeFrom="column">
+              <wp:posOffset>30480</wp:posOffset>
+            </wp:positionH>
+            <wp:positionV relativeFrom="paragraph">
+              <wp:posOffset>83820</wp:posOffset>
+            </wp:positionV>
+            <wp:extent cx="439420" cy="439420"/>
+            <wp:effectExtent l="0" t="0" r="2540" b="2540"/>
+            <wp:wrapNone/>
+            <wp:docPr id="13" name="图片 3" descr="IMG_256"/>
+            <wp:cNvGraphicFramePr>
+              <a:graphicFrameLocks xmlns:a="http://schemas.openxmlformats.org/drawingml/2006/main" noChangeAspect="1"/>
+            </wp:cNvGraphicFramePr>
+            <a:graphic xmlns:a="http://schemas.openxmlformats.org/drawingml/2006/main">
+              <a:graphicData uri="http://schemas.openxmlformats.org/drawingml/2006/picture">
+                <pic:pic xmlns:pic="http://schemas.openxmlformats.org/drawingml/2006/picture">
+                  <pic:nvPicPr>
+                    <pic:cNvPr id="13" name="图片 3" descr="IMG_256"/>
+                    <pic:cNvPicPr>
+                      <a:picLocks noChangeAspect="1"/>
+                    </pic:cNvPicPr>
+                  </pic:nvPicPr>
+                  <pic:blipFill>
+                    <a:blip r:embed="rId16"/>
+                    <a:stretch>
+                      <a:fillRect/>
+                    </a:stretch>
+                  </pic:blipFill>
+                  <pic:spPr>
+                    <a:xfrm>
+                      <a:off x="0" y="0"/>
+                      <a:ext cx="439420" cy="439420"/>
+                    </a:xfrm>
+                    <a:prstGeom prst="rect">
+                      <a:avLst/>
+                    </a:prstGeom>
+                    <a:noFill/>
+                    <a:ln w="9525">
+                      <a:noFill/>
+                    </a:ln>
+                  </pic:spPr>
+                </pic:pic>
+              </a:graphicData>
+            </a:graphic>
+          </wp:anchor>
+        </w:drawing>
+      </w:r>
+      <w:r>
+        <w:rPr>
+          <w:rFonts w:hint="eastAsia" w:ascii="Times New Roman" w:hAnsi="Times New Roman" w:eastAsia="等线" w:cs="宋体"/>
+          <w:sz w:val="24"/>
+          <w:szCs w:val="22"/>
+          <w:lang w:val="en-US" w:eastAsia="zh-CN" w:bidi="ar-SA"/>
+        </w:rPr>
+        <w:tab/>
+      </w:r>
+      <w:r>
+        <w:rPr>
+          <w:rFonts w:hint="eastAsia" w:ascii="Times New Roman" w:hAnsi="Times New Roman" w:eastAsia="等线" w:cs="宋体"/>
+          <w:sz w:val="24"/>
+          <w:szCs w:val="22"/>
+          <w:lang w:val="en-US" w:eastAsia="zh-CN" w:bidi="ar-SA"/>
+        </w:rPr>
+        <w:tab/>
+      </w:r>
+      <w:r>
+        <w:rPr>
+          <w:rFonts w:hint="eastAsia" w:ascii="Times New Roman" w:hAnsi="Times New Roman" w:eastAsia="等线" w:cs="宋体"/>
+          <w:sz w:val="24"/>
+          <w:szCs w:val="22"/>
+          <w:lang w:val="en-US" w:eastAsia="zh-CN" w:bidi="ar-SA"/>
+        </w:rPr>
+        <w:tab/>
+      </w:r>
+      <w:r>
+        <w:rPr>
+          <w:rFonts w:hint="eastAsia" w:ascii="Times New Roman" w:hAnsi="Times New Roman" w:eastAsia="等线" w:cs="宋体"/>
+          <w:sz w:val="24"/>
+          <w:szCs w:val="22"/>
+          <w:lang w:val="en-US" w:eastAsia="zh-CN" w:bidi="ar-SA"/>
+        </w:rPr>
+        <w:tab/>
+      </w:r>
+      <w:r>
+        <w:rPr>
+          <w:rFonts w:hint="eastAsia" w:ascii="Times New Roman" w:hAnsi="Times New Roman" w:eastAsia="等线" w:cs="宋体"/>
+          <w:sz w:val="24"/>
+          <w:szCs w:val="22"/>
+          <w:lang w:val="en-US" w:eastAsia="zh-CN" w:bidi="ar-SA"/>
+        </w:rPr>
+        <w:tab/>
+      </w:r>
+      <w:bookmarkEnd w:id="3"/>
+      <w:r>
+        <w:rPr>
+          <w:rFonts w:hint="eastAsia" w:ascii="Times New Roman" w:hAnsi="Times New Roman" w:eastAsia="等线" w:cs="宋体"/>
+          <w:sz w:val="24"/>
+          <w:szCs w:val="22"/>
+          <w:lang w:val="en-US" w:eastAsia="zh-CN" w:bidi="ar-SA"/>
+        </w:rPr>
+        <w:t xml:space="preserve"> </w:t>
+      </w:r>
+      <w:r>
+        <w:rPr>
+          <w:rFonts w:ascii="Times New Roman" w:hAnsi="Times New Roman" w:eastAsia="等线" w:cs="宋体"/>
+          <w:sz w:val="24"/>
+          <w:szCs w:val="22"/>
+          <w:lang w:val="en-US" w:eastAsia="zh-CN" w:bidi="ar-SA"/>
+        </w:rPr>
+        <w:t>{{ summaryOfRresults.binary | ci(</w:t>
+      </w:r>
+      <w:r>
+        <w:rPr>
+          <w:rFonts w:hint="eastAsia" w:ascii="Times New Roman" w:hAnsi="Times New Roman" w:eastAsia="等线" w:cs="宋体"/>
+          <w:sz w:val="24"/>
+          <w:szCs w:val="22"/>
+          <w:lang w:val="en-US" w:eastAsia="zh-CN" w:bidi="ar-SA"/>
+        </w:rPr>
+        <w:t>35.4</w:t>
+      </w:r>
+      <w:r>
+        <w:rPr>
+          <w:rFonts w:ascii="Times New Roman" w:hAnsi="Times New Roman" w:eastAsia="等线" w:cs="宋体"/>
+          <w:sz w:val="24"/>
+          <w:szCs w:val="22"/>
+          <w:lang w:val="en-US" w:eastAsia="zh-CN" w:bidi="ar-SA"/>
+        </w:rPr>
+        <w:t>,</w:t>
+      </w:r>
+      <w:r>
+        <w:rPr>
+          <w:rFonts w:hint="eastAsia" w:ascii="Times New Roman" w:hAnsi="Times New Roman" w:eastAsia="等线" w:cs="宋体"/>
+          <w:sz w:val="24"/>
+          <w:szCs w:val="22"/>
+          <w:lang w:val="en-US" w:eastAsia="zh-CN" w:bidi="ar-SA"/>
+        </w:rPr>
+        <w:t>35.4</w:t>
+      </w:r>
+      <w:r>
+        <w:rPr>
+          <w:rFonts w:ascii="Times New Roman" w:hAnsi="Times New Roman" w:eastAsia="等线" w:cs="宋体"/>
+          <w:sz w:val="24"/>
+          <w:szCs w:val="22"/>
+          <w:lang w:val="en-US" w:eastAsia="zh-CN" w:bidi="ar-SA"/>
+        </w:rPr>
+        <w:t>) }}</w:t>
+      </w:r>
+    </w:p>
+    <w:p>
+      <w:pPr>
+        <w:widowControl/>
+        <w:rPr>
+          <w:rFonts w:ascii="微软雅黑" w:hAnsi="微软雅黑" w:eastAsia="微软雅黑" w:cs="微软雅黑"/>
+          <w:b/>
+          <w:bCs/>
+          <w:color w:val="61964C"/>
+          <w:sz w:val="20"/>
+          <w:szCs w:val="20"/>
+          <w:lang w:val="en-US" w:eastAsia="zh-CN" w:bidi="ar-SA"/>
+        </w:rPr>
+      </w:pPr>
+      <w:r>
+        <w:rPr>
+          <w:rFonts w:hint="eastAsia" w:ascii="微软雅黑" w:hAnsi="微软雅黑" w:eastAsia="微软雅黑" w:cs="微软雅黑"/>
+          <w:b/>
+          <w:bCs/>
+          <w:color w:val="61964C"/>
+          <w:sz w:val="20"/>
+          <w:szCs w:val="20"/>
+          <w:lang w:val="en-US" w:eastAsia="zh-CN" w:bidi="ar-SA"/>
+        </w:rPr>
+        <w:t>诺禾医学   诺禾在线   扫码认证</w:t>
+      </w:r>
+    </w:p>
+    <w:p>
+      <w:pPr>
+        <w:widowControl/>
+        <w:rPr>
+          <w:rFonts w:ascii="Times New Roman" w:hAnsi="Times New Roman" w:eastAsia="等线" w:cs="宋体"/>
+          <w:sz w:val="24"/>
+          <w:szCs w:val="22"/>
+          <w:lang w:val="en-US" w:eastAsia="zh-CN" w:bidi="ar-SA"/>
+        </w:rPr>
+      </w:pPr>
+      <w:r>
+        <w:rPr>
+          <w:rFonts w:ascii="Times New Roman" w:hAnsi="Times New Roman" w:eastAsia="等线" w:cs="宋体"/>
+          <w:b/>
+          <w:bCs/>
+          <w:color w:val="61964C"/>
+          <w:sz w:val="28"/>
+          <w:szCs w:val="28"/>
+          <w:lang w:val="en-US" w:eastAsia="en-US" w:bidi="ar-SA"/>
+        </w:rPr>
+        <w:t>www.novogene.com</w:t>
+      </w:r>
+    </w:p>
+    <w:p>
+      <w:pPr>
+        <w:widowControl/>
+        <w:rPr>
+          <w:rFonts w:ascii="微软雅黑" w:hAnsi="微软雅黑" w:eastAsia="微软雅黑" w:cs="微软雅黑"/>
+          <w:b/>
+          <w:bCs/>
+          <w:sz w:val="24"/>
+          <w:szCs w:val="24"/>
+          <w:lang w:val="en-US" w:eastAsia="zh-CN" w:bidi="ar-SA"/>
+        </w:rPr>
+      </w:pPr>
+      <w:r>
+        <w:rPr>
+          <w:rFonts w:hint="eastAsia" w:ascii="微软雅黑" w:hAnsi="微软雅黑" w:eastAsia="微软雅黑" w:cs="微软雅黑"/>
+          <w:color w:val="7F7F7F"/>
+          <w:sz w:val="20"/>
+          <w:szCs w:val="20"/>
+          <w:lang w:val="en-US" w:eastAsia="zh-CN" w:bidi="ar-SA"/>
+        </w:rPr>
+        <w:drawing>
+          <wp:anchor distT="0" distB="0" distL="0" distR="0" simplePos="0" relativeHeight="251669504" behindDoc="1" locked="0" layoutInCell="1" allowOverlap="1">
+            <wp:simplePos x="0" y="0"/>
+            <wp:positionH relativeFrom="column">
+              <wp:posOffset>4900295</wp:posOffset>
+            </wp:positionH>
+            <wp:positionV relativeFrom="paragraph">
+              <wp:posOffset>224790</wp:posOffset>
+            </wp:positionV>
+            <wp:extent cx="1369060" cy="389255"/>
+            <wp:effectExtent l="0" t="0" r="2540" b="6350"/>
+            <wp:wrapNone/>
+            <wp:docPr id="14" name="图片 14" descr="C:\Users\JT\Desktop\2019.3.1-诺禾致源logo-最新版\logo-透明底.pnglogo-透明底"/>
+            <wp:cNvGraphicFramePr>
+              <a:graphicFrameLocks xmlns:a="http://schemas.openxmlformats.org/drawingml/2006/main" noChangeAspect="1"/>
+            </wp:cNvGraphicFramePr>
+            <a:graphic xmlns:a="http://schemas.openxmlformats.org/drawingml/2006/main">
+              <a:graphicData uri="http://schemas.openxmlformats.org/drawingml/2006/picture">
+                <pic:pic xmlns:pic="http://schemas.openxmlformats.org/drawingml/2006/picture">
+                  <pic:nvPicPr>
+                    <pic:cNvPr id="14" name="图片 14" descr="C:\Users\JT\Desktop\2019.3.1-诺禾致源logo-最新版\logo-透明底.pnglogo-透明底"/>
+                    <pic:cNvPicPr>
+                      <a:picLocks noChangeAspect="1"/>
+                    </pic:cNvPicPr>
+                  </pic:nvPicPr>
+                  <pic:blipFill>
+                    <a:blip r:embed="rId17"/>
+                    <a:srcRect/>
+                    <a:stretch>
+                      <a:fillRect/>
+                    </a:stretch>
+                  </pic:blipFill>
+                  <pic:spPr>
+                    <a:xfrm>
+                      <a:off x="0" y="0"/>
+                      <a:ext cx="1369060" cy="389255"/>
+                    </a:xfrm>
+                    <a:prstGeom prst="rect">
+                      <a:avLst/>
+                    </a:prstGeom>
+                  </pic:spPr>
+                </pic:pic>
+              </a:graphicData>
+            </a:graphic>
+          </wp:anchor>
+        </w:drawing>
+      </w:r>
+      <w:r>
+        <w:rPr>
+          <w:rFonts w:hint="eastAsia" w:ascii="微软雅黑" w:hAnsi="微软雅黑" w:eastAsia="微软雅黑" w:cs="微软雅黑"/>
+          <w:b/>
+          <w:bCs/>
+          <w:sz w:val="24"/>
+          <w:szCs w:val="24"/>
+          <w:lang w:val="en-US" w:eastAsia="zh-CN" w:bidi="ar-SA"/>
+        </w:rPr>
+        <w:t>中国 · 美国 · 英国 · 新加坡 · 荷兰 · 日本</w:t>
+      </w:r>
+    </w:p>
+    <w:p>
+      <w:pPr>
+        <w:widowControl/>
+        <w:rPr>
+          <w:rFonts w:hint="default" w:ascii="Times New Roman" w:hAnsi="Times New Roman" w:eastAsia="等线" w:cs="宋体"/>
+          <w:sz w:val="22"/>
+          <w:szCs w:val="22"/>
+          <w:lang w:val="en-US" w:eastAsia="zh-CN" w:bidi="ar-SA"/>
+        </w:rPr>
+      </w:pPr>
+      <w:r>
+        <w:rPr>
+          <w:rFonts w:ascii="Times New Roman" w:hAnsi="Times New Roman" w:eastAsia="等线" w:cs="宋体"/>
+          <w:sz w:val="22"/>
+          <w:szCs w:val="22"/>
+          <w:lang w:val="en-US" w:eastAsia="en-US" w:bidi="ar-SA"/>
+        </w:rPr>
+        <w:t>China</w:t>
+      </w:r>
+      <w:r>
+        <w:rPr>
+          <w:rFonts w:hint="eastAsia" w:ascii="Times New Roman" w:hAnsi="Times New Roman" w:eastAsia="等线" w:cs="宋体"/>
+          <w:sz w:val="22"/>
+          <w:szCs w:val="22"/>
+          <w:lang w:val="en-US" w:eastAsia="zh-CN" w:bidi="ar-SA"/>
+        </w:rPr>
+        <w:t xml:space="preserve"> </w:t>
+      </w:r>
+      <w:r>
+        <w:rPr>
+          <w:rFonts w:ascii="Times New Roman" w:hAnsi="Times New Roman" w:eastAsia="等线" w:cs="宋体"/>
+          <w:b/>
+          <w:bCs/>
+          <w:sz w:val="24"/>
+          <w:szCs w:val="24"/>
+          <w:lang w:val="en-US" w:eastAsia="zh-CN" w:bidi="ar-SA"/>
+        </w:rPr>
+        <w:t>·</w:t>
+      </w:r>
+      <w:r>
+        <w:rPr>
+          <w:rFonts w:hint="eastAsia" w:ascii="Times New Roman" w:hAnsi="Times New Roman" w:eastAsia="等线" w:cs="宋体"/>
+          <w:b/>
+          <w:bCs/>
+          <w:sz w:val="24"/>
+          <w:szCs w:val="24"/>
+          <w:lang w:val="en-US" w:eastAsia="zh-CN" w:bidi="ar-SA"/>
+        </w:rPr>
+        <w:t xml:space="preserve"> </w:t>
+      </w:r>
+      <w:r>
+        <w:rPr>
+          <w:rFonts w:ascii="Times New Roman" w:hAnsi="Times New Roman" w:eastAsia="等线" w:cs="宋体"/>
+          <w:sz w:val="22"/>
+          <w:szCs w:val="22"/>
+          <w:lang w:val="en-US" w:eastAsia="en-US" w:bidi="ar-SA"/>
+        </w:rPr>
+        <w:t>USA</w:t>
+      </w:r>
+      <w:r>
+        <w:rPr>
+          <w:rFonts w:hint="eastAsia" w:ascii="Times New Roman" w:hAnsi="Times New Roman" w:eastAsia="等线" w:cs="宋体"/>
+          <w:sz w:val="22"/>
+          <w:szCs w:val="22"/>
+          <w:lang w:val="en-US" w:eastAsia="zh-CN" w:bidi="ar-SA"/>
+        </w:rPr>
+        <w:t xml:space="preserve"> </w:t>
+      </w:r>
+      <w:r>
+        <w:rPr>
+          <w:rFonts w:ascii="Times New Roman" w:hAnsi="Times New Roman" w:eastAsia="等线" w:cs="宋体"/>
+          <w:b/>
+          <w:bCs/>
+          <w:sz w:val="24"/>
+          <w:szCs w:val="24"/>
+          <w:lang w:val="en-US" w:eastAsia="zh-CN" w:bidi="ar-SA"/>
+        </w:rPr>
+        <w:t>·</w:t>
+      </w:r>
+      <w:r>
+        <w:rPr>
+          <w:rFonts w:hint="eastAsia" w:ascii="Times New Roman" w:hAnsi="Times New Roman" w:eastAsia="等线" w:cs="宋体"/>
+          <w:b/>
+          <w:bCs/>
+          <w:sz w:val="24"/>
+          <w:szCs w:val="24"/>
+          <w:lang w:val="en-US" w:eastAsia="zh-CN" w:bidi="ar-SA"/>
+        </w:rPr>
+        <w:t xml:space="preserve"> </w:t>
+      </w:r>
+      <w:r>
+        <w:rPr>
+          <w:rFonts w:ascii="Times New Roman" w:hAnsi="Times New Roman" w:eastAsia="等线" w:cs="宋体"/>
+          <w:sz w:val="22"/>
+          <w:szCs w:val="22"/>
+          <w:lang w:val="en-US" w:eastAsia="en-US" w:bidi="ar-SA"/>
+        </w:rPr>
+        <w:t>UK</w:t>
+      </w:r>
+      <w:r>
+        <w:rPr>
+          <w:rFonts w:hint="eastAsia" w:ascii="Times New Roman" w:hAnsi="Times New Roman" w:eastAsia="等线" w:cs="宋体"/>
+          <w:sz w:val="22"/>
+          <w:szCs w:val="22"/>
+          <w:lang w:val="en-US" w:eastAsia="zh-CN" w:bidi="ar-SA"/>
+        </w:rPr>
+        <w:t xml:space="preserve"> </w:t>
+      </w:r>
+      <w:r>
+        <w:rPr>
+          <w:rFonts w:ascii="Times New Roman" w:hAnsi="Times New Roman" w:eastAsia="等线" w:cs="宋体"/>
+          <w:b/>
+          <w:bCs/>
+          <w:sz w:val="24"/>
+          <w:szCs w:val="24"/>
+          <w:lang w:val="en-US" w:eastAsia="zh-CN" w:bidi="ar-SA"/>
+        </w:rPr>
+        <w:t>·</w:t>
+      </w:r>
+      <w:r>
+        <w:rPr>
+          <w:rFonts w:hint="eastAsia" w:ascii="Times New Roman" w:hAnsi="Times New Roman" w:eastAsia="等线" w:cs="宋体"/>
+          <w:b/>
+          <w:bCs/>
+          <w:sz w:val="24"/>
+          <w:szCs w:val="24"/>
+          <w:lang w:val="en-US" w:eastAsia="zh-CN" w:bidi="ar-SA"/>
+        </w:rPr>
+        <w:t xml:space="preserve"> </w:t>
+      </w:r>
+      <w:r>
+        <w:rPr>
+          <w:rFonts w:ascii="Times New Roman" w:hAnsi="Times New Roman" w:eastAsia="等线" w:cs="宋体"/>
+          <w:sz w:val="22"/>
+          <w:szCs w:val="22"/>
+          <w:lang w:val="en-US" w:eastAsia="en-US" w:bidi="ar-SA"/>
+        </w:rPr>
+        <w:t>Singapore</w:t>
+      </w:r>
+      <w:r>
+        <w:rPr>
+          <w:rFonts w:hint="eastAsia" w:ascii="Times New Roman" w:hAnsi="Times New Roman" w:eastAsia="等线" w:cs="宋体"/>
+          <w:sz w:val="22"/>
+          <w:szCs w:val="22"/>
+          <w:lang w:val="en-US" w:eastAsia="zh-CN" w:bidi="ar-SA"/>
+        </w:rPr>
+        <w:t xml:space="preserve"> </w:t>
+      </w:r>
+      <w:r>
+        <w:rPr>
+          <w:rFonts w:ascii="Times New Roman" w:hAnsi="Times New Roman" w:eastAsia="等线" w:cs="宋体"/>
+          <w:b/>
+          <w:bCs/>
+          <w:sz w:val="24"/>
+          <w:szCs w:val="24"/>
+          <w:lang w:val="en-US" w:eastAsia="zh-CN" w:bidi="ar-SA"/>
+        </w:rPr>
+        <w:t>·</w:t>
+      </w:r>
+      <w:r>
+        <w:rPr>
+          <w:rFonts w:hint="eastAsia" w:ascii="Times New Roman" w:hAnsi="Times New Roman" w:eastAsia="等线" w:cs="宋体"/>
+          <w:b/>
+          <w:bCs/>
+          <w:sz w:val="24"/>
+          <w:szCs w:val="24"/>
+          <w:lang w:val="en-US" w:eastAsia="zh-CN" w:bidi="ar-SA"/>
+        </w:rPr>
+        <w:t xml:space="preserve"> </w:t>
+      </w:r>
+      <w:r>
+        <w:rPr>
+          <w:rFonts w:ascii="Times New Roman" w:hAnsi="Times New Roman" w:eastAsia="等线" w:cs="宋体"/>
+          <w:sz w:val="22"/>
+          <w:szCs w:val="22"/>
+          <w:lang w:val="en-US" w:eastAsia="en-US" w:bidi="ar-SA"/>
+        </w:rPr>
+        <w:t>Netherlands</w:t>
+      </w:r>
+      <w:r>
+        <w:rPr>
+          <w:rFonts w:hint="eastAsia" w:ascii="Times New Roman" w:hAnsi="Times New Roman" w:eastAsia="等线" w:cs="宋体"/>
+          <w:sz w:val="22"/>
+          <w:szCs w:val="22"/>
+          <w:lang w:val="en-US" w:eastAsia="zh-CN" w:bidi="ar-SA"/>
+        </w:rPr>
+        <w:t xml:space="preserve"> </w:t>
+      </w:r>
+      <w:r>
+        <w:rPr>
+          <w:rFonts w:ascii="Times New Roman" w:hAnsi="Times New Roman" w:eastAsia="等线" w:cs="宋体"/>
+          <w:b/>
+          <w:bCs/>
+          <w:sz w:val="24"/>
+          <w:szCs w:val="24"/>
+          <w:lang w:val="en-US" w:eastAsia="zh-CN" w:bidi="ar-SA"/>
+        </w:rPr>
+        <w:t>·</w:t>
+      </w:r>
+      <w:r>
+        <w:rPr>
+          <w:rFonts w:hint="eastAsia" w:ascii="Times New Roman" w:hAnsi="Times New Roman" w:eastAsia="等线" w:cs="宋体"/>
+          <w:b/>
+          <w:bCs/>
+          <w:sz w:val="24"/>
+          <w:szCs w:val="24"/>
+          <w:lang w:val="en-US" w:eastAsia="zh-CN" w:bidi="ar-SA"/>
+        </w:rPr>
+        <w:t xml:space="preserve"> </w:t>
+      </w:r>
+      <w:r>
+        <w:rPr>
+          <w:rFonts w:hint="eastAsia" w:ascii="Times New Roman" w:hAnsi="Times New Roman" w:eastAsia="等线" w:cs="宋体"/>
+          <w:sz w:val="22"/>
+          <w:szCs w:val="22"/>
+          <w:lang w:val="en-US" w:eastAsia="zh-CN" w:bidi="ar-SA"/>
+        </w:rPr>
+        <w:t>J</w:t>
+      </w:r>
+      <w:r>
+        <w:rPr>
+          <w:rFonts w:ascii="Times New Roman" w:hAnsi="Times New Roman" w:eastAsia="等线" w:cs="宋体"/>
+          <w:sz w:val="22"/>
+          <w:szCs w:val="22"/>
+          <w:lang w:val="en-US" w:eastAsia="en-US" w:bidi="ar-SA"/>
+        </w:rPr>
+        <w:t>apan</w:t>
+      </w:r>
+    </w:p>
     <w:sectPr>
-      <w:headerReference r:id="rId5" w:type="default"/>
-      <w:footerReference r:id="rId6" w:type="default"/>
-      <w:pgSz w:w="11910" w:h="16840"/>
-      <w:pgMar w:top="1540" w:right="880" w:bottom="920" w:left="1020" w:header="709" w:footer="656" w:gutter="0"/>
-      <w:pgNumType w:fmt="decimal"/>
-      <w:cols w:space="720" w:num="1"/>
+      <w:headerReference r:id="rId7" w:type="default"/>
+      <w:footerReference r:id="rId8" w:type="default"/>
+      <w:pgSz w:w="11906" w:h="16838"/>
+      <w:pgMar w:top="850" w:right="850" w:bottom="850" w:left="850" w:header="851" w:footer="992" w:gutter="0"/>
+      <w:cols w:space="425" w:num="1"/>
+      <w:docGrid w:type="lines" w:linePitch="312" w:charSpace="0"/>
     </w:sectPr>
   </w:body>
 </w:document>
@@ -8889,9 +9900,58 @@
 </w:ftr>
 </file>
 
+<file path=word/footer4.xml><?xml version="1.0" encoding="utf-8"?>
+<w:ftr xmlns:wpc="http://schemas.microsoft.com/office/word/2010/wordprocessingCanvas" xmlns:mc="http://schemas.openxmlformats.org/markup-compatibility/2006" xmlns:o="urn:schemas-microsoft-com:office:office" xmlns:r="http://schemas.openxmlformats.org/officeDocument/2006/relationships" xmlns:m="http://schemas.openxmlformats.org/officeDocument/2006/math" xmlns:v="urn:schemas-microsoft-com:vml" xmlns:wp14="http://schemas.microsoft.com/office/word/2010/wordprocessingDrawing" xmlns:wp="http://schemas.openxmlformats.org/drawingml/2006/wordprocessingDrawing" xmlns:w10="urn:schemas-microsoft-com:office:word" xmlns:w="http://schemas.openxmlformats.org/wordprocessingml/2006/main" xmlns:w14="http://schemas.microsoft.com/office/word/2010/wordml" xmlns:w15="http://schemas.microsoft.com/office/word/2012/wordml" xmlns:wpg="http://schemas.microsoft.com/office/word/2010/wordprocessingGroup" xmlns:wpi="http://schemas.microsoft.com/office/word/2010/wordprocessingInk" xmlns:wne="http://schemas.microsoft.com/office/word/2006/wordml" xmlns:wps="http://schemas.microsoft.com/office/word/2010/wordprocessingShape" xmlns:wpsCustomData="http://www.wps.cn/officeDocument/2013/wpsCustomData" mc:Ignorable="w14 w15 wp14">
+  <w:p>
+    <w:pPr>
+      <w:widowControl w:val="0"/>
+      <w:tabs>
+        <w:tab w:val="center" w:pos="4153"/>
+        <w:tab w:val="right" w:pos="8306"/>
+      </w:tabs>
+      <w:snapToGrid w:val="0"/>
+      <w:rPr>
+        <w:rFonts w:ascii="宋体" w:hAnsi="宋体" w:eastAsia="宋体" w:cs="宋体"/>
+        <w:sz w:val="18"/>
+        <w:szCs w:val="18"/>
+        <w:lang w:val="en-US" w:eastAsia="en-US" w:bidi="ar-SA"/>
+      </w:rPr>
+    </w:pPr>
+  </w:p>
+</w:ftr>
+</file>
+
 <file path=word/header1.xml><?xml version="1.0" encoding="utf-8"?>
 <w:hdr xmlns:wpc="http://schemas.microsoft.com/office/word/2010/wordprocessingCanvas" xmlns:mc="http://schemas.openxmlformats.org/markup-compatibility/2006" xmlns:o="urn:schemas-microsoft-com:office:office" xmlns:r="http://schemas.openxmlformats.org/officeDocument/2006/relationships" xmlns:m="http://schemas.openxmlformats.org/officeDocument/2006/math" xmlns:v="urn:schemas-microsoft-com:vml" xmlns:wp14="http://schemas.microsoft.com/office/word/2010/wordprocessingDrawing" xmlns:wp="http://schemas.openxmlformats.org/drawingml/2006/wordprocessingDrawing" xmlns:w10="urn:schemas-microsoft-com:office:word" xmlns:w="http://schemas.openxmlformats.org/wordprocessingml/2006/main" xmlns:w14="http://schemas.microsoft.com/office/word/2010/wordml" xmlns:w15="http://schemas.microsoft.com/office/word/2012/wordml" xmlns:wpg="http://schemas.microsoft.com/office/word/2010/wordprocessingGroup" xmlns:wpi="http://schemas.microsoft.com/office/word/2010/wordprocessingInk" xmlns:wne="http://schemas.microsoft.com/office/word/2006/wordml" xmlns:wps="http://schemas.microsoft.com/office/word/2010/wordprocessingShape" xmlns:wpsCustomData="http://www.wps.cn/officeDocument/2013/wpsCustomData" mc:Ignorable="w14 w15 wp14">
   <w:p/>
+</w:hdr>
+</file>
+
+<file path=word/header2.xml><?xml version="1.0" encoding="utf-8"?>
+<w:hdr xmlns:wpc="http://schemas.microsoft.com/office/word/2010/wordprocessingCanvas" xmlns:mc="http://schemas.openxmlformats.org/markup-compatibility/2006" xmlns:o="urn:schemas-microsoft-com:office:office" xmlns:r="http://schemas.openxmlformats.org/officeDocument/2006/relationships" xmlns:m="http://schemas.openxmlformats.org/officeDocument/2006/math" xmlns:v="urn:schemas-microsoft-com:vml" xmlns:wp14="http://schemas.microsoft.com/office/word/2010/wordprocessingDrawing" xmlns:wp="http://schemas.openxmlformats.org/drawingml/2006/wordprocessingDrawing" xmlns:w10="urn:schemas-microsoft-com:office:word" xmlns:w="http://schemas.openxmlformats.org/wordprocessingml/2006/main" xmlns:w14="http://schemas.microsoft.com/office/word/2010/wordml" xmlns:w15="http://schemas.microsoft.com/office/word/2012/wordml" xmlns:wpg="http://schemas.microsoft.com/office/word/2010/wordprocessingGroup" xmlns:wpi="http://schemas.microsoft.com/office/word/2010/wordprocessingInk" xmlns:wne="http://schemas.microsoft.com/office/word/2006/wordml" xmlns:wps="http://schemas.microsoft.com/office/word/2010/wordprocessingShape" xmlns:wpsCustomData="http://www.wps.cn/officeDocument/2013/wpsCustomData" mc:Ignorable="w14 w15 wp14">
+  <w:p>
+    <w:pPr>
+      <w:widowControl w:val="0"/>
+      <w:pBdr>
+        <w:top w:val="none" w:color="auto" w:sz="0" w:space="1"/>
+        <w:left w:val="none" w:color="auto" w:sz="0" w:space="4"/>
+        <w:bottom w:val="none" w:color="auto" w:sz="0" w:space="1"/>
+        <w:right w:val="none" w:color="auto" w:sz="0" w:space="4"/>
+      </w:pBdr>
+      <w:tabs>
+        <w:tab w:val="center" w:pos="4153"/>
+        <w:tab w:val="right" w:pos="8306"/>
+      </w:tabs>
+      <w:snapToGrid w:val="0"/>
+      <w:jc w:val="right"/>
+      <w:rPr>
+        <w:rFonts w:ascii="宋体" w:hAnsi="宋体" w:eastAsia="宋体" w:cs="宋体"/>
+        <w:sz w:val="18"/>
+        <w:szCs w:val="22"/>
+        <w:lang w:val="en-US" w:eastAsia="zh-CN" w:bidi="ar-SA"/>
+      </w:rPr>
+    </w:pPr>
+  </w:p>
 </w:hdr>
 </file>
 
@@ -12930,6 +13990,7 @@
   <customSectProps>
     <customSectPr/>
     <customSectPr/>
+    <customSectPr/>
   </customSectProps>
   <customShpExts>
     <customShpInfo spid="_x0000_s1026" textRotate="1"/>

--- a/WebContent/docx/Claudin18.2检测报告.docx
+++ b/WebContent/docx/Claudin18.2检测报告.docx
@@ -19,26 +19,27 @@
           <w:sz w:val="48"/>
         </w:rPr>
       </w:pPr>
-      <w:r>
-        <w:rPr>
-          <w:rFonts w:hint="default" w:ascii="Times New Roman" w:hAnsi="Times New Roman" w:cs="Times New Roman"/>
+      <w:bookmarkStart w:id="3" w:name="_GoBack"/>
+      <w:bookmarkEnd w:id="3"/>
+      <w:r>
+        <w:rPr>
           <w:lang w:eastAsia="zh-CN"/>
         </w:rPr>
         <mc:AlternateContent>
           <mc:Choice Requires="wps">
             <w:drawing>
-              <wp:anchor distT="0" distB="0" distL="114300" distR="114300" simplePos="0" relativeHeight="251664384" behindDoc="0" locked="0" layoutInCell="1" allowOverlap="1">
+              <wp:anchor distT="0" distB="0" distL="114300" distR="114300" simplePos="0" relativeHeight="251669504" behindDoc="0" locked="0" layoutInCell="1" allowOverlap="1">
                 <wp:simplePos x="0" y="0"/>
                 <wp:positionH relativeFrom="column">
-                  <wp:posOffset>-55245</wp:posOffset>
+                  <wp:posOffset>-589915</wp:posOffset>
                 </wp:positionH>
                 <wp:positionV relativeFrom="paragraph">
-                  <wp:posOffset>6896735</wp:posOffset>
+                  <wp:posOffset>2998470</wp:posOffset>
                 </wp:positionV>
-                <wp:extent cx="6065520" cy="1199515"/>
+                <wp:extent cx="6316980" cy="2331085"/>
                 <wp:effectExtent l="0" t="0" r="0" b="0"/>
                 <wp:wrapNone/>
-                <wp:docPr id="31" name="文本框 31"/>
+                <wp:docPr id="3" name="文本框 3"/>
                 <wp:cNvGraphicFramePr/>
                 <a:graphic xmlns:a="http://schemas.openxmlformats.org/drawingml/2006/main">
                   <a:graphicData uri="http://schemas.microsoft.com/office/word/2010/wordprocessingShape">
@@ -47,7 +48,7 @@
                       <wps:spPr>
                         <a:xfrm>
                           <a:off x="0" y="0"/>
-                          <a:ext cx="6065520" cy="1199515"/>
+                          <a:ext cx="6316980" cy="2331085"/>
                         </a:xfrm>
                         <a:prstGeom prst="rect">
                           <a:avLst/>
@@ -75,55 +76,93 @@
                         <w:txbxContent>
                           <w:p>
                             <w:pPr>
-                              <w:jc w:val="left"/>
+                              <w:keepNext w:val="0"/>
+                              <w:keepLines w:val="0"/>
+                              <w:pageBreakBefore w:val="0"/>
+                              <w:widowControl w:val="0"/>
+                              <w:kinsoku/>
+                              <w:wordWrap/>
+                              <w:overflowPunct/>
+                              <w:topLinePunct w:val="0"/>
+                              <w:bidi w:val="0"/>
+                              <w:adjustRightInd/>
+                              <w:snapToGrid/>
+                              <w:textAlignment w:val="auto"/>
                               <w:rPr>
                                 <w:rFonts w:hint="default" w:ascii="Times New Roman" w:hAnsi="Times New Roman" w:eastAsia="黑体" w:cs="Times New Roman"/>
-                                <w:color w:val="538035"/>
-                                <w:kern w:val="0"/>
+                                <w:color w:val="FFFFFF" w:themeColor="background1"/>
                                 <w:sz w:val="52"/>
                                 <w:szCs w:val="52"/>
                                 <w:lang w:eastAsia="zh-CN"/>
+                                <w14:textFill>
+                                  <w14:solidFill>
+                                    <w14:schemeClr w14:val="bg1"/>
+                                  </w14:solidFill>
+                                </w14:textFill>
                               </w:rPr>
                             </w:pPr>
                             <w:r>
                               <w:rPr>
                                 <w:rFonts w:hint="default" w:ascii="Times New Roman" w:hAnsi="Times New Roman" w:eastAsia="黑体" w:cs="Times New Roman"/>
-                                <w:color w:val="538035"/>
-                                <w:kern w:val="0"/>
+                                <w:color w:val="FFFFFF" w:themeColor="background1"/>
                                 <w:sz w:val="52"/>
                                 <w:szCs w:val="52"/>
                                 <w:lang w:eastAsia="zh-CN"/>
+                                <w14:textFill>
+                                  <w14:solidFill>
+                                    <w14:schemeClr w14:val="bg1"/>
+                                  </w14:solidFill>
+                                </w14:textFill>
                               </w:rPr>
                               <w:t>肿瘤个性化诊疗指导</w:t>
                             </w:r>
                           </w:p>
                           <w:p>
                             <w:pPr>
-                              <w:jc w:val="left"/>
+                              <w:keepNext w:val="0"/>
+                              <w:keepLines w:val="0"/>
+                              <w:pageBreakBefore w:val="0"/>
+                              <w:widowControl w:val="0"/>
+                              <w:kinsoku/>
+                              <w:wordWrap/>
+                              <w:overflowPunct/>
+                              <w:topLinePunct w:val="0"/>
+                              <w:bidi w:val="0"/>
+                              <w:adjustRightInd/>
+                              <w:snapToGrid/>
+                              <w:textAlignment w:val="auto"/>
                               <w:rPr>
                                 <w:rFonts w:hint="default" w:ascii="Times New Roman" w:hAnsi="Times New Roman" w:eastAsia="黑体" w:cs="Times New Roman"/>
-                                <w:color w:val="538035"/>
-                                <w:kern w:val="0"/>
+                                <w:color w:val="FFFFFF" w:themeColor="background1"/>
                                 <w:sz w:val="72"/>
                                 <w:szCs w:val="72"/>
-                                <w:lang w:val="en-US" w:eastAsia="zh-CN"/>
+                                <w:lang w:eastAsia="zh-CN"/>
+                                <w14:textFill>
+                                  <w14:solidFill>
+                                    <w14:schemeClr w14:val="bg1"/>
+                                  </w14:solidFill>
+                                </w14:textFill>
                               </w:rPr>
                             </w:pPr>
                             <w:r>
                               <w:rPr>
                                 <w:rFonts w:hint="default" w:ascii="Times New Roman" w:hAnsi="Times New Roman" w:eastAsia="黑体" w:cs="Times New Roman"/>
-                                <w:color w:val="538035"/>
-                                <w:kern w:val="0"/>
+                                <w:color w:val="FFFFFF" w:themeColor="background1"/>
                                 <w:sz w:val="72"/>
                                 <w:szCs w:val="72"/>
-                                <w:lang w:val="en-US" w:eastAsia="zh-CN"/>
+                                <w:lang w:eastAsia="zh-CN"/>
+                                <w14:textFill>
+                                  <w14:solidFill>
+                                    <w14:schemeClr w14:val="bg1"/>
+                                  </w14:solidFill>
+                                </w14:textFill>
                               </w:rPr>
                               <w:t>Claudin18.2检测报告</w:t>
                             </w:r>
                           </w:p>
                         </w:txbxContent>
                       </wps:txbx>
-                      <wps:bodyPr rot="0" spcFirstLastPara="0" vertOverflow="overflow" horzOverflow="overflow" vert="horz" wrap="square" lIns="91440" tIns="45720" rIns="91440" bIns="45720" numCol="1" spcCol="0" rtlCol="0" fromWordArt="0" anchor="t" anchorCtr="0" forceAA="0" compatLnSpc="1">
+                      <wps:bodyPr rot="0" spcFirstLastPara="0" vertOverflow="overflow" horzOverflow="overflow" vert="horz" wrap="square" lIns="91440" tIns="45720" rIns="91440" bIns="45720" numCol="1" spcCol="0" rtlCol="0" fromWordArt="0" anchor="ctr" anchorCtr="0" forceAA="0" compatLnSpc="1">
                         <a:noAutofit/>
                       </wps:bodyPr>
                     </wps:wsp>
@@ -134,7 +173,7 @@
           </mc:Choice>
           <mc:Fallback>
             <w:pict>
-              <v:shape id="_x0000_s1026" o:spid="_x0000_s1026" o:spt="202" type="#_x0000_t202" style="position:absolute;left:0pt;margin-left:-4.35pt;margin-top:543.05pt;height:94.45pt;width:477.6pt;z-index:251664384;mso-width-relative:page;mso-height-relative:page;" filled="f" stroked="f" coordsize="21600,21600" o:gfxdata="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">
+              <v:shape id="_x0000_s1026" o:spid="_x0000_s1026" o:spt="202" type="#_x0000_t202" style="position:absolute;left:0pt;margin-left:-46.45pt;margin-top:236.1pt;height:183.55pt;width:497.4pt;z-index:251669504;v-text-anchor:middle;mso-width-relative:page;mso-height-relative:page;" filled="f" stroked="f" coordsize="21600,21600" o:gfxdata="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">
                 <v:fill on="f" focussize="0,0"/>
                 <v:stroke on="f" weight="0.5pt"/>
                 <v:imagedata o:title=""/>
@@ -143,48 +182,86 @@
                   <w:txbxContent>
                     <w:p>
                       <w:pPr>
-                        <w:jc w:val="left"/>
+                        <w:keepNext w:val="0"/>
+                        <w:keepLines w:val="0"/>
+                        <w:pageBreakBefore w:val="0"/>
+                        <w:widowControl w:val="0"/>
+                        <w:kinsoku/>
+                        <w:wordWrap/>
+                        <w:overflowPunct/>
+                        <w:topLinePunct w:val="0"/>
+                        <w:bidi w:val="0"/>
+                        <w:adjustRightInd/>
+                        <w:snapToGrid/>
+                        <w:textAlignment w:val="auto"/>
                         <w:rPr>
                           <w:rFonts w:hint="default" w:ascii="Times New Roman" w:hAnsi="Times New Roman" w:eastAsia="黑体" w:cs="Times New Roman"/>
-                          <w:color w:val="538035"/>
-                          <w:kern w:val="0"/>
+                          <w:color w:val="FFFFFF" w:themeColor="background1"/>
                           <w:sz w:val="52"/>
                           <w:szCs w:val="52"/>
                           <w:lang w:eastAsia="zh-CN"/>
+                          <w14:textFill>
+                            <w14:solidFill>
+                              <w14:schemeClr w14:val="bg1"/>
+                            </w14:solidFill>
+                          </w14:textFill>
                         </w:rPr>
                       </w:pPr>
                       <w:r>
                         <w:rPr>
                           <w:rFonts w:hint="default" w:ascii="Times New Roman" w:hAnsi="Times New Roman" w:eastAsia="黑体" w:cs="Times New Roman"/>
-                          <w:color w:val="538035"/>
-                          <w:kern w:val="0"/>
+                          <w:color w:val="FFFFFF" w:themeColor="background1"/>
                           <w:sz w:val="52"/>
                           <w:szCs w:val="52"/>
                           <w:lang w:eastAsia="zh-CN"/>
+                          <w14:textFill>
+                            <w14:solidFill>
+                              <w14:schemeClr w14:val="bg1"/>
+                            </w14:solidFill>
+                          </w14:textFill>
                         </w:rPr>
                         <w:t>肿瘤个性化诊疗指导</w:t>
                       </w:r>
                     </w:p>
                     <w:p>
                       <w:pPr>
-                        <w:jc w:val="left"/>
+                        <w:keepNext w:val="0"/>
+                        <w:keepLines w:val="0"/>
+                        <w:pageBreakBefore w:val="0"/>
+                        <w:widowControl w:val="0"/>
+                        <w:kinsoku/>
+                        <w:wordWrap/>
+                        <w:overflowPunct/>
+                        <w:topLinePunct w:val="0"/>
+                        <w:bidi w:val="0"/>
+                        <w:adjustRightInd/>
+                        <w:snapToGrid/>
+                        <w:textAlignment w:val="auto"/>
                         <w:rPr>
                           <w:rFonts w:hint="default" w:ascii="Times New Roman" w:hAnsi="Times New Roman" w:eastAsia="黑体" w:cs="Times New Roman"/>
-                          <w:color w:val="538035"/>
-                          <w:kern w:val="0"/>
+                          <w:color w:val="FFFFFF" w:themeColor="background1"/>
                           <w:sz w:val="72"/>
                           <w:szCs w:val="72"/>
-                          <w:lang w:val="en-US" w:eastAsia="zh-CN"/>
+                          <w:lang w:eastAsia="zh-CN"/>
+                          <w14:textFill>
+                            <w14:solidFill>
+                              <w14:schemeClr w14:val="bg1"/>
+                            </w14:solidFill>
+                          </w14:textFill>
                         </w:rPr>
                       </w:pPr>
                       <w:r>
                         <w:rPr>
                           <w:rFonts w:hint="default" w:ascii="Times New Roman" w:hAnsi="Times New Roman" w:eastAsia="黑体" w:cs="Times New Roman"/>
-                          <w:color w:val="538035"/>
-                          <w:kern w:val="0"/>
+                          <w:color w:val="FFFFFF" w:themeColor="background1"/>
                           <w:sz w:val="72"/>
                           <w:szCs w:val="72"/>
-                          <w:lang w:val="en-US" w:eastAsia="zh-CN"/>
+                          <w:lang w:eastAsia="zh-CN"/>
+                          <w14:textFill>
+                            <w14:solidFill>
+                              <w14:schemeClr w14:val="bg1"/>
+                            </w14:solidFill>
+                          </w14:textFill>
                         </w:rPr>
                         <w:t>Claudin18.2检测报告</w:t>
                       </w:r>
@@ -198,149 +275,23 @@
       </w:r>
       <w:r>
         <w:rPr>
-          <w:rFonts w:hint="default" w:ascii="Times New Roman" w:hAnsi="Times New Roman" w:cs="Times New Roman"/>
+          <w:rFonts w:hint="eastAsia" w:eastAsia="宋体"/>
+          <w:sz w:val="20"/>
           <w:lang w:eastAsia="zh-CN"/>
         </w:rPr>
-        <mc:AlternateContent>
-          <mc:Choice Requires="wps">
-            <w:drawing>
-              <wp:anchor distT="0" distB="0" distL="114300" distR="114300" simplePos="0" relativeHeight="251665408" behindDoc="0" locked="0" layoutInCell="1" allowOverlap="1">
-                <wp:simplePos x="0" y="0"/>
-                <wp:positionH relativeFrom="column">
-                  <wp:posOffset>-3175</wp:posOffset>
-                </wp:positionH>
-                <wp:positionV relativeFrom="paragraph">
-                  <wp:posOffset>8754110</wp:posOffset>
-                </wp:positionV>
-                <wp:extent cx="1788160" cy="316865"/>
-                <wp:effectExtent l="0" t="0" r="10160" b="3175"/>
-                <wp:wrapNone/>
-                <wp:docPr id="37" name="文本框 37"/>
-                <wp:cNvGraphicFramePr/>
-                <a:graphic xmlns:a="http://schemas.openxmlformats.org/drawingml/2006/main">
-                  <a:graphicData uri="http://schemas.microsoft.com/office/word/2010/wordprocessingShape">
-                    <wps:wsp>
-                      <wps:cNvSpPr txBox="1"/>
-                      <wps:spPr>
-                        <a:xfrm>
-                          <a:off x="0" y="0"/>
-                          <a:ext cx="1788160" cy="316865"/>
-                        </a:xfrm>
-                        <a:prstGeom prst="rect">
-                          <a:avLst/>
-                        </a:prstGeom>
-                        <a:solidFill>
-                          <a:schemeClr val="lt1"/>
-                        </a:solidFill>
-                        <a:ln w="6350">
-                          <a:noFill/>
-                        </a:ln>
-                      </wps:spPr>
-                      <wps:style>
-                        <a:lnRef idx="0">
-                          <a:schemeClr val="accent1"/>
-                        </a:lnRef>
-                        <a:fillRef idx="0">
-                          <a:schemeClr val="accent1"/>
-                        </a:fillRef>
-                        <a:effectRef idx="0">
-                          <a:schemeClr val="accent1"/>
-                        </a:effectRef>
-                        <a:fontRef idx="minor">
-                          <a:schemeClr val="dk1"/>
-                        </a:fontRef>
-                      </wps:style>
-                      <wps:txbx>
-                        <w:txbxContent>
-                          <w:p>
-                            <w:pPr>
-                              <w:jc w:val="left"/>
-                              <w:rPr>
-                                <w:rFonts w:hint="eastAsia" w:ascii="黑体" w:hAnsi="黑体" w:eastAsia="黑体" w:cs="黑体"/>
-                                <w:color w:val="7B7B7B"/>
-                                <w:kern w:val="0"/>
-                                <w:sz w:val="24"/>
-                                <w:szCs w:val="24"/>
-                                <w:lang w:eastAsia="zh-CN"/>
-                              </w:rPr>
-                            </w:pPr>
-                            <w:r>
-                              <w:rPr>
-                                <w:rFonts w:hint="eastAsia" w:ascii="黑体" w:hAnsi="黑体" w:eastAsia="黑体" w:cs="黑体"/>
-                                <w:color w:val="7B7B7B"/>
-                                <w:kern w:val="0"/>
-                                <w:sz w:val="24"/>
-                                <w:szCs w:val="24"/>
-                                <w:lang w:eastAsia="zh-CN"/>
-                              </w:rPr>
-                              <w:t>基因科技守护生命健康</w:t>
-                            </w:r>
-                          </w:p>
-                        </w:txbxContent>
-                      </wps:txbx>
-                      <wps:bodyPr rot="0" spcFirstLastPara="0" vertOverflow="overflow" horzOverflow="overflow" vert="horz" wrap="square" lIns="91440" tIns="45720" rIns="91440" bIns="45720" numCol="1" spcCol="0" rtlCol="0" fromWordArt="0" anchor="t" anchorCtr="0" forceAA="0" compatLnSpc="1">
-                        <a:noAutofit/>
-                      </wps:bodyPr>
-                    </wps:wsp>
-                  </a:graphicData>
-                </a:graphic>
-              </wp:anchor>
-            </w:drawing>
-          </mc:Choice>
-          <mc:Fallback>
-            <w:pict>
-              <v:shape id="_x0000_s1026" o:spid="_x0000_s1026" o:spt="202" type="#_x0000_t202" style="position:absolute;left:0pt;margin-left:-0.25pt;margin-top:689.3pt;height:24.95pt;width:140.8pt;z-index:251665408;mso-width-relative:page;mso-height-relative:page;" fillcolor="#FFFFFF [3201]" filled="t" stroked="f" coordsize="21600,21600" o:gfxdata="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">
-                <v:fill on="t" focussize="0,0"/>
-                <v:stroke on="f" weight="0.5pt"/>
-                <v:imagedata o:title=""/>
-                <o:lock v:ext="edit" aspectratio="f"/>
-                <v:textbox>
-                  <w:txbxContent>
-                    <w:p>
-                      <w:pPr>
-                        <w:jc w:val="left"/>
-                        <w:rPr>
-                          <w:rFonts w:hint="eastAsia" w:ascii="黑体" w:hAnsi="黑体" w:eastAsia="黑体" w:cs="黑体"/>
-                          <w:color w:val="7B7B7B"/>
-                          <w:kern w:val="0"/>
-                          <w:sz w:val="24"/>
-                          <w:szCs w:val="24"/>
-                          <w:lang w:eastAsia="zh-CN"/>
-                        </w:rPr>
-                      </w:pPr>
-                      <w:r>
-                        <w:rPr>
-                          <w:rFonts w:hint="eastAsia" w:ascii="黑体" w:hAnsi="黑体" w:eastAsia="黑体" w:cs="黑体"/>
-                          <w:color w:val="7B7B7B"/>
-                          <w:kern w:val="0"/>
-                          <w:sz w:val="24"/>
-                          <w:szCs w:val="24"/>
-                          <w:lang w:eastAsia="zh-CN"/>
-                        </w:rPr>
-                        <w:t>基因科技守护生命健康</w:t>
-                      </w:r>
-                    </w:p>
-                  </w:txbxContent>
-                </v:textbox>
-              </v:shape>
-            </w:pict>
-          </mc:Fallback>
-        </mc:AlternateContent>
-      </w:r>
-      <w:r>
         <w:drawing>
-          <wp:anchor distT="0" distB="0" distL="0" distR="0" simplePos="0" relativeHeight="251667456" behindDoc="0" locked="0" layoutInCell="1" allowOverlap="1">
+          <wp:anchor distT="0" distB="0" distL="114300" distR="114300" simplePos="0" relativeHeight="251668480" behindDoc="0" locked="0" layoutInCell="1" allowOverlap="1">
             <wp:simplePos x="0" y="0"/>
             <wp:positionH relativeFrom="column">
-              <wp:posOffset>1611630</wp:posOffset>
+              <wp:posOffset>-628015</wp:posOffset>
             </wp:positionH>
             <wp:positionV relativeFrom="paragraph">
-              <wp:posOffset>-834390</wp:posOffset>
+              <wp:posOffset>-1099185</wp:posOffset>
             </wp:positionV>
-            <wp:extent cx="1643380" cy="986790"/>
-            <wp:effectExtent l="0" t="0" r="2540" b="0"/>
+            <wp:extent cx="7956550" cy="10721975"/>
+            <wp:effectExtent l="0" t="0" r="13970" b="6985"/>
             <wp:wrapNone/>
-            <wp:docPr id="4" name="图片 1"/>
+            <wp:docPr id="20" name="图片 20" descr="20250320-刘建峰-宣传册封面-06"/>
             <wp:cNvGraphicFramePr>
               <a:graphicFrameLocks xmlns:a="http://schemas.openxmlformats.org/drawingml/2006/main" noChangeAspect="1"/>
             </wp:cNvGraphicFramePr>
@@ -348,14 +299,13 @@
               <a:graphicData uri="http://schemas.openxmlformats.org/drawingml/2006/picture">
                 <pic:pic xmlns:pic="http://schemas.openxmlformats.org/drawingml/2006/picture">
                   <pic:nvPicPr>
-                    <pic:cNvPr id="4" name="图片 1"/>
+                    <pic:cNvPr id="20" name="图片 20" descr="20250320-刘建峰-宣传册封面-06"/>
                     <pic:cNvPicPr>
-                      <a:picLocks noChangeAspect="1" noChangeArrowheads="1"/>
+                      <a:picLocks noChangeAspect="1"/>
                     </pic:cNvPicPr>
                   </pic:nvPicPr>
                   <pic:blipFill>
                     <a:blip r:embed="rId10"/>
-                    <a:srcRect/>
                     <a:stretch>
                       <a:fillRect/>
                     </a:stretch>
@@ -363,63 +313,7 @@
                   <pic:spPr>
                     <a:xfrm>
                       <a:off x="0" y="0"/>
-                      <a:ext cx="1643380" cy="986790"/>
-                    </a:xfrm>
-                    <a:prstGeom prst="rect">
-                      <a:avLst/>
-                    </a:prstGeom>
-                    <a:noFill/>
-                    <a:ln>
-                      <a:noFill/>
-                    </a:ln>
-                  </pic:spPr>
-                </pic:pic>
-              </a:graphicData>
-            </a:graphic>
-          </wp:anchor>
-        </w:drawing>
-      </w:r>
-      <w:r>
-        <w:rPr>
-          <w:rFonts w:hint="default" w:ascii="Times New Roman" w:hAnsi="Times New Roman" w:cs="Times New Roman"/>
-          <w:lang w:eastAsia="zh-CN"/>
-        </w:rPr>
-        <w:drawing>
-          <wp:anchor distT="0" distB="0" distL="114300" distR="114300" simplePos="0" relativeHeight="251663360" behindDoc="0" locked="0" layoutInCell="1" allowOverlap="1">
-            <wp:simplePos x="0" y="0"/>
-            <wp:positionH relativeFrom="column">
-              <wp:posOffset>-643255</wp:posOffset>
-            </wp:positionH>
-            <wp:positionV relativeFrom="paragraph">
-              <wp:posOffset>-1109345</wp:posOffset>
-            </wp:positionV>
-            <wp:extent cx="7559675" cy="10698480"/>
-            <wp:effectExtent l="0" t="0" r="14605" b="0"/>
-            <wp:wrapNone/>
-            <wp:docPr id="28" name="图片 28" descr="封面111111"/>
-            <wp:cNvGraphicFramePr>
-              <a:graphicFrameLocks xmlns:a="http://schemas.openxmlformats.org/drawingml/2006/main" noChangeAspect="1"/>
-            </wp:cNvGraphicFramePr>
-            <a:graphic xmlns:a="http://schemas.openxmlformats.org/drawingml/2006/main">
-              <a:graphicData uri="http://schemas.openxmlformats.org/drawingml/2006/picture">
-                <pic:pic xmlns:pic="http://schemas.openxmlformats.org/drawingml/2006/picture">
-                  <pic:nvPicPr>
-                    <pic:cNvPr id="28" name="图片 28" descr="封面111111"/>
-                    <pic:cNvPicPr>
-                      <a:picLocks noChangeAspect="1"/>
-                    </pic:cNvPicPr>
-                  </pic:nvPicPr>
-                  <pic:blipFill>
-                    <a:blip r:embed="rId11"/>
-                    <a:srcRect l="1400" t="66" r="1581" b="-6"/>
-                    <a:stretch>
-                      <a:fillRect/>
-                    </a:stretch>
-                  </pic:blipFill>
-                  <pic:spPr>
-                    <a:xfrm>
-                      <a:off x="0" y="0"/>
-                      <a:ext cx="7559675" cy="10698480"/>
+                      <a:ext cx="7956550" cy="10721975"/>
                     </a:xfrm>
                     <a:prstGeom prst="rect">
                       <a:avLst/>
@@ -596,9 +490,9 @@
         <w:tblW w:w="10237" w:type="dxa"/>
         <w:jc w:val="center"/>
         <w:tblBorders>
-          <w:top w:val="single" w:color="62B541" w:sz="4" w:space="0"/>
+          <w:top w:val="single" w:color="0083C3" w:sz="4" w:space="0"/>
           <w:left w:val="none" w:color="auto" w:sz="0" w:space="0"/>
-          <w:bottom w:val="single" w:color="62B541" w:sz="4" w:space="0"/>
+          <w:bottom w:val="single" w:color="0083C3" w:sz="4" w:space="0"/>
           <w:right w:val="none" w:color="auto" w:sz="0" w:space="0"/>
           <w:insideH w:val="none" w:color="auto" w:sz="0" w:space="0"/>
           <w:insideV w:val="none" w:color="auto" w:sz="0" w:space="0"/>
@@ -620,9 +514,9 @@
       <w:tr>
         <w:tblPrEx>
           <w:tblBorders>
-            <w:top w:val="single" w:color="62B541" w:sz="4" w:space="0"/>
+            <w:top w:val="single" w:color="0083C3" w:sz="4" w:space="0"/>
             <w:left w:val="none" w:color="auto" w:sz="0" w:space="0"/>
-            <w:bottom w:val="single" w:color="62B541" w:sz="4" w:space="0"/>
+            <w:bottom w:val="single" w:color="0083C3" w:sz="4" w:space="0"/>
             <w:right w:val="none" w:color="auto" w:sz="0" w:space="0"/>
             <w:insideH w:val="none" w:color="auto" w:sz="0" w:space="0"/>
             <w:insideV w:val="none" w:color="auto" w:sz="0" w:space="0"/>
@@ -742,9 +636,9 @@
       <w:tr>
         <w:tblPrEx>
           <w:tblBorders>
-            <w:top w:val="single" w:color="62B541" w:sz="4" w:space="0"/>
+            <w:top w:val="single" w:color="0083C3" w:sz="4" w:space="0"/>
             <w:left w:val="none" w:color="auto" w:sz="0" w:space="0"/>
-            <w:bottom w:val="single" w:color="62B541" w:sz="4" w:space="0"/>
+            <w:bottom w:val="single" w:color="0083C3" w:sz="4" w:space="0"/>
             <w:right w:val="none" w:color="auto" w:sz="0" w:space="0"/>
             <w:insideH w:val="none" w:color="auto" w:sz="0" w:space="0"/>
             <w:insideV w:val="none" w:color="auto" w:sz="0" w:space="0"/>
@@ -887,9 +781,9 @@
       <w:tr>
         <w:tblPrEx>
           <w:tblBorders>
-            <w:top w:val="single" w:color="62B541" w:sz="4" w:space="0"/>
+            <w:top w:val="single" w:color="0083C3" w:sz="4" w:space="0"/>
             <w:left w:val="none" w:color="auto" w:sz="0" w:space="0"/>
-            <w:bottom w:val="single" w:color="62B541" w:sz="4" w:space="0"/>
+            <w:bottom w:val="single" w:color="0083C3" w:sz="4" w:space="0"/>
             <w:right w:val="none" w:color="auto" w:sz="0" w:space="0"/>
             <w:insideH w:val="none" w:color="auto" w:sz="0" w:space="0"/>
             <w:insideV w:val="none" w:color="auto" w:sz="0" w:space="0"/>
@@ -982,12 +876,12 @@
         <w:tblW w:w="10206" w:type="dxa"/>
         <w:jc w:val="center"/>
         <w:tblBorders>
-          <w:top w:val="single" w:color="62B541" w:sz="12" w:space="0"/>
+          <w:top w:val="single" w:color="0083C3" w:sz="12" w:space="0"/>
           <w:left w:val="none" w:color="auto" w:sz="0" w:space="0"/>
-          <w:bottom w:val="single" w:color="62B541" w:sz="12" w:space="0"/>
+          <w:bottom w:val="single" w:color="0083C3" w:sz="12" w:space="0"/>
           <w:right w:val="none" w:color="auto" w:sz="0" w:space="0"/>
-          <w:insideH w:val="single" w:color="62B541" w:sz="4" w:space="0"/>
-          <w:insideV w:val="single" w:color="62B541" w:sz="4" w:space="0"/>
+          <w:insideH w:val="single" w:color="0083C3" w:sz="4" w:space="0"/>
+          <w:insideV w:val="single" w:color="0083C3" w:sz="4" w:space="0"/>
         </w:tblBorders>
         <w:tblLayout w:type="autofit"/>
         <w:tblCellMar>
@@ -1004,12 +898,12 @@
       <w:tr>
         <w:tblPrEx>
           <w:tblBorders>
-            <w:top w:val="single" w:color="62B541" w:sz="12" w:space="0"/>
+            <w:top w:val="single" w:color="0083C3" w:sz="12" w:space="0"/>
             <w:left w:val="none" w:color="auto" w:sz="0" w:space="0"/>
-            <w:bottom w:val="single" w:color="62B541" w:sz="12" w:space="0"/>
+            <w:bottom w:val="single" w:color="0083C3" w:sz="12" w:space="0"/>
             <w:right w:val="none" w:color="auto" w:sz="0" w:space="0"/>
-            <w:insideH w:val="single" w:color="62B541" w:sz="4" w:space="0"/>
-            <w:insideV w:val="single" w:color="62B541" w:sz="4" w:space="0"/>
+            <w:insideH w:val="single" w:color="0083C3" w:sz="4" w:space="0"/>
+            <w:insideV w:val="single" w:color="0083C3" w:sz="4" w:space="0"/>
           </w:tblBorders>
           <w:tblCellMar>
             <w:top w:w="0" w:type="dxa"/>
@@ -1110,12 +1004,12 @@
       <w:tr>
         <w:tblPrEx>
           <w:tblBorders>
-            <w:top w:val="single" w:color="62B541" w:sz="12" w:space="0"/>
+            <w:top w:val="single" w:color="0083C3" w:sz="12" w:space="0"/>
             <w:left w:val="none" w:color="auto" w:sz="0" w:space="0"/>
-            <w:bottom w:val="single" w:color="62B541" w:sz="12" w:space="0"/>
+            <w:bottom w:val="single" w:color="0083C3" w:sz="12" w:space="0"/>
             <w:right w:val="none" w:color="auto" w:sz="0" w:space="0"/>
-            <w:insideH w:val="single" w:color="62B541" w:sz="4" w:space="0"/>
-            <w:insideV w:val="single" w:color="62B541" w:sz="4" w:space="0"/>
+            <w:insideH w:val="single" w:color="0083C3" w:sz="4" w:space="0"/>
+            <w:insideV w:val="single" w:color="0083C3" w:sz="4" w:space="0"/>
           </w:tblBorders>
           <w:tblCellMar>
             <w:top w:w="0" w:type="dxa"/>
@@ -1221,12 +1115,12 @@
       <w:tr>
         <w:tblPrEx>
           <w:tblBorders>
-            <w:top w:val="single" w:color="62B541" w:sz="12" w:space="0"/>
+            <w:top w:val="single" w:color="0083C3" w:sz="12" w:space="0"/>
             <w:left w:val="none" w:color="auto" w:sz="0" w:space="0"/>
-            <w:bottom w:val="single" w:color="62B541" w:sz="12" w:space="0"/>
+            <w:bottom w:val="single" w:color="0083C3" w:sz="12" w:space="0"/>
             <w:right w:val="none" w:color="auto" w:sz="0" w:space="0"/>
-            <w:insideH w:val="single" w:color="62B541" w:sz="4" w:space="0"/>
-            <w:insideV w:val="single" w:color="62B541" w:sz="4" w:space="0"/>
+            <w:insideH w:val="single" w:color="0083C3" w:sz="4" w:space="0"/>
+            <w:insideV w:val="single" w:color="0083C3" w:sz="4" w:space="0"/>
           </w:tblBorders>
           <w:tblCellMar>
             <w:top w:w="0" w:type="dxa"/>
@@ -1412,12 +1306,12 @@
         <w:tblW w:w="10057" w:type="dxa"/>
         <w:jc w:val="center"/>
         <w:tblBorders>
-          <w:top w:val="single" w:color="62B541" w:sz="4" w:space="0"/>
-          <w:left w:val="single" w:color="62B541" w:sz="4" w:space="0"/>
-          <w:bottom w:val="single" w:color="62B541" w:sz="4" w:space="0"/>
-          <w:right w:val="single" w:color="62B541" w:sz="4" w:space="0"/>
-          <w:insideH w:val="single" w:color="62B541" w:sz="4" w:space="0"/>
-          <w:insideV w:val="single" w:color="62B541" w:sz="4" w:space="0"/>
+          <w:top w:val="single" w:color="0083C3" w:sz="4" w:space="0"/>
+          <w:left w:val="single" w:color="0083C3" w:sz="4" w:space="0"/>
+          <w:bottom w:val="single" w:color="0083C3" w:sz="4" w:space="0"/>
+          <w:right w:val="single" w:color="0083C3" w:sz="4" w:space="0"/>
+          <w:insideH w:val="single" w:color="0083C3" w:sz="4" w:space="0"/>
+          <w:insideV w:val="single" w:color="0083C3" w:sz="4" w:space="0"/>
         </w:tblBorders>
         <w:tblLayout w:type="fixed"/>
         <w:tblCellMar>
@@ -1437,12 +1331,12 @@
       <w:tr>
         <w:tblPrEx>
           <w:tblBorders>
-            <w:top w:val="single" w:color="62B541" w:sz="4" w:space="0"/>
-            <w:left w:val="single" w:color="62B541" w:sz="4" w:space="0"/>
-            <w:bottom w:val="single" w:color="62B541" w:sz="4" w:space="0"/>
-            <w:right w:val="single" w:color="62B541" w:sz="4" w:space="0"/>
-            <w:insideH w:val="single" w:color="62B541" w:sz="4" w:space="0"/>
-            <w:insideV w:val="single" w:color="62B541" w:sz="4" w:space="0"/>
+            <w:top w:val="single" w:color="0083C3" w:sz="4" w:space="0"/>
+            <w:left w:val="single" w:color="0083C3" w:sz="4" w:space="0"/>
+            <w:bottom w:val="single" w:color="0083C3" w:sz="4" w:space="0"/>
+            <w:right w:val="single" w:color="0083C3" w:sz="4" w:space="0"/>
+            <w:insideH w:val="single" w:color="0083C3" w:sz="4" w:space="0"/>
+            <w:insideV w:val="single" w:color="0083C3" w:sz="4" w:space="0"/>
           </w:tblBorders>
           <w:tblCellMar>
             <w:top w:w="0" w:type="dxa"/>
@@ -1458,7 +1352,7 @@
         <w:tc>
           <w:tcPr>
             <w:tcW w:w="2572" w:type="dxa"/>
-            <w:shd w:val="clear" w:color="auto" w:fill="62B541"/>
+            <w:shd w:val="clear" w:color="auto" w:fill="0083C3"/>
             <w:vAlign w:val="center"/>
           </w:tcPr>
           <w:p>
@@ -1497,7 +1391,7 @@
         <w:tc>
           <w:tcPr>
             <w:tcW w:w="1112" w:type="dxa"/>
-            <w:shd w:val="clear" w:color="auto" w:fill="62B541"/>
+            <w:shd w:val="clear" w:color="auto" w:fill="0083C3"/>
             <w:vAlign w:val="center"/>
           </w:tcPr>
           <w:p>
@@ -1536,7 +1430,7 @@
         <w:tc>
           <w:tcPr>
             <w:tcW w:w="1479" w:type="dxa"/>
-            <w:shd w:val="clear" w:color="auto" w:fill="62B541"/>
+            <w:shd w:val="clear" w:color="auto" w:fill="0083C3"/>
             <w:vAlign w:val="center"/>
           </w:tcPr>
           <w:p>
@@ -1575,7 +1469,7 @@
         <w:tc>
           <w:tcPr>
             <w:tcW w:w="2220" w:type="dxa"/>
-            <w:shd w:val="clear" w:color="auto" w:fill="62B541"/>
+            <w:shd w:val="clear" w:color="auto" w:fill="0083C3"/>
             <w:vAlign w:val="center"/>
           </w:tcPr>
           <w:p>
@@ -1614,7 +1508,7 @@
         <w:tc>
           <w:tcPr>
             <w:tcW w:w="2674" w:type="dxa"/>
-            <w:shd w:val="clear" w:color="auto" w:fill="62B541"/>
+            <w:shd w:val="clear" w:color="auto" w:fill="0083C3"/>
             <w:vAlign w:val="center"/>
           </w:tcPr>
           <w:tbl>
@@ -1665,7 +1559,7 @@
               <w:tc>
                 <w:tcPr>
                   <w:tcW w:w="3483" w:type="dxa"/>
-                  <w:shd w:val="clear" w:color="auto" w:fill="62B541"/>
+                  <w:shd w:val="clear" w:color="auto" w:fill="0083C3"/>
                   <w:vAlign w:val="center"/>
                 </w:tcPr>
                 <w:p>
@@ -1881,12 +1775,12 @@
       <w:tr>
         <w:tblPrEx>
           <w:tblBorders>
-            <w:top w:val="single" w:color="62B541" w:sz="4" w:space="0"/>
-            <w:left w:val="single" w:color="62B541" w:sz="4" w:space="0"/>
-            <w:bottom w:val="single" w:color="62B541" w:sz="4" w:space="0"/>
-            <w:right w:val="single" w:color="62B541" w:sz="4" w:space="0"/>
-            <w:insideH w:val="single" w:color="62B541" w:sz="4" w:space="0"/>
-            <w:insideV w:val="single" w:color="62B541" w:sz="4" w:space="0"/>
+            <w:top w:val="single" w:color="0083C3" w:sz="4" w:space="0"/>
+            <w:left w:val="single" w:color="0083C3" w:sz="4" w:space="0"/>
+            <w:bottom w:val="single" w:color="0083C3" w:sz="4" w:space="0"/>
+            <w:right w:val="single" w:color="0083C3" w:sz="4" w:space="0"/>
+            <w:insideH w:val="single" w:color="0083C3" w:sz="4" w:space="0"/>
+            <w:insideV w:val="single" w:color="0083C3" w:sz="4" w:space="0"/>
           </w:tblBorders>
           <w:tblCellMar>
             <w:top w:w="0" w:type="dxa"/>
@@ -2105,12 +1999,12 @@
       <w:tr>
         <w:tblPrEx>
           <w:tblBorders>
-            <w:top w:val="single" w:color="62B541" w:sz="4" w:space="0"/>
-            <w:left w:val="single" w:color="62B541" w:sz="4" w:space="0"/>
-            <w:bottom w:val="single" w:color="62B541" w:sz="4" w:space="0"/>
-            <w:right w:val="single" w:color="62B541" w:sz="4" w:space="0"/>
-            <w:insideH w:val="single" w:color="62B541" w:sz="4" w:space="0"/>
-            <w:insideV w:val="single" w:color="62B541" w:sz="4" w:space="0"/>
+            <w:top w:val="single" w:color="0083C3" w:sz="4" w:space="0"/>
+            <w:left w:val="single" w:color="0083C3" w:sz="4" w:space="0"/>
+            <w:bottom w:val="single" w:color="0083C3" w:sz="4" w:space="0"/>
+            <w:right w:val="single" w:color="0083C3" w:sz="4" w:space="0"/>
+            <w:insideH w:val="single" w:color="0083C3" w:sz="4" w:space="0"/>
+            <w:insideV w:val="single" w:color="0083C3" w:sz="4" w:space="0"/>
           </w:tblBorders>
           <w:tblCellMar>
             <w:top w:w="0" w:type="dxa"/>
@@ -2228,12 +2122,12 @@
       <w:tr>
         <w:tblPrEx>
           <w:tblBorders>
-            <w:top w:val="single" w:color="62B541" w:sz="4" w:space="0"/>
-            <w:left w:val="single" w:color="62B541" w:sz="4" w:space="0"/>
-            <w:bottom w:val="single" w:color="62B541" w:sz="4" w:space="0"/>
-            <w:right w:val="single" w:color="62B541" w:sz="4" w:space="0"/>
-            <w:insideH w:val="single" w:color="62B541" w:sz="4" w:space="0"/>
-            <w:insideV w:val="single" w:color="62B541" w:sz="4" w:space="0"/>
+            <w:top w:val="single" w:color="0083C3" w:sz="4" w:space="0"/>
+            <w:left w:val="single" w:color="0083C3" w:sz="4" w:space="0"/>
+            <w:bottom w:val="single" w:color="0083C3" w:sz="4" w:space="0"/>
+            <w:right w:val="single" w:color="0083C3" w:sz="4" w:space="0"/>
+            <w:insideH w:val="single" w:color="0083C3" w:sz="4" w:space="0"/>
+            <w:insideV w:val="single" w:color="0083C3" w:sz="4" w:space="0"/>
           </w:tblBorders>
           <w:tblCellMar>
             <w:top w:w="0" w:type="dxa"/>
@@ -2371,12 +2265,12 @@
       <w:tr>
         <w:tblPrEx>
           <w:tblBorders>
-            <w:top w:val="single" w:color="62B541" w:sz="4" w:space="0"/>
-            <w:left w:val="single" w:color="62B541" w:sz="4" w:space="0"/>
-            <w:bottom w:val="single" w:color="62B541" w:sz="4" w:space="0"/>
-            <w:right w:val="single" w:color="62B541" w:sz="4" w:space="0"/>
-            <w:insideH w:val="single" w:color="62B541" w:sz="4" w:space="0"/>
-            <w:insideV w:val="single" w:color="62B541" w:sz="4" w:space="0"/>
+            <w:top w:val="single" w:color="0083C3" w:sz="4" w:space="0"/>
+            <w:left w:val="single" w:color="0083C3" w:sz="4" w:space="0"/>
+            <w:bottom w:val="single" w:color="0083C3" w:sz="4" w:space="0"/>
+            <w:right w:val="single" w:color="0083C3" w:sz="4" w:space="0"/>
+            <w:insideH w:val="single" w:color="0083C3" w:sz="4" w:space="0"/>
+            <w:insideV w:val="single" w:color="0083C3" w:sz="4" w:space="0"/>
           </w:tblBorders>
           <w:tblCellMar>
             <w:top w:w="0" w:type="dxa"/>
@@ -2524,12 +2418,12 @@
       <w:tr>
         <w:tblPrEx>
           <w:tblBorders>
-            <w:top w:val="single" w:color="62B541" w:sz="4" w:space="0"/>
-            <w:left w:val="single" w:color="62B541" w:sz="4" w:space="0"/>
-            <w:bottom w:val="single" w:color="62B541" w:sz="4" w:space="0"/>
-            <w:right w:val="single" w:color="62B541" w:sz="4" w:space="0"/>
-            <w:insideH w:val="single" w:color="62B541" w:sz="4" w:space="0"/>
-            <w:insideV w:val="single" w:color="62B541" w:sz="4" w:space="0"/>
+            <w:top w:val="single" w:color="0083C3" w:sz="4" w:space="0"/>
+            <w:left w:val="single" w:color="0083C3" w:sz="4" w:space="0"/>
+            <w:bottom w:val="single" w:color="0083C3" w:sz="4" w:space="0"/>
+            <w:right w:val="single" w:color="0083C3" w:sz="4" w:space="0"/>
+            <w:insideH w:val="single" w:color="0083C3" w:sz="4" w:space="0"/>
+            <w:insideV w:val="single" w:color="0083C3" w:sz="4" w:space="0"/>
           </w:tblBorders>
           <w:tblCellMar>
             <w:top w:w="0" w:type="dxa"/>
@@ -3138,12 +3032,6 @@
             <w:insideH w:val="none" w:color="auto" w:sz="0" w:space="0"/>
             <w:insideV w:val="none" w:color="auto" w:sz="0" w:space="0"/>
           </w:tblBorders>
-          <w:tblCellMar>
-            <w:top w:w="0" w:type="dxa"/>
-            <w:left w:w="108" w:type="dxa"/>
-            <w:bottom w:w="0" w:type="dxa"/>
-            <w:right w:w="108" w:type="dxa"/>
-          </w:tblCellMar>
         </w:tblPrEx>
         <w:trPr>
           <w:trHeight w:val="475" w:hRule="atLeast"/>
@@ -3154,7 +3042,7 @@
             <w:tcBorders>
               <w:top w:val="nil"/>
               <w:left w:val="nil"/>
-              <w:bottom w:val="single" w:color="62B541" w:sz="12" w:space="0"/>
+              <w:bottom w:val="single" w:color="0083C3" w:sz="12" w:space="0"/>
               <w:right w:val="nil"/>
             </w:tcBorders>
             <w:vAlign w:val="bottom"/>
@@ -3245,7 +3133,7 @@
             <w:tcBorders>
               <w:top w:val="nil"/>
               <w:left w:val="nil"/>
-              <w:bottom w:val="single" w:color="62B541" w:sz="12" w:space="0"/>
+              <w:bottom w:val="single" w:color="0083C3" w:sz="12" w:space="0"/>
               <w:right w:val="nil"/>
             </w:tcBorders>
             <w:vAlign w:val="bottom"/>
@@ -3291,7 +3179,7 @@
             <w:tcBorders>
               <w:top w:val="nil"/>
               <w:left w:val="nil"/>
-              <w:bottom w:val="single" w:color="62B541" w:sz="12" w:space="0"/>
+              <w:bottom w:val="single" w:color="0083C3" w:sz="12" w:space="0"/>
               <w:right w:val="nil"/>
             </w:tcBorders>
             <w:vAlign w:val="bottom"/>
@@ -3309,7 +3197,7 @@
                 <w:lang w:eastAsia="zh-CN"/>
               </w:rPr>
               <w:drawing>
-                <wp:anchor distT="0" distB="0" distL="114300" distR="114300" simplePos="0" relativeHeight="251668480" behindDoc="0" locked="0" layoutInCell="1" allowOverlap="1">
+                <wp:anchor distT="0" distB="0" distL="114300" distR="114300" simplePos="0" relativeHeight="251664384" behindDoc="0" locked="0" layoutInCell="1" allowOverlap="1">
                   <wp:simplePos x="0" y="0"/>
                   <wp:positionH relativeFrom="column">
                     <wp:posOffset>-52705</wp:posOffset>
@@ -3334,7 +3222,7 @@
                           </pic:cNvPicPr>
                         </pic:nvPicPr>
                         <pic:blipFill>
-                          <a:blip r:embed="rId12">
+                          <a:blip r:embed="rId11">
                             <a:clrChange>
                               <a:clrFrom>
                                 <a:srgbClr val="FFFFFF">
@@ -3376,7 +3264,7 @@
             <w:tcBorders>
               <w:top w:val="nil"/>
               <w:left w:val="nil"/>
-              <w:bottom w:val="single" w:color="62B541" w:sz="12" w:space="0"/>
+              <w:bottom w:val="single" w:color="0083C3" w:sz="12" w:space="0"/>
               <w:right w:val="nil"/>
             </w:tcBorders>
             <w:vAlign w:val="bottom"/>
@@ -3435,7 +3323,7 @@
             <w:tcW w:w="9919" w:type="dxa"/>
             <w:gridSpan w:val="4"/>
             <w:tcBorders>
-              <w:top w:val="single" w:color="62B541" w:sz="12" w:space="0"/>
+              <w:top w:val="single" w:color="0083C3" w:sz="12" w:space="0"/>
               <w:left w:val="nil"/>
               <w:bottom w:val="nil"/>
               <w:right w:val="nil"/>
@@ -3495,7 +3383,7 @@
           <w:rFonts w:hint="default" w:ascii="Times New Roman" w:hAnsi="Times New Roman" w:cs="Times New Roman"/>
         </w:rPr>
         <w:drawing>
-          <wp:anchor distT="0" distB="0" distL="0" distR="0" simplePos="0" relativeHeight="251666432" behindDoc="0" locked="0" layoutInCell="1" allowOverlap="1">
+          <wp:anchor distT="0" distB="0" distL="0" distR="0" simplePos="0" relativeHeight="251663360" behindDoc="0" locked="0" layoutInCell="1" allowOverlap="1">
             <wp:simplePos x="0" y="0"/>
             <wp:positionH relativeFrom="column">
               <wp:posOffset>4889500</wp:posOffset>
@@ -3520,7 +3408,7 @@
                     </pic:cNvPicPr>
                   </pic:nvPicPr>
                   <pic:blipFill>
-                    <a:blip r:embed="rId13">
+                    <a:blip r:embed="rId12">
                       <a:extLst>
                         <a:ext uri="{28A0092B-C50C-407E-A947-70E740481C1C}">
                           <a14:useLocalDpi xmlns:a14="http://schemas.microsoft.com/office/drawing/2010/main" val="0"/>
@@ -3584,7 +3472,7 @@
           <w:insideH w:val="single" w:color="365F91" w:sz="12" w:space="0"/>
           <w:insideV w:val="single" w:color="365F91" w:sz="12" w:space="0"/>
         </w:tblBorders>
-        <w:shd w:val="clear" w:color="auto" w:fill="62B541"/>
+        <w:shd w:val="clear" w:color="auto" w:fill="0083C3"/>
         <w:tblLayout w:type="fixed"/>
         <w:tblCellMar>
           <w:top w:w="0" w:type="dxa"/>
@@ -3606,7 +3494,6 @@
             <w:insideH w:val="single" w:color="365F91" w:sz="12" w:space="0"/>
             <w:insideV w:val="single" w:color="365F91" w:sz="12" w:space="0"/>
           </w:tblBorders>
-          <w:shd w:val="clear" w:color="auto" w:fill="62B541"/>
           <w:tblCellMar>
             <w:top w:w="0" w:type="dxa"/>
             <w:left w:w="108" w:type="dxa"/>
@@ -3627,7 +3514,7 @@
               <w:bottom w:val="nil"/>
               <w:right w:val="nil"/>
             </w:tcBorders>
-            <w:shd w:val="clear" w:color="auto" w:fill="62B541"/>
+            <w:shd w:val="clear" w:color="auto" w:fill="0083C3"/>
             <w:vAlign w:val="center"/>
           </w:tcPr>
           <w:p>
@@ -3773,7 +3660,7 @@
         <w:textAlignment w:val="auto"/>
         <w:rPr>
           <w:rFonts w:hint="default" w:ascii="Times New Roman" w:hAnsi="Times New Roman" w:eastAsia="微软雅黑" w:cs="Times New Roman"/>
-          <w:color w:val="62B541"/>
+          <w:color w:val="0083C3"/>
           <w:sz w:val="24"/>
           <w:szCs w:val="24"/>
         </w:rPr>
@@ -3781,7 +3668,7 @@
       <w:r>
         <w:rPr>
           <w:rFonts w:hint="default" w:ascii="Times New Roman" w:hAnsi="Times New Roman" w:eastAsia="微软雅黑" w:cs="Times New Roman"/>
-          <w:color w:val="62B541"/>
+          <w:color w:val="0083C3"/>
           <w:sz w:val="24"/>
           <w:szCs w:val="24"/>
         </w:rPr>
@@ -3791,7 +3678,7 @@
         <w:rPr>
           <w:rFonts w:hint="default" w:ascii="Times New Roman" w:hAnsi="Times New Roman" w:eastAsia="微软雅黑" w:cs="Times New Roman"/>
           <w:bCs w:val="0"/>
-          <w:color w:val="62B541"/>
+          <w:color w:val="0083C3"/>
           <w:kern w:val="2"/>
           <w:sz w:val="21"/>
           <w:szCs w:val="22"/>
@@ -3801,7 +3688,7 @@
       <w:r>
         <w:rPr>
           <w:rFonts w:hint="default" w:ascii="Times New Roman" w:hAnsi="Times New Roman" w:eastAsia="微软雅黑" w:cs="Times New Roman"/>
-          <w:color w:val="62B541"/>
+          <w:color w:val="0083C3"/>
           <w:sz w:val="24"/>
           <w:szCs w:val="24"/>
         </w:rPr>
@@ -4080,7 +3967,7 @@
                     </pic:cNvPicPr>
                   </pic:nvPicPr>
                   <pic:blipFill>
-                    <a:blip r:embed="rId14">
+                    <a:blip r:embed="rId13">
                       <a:extLst>
                         <a:ext uri="{28A0092B-C50C-407E-A947-70E740481C1C}">
                           <a14:useLocalDpi xmlns:a14="http://schemas.microsoft.com/office/drawing/2010/main" val="0"/>
@@ -4187,7 +4074,7 @@
         <w:textAlignment w:val="auto"/>
         <w:rPr>
           <w:rFonts w:hint="default" w:ascii="Times New Roman" w:hAnsi="Times New Roman" w:eastAsia="微软雅黑" w:cs="Times New Roman"/>
-          <w:color w:val="62B541"/>
+          <w:color w:val="0083C3"/>
           <w:sz w:val="24"/>
           <w:szCs w:val="24"/>
         </w:rPr>
@@ -4195,7 +4082,7 @@
       <w:r>
         <w:rPr>
           <w:rFonts w:hint="default" w:ascii="Times New Roman" w:hAnsi="Times New Roman" w:eastAsia="微软雅黑" w:cs="Times New Roman"/>
-          <w:color w:val="62B541"/>
+          <w:color w:val="0083C3"/>
           <w:sz w:val="24"/>
           <w:szCs w:val="24"/>
         </w:rPr>
@@ -4206,7 +4093,7 @@
           <w:rFonts w:hint="default" w:ascii="Times New Roman" w:hAnsi="Times New Roman" w:eastAsia="微软雅黑" w:cs="Times New Roman"/>
           <w:b/>
           <w:bCs/>
-          <w:color w:val="62B541"/>
+          <w:color w:val="0083C3"/>
           <w:sz w:val="24"/>
           <w:szCs w:val="24"/>
           <w:u w:val="none"/>
@@ -4896,12 +4783,12 @@
         <w:tblW w:w="0" w:type="auto"/>
         <w:tblInd w:w="119" w:type="dxa"/>
         <w:tblBorders>
-          <w:top w:val="single" w:color="62B541" w:sz="4" w:space="0"/>
-          <w:left w:val="single" w:color="62B541" w:sz="4" w:space="0"/>
-          <w:bottom w:val="single" w:color="62B541" w:sz="4" w:space="0"/>
-          <w:right w:val="single" w:color="62B541" w:sz="4" w:space="0"/>
-          <w:insideH w:val="single" w:color="62B541" w:sz="4" w:space="0"/>
-          <w:insideV w:val="single" w:color="62B541" w:sz="4" w:space="0"/>
+          <w:top w:val="single" w:color="0083C3" w:sz="4" w:space="0"/>
+          <w:left w:val="single" w:color="0083C3" w:sz="4" w:space="0"/>
+          <w:bottom w:val="single" w:color="0083C3" w:sz="4" w:space="0"/>
+          <w:right w:val="single" w:color="0083C3" w:sz="4" w:space="0"/>
+          <w:insideH w:val="single" w:color="0083C3" w:sz="4" w:space="0"/>
+          <w:insideV w:val="single" w:color="0083C3" w:sz="4" w:space="0"/>
         </w:tblBorders>
         <w:tblLayout w:type="fixed"/>
         <w:tblCellMar>
@@ -4919,12 +4806,12 @@
       <w:tr>
         <w:tblPrEx>
           <w:tblBorders>
-            <w:top w:val="single" w:color="62B541" w:sz="4" w:space="0"/>
-            <w:left w:val="single" w:color="62B541" w:sz="4" w:space="0"/>
-            <w:bottom w:val="single" w:color="62B541" w:sz="4" w:space="0"/>
-            <w:right w:val="single" w:color="62B541" w:sz="4" w:space="0"/>
-            <w:insideH w:val="single" w:color="62B541" w:sz="4" w:space="0"/>
-            <w:insideV w:val="single" w:color="62B541" w:sz="4" w:space="0"/>
+            <w:top w:val="single" w:color="0083C3" w:sz="4" w:space="0"/>
+            <w:left w:val="single" w:color="0083C3" w:sz="4" w:space="0"/>
+            <w:bottom w:val="single" w:color="0083C3" w:sz="4" w:space="0"/>
+            <w:right w:val="single" w:color="0083C3" w:sz="4" w:space="0"/>
+            <w:insideH w:val="single" w:color="0083C3" w:sz="4" w:space="0"/>
+            <w:insideV w:val="single" w:color="0083C3" w:sz="4" w:space="0"/>
           </w:tblBorders>
           <w:tblCellMar>
             <w:top w:w="0" w:type="dxa"/>
@@ -4943,7 +4830,7 @@
               <w:tl2br w:val="nil"/>
               <w:tr2bl w:val="nil"/>
             </w:tcBorders>
-            <w:shd w:val="clear" w:color="auto" w:fill="62B541"/>
+            <w:shd w:val="clear" w:color="auto" w:fill="0083C3"/>
           </w:tcPr>
           <w:p>
             <w:pPr>
@@ -4970,7 +4857,7 @@
               <w:tl2br w:val="nil"/>
               <w:tr2bl w:val="nil"/>
             </w:tcBorders>
-            <w:shd w:val="clear" w:color="auto" w:fill="62B541"/>
+            <w:shd w:val="clear" w:color="auto" w:fill="0083C3"/>
           </w:tcPr>
           <w:p>
             <w:pPr>
@@ -4998,7 +4885,7 @@
               <w:tl2br w:val="nil"/>
               <w:tr2bl w:val="nil"/>
             </w:tcBorders>
-            <w:shd w:val="clear" w:color="auto" w:fill="62B541"/>
+            <w:shd w:val="clear" w:color="auto" w:fill="0083C3"/>
           </w:tcPr>
           <w:p>
             <w:pPr>
@@ -5024,12 +4911,12 @@
       <w:tr>
         <w:tblPrEx>
           <w:tblBorders>
-            <w:top w:val="single" w:color="62B541" w:sz="4" w:space="0"/>
-            <w:left w:val="single" w:color="62B541" w:sz="4" w:space="0"/>
-            <w:bottom w:val="single" w:color="62B541" w:sz="4" w:space="0"/>
-            <w:right w:val="single" w:color="62B541" w:sz="4" w:space="0"/>
-            <w:insideH w:val="single" w:color="62B541" w:sz="4" w:space="0"/>
-            <w:insideV w:val="single" w:color="62B541" w:sz="4" w:space="0"/>
+            <w:top w:val="single" w:color="0083C3" w:sz="4" w:space="0"/>
+            <w:left w:val="single" w:color="0083C3" w:sz="4" w:space="0"/>
+            <w:bottom w:val="single" w:color="0083C3" w:sz="4" w:space="0"/>
+            <w:right w:val="single" w:color="0083C3" w:sz="4" w:space="0"/>
+            <w:insideH w:val="single" w:color="0083C3" w:sz="4" w:space="0"/>
+            <w:insideV w:val="single" w:color="0083C3" w:sz="4" w:space="0"/>
           </w:tblBorders>
           <w:tblCellMar>
             <w:top w:w="0" w:type="dxa"/>
@@ -5362,7 +5249,7 @@
         <w:textAlignment w:val="auto"/>
         <w:rPr>
           <w:rFonts w:hint="default" w:ascii="Times New Roman" w:hAnsi="Times New Roman" w:eastAsia="微软雅黑" w:cs="Times New Roman"/>
-          <w:color w:val="62B541"/>
+          <w:color w:val="0083C3"/>
           <w:sz w:val="24"/>
           <w:szCs w:val="24"/>
           <w:u w:val="none"/>
@@ -5371,7 +5258,7 @@
       <w:r>
         <w:rPr>
           <w:rFonts w:hint="default" w:ascii="Times New Roman" w:hAnsi="Times New Roman" w:eastAsia="微软雅黑" w:cs="Times New Roman"/>
-          <w:color w:val="62B541"/>
+          <w:color w:val="0083C3"/>
           <w:sz w:val="24"/>
           <w:szCs w:val="24"/>
           <w:u w:val="none"/>
@@ -5382,7 +5269,7 @@
       <w:r>
         <w:rPr>
           <w:rFonts w:hint="default" w:ascii="Times New Roman" w:hAnsi="Times New Roman" w:eastAsia="微软雅黑" w:cs="Times New Roman"/>
-          <w:color w:val="62B541"/>
+          <w:color w:val="0083C3"/>
           <w:sz w:val="24"/>
           <w:szCs w:val="24"/>
           <w:u w:val="none"/>
@@ -5478,12 +5365,12 @@
         <w:tblW w:w="9543" w:type="dxa"/>
         <w:jc w:val="center"/>
         <w:tblBorders>
-          <w:top w:val="single" w:color="62B541" w:sz="4" w:space="0"/>
-          <w:left w:val="single" w:color="62B541" w:sz="4" w:space="0"/>
-          <w:bottom w:val="single" w:color="62B541" w:sz="4" w:space="0"/>
-          <w:right w:val="single" w:color="62B541" w:sz="4" w:space="0"/>
-          <w:insideH w:val="single" w:color="62B541" w:sz="4" w:space="0"/>
-          <w:insideV w:val="single" w:color="62B541" w:sz="4" w:space="0"/>
+          <w:top w:val="single" w:color="0083C3" w:sz="4" w:space="0"/>
+          <w:left w:val="single" w:color="0083C3" w:sz="4" w:space="0"/>
+          <w:bottom w:val="single" w:color="0083C3" w:sz="4" w:space="0"/>
+          <w:right w:val="single" w:color="0083C3" w:sz="4" w:space="0"/>
+          <w:insideH w:val="single" w:color="0083C3" w:sz="4" w:space="0"/>
+          <w:insideV w:val="single" w:color="0083C3" w:sz="4" w:space="0"/>
         </w:tblBorders>
         <w:tblLayout w:type="autofit"/>
         <w:tblCellMar>
@@ -5503,12 +5390,12 @@
       <w:tr>
         <w:tblPrEx>
           <w:tblBorders>
-            <w:top w:val="single" w:color="62B541" w:sz="4" w:space="0"/>
-            <w:left w:val="single" w:color="62B541" w:sz="4" w:space="0"/>
-            <w:bottom w:val="single" w:color="62B541" w:sz="4" w:space="0"/>
-            <w:right w:val="single" w:color="62B541" w:sz="4" w:space="0"/>
-            <w:insideH w:val="single" w:color="62B541" w:sz="4" w:space="0"/>
-            <w:insideV w:val="single" w:color="62B541" w:sz="4" w:space="0"/>
+            <w:top w:val="single" w:color="0083C3" w:sz="4" w:space="0"/>
+            <w:left w:val="single" w:color="0083C3" w:sz="4" w:space="0"/>
+            <w:bottom w:val="single" w:color="0083C3" w:sz="4" w:space="0"/>
+            <w:right w:val="single" w:color="0083C3" w:sz="4" w:space="0"/>
+            <w:insideH w:val="single" w:color="0083C3" w:sz="4" w:space="0"/>
+            <w:insideV w:val="single" w:color="0083C3" w:sz="4" w:space="0"/>
           </w:tblBorders>
           <w:tblCellMar>
             <w:top w:w="0" w:type="dxa"/>
@@ -5527,7 +5414,7 @@
             <w:tcBorders>
               <w:insideV w:val="nil"/>
             </w:tcBorders>
-            <w:shd w:val="clear" w:color="auto" w:fill="62B541"/>
+            <w:shd w:val="clear" w:color="auto" w:fill="0083C3"/>
             <w:vAlign w:val="center"/>
           </w:tcPr>
           <w:p>
@@ -5577,7 +5464,7 @@
             <w:tcBorders>
               <w:insideV w:val="nil"/>
             </w:tcBorders>
-            <w:shd w:val="clear" w:color="auto" w:fill="62B541"/>
+            <w:shd w:val="clear" w:color="auto" w:fill="0083C3"/>
             <w:vAlign w:val="center"/>
           </w:tcPr>
           <w:p>
@@ -5626,7 +5513,7 @@
             <w:tcBorders>
               <w:insideV w:val="nil"/>
             </w:tcBorders>
-            <w:shd w:val="clear" w:color="auto" w:fill="62B541"/>
+            <w:shd w:val="clear" w:color="auto" w:fill="0083C3"/>
             <w:vAlign w:val="center"/>
           </w:tcPr>
           <w:p>
@@ -5676,7 +5563,7 @@
             <w:tcBorders>
               <w:insideV w:val="nil"/>
             </w:tcBorders>
-            <w:shd w:val="clear" w:color="auto" w:fill="62B541"/>
+            <w:shd w:val="clear" w:color="auto" w:fill="0083C3"/>
             <w:vAlign w:val="center"/>
           </w:tcPr>
           <w:p>
@@ -5724,7 +5611,7 @@
             <w:tcBorders>
               <w:insideV w:val="nil"/>
             </w:tcBorders>
-            <w:shd w:val="clear" w:color="auto" w:fill="62B541"/>
+            <w:shd w:val="clear" w:color="auto" w:fill="0083C3"/>
             <w:vAlign w:val="center"/>
           </w:tcPr>
           <w:p>
@@ -5812,12 +5699,12 @@
       <w:tr>
         <w:tblPrEx>
           <w:tblBorders>
-            <w:top w:val="single" w:color="62B541" w:sz="4" w:space="0"/>
-            <w:left w:val="single" w:color="62B541" w:sz="4" w:space="0"/>
-            <w:bottom w:val="single" w:color="62B541" w:sz="4" w:space="0"/>
-            <w:right w:val="single" w:color="62B541" w:sz="4" w:space="0"/>
-            <w:insideH w:val="single" w:color="62B541" w:sz="4" w:space="0"/>
-            <w:insideV w:val="single" w:color="62B541" w:sz="4" w:space="0"/>
+            <w:top w:val="single" w:color="0083C3" w:sz="4" w:space="0"/>
+            <w:left w:val="single" w:color="0083C3" w:sz="4" w:space="0"/>
+            <w:bottom w:val="single" w:color="0083C3" w:sz="4" w:space="0"/>
+            <w:right w:val="single" w:color="0083C3" w:sz="4" w:space="0"/>
+            <w:insideH w:val="single" w:color="0083C3" w:sz="4" w:space="0"/>
+            <w:insideV w:val="single" w:color="0083C3" w:sz="4" w:space="0"/>
           </w:tblBorders>
           <w:tblCellMar>
             <w:top w:w="0" w:type="dxa"/>
@@ -6023,12 +5910,12 @@
       <w:tr>
         <w:tblPrEx>
           <w:tblBorders>
-            <w:top w:val="single" w:color="62B541" w:sz="4" w:space="0"/>
-            <w:left w:val="single" w:color="62B541" w:sz="4" w:space="0"/>
-            <w:bottom w:val="single" w:color="62B541" w:sz="4" w:space="0"/>
-            <w:right w:val="single" w:color="62B541" w:sz="4" w:space="0"/>
-            <w:insideH w:val="single" w:color="62B541" w:sz="4" w:space="0"/>
-            <w:insideV w:val="single" w:color="62B541" w:sz="4" w:space="0"/>
+            <w:top w:val="single" w:color="0083C3" w:sz="4" w:space="0"/>
+            <w:left w:val="single" w:color="0083C3" w:sz="4" w:space="0"/>
+            <w:bottom w:val="single" w:color="0083C3" w:sz="4" w:space="0"/>
+            <w:right w:val="single" w:color="0083C3" w:sz="4" w:space="0"/>
+            <w:insideH w:val="single" w:color="0083C3" w:sz="4" w:space="0"/>
+            <w:insideV w:val="single" w:color="0083C3" w:sz="4" w:space="0"/>
           </w:tblBorders>
           <w:tblCellMar>
             <w:top w:w="0" w:type="dxa"/>
@@ -6240,12 +6127,12 @@
       <w:tr>
         <w:tblPrEx>
           <w:tblBorders>
-            <w:top w:val="single" w:color="62B541" w:sz="4" w:space="0"/>
-            <w:left w:val="single" w:color="62B541" w:sz="4" w:space="0"/>
-            <w:bottom w:val="single" w:color="62B541" w:sz="4" w:space="0"/>
-            <w:right w:val="single" w:color="62B541" w:sz="4" w:space="0"/>
-            <w:insideH w:val="single" w:color="62B541" w:sz="4" w:space="0"/>
-            <w:insideV w:val="single" w:color="62B541" w:sz="4" w:space="0"/>
+            <w:top w:val="single" w:color="0083C3" w:sz="4" w:space="0"/>
+            <w:left w:val="single" w:color="0083C3" w:sz="4" w:space="0"/>
+            <w:bottom w:val="single" w:color="0083C3" w:sz="4" w:space="0"/>
+            <w:right w:val="single" w:color="0083C3" w:sz="4" w:space="0"/>
+            <w:insideH w:val="single" w:color="0083C3" w:sz="4" w:space="0"/>
+            <w:insideV w:val="single" w:color="0083C3" w:sz="4" w:space="0"/>
           </w:tblBorders>
           <w:tblCellMar>
             <w:top w:w="0" w:type="dxa"/>
@@ -6503,12 +6390,12 @@
       <w:tr>
         <w:tblPrEx>
           <w:tblBorders>
-            <w:top w:val="single" w:color="62B541" w:sz="4" w:space="0"/>
-            <w:left w:val="single" w:color="62B541" w:sz="4" w:space="0"/>
-            <w:bottom w:val="single" w:color="62B541" w:sz="4" w:space="0"/>
-            <w:right w:val="single" w:color="62B541" w:sz="4" w:space="0"/>
-            <w:insideH w:val="single" w:color="62B541" w:sz="4" w:space="0"/>
-            <w:insideV w:val="single" w:color="62B541" w:sz="4" w:space="0"/>
+            <w:top w:val="single" w:color="0083C3" w:sz="4" w:space="0"/>
+            <w:left w:val="single" w:color="0083C3" w:sz="4" w:space="0"/>
+            <w:bottom w:val="single" w:color="0083C3" w:sz="4" w:space="0"/>
+            <w:right w:val="single" w:color="0083C3" w:sz="4" w:space="0"/>
+            <w:insideH w:val="single" w:color="0083C3" w:sz="4" w:space="0"/>
+            <w:insideV w:val="single" w:color="0083C3" w:sz="4" w:space="0"/>
           </w:tblBorders>
           <w:tblCellMar>
             <w:top w:w="0" w:type="dxa"/>
@@ -6786,12 +6673,12 @@
       <w:tr>
         <w:tblPrEx>
           <w:tblBorders>
-            <w:top w:val="single" w:color="62B541" w:sz="4" w:space="0"/>
-            <w:left w:val="single" w:color="62B541" w:sz="4" w:space="0"/>
-            <w:bottom w:val="single" w:color="62B541" w:sz="4" w:space="0"/>
-            <w:right w:val="single" w:color="62B541" w:sz="4" w:space="0"/>
-            <w:insideH w:val="single" w:color="62B541" w:sz="4" w:space="0"/>
-            <w:insideV w:val="single" w:color="62B541" w:sz="4" w:space="0"/>
+            <w:top w:val="single" w:color="0083C3" w:sz="4" w:space="0"/>
+            <w:left w:val="single" w:color="0083C3" w:sz="4" w:space="0"/>
+            <w:bottom w:val="single" w:color="0083C3" w:sz="4" w:space="0"/>
+            <w:right w:val="single" w:color="0083C3" w:sz="4" w:space="0"/>
+            <w:insideH w:val="single" w:color="0083C3" w:sz="4" w:space="0"/>
+            <w:insideV w:val="single" w:color="0083C3" w:sz="4" w:space="0"/>
           </w:tblBorders>
           <w:tblCellMar>
             <w:top w:w="0" w:type="dxa"/>
@@ -7001,12 +6888,12 @@
       <w:tr>
         <w:tblPrEx>
           <w:tblBorders>
-            <w:top w:val="single" w:color="62B541" w:sz="4" w:space="0"/>
-            <w:left w:val="single" w:color="62B541" w:sz="4" w:space="0"/>
-            <w:bottom w:val="single" w:color="62B541" w:sz="4" w:space="0"/>
-            <w:right w:val="single" w:color="62B541" w:sz="4" w:space="0"/>
-            <w:insideH w:val="single" w:color="62B541" w:sz="4" w:space="0"/>
-            <w:insideV w:val="single" w:color="62B541" w:sz="4" w:space="0"/>
+            <w:top w:val="single" w:color="0083C3" w:sz="4" w:space="0"/>
+            <w:left w:val="single" w:color="0083C3" w:sz="4" w:space="0"/>
+            <w:bottom w:val="single" w:color="0083C3" w:sz="4" w:space="0"/>
+            <w:right w:val="single" w:color="0083C3" w:sz="4" w:space="0"/>
+            <w:insideH w:val="single" w:color="0083C3" w:sz="4" w:space="0"/>
+            <w:insideV w:val="single" w:color="0083C3" w:sz="4" w:space="0"/>
           </w:tblBorders>
           <w:tblCellMar>
             <w:top w:w="0" w:type="dxa"/>
@@ -7227,12 +7114,12 @@
       <w:tr>
         <w:tblPrEx>
           <w:tblBorders>
-            <w:top w:val="single" w:color="62B541" w:sz="4" w:space="0"/>
-            <w:left w:val="single" w:color="62B541" w:sz="4" w:space="0"/>
-            <w:bottom w:val="single" w:color="62B541" w:sz="4" w:space="0"/>
-            <w:right w:val="single" w:color="62B541" w:sz="4" w:space="0"/>
-            <w:insideH w:val="single" w:color="62B541" w:sz="4" w:space="0"/>
-            <w:insideV w:val="single" w:color="62B541" w:sz="4" w:space="0"/>
+            <w:top w:val="single" w:color="0083C3" w:sz="4" w:space="0"/>
+            <w:left w:val="single" w:color="0083C3" w:sz="4" w:space="0"/>
+            <w:bottom w:val="single" w:color="0083C3" w:sz="4" w:space="0"/>
+            <w:right w:val="single" w:color="0083C3" w:sz="4" w:space="0"/>
+            <w:insideH w:val="single" w:color="0083C3" w:sz="4" w:space="0"/>
+            <w:insideV w:val="single" w:color="0083C3" w:sz="4" w:space="0"/>
           </w:tblBorders>
           <w:tblCellMar>
             <w:top w:w="0" w:type="dxa"/>
@@ -7416,13 +7303,19 @@
       <w:tr>
         <w:tblPrEx>
           <w:tblBorders>
-            <w:top w:val="single" w:color="62B541" w:sz="4" w:space="0"/>
-            <w:left w:val="single" w:color="62B541" w:sz="4" w:space="0"/>
-            <w:bottom w:val="single" w:color="62B541" w:sz="4" w:space="0"/>
-            <w:right w:val="single" w:color="62B541" w:sz="4" w:space="0"/>
-            <w:insideH w:val="single" w:color="62B541" w:sz="4" w:space="0"/>
-            <w:insideV w:val="single" w:color="62B541" w:sz="4" w:space="0"/>
+            <w:top w:val="single" w:color="0083C3" w:sz="4" w:space="0"/>
+            <w:left w:val="single" w:color="0083C3" w:sz="4" w:space="0"/>
+            <w:bottom w:val="single" w:color="0083C3" w:sz="4" w:space="0"/>
+            <w:right w:val="single" w:color="0083C3" w:sz="4" w:space="0"/>
+            <w:insideH w:val="single" w:color="0083C3" w:sz="4" w:space="0"/>
+            <w:insideV w:val="single" w:color="0083C3" w:sz="4" w:space="0"/>
           </w:tblBorders>
+          <w:tblCellMar>
+            <w:top w:w="0" w:type="dxa"/>
+            <w:left w:w="108" w:type="dxa"/>
+            <w:bottom w:w="0" w:type="dxa"/>
+            <w:right w:w="108" w:type="dxa"/>
+          </w:tblCellMar>
         </w:tblPrEx>
         <w:trPr>
           <w:trHeight w:val="592" w:hRule="atLeast"/>
@@ -7765,7 +7658,7 @@
         <w:jc w:val="left"/>
         <w:rPr>
           <w:rFonts w:hint="default" w:ascii="Times New Roman" w:hAnsi="Times New Roman" w:eastAsia="微软雅黑" w:cs="Times New Roman"/>
-          <w:color w:val="62B541"/>
+          <w:color w:val="0083C3"/>
           <w:sz w:val="24"/>
           <w:szCs w:val="24"/>
         </w:rPr>
@@ -7773,7 +7666,7 @@
       <w:r>
         <w:rPr>
           <w:rFonts w:hint="eastAsia" w:ascii="Times New Roman" w:hAnsi="Times New Roman" w:eastAsia="微软雅黑" w:cs="Times New Roman"/>
-          <w:color w:val="62B541"/>
+          <w:color w:val="0083C3"/>
           <w:sz w:val="24"/>
           <w:szCs w:val="24"/>
           <w:lang w:val="en-US" w:eastAsia="zh-CN"/>
@@ -7783,7 +7676,7 @@
       <w:r>
         <w:rPr>
           <w:rFonts w:hint="default" w:ascii="Times New Roman" w:hAnsi="Times New Roman" w:eastAsia="微软雅黑" w:cs="Times New Roman"/>
-          <w:color w:val="62B541"/>
+          <w:color w:val="0083C3"/>
           <w:sz w:val="24"/>
           <w:szCs w:val="24"/>
         </w:rPr>
@@ -8691,15 +8584,6 @@
           <w:lang w:val="en-US" w:eastAsia="en-US" w:bidi="ar-SA"/>
         </w:rPr>
       </w:pPr>
-      <w:r>
-        <w:rPr>
-          <w:rFonts w:hint="eastAsia" w:ascii="Times New Roman" w:hAnsi="Times New Roman" w:eastAsia="微软雅黑" w:cs="Times New Roman"/>
-          <w:sz w:val="24"/>
-          <w:szCs w:val="22"/>
-          <w:lang w:val="en-US" w:eastAsia="zh-CN" w:bidi="ar-SA"/>
-        </w:rPr>
-        <w:t>T.020-32038634</w:t>
-      </w:r>
     </w:p>
     <w:p>
       <w:pPr>
@@ -8925,7 +8809,6 @@
           <w:lang w:val="en-US" w:eastAsia="zh-CN" w:bidi="ar-SA"/>
         </w:rPr>
       </w:pPr>
-      <w:bookmarkStart w:id="3" w:name="_GoBack"/>
       <w:r>
         <w:rPr>
           <w:rFonts w:ascii="宋体" w:hAnsi="宋体" w:eastAsia="宋体" w:cs="宋体"/>
@@ -8934,7 +8817,7 @@
           <w:lang w:val="en-US" w:eastAsia="en-US" w:bidi="ar-SA"/>
         </w:rPr>
         <w:drawing>
-          <wp:anchor distT="0" distB="0" distL="114935" distR="114935" simplePos="0" relativeHeight="251671552" behindDoc="0" locked="0" layoutInCell="1" allowOverlap="1">
+          <wp:anchor distT="0" distB="0" distL="114935" distR="114935" simplePos="0" relativeHeight="251667456" behindDoc="0" locked="0" layoutInCell="1" allowOverlap="1">
             <wp:simplePos x="0" y="0"/>
             <wp:positionH relativeFrom="column">
               <wp:posOffset>723900</wp:posOffset>
@@ -8959,7 +8842,7 @@
                     </pic:cNvPicPr>
                   </pic:nvPicPr>
                   <pic:blipFill>
-                    <a:blip r:embed="rId15"/>
+                    <a:blip r:embed="rId14"/>
                     <a:stretch>
                       <a:fillRect/>
                     </a:stretch>
@@ -8991,7 +8874,7 @@
           <w:lang w:val="en-US" w:eastAsia="en-US" w:bidi="ar-SA"/>
         </w:rPr>
         <w:drawing>
-          <wp:anchor distT="0" distB="0" distL="114935" distR="114935" simplePos="0" relativeHeight="251670528" behindDoc="0" locked="0" layoutInCell="1" allowOverlap="1">
+          <wp:anchor distT="0" distB="0" distL="114935" distR="114935" simplePos="0" relativeHeight="251666432" behindDoc="0" locked="0" layoutInCell="1" allowOverlap="1">
             <wp:simplePos x="0" y="0"/>
             <wp:positionH relativeFrom="column">
               <wp:posOffset>30480</wp:posOffset>
@@ -9016,7 +8899,7 @@
                     </pic:cNvPicPr>
                   </pic:nvPicPr>
                   <pic:blipFill>
-                    <a:blip r:embed="rId16"/>
+                    <a:blip r:embed="rId15"/>
                     <a:stretch>
                       <a:fillRect/>
                     </a:stretch>
@@ -9085,7 +8968,6 @@
         </w:rPr>
         <w:tab/>
       </w:r>
-      <w:bookmarkEnd w:id="3"/>
       <w:r>
         <w:rPr>
           <w:rFonts w:hint="eastAsia" w:ascii="Times New Roman" w:hAnsi="Times New Roman" w:eastAsia="等线" w:cs="宋体"/>
@@ -9148,7 +9030,7 @@
           <w:rFonts w:ascii="微软雅黑" w:hAnsi="微软雅黑" w:eastAsia="微软雅黑" w:cs="微软雅黑"/>
           <w:b/>
           <w:bCs/>
-          <w:color w:val="61964C"/>
+          <w:color w:val="0083C3"/>
           <w:sz w:val="20"/>
           <w:szCs w:val="20"/>
           <w:lang w:val="en-US" w:eastAsia="zh-CN" w:bidi="ar-SA"/>
@@ -9159,7 +9041,7 @@
           <w:rFonts w:hint="eastAsia" w:ascii="微软雅黑" w:hAnsi="微软雅黑" w:eastAsia="微软雅黑" w:cs="微软雅黑"/>
           <w:b/>
           <w:bCs/>
-          <w:color w:val="61964C"/>
+          <w:color w:val="0083C3"/>
           <w:sz w:val="20"/>
           <w:szCs w:val="20"/>
           <w:lang w:val="en-US" w:eastAsia="zh-CN" w:bidi="ar-SA"/>
@@ -9172,6 +9054,7 @@
         <w:widowControl/>
         <w:rPr>
           <w:rFonts w:ascii="Times New Roman" w:hAnsi="Times New Roman" w:eastAsia="等线" w:cs="宋体"/>
+          <w:color w:val="0083C3"/>
           <w:sz w:val="24"/>
           <w:szCs w:val="22"/>
           <w:lang w:val="en-US" w:eastAsia="zh-CN" w:bidi="ar-SA"/>
@@ -9182,7 +9065,7 @@
           <w:rFonts w:ascii="Times New Roman" w:hAnsi="Times New Roman" w:eastAsia="等线" w:cs="宋体"/>
           <w:b/>
           <w:bCs/>
-          <w:color w:val="61964C"/>
+          <w:color w:val="0083C3"/>
           <w:sz w:val="28"/>
           <w:szCs w:val="28"/>
           <w:lang w:val="en-US" w:eastAsia="en-US" w:bidi="ar-SA"/>
@@ -9211,7 +9094,7 @@
           <w:lang w:val="en-US" w:eastAsia="zh-CN" w:bidi="ar-SA"/>
         </w:rPr>
         <w:drawing>
-          <wp:anchor distT="0" distB="0" distL="0" distR="0" simplePos="0" relativeHeight="251669504" behindDoc="1" locked="0" layoutInCell="1" allowOverlap="1">
+          <wp:anchor distT="0" distB="0" distL="0" distR="0" simplePos="0" relativeHeight="251665408" behindDoc="1" locked="0" layoutInCell="1" allowOverlap="1">
             <wp:simplePos x="0" y="0"/>
             <wp:positionH relativeFrom="column">
               <wp:posOffset>4900295</wp:posOffset>
@@ -9236,7 +9119,7 @@
                     </pic:cNvPicPr>
                   </pic:nvPicPr>
                   <pic:blipFill>
-                    <a:blip r:embed="rId17"/>
+                    <a:blip r:embed="rId16"/>
                     <a:srcRect/>
                     <a:stretch>
                       <a:fillRect/>

--- a/WebContent/docx/Claudin18.2检测报告.docx
+++ b/WebContent/docx/Claudin18.2检测报告.docx
@@ -19,8 +19,6 @@
           <w:sz w:val="48"/>
         </w:rPr>
       </w:pPr>
-      <w:bookmarkStart w:id="3" w:name="_GoBack"/>
-      <w:bookmarkEnd w:id="3"/>
       <w:r>
         <w:rPr>
           <w:lang w:eastAsia="zh-CN"/>
@@ -1338,12 +1336,6 @@
             <w:insideH w:val="single" w:color="0083C3" w:sz="4" w:space="0"/>
             <w:insideV w:val="single" w:color="0083C3" w:sz="4" w:space="0"/>
           </w:tblBorders>
-          <w:tblCellMar>
-            <w:top w:w="0" w:type="dxa"/>
-            <w:left w:w="108" w:type="dxa"/>
-            <w:bottom w:w="0" w:type="dxa"/>
-            <w:right w:w="108" w:type="dxa"/>
-          </w:tblCellMar>
         </w:tblPrEx>
         <w:trPr>
           <w:trHeight w:val="343" w:hRule="exact"/>
@@ -1817,7 +1809,7 @@
                 <w:sz w:val="18"/>
                 <w:szCs w:val="18"/>
               </w:rPr>
-              <w:t>Claudin18.2蛋白表达水平</w:t>
+              <w:t>Claudin18蛋白表达水平</w:t>
             </w:r>
           </w:p>
         </w:tc>
@@ -2893,7 +2885,7 @@
                 <w:highlight w:val="none"/>
                 <w:shd w:val="clear"/>
               </w:rPr>
-              <w:t>Claudin18.2</w:t>
+              <w:t>Claudin18</w:t>
             </w:r>
             <w:r>
               <w:rPr>
@@ -2931,7 +2923,7 @@
                 <w:szCs w:val="18"/>
                 <w:highlight w:val="none"/>
               </w:rPr>
-              <w:t>Claudin18.2</w:t>
+              <w:t>Claudin18</w:t>
             </w:r>
             <w:r>
               <w:rPr>
@@ -2968,7 +2960,19 @@
                 <w:szCs w:val="18"/>
                 <w:highlight w:val="none"/>
               </w:rPr>
-              <w:t xml:space="preserve">Claudin18.2 </w:t>
+              <w:t>Claudin18</w:t>
+            </w:r>
+            <w:bookmarkStart w:id="3" w:name="_GoBack"/>
+            <w:bookmarkEnd w:id="3"/>
+            <w:r>
+              <w:rPr>
+                <w:rFonts w:hint="default" w:ascii="Times New Roman" w:hAnsi="Times New Roman" w:eastAsia="微软雅黑" w:cs="Times New Roman"/>
+                <w:color w:val="000000"/>
+                <w:sz w:val="18"/>
+                <w:szCs w:val="18"/>
+                <w:highlight w:val="none"/>
+              </w:rPr>
+              <w:t xml:space="preserve"> </w:t>
             </w:r>
             <w:r>
               <w:rPr>
@@ -3032,6 +3036,12 @@
             <w:insideH w:val="none" w:color="auto" w:sz="0" w:space="0"/>
             <w:insideV w:val="none" w:color="auto" w:sz="0" w:space="0"/>
           </w:tblBorders>
+          <w:tblCellMar>
+            <w:top w:w="0" w:type="dxa"/>
+            <w:left w:w="108" w:type="dxa"/>
+            <w:bottom w:w="0" w:type="dxa"/>
+            <w:right w:w="108" w:type="dxa"/>
+          </w:tblCellMar>
         </w:tblPrEx>
         <w:trPr>
           <w:trHeight w:val="475" w:hRule="atLeast"/>

--- a/WebContent/docx/Claudin18.2检测报告.docx
+++ b/WebContent/docx/Claudin18.2检测报告.docx
@@ -10,6 +10,60 @@
           <w:sz w:val="20"/>
         </w:rPr>
       </w:pPr>
+      <w:bookmarkStart w:id="3" w:name="_GoBack"/>
+      <w:r>
+        <w:rPr>
+          <w:rFonts w:hint="eastAsia" w:eastAsia="宋体"/>
+          <w:sz w:val="20"/>
+          <w:lang w:eastAsia="zh-CN"/>
+        </w:rPr>
+        <w:drawing>
+          <wp:anchor distT="0" distB="0" distL="114300" distR="114300" simplePos="0" relativeHeight="251668480" behindDoc="0" locked="0" layoutInCell="1" allowOverlap="1">
+            <wp:simplePos x="0" y="0"/>
+            <wp:positionH relativeFrom="column">
+              <wp:posOffset>-650240</wp:posOffset>
+            </wp:positionH>
+            <wp:positionV relativeFrom="paragraph">
+              <wp:posOffset>-986155</wp:posOffset>
+            </wp:positionV>
+            <wp:extent cx="7994650" cy="10773410"/>
+            <wp:effectExtent l="0" t="0" r="6350" b="1270"/>
+            <wp:wrapNone/>
+            <wp:docPr id="20" name="图片 20" descr="20250320-刘建峰-宣传册封面-06"/>
+            <wp:cNvGraphicFramePr>
+              <a:graphicFrameLocks xmlns:a="http://schemas.openxmlformats.org/drawingml/2006/main" noChangeAspect="1"/>
+            </wp:cNvGraphicFramePr>
+            <a:graphic xmlns:a="http://schemas.openxmlformats.org/drawingml/2006/main">
+              <a:graphicData uri="http://schemas.openxmlformats.org/drawingml/2006/picture">
+                <pic:pic xmlns:pic="http://schemas.openxmlformats.org/drawingml/2006/picture">
+                  <pic:nvPicPr>
+                    <pic:cNvPr id="20" name="图片 20" descr="20250320-刘建峰-宣传册封面-06"/>
+                    <pic:cNvPicPr>
+                      <a:picLocks noChangeAspect="1"/>
+                    </pic:cNvPicPr>
+                  </pic:nvPicPr>
+                  <pic:blipFill>
+                    <a:blip r:embed="rId10"/>
+                    <a:stretch>
+                      <a:fillRect/>
+                    </a:stretch>
+                  </pic:blipFill>
+                  <pic:spPr>
+                    <a:xfrm>
+                      <a:off x="0" y="0"/>
+                      <a:ext cx="7994650" cy="10773410"/>
+                    </a:xfrm>
+                    <a:prstGeom prst="rect">
+                      <a:avLst/>
+                    </a:prstGeom>
+                  </pic:spPr>
+                </pic:pic>
+              </a:graphicData>
+            </a:graphic>
+          </wp:anchor>
+        </w:drawing>
+      </w:r>
+      <w:bookmarkEnd w:id="3"/>
     </w:p>
     <w:p>
       <w:pPr>
@@ -271,58 +325,6 @@
           </mc:Fallback>
         </mc:AlternateContent>
       </w:r>
-      <w:r>
-        <w:rPr>
-          <w:rFonts w:hint="eastAsia" w:eastAsia="宋体"/>
-          <w:sz w:val="20"/>
-          <w:lang w:eastAsia="zh-CN"/>
-        </w:rPr>
-        <w:drawing>
-          <wp:anchor distT="0" distB="0" distL="114300" distR="114300" simplePos="0" relativeHeight="251668480" behindDoc="0" locked="0" layoutInCell="1" allowOverlap="1">
-            <wp:simplePos x="0" y="0"/>
-            <wp:positionH relativeFrom="column">
-              <wp:posOffset>-628015</wp:posOffset>
-            </wp:positionH>
-            <wp:positionV relativeFrom="paragraph">
-              <wp:posOffset>-1099185</wp:posOffset>
-            </wp:positionV>
-            <wp:extent cx="7956550" cy="10721975"/>
-            <wp:effectExtent l="0" t="0" r="13970" b="6985"/>
-            <wp:wrapNone/>
-            <wp:docPr id="20" name="图片 20" descr="20250320-刘建峰-宣传册封面-06"/>
-            <wp:cNvGraphicFramePr>
-              <a:graphicFrameLocks xmlns:a="http://schemas.openxmlformats.org/drawingml/2006/main" noChangeAspect="1"/>
-            </wp:cNvGraphicFramePr>
-            <a:graphic xmlns:a="http://schemas.openxmlformats.org/drawingml/2006/main">
-              <a:graphicData uri="http://schemas.openxmlformats.org/drawingml/2006/picture">
-                <pic:pic xmlns:pic="http://schemas.openxmlformats.org/drawingml/2006/picture">
-                  <pic:nvPicPr>
-                    <pic:cNvPr id="20" name="图片 20" descr="20250320-刘建峰-宣传册封面-06"/>
-                    <pic:cNvPicPr>
-                      <a:picLocks noChangeAspect="1"/>
-                    </pic:cNvPicPr>
-                  </pic:nvPicPr>
-                  <pic:blipFill>
-                    <a:blip r:embed="rId10"/>
-                    <a:stretch>
-                      <a:fillRect/>
-                    </a:stretch>
-                  </pic:blipFill>
-                  <pic:spPr>
-                    <a:xfrm>
-                      <a:off x="0" y="0"/>
-                      <a:ext cx="7956550" cy="10721975"/>
-                    </a:xfrm>
-                    <a:prstGeom prst="rect">
-                      <a:avLst/>
-                    </a:prstGeom>
-                  </pic:spPr>
-                </pic:pic>
-              </a:graphicData>
-            </a:graphic>
-          </wp:anchor>
-        </w:drawing>
-      </w:r>
     </w:p>
     <w:p>
       <w:pPr>
@@ -354,8 +356,8 @@
           <w:sz w:val="48"/>
         </w:rPr>
       </w:pPr>
-      <w:bookmarkStart w:id="0" w:name="_Toc500163468"/>
-      <w:bookmarkStart w:id="1" w:name="_Toc500263098"/>
+      <w:bookmarkStart w:id="0" w:name="_Toc500263098"/>
+      <w:bookmarkStart w:id="1" w:name="_Toc500163468"/>
       <w:bookmarkStart w:id="2" w:name="_Toc500164193"/>
     </w:p>
     <w:p>
@@ -1336,6 +1338,12 @@
             <w:insideH w:val="single" w:color="0083C3" w:sz="4" w:space="0"/>
             <w:insideV w:val="single" w:color="0083C3" w:sz="4" w:space="0"/>
           </w:tblBorders>
+          <w:tblCellMar>
+            <w:top w:w="0" w:type="dxa"/>
+            <w:left w:w="108" w:type="dxa"/>
+            <w:bottom w:w="0" w:type="dxa"/>
+            <w:right w:w="108" w:type="dxa"/>
+          </w:tblCellMar>
         </w:tblPrEx>
         <w:trPr>
           <w:trHeight w:val="343" w:hRule="exact"/>
@@ -2586,12 +2594,6 @@
             <w:insideH w:val="none" w:color="auto" w:sz="0" w:space="0"/>
             <w:insideV w:val="none" w:color="auto" w:sz="0" w:space="0"/>
           </w:tblBorders>
-          <w:tblCellMar>
-            <w:top w:w="0" w:type="dxa"/>
-            <w:left w:w="113" w:type="dxa"/>
-            <w:bottom w:w="0" w:type="dxa"/>
-            <w:right w:w="113" w:type="dxa"/>
-          </w:tblCellMar>
         </w:tblPrEx>
         <w:trPr>
           <w:trHeight w:val="1965" w:hRule="atLeast"/>
@@ -2960,19 +2962,7 @@
                 <w:szCs w:val="18"/>
                 <w:highlight w:val="none"/>
               </w:rPr>
-              <w:t>Claudin18</w:t>
-            </w:r>
-            <w:bookmarkStart w:id="3" w:name="_GoBack"/>
-            <w:bookmarkEnd w:id="3"/>
-            <w:r>
-              <w:rPr>
-                <w:rFonts w:hint="default" w:ascii="Times New Roman" w:hAnsi="Times New Roman" w:eastAsia="微软雅黑" w:cs="Times New Roman"/>
-                <w:color w:val="000000"/>
-                <w:sz w:val="18"/>
-                <w:szCs w:val="18"/>
-                <w:highlight w:val="none"/>
-              </w:rPr>
-              <w:t xml:space="preserve"> </w:t>
+              <w:t xml:space="preserve">Claudin18 </w:t>
             </w:r>
             <w:r>
               <w:rPr>
@@ -3504,6 +3494,7 @@
             <w:insideH w:val="single" w:color="365F91" w:sz="12" w:space="0"/>
             <w:insideV w:val="single" w:color="365F91" w:sz="12" w:space="0"/>
           </w:tblBorders>
+          <w:shd w:val="clear" w:color="auto" w:fill="0083C3"/>
           <w:tblCellMar>
             <w:top w:w="0" w:type="dxa"/>
             <w:left w:w="108" w:type="dxa"/>

--- a/WebContent/docx/Claudin18.2检测报告.docx
+++ b/WebContent/docx/Claudin18.2检测报告.docx
@@ -21,7 +21,7 @@
           <wp:anchor distT="0" distB="0" distL="114300" distR="114300" simplePos="0" relativeHeight="251668480" behindDoc="0" locked="0" layoutInCell="1" allowOverlap="1">
             <wp:simplePos x="0" y="0"/>
             <wp:positionH relativeFrom="column">
-              <wp:posOffset>-650240</wp:posOffset>
+              <wp:posOffset>-681990</wp:posOffset>
             </wp:positionH>
             <wp:positionV relativeFrom="paragraph">
               <wp:posOffset>-986155</wp:posOffset>
@@ -43,7 +43,7 @@
                     </pic:cNvPicPr>
                   </pic:nvPicPr>
                   <pic:blipFill>
-                    <a:blip r:embed="rId10"/>
+                    <a:blip r:embed="rId11"/>
                     <a:stretch>
                       <a:fillRect/>
                     </a:stretch>
@@ -64,6 +64,298 @@
         </w:drawing>
       </w:r>
       <w:bookmarkEnd w:id="3"/>
+      <w:r>
+        <w:rPr>
+          <w:sz w:val="22"/>
+        </w:rPr>
+        <mc:AlternateContent>
+          <mc:Choice Requires="wps">
+            <w:drawing>
+              <wp:anchor distT="0" distB="0" distL="114300" distR="114300" simplePos="0" relativeHeight="251670528" behindDoc="0" locked="0" layoutInCell="1" allowOverlap="1">
+                <wp:simplePos x="0" y="0"/>
+                <wp:positionH relativeFrom="column">
+                  <wp:posOffset>-217805</wp:posOffset>
+                </wp:positionH>
+                <wp:positionV relativeFrom="paragraph">
+                  <wp:posOffset>7606665</wp:posOffset>
+                </wp:positionV>
+                <wp:extent cx="4082415" cy="957580"/>
+                <wp:effectExtent l="0" t="0" r="0" b="0"/>
+                <wp:wrapNone/>
+                <wp:docPr id="30" name="文本框 30"/>
+                <wp:cNvGraphicFramePr/>
+                <a:graphic xmlns:a="http://schemas.openxmlformats.org/drawingml/2006/main">
+                  <a:graphicData uri="http://schemas.microsoft.com/office/word/2010/wordprocessingShape">
+                    <wps:wsp>
+                      <wps:cNvSpPr txBox="1"/>
+                      <wps:spPr>
+                        <a:xfrm>
+                          <a:off x="0" y="0"/>
+                          <a:ext cx="4082415" cy="957580"/>
+                        </a:xfrm>
+                        <a:prstGeom prst="rect">
+                          <a:avLst/>
+                        </a:prstGeom>
+                        <a:noFill/>
+                        <a:ln w="6350">
+                          <a:noFill/>
+                        </a:ln>
+                      </wps:spPr>
+                      <wps:style>
+                        <a:lnRef idx="0">
+                          <a:schemeClr val="accent1"/>
+                        </a:lnRef>
+                        <a:fillRef idx="0">
+                          <a:schemeClr val="accent1"/>
+                        </a:fillRef>
+                        <a:effectRef idx="0">
+                          <a:schemeClr val="accent1"/>
+                        </a:effectRef>
+                        <a:fontRef idx="minor">
+                          <a:schemeClr val="dk1"/>
+                        </a:fontRef>
+                      </wps:style>
+                      <wps:txbx>
+                        <w:txbxContent>
+                          <w:p>
+                            <w:pPr>
+                              <w:rPr>
+                                <w:rFonts w:ascii="Times New Roman" w:hAnsi="Times New Roman" w:eastAsia="等线" w:cs="宋体"/>
+                                <w:sz w:val="24"/>
+                                <w:szCs w:val="22"/>
+                                <w:lang w:val="en-US" w:eastAsia="zh-CN" w:bidi="ar-SA"/>
+                              </w:rPr>
+                            </w:pPr>
+                            <w:r>
+                              <w:rPr>
+                                <w:rFonts w:ascii="Times New Roman" w:hAnsi="Times New Roman" w:eastAsia="等线" w:cs="宋体"/>
+                                <w:sz w:val="24"/>
+                                <w:szCs w:val="22"/>
+                                <w:lang w:val="en-US" w:eastAsia="zh-CN" w:bidi="ar-SA"/>
+                              </w:rPr>
+                              <w:t>{{ summaryOfRresults.binary | ci(</w:t>
+                            </w:r>
+                            <w:r>
+                              <w:rPr>
+                                <w:rFonts w:hint="eastAsia" w:ascii="Times New Roman" w:hAnsi="Times New Roman" w:eastAsia="等线" w:cs="宋体"/>
+                                <w:sz w:val="24"/>
+                                <w:szCs w:val="22"/>
+                                <w:lang w:val="en-US" w:eastAsia="zh-CN" w:bidi="ar-SA"/>
+                              </w:rPr>
+                              <w:t>35.4</w:t>
+                            </w:r>
+                            <w:r>
+                              <w:rPr>
+                                <w:rFonts w:ascii="Times New Roman" w:hAnsi="Times New Roman" w:eastAsia="等线" w:cs="宋体"/>
+                                <w:sz w:val="24"/>
+                                <w:szCs w:val="22"/>
+                                <w:lang w:val="en-US" w:eastAsia="zh-CN" w:bidi="ar-SA"/>
+                              </w:rPr>
+                              <w:t>,</w:t>
+                            </w:r>
+                            <w:r>
+                              <w:rPr>
+                                <w:rFonts w:hint="eastAsia" w:ascii="Times New Roman" w:hAnsi="Times New Roman" w:eastAsia="等线" w:cs="宋体"/>
+                                <w:sz w:val="24"/>
+                                <w:szCs w:val="22"/>
+                                <w:lang w:val="en-US" w:eastAsia="zh-CN" w:bidi="ar-SA"/>
+                              </w:rPr>
+                              <w:t>35.4</w:t>
+                            </w:r>
+                            <w:r>
+                              <w:rPr>
+                                <w:rFonts w:ascii="Times New Roman" w:hAnsi="Times New Roman" w:eastAsia="等线" w:cs="宋体"/>
+                                <w:sz w:val="24"/>
+                                <w:szCs w:val="22"/>
+                                <w:lang w:val="en-US" w:eastAsia="zh-CN" w:bidi="ar-SA"/>
+                              </w:rPr>
+                              <w:t>) }}</w:t>
+                            </w:r>
+                          </w:p>
+                          <w:p>
+                            <w:pPr>
+                              <w:rPr>
+                                <w:rFonts w:hint="eastAsia" w:ascii="微软雅黑" w:hAnsi="微软雅黑" w:eastAsia="微软雅黑" w:cs="微软雅黑"/>
+                                <w:b/>
+                                <w:bCs/>
+                                <w:color w:val="0083C3"/>
+                                <w:sz w:val="20"/>
+                                <w:szCs w:val="20"/>
+                                <w:lang w:val="en-US" w:eastAsia="zh-CN" w:bidi="ar-SA"/>
+                              </w:rPr>
+                            </w:pPr>
+                            <w:r>
+                              <w:rPr>
+                                <w:rFonts w:hint="eastAsia" w:ascii="微软雅黑" w:hAnsi="微软雅黑" w:eastAsia="微软雅黑" w:cs="微软雅黑"/>
+                                <w:b/>
+                                <w:bCs/>
+                                <w:color w:val="0083C3"/>
+                                <w:sz w:val="20"/>
+                                <w:szCs w:val="20"/>
+                                <w:lang w:val="en-US" w:eastAsia="zh-CN" w:bidi="ar-SA"/>
+                              </w:rPr>
+                              <w:t>扫码认证</w:t>
+                            </w:r>
+                          </w:p>
+                          <w:p>
+                            <w:pPr>
+                              <w:widowControl/>
+                              <w:rPr>
+                                <w:rFonts w:hint="eastAsia" w:ascii="微软雅黑" w:hAnsi="微软雅黑" w:eastAsia="微软雅黑" w:cs="微软雅黑"/>
+                                <w:b/>
+                                <w:bCs/>
+                                <w:color w:val="0083C3"/>
+                                <w:sz w:val="20"/>
+                                <w:szCs w:val="20"/>
+                                <w:lang w:val="en-US" w:eastAsia="zh-CN" w:bidi="ar-SA"/>
+                              </w:rPr>
+                            </w:pPr>
+                            <w:r>
+                              <w:rPr>
+                                <w:rFonts w:hint="eastAsia" w:ascii="微软雅黑" w:hAnsi="微软雅黑" w:eastAsia="微软雅黑" w:cs="微软雅黑"/>
+                                <w:b/>
+                                <w:bCs/>
+                                <w:color w:val="0083C3"/>
+                                <w:sz w:val="20"/>
+                                <w:szCs w:val="20"/>
+                                <w:lang w:val="en-US" w:eastAsia="zh-CN" w:bidi="ar-SA"/>
+                              </w:rPr>
+                              <w:t>请受检者接收本报告后务必通过扫描防伪二维码确认报告真实性</w:t>
+                            </w:r>
+                          </w:p>
+                        </w:txbxContent>
+                      </wps:txbx>
+                      <wps:bodyPr rot="0" spcFirstLastPara="0" vertOverflow="overflow" horzOverflow="overflow" vert="horz" wrap="square" lIns="91440" tIns="45720" rIns="91440" bIns="45720" numCol="1" spcCol="0" rtlCol="0" fromWordArt="0" anchor="t" anchorCtr="0" forceAA="0" compatLnSpc="1">
+                        <a:noAutofit/>
+                      </wps:bodyPr>
+                    </wps:wsp>
+                  </a:graphicData>
+                </a:graphic>
+              </wp:anchor>
+            </w:drawing>
+          </mc:Choice>
+          <mc:Fallback>
+            <w:pict>
+              <v:shape id="_x0000_s1026" o:spid="_x0000_s1026" o:spt="202" type="#_x0000_t202" style="position:absolute;left:0pt;margin-left:-17.15pt;margin-top:598.95pt;height:75.4pt;width:321.45pt;z-index:251670528;mso-width-relative:page;mso-height-relative:page;" filled="f" stroked="f" coordsize="21600,21600" o:gfxdata="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">
+                <v:fill on="f" focussize="0,0"/>
+                <v:stroke on="f" weight="0.5pt"/>
+                <v:imagedata o:title=""/>
+                <o:lock v:ext="edit" aspectratio="f"/>
+                <v:textbox>
+                  <w:txbxContent>
+                    <w:p>
+                      <w:pPr>
+                        <w:rPr>
+                          <w:rFonts w:ascii="Times New Roman" w:hAnsi="Times New Roman" w:eastAsia="等线" w:cs="宋体"/>
+                          <w:sz w:val="24"/>
+                          <w:szCs w:val="22"/>
+                          <w:lang w:val="en-US" w:eastAsia="zh-CN" w:bidi="ar-SA"/>
+                        </w:rPr>
+                      </w:pPr>
+                      <w:r>
+                        <w:rPr>
+                          <w:rFonts w:ascii="Times New Roman" w:hAnsi="Times New Roman" w:eastAsia="等线" w:cs="宋体"/>
+                          <w:sz w:val="24"/>
+                          <w:szCs w:val="22"/>
+                          <w:lang w:val="en-US" w:eastAsia="zh-CN" w:bidi="ar-SA"/>
+                        </w:rPr>
+                        <w:t>{{ summaryOfRresults.binary | ci(</w:t>
+                      </w:r>
+                      <w:r>
+                        <w:rPr>
+                          <w:rFonts w:hint="eastAsia" w:ascii="Times New Roman" w:hAnsi="Times New Roman" w:eastAsia="等线" w:cs="宋体"/>
+                          <w:sz w:val="24"/>
+                          <w:szCs w:val="22"/>
+                          <w:lang w:val="en-US" w:eastAsia="zh-CN" w:bidi="ar-SA"/>
+                        </w:rPr>
+                        <w:t>35.4</w:t>
+                      </w:r>
+                      <w:r>
+                        <w:rPr>
+                          <w:rFonts w:ascii="Times New Roman" w:hAnsi="Times New Roman" w:eastAsia="等线" w:cs="宋体"/>
+                          <w:sz w:val="24"/>
+                          <w:szCs w:val="22"/>
+                          <w:lang w:val="en-US" w:eastAsia="zh-CN" w:bidi="ar-SA"/>
+                        </w:rPr>
+                        <w:t>,</w:t>
+                      </w:r>
+                      <w:r>
+                        <w:rPr>
+                          <w:rFonts w:hint="eastAsia" w:ascii="Times New Roman" w:hAnsi="Times New Roman" w:eastAsia="等线" w:cs="宋体"/>
+                          <w:sz w:val="24"/>
+                          <w:szCs w:val="22"/>
+                          <w:lang w:val="en-US" w:eastAsia="zh-CN" w:bidi="ar-SA"/>
+                        </w:rPr>
+                        <w:t>35.4</w:t>
+                      </w:r>
+                      <w:r>
+                        <w:rPr>
+                          <w:rFonts w:ascii="Times New Roman" w:hAnsi="Times New Roman" w:eastAsia="等线" w:cs="宋体"/>
+                          <w:sz w:val="24"/>
+                          <w:szCs w:val="22"/>
+                          <w:lang w:val="en-US" w:eastAsia="zh-CN" w:bidi="ar-SA"/>
+                        </w:rPr>
+                        <w:t>) }}</w:t>
+                      </w:r>
+                    </w:p>
+                    <w:p>
+                      <w:pPr>
+                        <w:rPr>
+                          <w:rFonts w:hint="eastAsia" w:ascii="微软雅黑" w:hAnsi="微软雅黑" w:eastAsia="微软雅黑" w:cs="微软雅黑"/>
+                          <w:b/>
+                          <w:bCs/>
+                          <w:color w:val="0083C3"/>
+                          <w:sz w:val="20"/>
+                          <w:szCs w:val="20"/>
+                          <w:lang w:val="en-US" w:eastAsia="zh-CN" w:bidi="ar-SA"/>
+                        </w:rPr>
+                      </w:pPr>
+                      <w:r>
+                        <w:rPr>
+                          <w:rFonts w:hint="eastAsia" w:ascii="微软雅黑" w:hAnsi="微软雅黑" w:eastAsia="微软雅黑" w:cs="微软雅黑"/>
+                          <w:b/>
+                          <w:bCs/>
+                          <w:color w:val="0083C3"/>
+                          <w:sz w:val="20"/>
+                          <w:szCs w:val="20"/>
+                          <w:lang w:val="en-US" w:eastAsia="zh-CN" w:bidi="ar-SA"/>
+                        </w:rPr>
+                        <w:t>扫码认证</w:t>
+                      </w:r>
+                    </w:p>
+                    <w:p>
+                      <w:pPr>
+                        <w:widowControl/>
+                        <w:rPr>
+                          <w:rFonts w:hint="eastAsia" w:ascii="微软雅黑" w:hAnsi="微软雅黑" w:eastAsia="微软雅黑" w:cs="微软雅黑"/>
+                          <w:b/>
+                          <w:bCs/>
+                          <w:color w:val="0083C3"/>
+                          <w:sz w:val="20"/>
+                          <w:szCs w:val="20"/>
+                          <w:lang w:val="en-US" w:eastAsia="zh-CN" w:bidi="ar-SA"/>
+                        </w:rPr>
+                      </w:pPr>
+                      <w:r>
+                        <w:rPr>
+                          <w:rFonts w:hint="eastAsia" w:ascii="微软雅黑" w:hAnsi="微软雅黑" w:eastAsia="微软雅黑" w:cs="微软雅黑"/>
+                          <w:b/>
+                          <w:bCs/>
+                          <w:color w:val="0083C3"/>
+                          <w:sz w:val="20"/>
+                          <w:szCs w:val="20"/>
+                          <w:lang w:val="en-US" w:eastAsia="zh-CN" w:bidi="ar-SA"/>
+                        </w:rPr>
+                        <w:t>请受检者接收本报告后务必通过扫描防伪二维码确认报告真实性</w:t>
+                      </w:r>
+                    </w:p>
+                  </w:txbxContent>
+                </v:textbox>
+              </v:shape>
+            </w:pict>
+          </mc:Fallback>
+        </mc:AlternateContent>
+      </w:r>
     </w:p>
     <w:p>
       <w:pPr>
@@ -356,8 +648,8 @@
           <w:sz w:val="48"/>
         </w:rPr>
       </w:pPr>
-      <w:bookmarkStart w:id="0" w:name="_Toc500263098"/>
-      <w:bookmarkStart w:id="1" w:name="_Toc500163468"/>
+      <w:bookmarkStart w:id="0" w:name="_Toc500163468"/>
+      <w:bookmarkStart w:id="1" w:name="_Toc500263098"/>
       <w:bookmarkStart w:id="2" w:name="_Toc500164193"/>
     </w:p>
     <w:p>
@@ -436,7 +728,8 @@
           <w:szCs w:val="32"/>
         </w:rPr>
         <w:sectPr>
-          <w:footerReference r:id="rId3" w:type="default"/>
+          <w:headerReference r:id="rId3" w:type="default"/>
+          <w:footerReference r:id="rId4" w:type="default"/>
           <w:pgSz w:w="11910" w:h="16840"/>
           <w:pgMar w:top="1540" w:right="880" w:bottom="920" w:left="1020" w:header="709" w:footer="656" w:gutter="0"/>
           <w:pgNumType w:fmt="decimal" w:start="1"/>
@@ -905,12 +1198,6 @@
             <w:insideH w:val="single" w:color="0083C3" w:sz="4" w:space="0"/>
             <w:insideV w:val="single" w:color="0083C3" w:sz="4" w:space="0"/>
           </w:tblBorders>
-          <w:tblCellMar>
-            <w:top w:w="0" w:type="dxa"/>
-            <w:left w:w="108" w:type="dxa"/>
-            <w:bottom w:w="0" w:type="dxa"/>
-            <w:right w:w="108" w:type="dxa"/>
-          </w:tblCellMar>
         </w:tblPrEx>
         <w:trPr>
           <w:jc w:val="center"/>
@@ -2594,6 +2881,12 @@
             <w:insideH w:val="none" w:color="auto" w:sz="0" w:space="0"/>
             <w:insideV w:val="none" w:color="auto" w:sz="0" w:space="0"/>
           </w:tblBorders>
+          <w:tblCellMar>
+            <w:top w:w="0" w:type="dxa"/>
+            <w:left w:w="113" w:type="dxa"/>
+            <w:bottom w:w="0" w:type="dxa"/>
+            <w:right w:w="113" w:type="dxa"/>
+          </w:tblCellMar>
         </w:tblPrEx>
         <w:trPr>
           <w:trHeight w:val="1965" w:hRule="atLeast"/>
@@ -3222,7 +3515,7 @@
                           </pic:cNvPicPr>
                         </pic:nvPicPr>
                         <pic:blipFill>
-                          <a:blip r:embed="rId11">
+                          <a:blip r:embed="rId12">
                             <a:clrChange>
                               <a:clrFrom>
                                 <a:srgbClr val="FFFFFF">
@@ -3408,7 +3701,7 @@
                     </pic:cNvPicPr>
                   </pic:nvPicPr>
                   <pic:blipFill>
-                    <a:blip r:embed="rId12">
+                    <a:blip r:embed="rId13">
                       <a:extLst>
                         <a:ext uri="{28A0092B-C50C-407E-A947-70E740481C1C}">
                           <a14:useLocalDpi xmlns:a14="http://schemas.microsoft.com/office/drawing/2010/main" val="0"/>
@@ -3451,7 +3744,7 @@
           <w:szCs w:val="18"/>
         </w:rPr>
         <w:sectPr>
-          <w:footerReference r:id="rId4" w:type="default"/>
+          <w:footerReference r:id="rId5" w:type="default"/>
           <w:pgSz w:w="11910" w:h="16840"/>
           <w:pgMar w:top="1540" w:right="880" w:bottom="920" w:left="1020" w:header="709" w:footer="656" w:gutter="0"/>
           <w:pgNumType w:fmt="decimal" w:start="1"/>
@@ -3495,12 +3788,6 @@
             <w:insideV w:val="single" w:color="365F91" w:sz="12" w:space="0"/>
           </w:tblBorders>
           <w:shd w:val="clear" w:color="auto" w:fill="0083C3"/>
-          <w:tblCellMar>
-            <w:top w:w="0" w:type="dxa"/>
-            <w:left w:w="108" w:type="dxa"/>
-            <w:bottom w:w="0" w:type="dxa"/>
-            <w:right w:w="108" w:type="dxa"/>
-          </w:tblCellMar>
         </w:tblPrEx>
         <w:trPr>
           <w:trHeight w:val="885" w:hRule="atLeast"/>
@@ -3968,7 +4255,7 @@
                     </pic:cNvPicPr>
                   </pic:nvPicPr>
                   <pic:blipFill>
-                    <a:blip r:embed="rId13">
+                    <a:blip r:embed="rId14">
                       <a:extLst>
                         <a:ext uri="{28A0092B-C50C-407E-A947-70E740481C1C}">
                           <a14:useLocalDpi xmlns:a14="http://schemas.microsoft.com/office/drawing/2010/main" val="0"/>
@@ -8382,8 +8669,8 @@
           <w:u w:val="none"/>
         </w:rPr>
         <w:sectPr>
-          <w:headerReference r:id="rId5" w:type="default"/>
-          <w:footerReference r:id="rId6" w:type="default"/>
+          <w:headerReference r:id="rId6" w:type="default"/>
+          <w:footerReference r:id="rId7" w:type="default"/>
           <w:pgSz w:w="11910" w:h="16840"/>
           <w:pgMar w:top="1540" w:right="880" w:bottom="920" w:left="1020" w:header="709" w:footer="656" w:gutter="0"/>
           <w:pgNumType w:fmt="decimal"/>
@@ -8804,7 +9091,7 @@
         <w:snapToGrid/>
         <w:textAlignment w:val="auto"/>
         <w:rPr>
-          <w:rFonts w:ascii="Times New Roman" w:hAnsi="Times New Roman" w:eastAsia="等线" w:cs="宋体"/>
+          <w:rFonts w:hint="eastAsia" w:ascii="Times New Roman" w:hAnsi="Times New Roman" w:eastAsia="等线" w:cs="宋体"/>
           <w:sz w:val="24"/>
           <w:szCs w:val="22"/>
           <w:lang w:val="en-US" w:eastAsia="zh-CN" w:bidi="ar-SA"/>
@@ -8843,7 +9130,7 @@
                     </pic:cNvPicPr>
                   </pic:nvPicPr>
                   <pic:blipFill>
-                    <a:blip r:embed="rId14"/>
+                    <a:blip r:embed="rId15"/>
                     <a:stretch>
                       <a:fillRect/>
                     </a:stretch>
@@ -8900,7 +9187,7 @@
                     </pic:cNvPicPr>
                   </pic:nvPicPr>
                   <pic:blipFill>
-                    <a:blip r:embed="rId15"/>
+                    <a:blip r:embed="rId16"/>
                     <a:stretch>
                       <a:fillRect/>
                     </a:stretch>
@@ -8978,51 +9265,54 @@
         </w:rPr>
         <w:t xml:space="preserve"> </w:t>
       </w:r>
-      <w:r>
-        <w:rPr>
-          <w:rFonts w:ascii="Times New Roman" w:hAnsi="Times New Roman" w:eastAsia="等线" w:cs="宋体"/>
-          <w:sz w:val="24"/>
-          <w:szCs w:val="22"/>
-          <w:lang w:val="en-US" w:eastAsia="zh-CN" w:bidi="ar-SA"/>
-        </w:rPr>
-        <w:t>{{ summaryOfRresults.binary | ci(</w:t>
-      </w:r>
-      <w:r>
+    </w:p>
+    <w:p>
+      <w:pPr>
+        <w:keepNext w:val="0"/>
+        <w:keepLines w:val="0"/>
+        <w:pageBreakBefore w:val="0"/>
+        <w:widowControl/>
+        <w:kinsoku/>
+        <w:wordWrap/>
+        <w:overflowPunct/>
+        <w:topLinePunct w:val="0"/>
+        <w:autoSpaceDE/>
+        <w:autoSpaceDN/>
+        <w:bidi w:val="0"/>
+        <w:adjustRightInd/>
+        <w:snapToGrid/>
+        <w:textAlignment w:val="auto"/>
         <w:rPr>
           <w:rFonts w:hint="eastAsia" w:ascii="Times New Roman" w:hAnsi="Times New Roman" w:eastAsia="等线" w:cs="宋体"/>
           <w:sz w:val="24"/>
           <w:szCs w:val="22"/>
           <w:lang w:val="en-US" w:eastAsia="zh-CN" w:bidi="ar-SA"/>
         </w:rPr>
-        <w:t>35.4</w:t>
-      </w:r>
-      <w:r>
-        <w:rPr>
-          <w:rFonts w:ascii="Times New Roman" w:hAnsi="Times New Roman" w:eastAsia="等线" w:cs="宋体"/>
-          <w:sz w:val="24"/>
-          <w:szCs w:val="22"/>
-          <w:lang w:val="en-US" w:eastAsia="zh-CN" w:bidi="ar-SA"/>
-        </w:rPr>
-        <w:t>,</w:t>
-      </w:r>
-      <w:r>
+      </w:pPr>
+    </w:p>
+    <w:p>
+      <w:pPr>
+        <w:keepNext w:val="0"/>
+        <w:keepLines w:val="0"/>
+        <w:pageBreakBefore w:val="0"/>
+        <w:widowControl/>
+        <w:kinsoku/>
+        <w:wordWrap/>
+        <w:overflowPunct/>
+        <w:topLinePunct w:val="0"/>
+        <w:autoSpaceDE/>
+        <w:autoSpaceDN/>
+        <w:bidi w:val="0"/>
+        <w:adjustRightInd/>
+        <w:snapToGrid/>
+        <w:textAlignment w:val="auto"/>
         <w:rPr>
           <w:rFonts w:hint="eastAsia" w:ascii="Times New Roman" w:hAnsi="Times New Roman" w:eastAsia="等线" w:cs="宋体"/>
           <w:sz w:val="24"/>
           <w:szCs w:val="22"/>
           <w:lang w:val="en-US" w:eastAsia="zh-CN" w:bidi="ar-SA"/>
         </w:rPr>
-        <w:t>35.4</w:t>
-      </w:r>
-      <w:r>
-        <w:rPr>
-          <w:rFonts w:ascii="Times New Roman" w:hAnsi="Times New Roman" w:eastAsia="等线" w:cs="宋体"/>
-          <w:sz w:val="24"/>
-          <w:szCs w:val="22"/>
-          <w:lang w:val="en-US" w:eastAsia="zh-CN" w:bidi="ar-SA"/>
-        </w:rPr>
-        <w:t>) }}</w:t>
-      </w:r>
+      </w:pPr>
     </w:p>
     <w:p>
       <w:pPr>
@@ -9047,7 +9337,7 @@
           <w:szCs w:val="20"/>
           <w:lang w:val="en-US" w:eastAsia="zh-CN" w:bidi="ar-SA"/>
         </w:rPr>
-        <w:t>诺禾医学   诺禾在线   扫码认证</w:t>
+        <w:t>诺禾医学   诺禾在线</w:t>
       </w:r>
     </w:p>
     <w:p>
@@ -9120,7 +9410,7 @@
                     </pic:cNvPicPr>
                   </pic:nvPicPr>
                   <pic:blipFill>
-                    <a:blip r:embed="rId16"/>
+                    <a:blip r:embed="rId17"/>
                     <a:srcRect/>
                     <a:stretch>
                       <a:fillRect/>
@@ -9383,8 +9673,8 @@
       </w:r>
     </w:p>
     <w:sectPr>
-      <w:headerReference r:id="rId7" w:type="default"/>
-      <w:footerReference r:id="rId8" w:type="default"/>
+      <w:headerReference r:id="rId8" w:type="default"/>
+      <w:footerReference r:id="rId9" w:type="default"/>
       <w:pgSz w:w="11906" w:h="16838"/>
       <w:pgMar w:top="850" w:right="850" w:bottom="850" w:left="850" w:header="851" w:footer="992" w:gutter="0"/>
       <w:cols w:space="425" w:num="1"/>
@@ -9807,11 +10097,55 @@
 
 <file path=word/header1.xml><?xml version="1.0" encoding="utf-8"?>
 <w:hdr xmlns:wpc="http://schemas.microsoft.com/office/word/2010/wordprocessingCanvas" xmlns:mc="http://schemas.openxmlformats.org/markup-compatibility/2006" xmlns:o="urn:schemas-microsoft-com:office:office" xmlns:r="http://schemas.openxmlformats.org/officeDocument/2006/relationships" xmlns:m="http://schemas.openxmlformats.org/officeDocument/2006/math" xmlns:v="urn:schemas-microsoft-com:vml" xmlns:wp14="http://schemas.microsoft.com/office/word/2010/wordprocessingDrawing" xmlns:wp="http://schemas.openxmlformats.org/drawingml/2006/wordprocessingDrawing" xmlns:w10="urn:schemas-microsoft-com:office:word" xmlns:w="http://schemas.openxmlformats.org/wordprocessingml/2006/main" xmlns:w14="http://schemas.microsoft.com/office/word/2010/wordml" xmlns:w15="http://schemas.microsoft.com/office/word/2012/wordml" xmlns:wpg="http://schemas.microsoft.com/office/word/2010/wordprocessingGroup" xmlns:wpi="http://schemas.microsoft.com/office/word/2010/wordprocessingInk" xmlns:wne="http://schemas.microsoft.com/office/word/2006/wordml" xmlns:wps="http://schemas.microsoft.com/office/word/2010/wordprocessingShape" xmlns:wpsCustomData="http://www.wps.cn/officeDocument/2013/wpsCustomData" mc:Ignorable="w14 w15 wp14">
-  <w:p/>
+  <w:p>
+    <w:pPr>
+      <w:pStyle w:val="15"/>
+      <w:pBdr>
+        <w:bottom w:val="none" w:color="auto" w:sz="0" w:space="1"/>
+      </w:pBdr>
+    </w:pPr>
+    <w:r>
+      <w:rPr>
+        <w:sz w:val="18"/>
+      </w:rPr>
+      <w:pict>
+        <v:shape id="PowerPlusWaterMarkObject291817" o:spid="_x0000_s2049" o:spt="136" type="#_x0000_t136" style="position:absolute;left:0pt;height:48.3pt;width:166.5pt;mso-position-horizontal:center;mso-position-horizontal-relative:margin;mso-position-vertical:center;mso-position-vertical-relative:margin;rotation:-2949120f;z-index:-251654144;mso-width-relative:page;mso-height-relative:page;" fillcolor="#C0C0C0" filled="t" stroked="f" coordsize="21600,21600" adj="10800">
+          <v:path/>
+          <v:fill on="t" color2="#FFFFFF" opacity="32768f" focussize="0,0"/>
+          <v:stroke on="f"/>
+          <v:imagedata o:title=""/>
+          <o:lock v:ext="edit" aspectratio="t"/>
+          <v:textpath on="t" fitshape="t" fitpath="t" trim="t" xscale="f" string="{{ client }}" style="font-family:微软雅黑;font-size:48pt;v-same-letter-heights:f;v-text-align:center;"/>
+        </v:shape>
+      </w:pict>
+    </w:r>
+  </w:p>
 </w:hdr>
 </file>
 
 <file path=word/header2.xml><?xml version="1.0" encoding="utf-8"?>
+<w:hdr xmlns:wpc="http://schemas.microsoft.com/office/word/2010/wordprocessingCanvas" xmlns:mc="http://schemas.openxmlformats.org/markup-compatibility/2006" xmlns:o="urn:schemas-microsoft-com:office:office" xmlns:r="http://schemas.openxmlformats.org/officeDocument/2006/relationships" xmlns:m="http://schemas.openxmlformats.org/officeDocument/2006/math" xmlns:v="urn:schemas-microsoft-com:vml" xmlns:wp14="http://schemas.microsoft.com/office/word/2010/wordprocessingDrawing" xmlns:wp="http://schemas.openxmlformats.org/drawingml/2006/wordprocessingDrawing" xmlns:w10="urn:schemas-microsoft-com:office:word" xmlns:w="http://schemas.openxmlformats.org/wordprocessingml/2006/main" xmlns:w14="http://schemas.microsoft.com/office/word/2010/wordml" xmlns:w15="http://schemas.microsoft.com/office/word/2012/wordml" xmlns:wpg="http://schemas.microsoft.com/office/word/2010/wordprocessingGroup" xmlns:wpi="http://schemas.microsoft.com/office/word/2010/wordprocessingInk" xmlns:wne="http://schemas.microsoft.com/office/word/2006/wordml" xmlns:wps="http://schemas.microsoft.com/office/word/2010/wordprocessingShape" xmlns:wpsCustomData="http://www.wps.cn/officeDocument/2013/wpsCustomData" mc:Ignorable="w14 w15 wp14">
+  <w:p>
+    <w:r>
+      <w:rPr>
+        <w:sz w:val="18"/>
+      </w:rPr>
+      <w:pict>
+        <v:shape id="_x0000_s2050" o:spid="_x0000_s2050" o:spt="136" type="#_x0000_t136" style="position:absolute;left:0pt;height:48.3pt;width:166.5pt;mso-position-horizontal:center;mso-position-horizontal-relative:margin;mso-position-vertical:center;mso-position-vertical-relative:margin;rotation:-2949120f;z-index:-251653120;mso-width-relative:page;mso-height-relative:page;" fillcolor="#C0C0C0" filled="t" stroked="f" coordsize="21600,21600" adj="10800">
+          <v:path/>
+          <v:fill on="t" color2="#FFFFFF" opacity="32768f" focussize="0,0"/>
+          <v:stroke on="f"/>
+          <v:imagedata o:title=""/>
+          <o:lock v:ext="edit" aspectratio="t"/>
+          <v:textpath on="t" fitshape="t" fitpath="t" trim="t" xscale="f" string="{{ client }}" style="font-family:微软雅黑;font-size:48pt;v-same-letter-heights:f;v-text-align:center;"/>
+        </v:shape>
+      </w:pict>
+    </w:r>
+  </w:p>
+</w:hdr>
+</file>
+
+<file path=word/header3.xml><?xml version="1.0" encoding="utf-8"?>
 <w:hdr xmlns:wpc="http://schemas.microsoft.com/office/word/2010/wordprocessingCanvas" xmlns:mc="http://schemas.openxmlformats.org/markup-compatibility/2006" xmlns:o="urn:schemas-microsoft-com:office:office" xmlns:r="http://schemas.openxmlformats.org/officeDocument/2006/relationships" xmlns:m="http://schemas.openxmlformats.org/officeDocument/2006/math" xmlns:v="urn:schemas-microsoft-com:vml" xmlns:wp14="http://schemas.microsoft.com/office/word/2010/wordprocessingDrawing" xmlns:wp="http://schemas.openxmlformats.org/drawingml/2006/wordprocessingDrawing" xmlns:w10="urn:schemas-microsoft-com:office:word" xmlns:w="http://schemas.openxmlformats.org/wordprocessingml/2006/main" xmlns:w14="http://schemas.microsoft.com/office/word/2010/wordml" xmlns:w15="http://schemas.microsoft.com/office/word/2012/wordml" xmlns:wpg="http://schemas.microsoft.com/office/word/2010/wordprocessingGroup" xmlns:wpi="http://schemas.microsoft.com/office/word/2010/wordprocessingInk" xmlns:wne="http://schemas.microsoft.com/office/word/2006/wordml" xmlns:wps="http://schemas.microsoft.com/office/word/2010/wordprocessingShape" xmlns:wpsCustomData="http://www.wps.cn/officeDocument/2013/wpsCustomData" mc:Ignorable="w14 w15 wp14">
   <w:p>
     <w:pPr>
@@ -9835,6 +10169,21 @@
         <w:lang w:val="en-US" w:eastAsia="zh-CN" w:bidi="ar-SA"/>
       </w:rPr>
     </w:pPr>
+    <w:r>
+      <w:rPr>
+        <w:sz w:val="18"/>
+      </w:rPr>
+      <w:pict>
+        <v:shape id="_x0000_s2051" o:spid="_x0000_s2051" o:spt="136" type="#_x0000_t136" style="position:absolute;left:0pt;height:48.3pt;width:166.5pt;mso-position-horizontal:center;mso-position-horizontal-relative:margin;mso-position-vertical:center;mso-position-vertical-relative:margin;rotation:-2949120f;z-index:-251652096;mso-width-relative:page;mso-height-relative:page;" fillcolor="#C0C0C0" filled="t" stroked="f" coordsize="21600,21600" adj="10800">
+          <v:path/>
+          <v:fill on="t" color2="#FFFFFF" opacity="32768f" focussize="0,0"/>
+          <v:stroke on="f"/>
+          <v:imagedata o:title=""/>
+          <o:lock v:ext="edit" aspectratio="t"/>
+          <v:textpath on="t" fitshape="t" fitpath="t" trim="t" xscale="f" string="{{ client }}" style="font-family:微软雅黑;font-size:48pt;v-same-letter-heights:f;v-text-align:center;"/>
+        </v:shape>
+      </w:pict>
+    </w:r>
   </w:p>
 </w:hdr>
 </file>
@@ -13877,7 +14226,10 @@
     <customSectPr/>
   </customSectProps>
   <customShpExts>
+    <customShpInfo spid="_x0000_s2049"/>
     <customShpInfo spid="_x0000_s1026" textRotate="1"/>
+    <customShpInfo spid="_x0000_s2050"/>
+    <customShpInfo spid="_x0000_s2051"/>
   </customShpExts>
 </s:customData>
 </file>

--- a/WebContent/docx/Claudin18.2检测报告.docx
+++ b/WebContent/docx/Claudin18.2检测报告.docx
@@ -10,7 +10,6 @@
           <w:sz w:val="20"/>
         </w:rPr>
       </w:pPr>
-      <w:bookmarkStart w:id="3" w:name="_GoBack"/>
       <w:r>
         <w:rPr>
           <w:rFonts w:hint="eastAsia" w:eastAsia="宋体"/>
@@ -63,7 +62,6 @@
           </wp:anchor>
         </w:drawing>
       </w:r>
-      <w:bookmarkEnd w:id="3"/>
       <w:r>
         <w:rPr>
           <w:sz w:val="22"/>
@@ -648,9 +646,9 @@
           <w:sz w:val="48"/>
         </w:rPr>
       </w:pPr>
-      <w:bookmarkStart w:id="0" w:name="_Toc500163468"/>
-      <w:bookmarkStart w:id="1" w:name="_Toc500263098"/>
-      <w:bookmarkStart w:id="2" w:name="_Toc500164193"/>
+      <w:bookmarkStart w:id="0" w:name="_Toc500263098"/>
+      <w:bookmarkStart w:id="1" w:name="_Toc500164193"/>
+      <w:bookmarkStart w:id="2" w:name="_Toc500163468"/>
     </w:p>
     <w:p>
       <w:pPr>
@@ -1214,112 +1212,6 @@
                 <w:rFonts w:hint="default" w:ascii="Times New Roman" w:hAnsi="Times New Roman" w:eastAsia="微软雅黑" w:cs="Times New Roman"/>
                 <w:bCs/>
                 <w:color w:val="000000"/>
-                <w:kern w:val="2"/>
-                <w:sz w:val="18"/>
-                <w:szCs w:val="18"/>
-                <w:highlight w:val="none"/>
-                <w:lang w:val="en-US" w:eastAsia="zh-CN" w:bidi="ar-SA"/>
-              </w:rPr>
-            </w:pPr>
-            <w:r>
-              <w:rPr>
-                <w:rFonts w:hint="default" w:ascii="Times New Roman" w:hAnsi="Times New Roman" w:eastAsia="微软雅黑" w:cs="Times New Roman"/>
-                <w:bCs/>
-                <w:color w:val="000000"/>
-                <w:sz w:val="18"/>
-                <w:szCs w:val="18"/>
-                <w:highlight w:val="none"/>
-              </w:rPr>
-              <w:t>肿瘤细胞含量占比</w:t>
-            </w:r>
-          </w:p>
-        </w:tc>
-        <w:tc>
-          <w:tcPr>
-            <w:tcW w:w="6775" w:type="dxa"/>
-            <w:vAlign w:val="center"/>
-          </w:tcPr>
-          <w:p>
-            <w:pPr>
-              <w:pStyle w:val="216"/>
-              <w:ind w:firstLine="180" w:firstLineChars="100"/>
-              <w:rPr>
-                <w:rFonts w:hint="default" w:ascii="Times New Roman" w:hAnsi="Times New Roman" w:eastAsia="微软雅黑" w:cs="Times New Roman"/>
-                <w:bCs/>
-                <w:color w:val="000000"/>
-                <w:kern w:val="2"/>
-                <w:sz w:val="18"/>
-                <w:szCs w:val="18"/>
-                <w:highlight w:val="none"/>
-                <w:lang w:val="en-US" w:eastAsia="zh-CN" w:bidi="ar-SA"/>
-              </w:rPr>
-            </w:pPr>
-            <w:r>
-              <w:rPr>
-                <w:rFonts w:hint="eastAsia"/>
-              </w:rPr>
-              <w:t>{{</w:t>
-            </w:r>
-            <w:r>
-              <w:t xml:space="preserve"> PDInfo</w:t>
-            </w:r>
-            <w:r>
-              <w:rPr>
-                <w:rFonts w:hint="eastAsia"/>
-              </w:rPr>
-              <w:t>.</w:t>
-            </w:r>
-            <w:r>
-              <w:t>Tumor_cel_c</w:t>
-            </w:r>
-            <w:r>
-              <w:rPr>
-                <w:rFonts w:hint="eastAsia"/>
-                <w:lang w:val="en-US" w:eastAsia="zh-CN"/>
-              </w:rPr>
-              <w:t>ontent</w:t>
-            </w:r>
-            <w:r>
-              <w:rPr>
-                <w:rFonts w:hint="eastAsia"/>
-              </w:rPr>
-              <w:t xml:space="preserve"> }}</w:t>
-            </w:r>
-          </w:p>
-        </w:tc>
-      </w:tr>
-      <w:tr>
-        <w:tblPrEx>
-          <w:tblBorders>
-            <w:top w:val="single" w:color="0083C3" w:sz="12" w:space="0"/>
-            <w:left w:val="none" w:color="auto" w:sz="0" w:space="0"/>
-            <w:bottom w:val="single" w:color="0083C3" w:sz="12" w:space="0"/>
-            <w:right w:val="none" w:color="auto" w:sz="0" w:space="0"/>
-            <w:insideH w:val="single" w:color="0083C3" w:sz="4" w:space="0"/>
-            <w:insideV w:val="single" w:color="0083C3" w:sz="4" w:space="0"/>
-          </w:tblBorders>
-          <w:tblCellMar>
-            <w:top w:w="0" w:type="dxa"/>
-            <w:left w:w="108" w:type="dxa"/>
-            <w:bottom w:w="0" w:type="dxa"/>
-            <w:right w:w="108" w:type="dxa"/>
-          </w:tblCellMar>
-        </w:tblPrEx>
-        <w:trPr>
-          <w:jc w:val="center"/>
-        </w:trPr>
-        <w:tc>
-          <w:tcPr>
-            <w:tcW w:w="3431" w:type="dxa"/>
-            <w:vAlign w:val="center"/>
-          </w:tcPr>
-          <w:p>
-            <w:pPr>
-              <w:jc w:val="center"/>
-              <w:rPr>
-                <w:rFonts w:hint="default" w:ascii="Times New Roman" w:hAnsi="Times New Roman" w:eastAsia="微软雅黑" w:cs="Times New Roman"/>
-                <w:bCs/>
-                <w:color w:val="000000"/>
                 <w:sz w:val="18"/>
                 <w:szCs w:val="18"/>
                 <w:highlight w:val="yellow"/>
@@ -1625,12 +1517,6 @@
             <w:insideH w:val="single" w:color="0083C3" w:sz="4" w:space="0"/>
             <w:insideV w:val="single" w:color="0083C3" w:sz="4" w:space="0"/>
           </w:tblBorders>
-          <w:tblCellMar>
-            <w:top w:w="0" w:type="dxa"/>
-            <w:left w:w="108" w:type="dxa"/>
-            <w:bottom w:w="0" w:type="dxa"/>
-            <w:right w:w="108" w:type="dxa"/>
-          </w:tblCellMar>
         </w:tblPrEx>
         <w:trPr>
           <w:trHeight w:val="343" w:hRule="exact"/>
@@ -3484,71 +3370,50 @@
                 <w:rFonts w:hint="default" w:ascii="Times New Roman" w:hAnsi="Times New Roman" w:cs="Times New Roman"/>
               </w:rPr>
             </w:pPr>
-            <w:r>
-              <w:rPr>
-                <w:rFonts w:hint="eastAsia" w:eastAsia="微软雅黑"/>
-                <w:lang w:eastAsia="zh-CN"/>
-              </w:rPr>
-              <w:drawing>
-                <wp:anchor distT="0" distB="0" distL="114300" distR="114300" simplePos="0" relativeHeight="251664384" behindDoc="0" locked="0" layoutInCell="1" allowOverlap="1">
-                  <wp:simplePos x="0" y="0"/>
-                  <wp:positionH relativeFrom="column">
-                    <wp:posOffset>-52705</wp:posOffset>
-                  </wp:positionH>
-                  <wp:positionV relativeFrom="paragraph">
-                    <wp:posOffset>-93345</wp:posOffset>
-                  </wp:positionV>
-                  <wp:extent cx="495935" cy="280670"/>
-                  <wp:effectExtent l="0" t="0" r="0" b="9525"/>
-                  <wp:wrapNone/>
-                  <wp:docPr id="7" name="图片 7" descr="王建丽"/>
-                  <wp:cNvGraphicFramePr>
-                    <a:graphicFrameLocks xmlns:a="http://schemas.openxmlformats.org/drawingml/2006/main" noChangeAspect="1"/>
-                  </wp:cNvGraphicFramePr>
-                  <a:graphic xmlns:a="http://schemas.openxmlformats.org/drawingml/2006/main">
-                    <a:graphicData uri="http://schemas.openxmlformats.org/drawingml/2006/picture">
-                      <pic:pic xmlns:pic="http://schemas.openxmlformats.org/drawingml/2006/picture">
-                        <pic:nvPicPr>
-                          <pic:cNvPr id="7" name="图片 7" descr="王建丽"/>
-                          <pic:cNvPicPr>
-                            <a:picLocks noChangeAspect="1"/>
-                          </pic:cNvPicPr>
-                        </pic:nvPicPr>
-                        <pic:blipFill>
-                          <a:blip r:embed="rId12">
-                            <a:clrChange>
-                              <a:clrFrom>
-                                <a:srgbClr val="FFFFFF">
-                                  <a:alpha val="100000"/>
-                                </a:srgbClr>
-                              </a:clrFrom>
-                              <a:clrTo>
-                                <a:srgbClr val="FFFFFF">
-                                  <a:alpha val="100000"/>
-                                  <a:alpha val="0"/>
-                                </a:srgbClr>
-                              </a:clrTo>
-                            </a:clrChange>
-                          </a:blip>
-                          <a:stretch>
-                            <a:fillRect/>
-                          </a:stretch>
-                        </pic:blipFill>
-                        <pic:spPr>
-                          <a:xfrm>
-                            <a:off x="0" y="0"/>
-                            <a:ext cx="495935" cy="280670"/>
-                          </a:xfrm>
-                          <a:prstGeom prst="rect">
-                            <a:avLst/>
-                          </a:prstGeom>
-                        </pic:spPr>
-                      </pic:pic>
-                    </a:graphicData>
-                  </a:graphic>
-                </wp:anchor>
-              </w:drawing>
-            </w:r>
+            <w:bookmarkStart w:id="3" w:name="_GoBack"/>
+            <w:r>
+              <w:rPr>
+                <w:rFonts w:hint="default" w:ascii="Times New Roman" w:hAnsi="Times New Roman" w:cs="Times New Roman"/>
+                <w:sz w:val="16"/>
+                <w:szCs w:val="16"/>
+              </w:rPr>
+              <w:t>{{"ty_tianjin2"|sign(</w:t>
+            </w:r>
+            <w:r>
+              <w:rPr>
+                <w:rFonts w:hint="eastAsia" w:ascii="Times New Roman" w:hAnsi="Times New Roman" w:cs="Times New Roman"/>
+                <w:sz w:val="16"/>
+                <w:szCs w:val="16"/>
+                <w:lang w:val="en-US" w:eastAsia="zh-CN"/>
+              </w:rPr>
+              <w:t>39</w:t>
+            </w:r>
+            <w:r>
+              <w:rPr>
+                <w:rFonts w:hint="default" w:ascii="Times New Roman" w:hAnsi="Times New Roman" w:cs="Times New Roman"/>
+                <w:sz w:val="16"/>
+                <w:szCs w:val="16"/>
+              </w:rPr>
+              <w:t>,</w:t>
+            </w:r>
+            <w:r>
+              <w:rPr>
+                <w:rFonts w:hint="eastAsia" w:ascii="Times New Roman" w:hAnsi="Times New Roman" w:cs="Times New Roman"/>
+                <w:sz w:val="16"/>
+                <w:szCs w:val="16"/>
+                <w:lang w:val="en-US" w:eastAsia="zh-CN"/>
+              </w:rPr>
+              <w:t>22</w:t>
+            </w:r>
+            <w:r>
+              <w:rPr>
+                <w:rFonts w:hint="default" w:ascii="Times New Roman" w:hAnsi="Times New Roman" w:cs="Times New Roman"/>
+                <w:sz w:val="16"/>
+                <w:szCs w:val="16"/>
+              </w:rPr>
+              <w:t>)}}</w:t>
+            </w:r>
+            <w:bookmarkEnd w:id="3"/>
           </w:p>
         </w:tc>
         <w:tc>
@@ -3701,7 +3566,7 @@
                     </pic:cNvPicPr>
                   </pic:nvPicPr>
                   <pic:blipFill>
-                    <a:blip r:embed="rId13">
+                    <a:blip r:embed="rId12">
                       <a:extLst>
                         <a:ext uri="{28A0092B-C50C-407E-A947-70E740481C1C}">
                           <a14:useLocalDpi xmlns:a14="http://schemas.microsoft.com/office/drawing/2010/main" val="0"/>
@@ -3788,6 +3653,12 @@
             <w:insideV w:val="single" w:color="365F91" w:sz="12" w:space="0"/>
           </w:tblBorders>
           <w:shd w:val="clear" w:color="auto" w:fill="0083C3"/>
+          <w:tblCellMar>
+            <w:top w:w="0" w:type="dxa"/>
+            <w:left w:w="108" w:type="dxa"/>
+            <w:bottom w:w="0" w:type="dxa"/>
+            <w:right w:w="108" w:type="dxa"/>
+          </w:tblCellMar>
         </w:tblPrEx>
         <w:trPr>
           <w:trHeight w:val="885" w:hRule="atLeast"/>
@@ -4255,7 +4126,7 @@
                     </pic:cNvPicPr>
                   </pic:nvPicPr>
                   <pic:blipFill>
-                    <a:blip r:embed="rId14">
+                    <a:blip r:embed="rId13">
                       <a:extLst>
                         <a:ext uri="{28A0092B-C50C-407E-A947-70E740481C1C}">
                           <a14:useLocalDpi xmlns:a14="http://schemas.microsoft.com/office/drawing/2010/main" val="0"/>
@@ -5101,12 +4972,6 @@
             <w:insideH w:val="single" w:color="0083C3" w:sz="4" w:space="0"/>
             <w:insideV w:val="single" w:color="0083C3" w:sz="4" w:space="0"/>
           </w:tblBorders>
-          <w:tblCellMar>
-            <w:top w:w="0" w:type="dxa"/>
-            <w:left w:w="0" w:type="dxa"/>
-            <w:bottom w:w="0" w:type="dxa"/>
-            <w:right w:w="0" w:type="dxa"/>
-          </w:tblCellMar>
         </w:tblPrEx>
         <w:trPr>
           <w:trHeight w:val="625" w:hRule="atLeast"/>
@@ -9130,7 +8995,7 @@
                     </pic:cNvPicPr>
                   </pic:nvPicPr>
                   <pic:blipFill>
-                    <a:blip r:embed="rId15"/>
+                    <a:blip r:embed="rId14"/>
                     <a:stretch>
                       <a:fillRect/>
                     </a:stretch>
@@ -9187,7 +9052,7 @@
                     </pic:cNvPicPr>
                   </pic:nvPicPr>
                   <pic:blipFill>
-                    <a:blip r:embed="rId16"/>
+                    <a:blip r:embed="rId15"/>
                     <a:stretch>
                       <a:fillRect/>
                     </a:stretch>
@@ -9410,7 +9275,7 @@
                     </pic:cNvPicPr>
                   </pic:nvPicPr>
                   <pic:blipFill>
-                    <a:blip r:embed="rId17"/>
+                    <a:blip r:embed="rId16"/>
                     <a:srcRect/>
                     <a:stretch>
                       <a:fillRect/>
